--- a/doc/2026海豚杯数智分析赛报告.docx
+++ b/doc/2026海豚杯数智分析赛报告.docx
@@ -122,7 +122,7 @@
           <w:left w:w="10" w:type="dxa"/>
           <w:right w:w="10" w:type="dxa"/>
         </w:tblCellMar>
-        <w:tblLook w:val="04A0" w:firstRow="1" w:lastRow="0" w:firstColumn="1" w:lastColumn="0" w:noHBand="0" w:noVBand="1"/>
+        <w:tblLook w:val="0000" w:firstRow="0" w:lastRow="0" w:firstColumn="0" w:lastColumn="0" w:noHBand="0" w:noVBand="0"/>
       </w:tblPr>
       <w:tblGrid>
         <w:gridCol w:w="2032"/>
@@ -543,38 +543,20 @@
         <w:t>维冻结语言模型嵌入、多尺度</w:t>
       </w:r>
       <w:r>
-        <w:t xml:space="preserve"> k-</w:t>
-      </w:r>
-      <w:proofErr w:type="spellStart"/>
-      <w:r>
-        <w:t>mer</w:t>
-      </w:r>
-      <w:proofErr w:type="spellEnd"/>
-      <w:r>
-        <w:t xml:space="preserve"> </w:t>
+        <w:t xml:space="preserve"> k-mer </w:t>
       </w:r>
       <w:r>
         <w:t>频数谱与比对</w:t>
       </w:r>
       <w:r>
-        <w:t xml:space="preserve"> </w:t>
-      </w:r>
-      <w:proofErr w:type="spellStart"/>
-      <w:r>
-        <w:t>bitscore</w:t>
-      </w:r>
-      <w:proofErr w:type="spellEnd"/>
-      <w:r>
-        <w:t xml:space="preserve"> </w:t>
+        <w:t xml:space="preserve"> bitscore </w:t>
       </w:r>
       <w:r>
         <w:t>证据；方法侧为膨胀残差卷积、类别特异性注意力、</w:t>
       </w:r>
-      <w:proofErr w:type="spellStart"/>
       <w:r>
         <w:t>RoFormer</w:t>
       </w:r>
-      <w:proofErr w:type="spellEnd"/>
       <w:r>
         <w:t>、多种子残差多层感知机与最优传输决策层（</w:t>
       </w:r>
@@ -615,25 +597,43 @@
         <w:t>完成长度截断（</w:t>
       </w:r>
       <w:r>
-        <w:t xml:space="preserve">1,024 </w:t>
-      </w:r>
-      <w:r>
-        <w:t>残基覆盖</w:t>
-      </w:r>
-      <w:r>
-        <w:t xml:space="preserve"> 95% </w:t>
-      </w:r>
-      <w:r>
-        <w:t>序列）、三路特征化、比对证据清洗（</w:t>
+        <w:t xml:space="preserve">1,022 </w:t>
+      </w:r>
+      <w:r>
+        <w:t>残基上限覆盖</w:t>
+      </w:r>
+      <w:r>
+        <w:t xml:space="preserve"> 89.3% </w:t>
+      </w:r>
+      <w:r>
+        <w:t>序列，被截断的</w:t>
+      </w:r>
+      <w:r>
+        <w:t xml:space="preserve"> 10.7% </w:t>
+      </w:r>
+      <w:r>
+        <w:t>长链合计损失</w:t>
+      </w:r>
+      <w:r>
+        <w:t xml:space="preserve"> 14.1% </w:t>
+      </w:r>
+      <w:r>
+        <w:t>残基）、三路特征化、比对证据清洗（</w:t>
       </w:r>
       <w:r>
         <w:t>E-value ≤ 0.001</w:t>
       </w:r>
       <w:r>
-        <w:t>，</w:t>
-      </w:r>
-      <w:r>
-        <w:t>top-5</w:t>
+        <w:t>，缓存</w:t>
+      </w:r>
+      <w:r>
+        <w:t xml:space="preserve"> bitscore top-5</w:t>
+      </w:r>
+      <w:r>
+        <w:t>、聚合</w:t>
+      </w:r>
+      <w:r>
+        <w:t xml:space="preserve"> top-3</w:t>
       </w:r>
       <w:r>
         <w:t>）与</w:t>
@@ -860,8 +860,9 @@
     <w:sdt>
       <w:sdtPr>
         <w:alias w:val="Table of Contents"/>
-        <w:id w:val="1297569860"/>
+        <w:id w:val="-651216192"/>
       </w:sdtPr>
+      <w:sdtEndPr/>
       <w:sdtContent>
         <w:p>
           <w:pPr>
@@ -870,8 +871,12 @@
               <w:tab w:val="right" w:leader="dot" w:pos="9060"/>
             </w:tabs>
             <w:rPr>
-              <w:rFonts w:hint="eastAsia"/>
+              <w:rFonts w:asciiTheme="minorHAnsi" w:eastAsiaTheme="minorEastAsia" w:hAnsiTheme="minorHAnsi" w:cstheme="minorBidi" w:hint="eastAsia"/>
               <w:noProof/>
+              <w:color w:val="auto"/>
+              <w:kern w:val="2"/>
+              <w:sz w:val="22"/>
+              <w14:ligatures w14:val="standardContextual"/>
             </w:rPr>
           </w:pPr>
           <w:r>
@@ -883,7 +888,7 @@
           <w:r>
             <w:fldChar w:fldCharType="separate"/>
           </w:r>
-          <w:hyperlink w:anchor="_Toc240786430" w:history="1">
+          <w:hyperlink w:anchor="_Toc240809204" w:history="1">
             <w:r>
               <w:rPr>
                 <w:rStyle w:val="a5"/>
@@ -930,7 +935,7 @@
               <w:rPr>
                 <w:noProof/>
               </w:rPr>
-              <w:instrText>PAGEREF _Toc240786430 \h</w:instrText>
+              <w:instrText>PAGEREF _Toc240809204 \h</w:instrText>
             </w:r>
             <w:r>
               <w:rPr>
@@ -975,11 +980,15 @@
             </w:tabs>
             <w:ind w:left="480"/>
             <w:rPr>
-              <w:rFonts w:hint="eastAsia"/>
+              <w:rFonts w:asciiTheme="minorHAnsi" w:eastAsiaTheme="minorEastAsia" w:hAnsiTheme="minorHAnsi" w:cstheme="minorBidi" w:hint="eastAsia"/>
               <w:noProof/>
+              <w:color w:val="auto"/>
+              <w:kern w:val="2"/>
+              <w:sz w:val="22"/>
+              <w14:ligatures w14:val="standardContextual"/>
             </w:rPr>
           </w:pPr>
-          <w:hyperlink w:anchor="_Toc240786431" w:history="1">
+          <w:hyperlink w:anchor="_Toc240809205" w:history="1">
             <w:r>
               <w:rPr>
                 <w:rStyle w:val="a5"/>
@@ -1019,7 +1028,7 @@
               <w:rPr>
                 <w:noProof/>
               </w:rPr>
-              <w:instrText>PAGEREF _Toc240786431 \h</w:instrText>
+              <w:instrText>PAGEREF _Toc240809205 \h</w:instrText>
             </w:r>
             <w:r>
               <w:rPr>
@@ -1064,11 +1073,15 @@
             </w:tabs>
             <w:ind w:left="480"/>
             <w:rPr>
-              <w:rFonts w:hint="eastAsia"/>
+              <w:rFonts w:asciiTheme="minorHAnsi" w:eastAsiaTheme="minorEastAsia" w:hAnsiTheme="minorHAnsi" w:cstheme="minorBidi" w:hint="eastAsia"/>
               <w:noProof/>
+              <w:color w:val="auto"/>
+              <w:kern w:val="2"/>
+              <w:sz w:val="22"/>
+              <w14:ligatures w14:val="standardContextual"/>
             </w:rPr>
           </w:pPr>
-          <w:hyperlink w:anchor="_Toc240786432" w:history="1">
+          <w:hyperlink w:anchor="_Toc240809206" w:history="1">
             <w:r>
               <w:rPr>
                 <w:rStyle w:val="a5"/>
@@ -1108,7 +1121,7 @@
               <w:rPr>
                 <w:noProof/>
               </w:rPr>
-              <w:instrText>PAGEREF _Toc240786432 \h</w:instrText>
+              <w:instrText>PAGEREF _Toc240809206 \h</w:instrText>
             </w:r>
             <w:r>
               <w:rPr>
@@ -1152,11 +1165,15 @@
               <w:tab w:val="right" w:leader="dot" w:pos="9060"/>
             </w:tabs>
             <w:rPr>
-              <w:rFonts w:hint="eastAsia"/>
+              <w:rFonts w:asciiTheme="minorHAnsi" w:eastAsiaTheme="minorEastAsia" w:hAnsiTheme="minorHAnsi" w:cstheme="minorBidi" w:hint="eastAsia"/>
               <w:noProof/>
+              <w:color w:val="auto"/>
+              <w:kern w:val="2"/>
+              <w:sz w:val="22"/>
+              <w14:ligatures w14:val="standardContextual"/>
             </w:rPr>
           </w:pPr>
-          <w:hyperlink w:anchor="_Toc240786433" w:history="1">
+          <w:hyperlink w:anchor="_Toc240809207" w:history="1">
             <w:r>
               <w:rPr>
                 <w:rStyle w:val="a5"/>
@@ -1203,7 +1220,7 @@
               <w:rPr>
                 <w:noProof/>
               </w:rPr>
-              <w:instrText>PAGEREF _Toc240786433 \h</w:instrText>
+              <w:instrText>PAGEREF _Toc240809207 \h</w:instrText>
             </w:r>
             <w:r>
               <w:rPr>
@@ -1248,11 +1265,15 @@
             </w:tabs>
             <w:ind w:left="480"/>
             <w:rPr>
-              <w:rFonts w:hint="eastAsia"/>
+              <w:rFonts w:asciiTheme="minorHAnsi" w:eastAsiaTheme="minorEastAsia" w:hAnsiTheme="minorHAnsi" w:cstheme="minorBidi" w:hint="eastAsia"/>
               <w:noProof/>
+              <w:color w:val="auto"/>
+              <w:kern w:val="2"/>
+              <w:sz w:val="22"/>
+              <w14:ligatures w14:val="standardContextual"/>
             </w:rPr>
           </w:pPr>
-          <w:hyperlink w:anchor="_Toc240786434" w:history="1">
+          <w:hyperlink w:anchor="_Toc240809208" w:history="1">
             <w:r>
               <w:rPr>
                 <w:rStyle w:val="a5"/>
@@ -1292,7 +1313,7 @@
               <w:rPr>
                 <w:noProof/>
               </w:rPr>
-              <w:instrText>PAGEREF _Toc240786434 \h</w:instrText>
+              <w:instrText>PAGEREF _Toc240809208 \h</w:instrText>
             </w:r>
             <w:r>
               <w:rPr>
@@ -1337,11 +1358,15 @@
             </w:tabs>
             <w:ind w:left="480"/>
             <w:rPr>
-              <w:rFonts w:hint="eastAsia"/>
+              <w:rFonts w:asciiTheme="minorHAnsi" w:eastAsiaTheme="minorEastAsia" w:hAnsiTheme="minorHAnsi" w:cstheme="minorBidi" w:hint="eastAsia"/>
               <w:noProof/>
+              <w:color w:val="auto"/>
+              <w:kern w:val="2"/>
+              <w:sz w:val="22"/>
+              <w14:ligatures w14:val="standardContextual"/>
             </w:rPr>
           </w:pPr>
-          <w:hyperlink w:anchor="_Toc240786435" w:history="1">
+          <w:hyperlink w:anchor="_Toc240809209" w:history="1">
             <w:r>
               <w:rPr>
                 <w:rStyle w:val="a5"/>
@@ -1381,7 +1406,7 @@
               <w:rPr>
                 <w:noProof/>
               </w:rPr>
-              <w:instrText>PAGEREF _Toc240786435 \h</w:instrText>
+              <w:instrText>PAGEREF _Toc240809209 \h</w:instrText>
             </w:r>
             <w:r>
               <w:rPr>
@@ -1426,11 +1451,15 @@
             </w:tabs>
             <w:ind w:left="480"/>
             <w:rPr>
-              <w:rFonts w:hint="eastAsia"/>
+              <w:rFonts w:asciiTheme="minorHAnsi" w:eastAsiaTheme="minorEastAsia" w:hAnsiTheme="minorHAnsi" w:cstheme="minorBidi" w:hint="eastAsia"/>
               <w:noProof/>
+              <w:color w:val="auto"/>
+              <w:kern w:val="2"/>
+              <w:sz w:val="22"/>
+              <w14:ligatures w14:val="standardContextual"/>
             </w:rPr>
           </w:pPr>
-          <w:hyperlink w:anchor="_Toc240786436" w:history="1">
+          <w:hyperlink w:anchor="_Toc240809210" w:history="1">
             <w:r>
               <w:rPr>
                 <w:rStyle w:val="a5"/>
@@ -1470,7 +1499,7 @@
               <w:rPr>
                 <w:noProof/>
               </w:rPr>
-              <w:instrText>PAGEREF _Toc240786436 \h</w:instrText>
+              <w:instrText>PAGEREF _Toc240809210 \h</w:instrText>
             </w:r>
             <w:r>
               <w:rPr>
@@ -1515,11 +1544,15 @@
             </w:tabs>
             <w:ind w:left="480"/>
             <w:rPr>
-              <w:rFonts w:hint="eastAsia"/>
+              <w:rFonts w:asciiTheme="minorHAnsi" w:eastAsiaTheme="minorEastAsia" w:hAnsiTheme="minorHAnsi" w:cstheme="minorBidi" w:hint="eastAsia"/>
               <w:noProof/>
+              <w:color w:val="auto"/>
+              <w:kern w:val="2"/>
+              <w:sz w:val="22"/>
+              <w14:ligatures w14:val="standardContextual"/>
             </w:rPr>
           </w:pPr>
-          <w:hyperlink w:anchor="_Toc240786437" w:history="1">
+          <w:hyperlink w:anchor="_Toc240809211" w:history="1">
             <w:r>
               <w:rPr>
                 <w:rStyle w:val="a5"/>
@@ -1559,7 +1592,7 @@
               <w:rPr>
                 <w:noProof/>
               </w:rPr>
-              <w:instrText>PAGEREF _Toc240786437 \h</w:instrText>
+              <w:instrText>PAGEREF _Toc240809211 \h</w:instrText>
             </w:r>
             <w:r>
               <w:rPr>
@@ -1604,11 +1637,15 @@
             </w:tabs>
             <w:ind w:left="480"/>
             <w:rPr>
-              <w:rFonts w:hint="eastAsia"/>
+              <w:rFonts w:asciiTheme="minorHAnsi" w:eastAsiaTheme="minorEastAsia" w:hAnsiTheme="minorHAnsi" w:cstheme="minorBidi" w:hint="eastAsia"/>
               <w:noProof/>
+              <w:color w:val="auto"/>
+              <w:kern w:val="2"/>
+              <w:sz w:val="22"/>
+              <w14:ligatures w14:val="standardContextual"/>
             </w:rPr>
           </w:pPr>
-          <w:hyperlink w:anchor="_Toc240786438" w:history="1">
+          <w:hyperlink w:anchor="_Toc240809212" w:history="1">
             <w:r>
               <w:rPr>
                 <w:rStyle w:val="a5"/>
@@ -1648,7 +1685,7 @@
               <w:rPr>
                 <w:noProof/>
               </w:rPr>
-              <w:instrText>PAGEREF _Toc240786438 \h</w:instrText>
+              <w:instrText>PAGEREF _Toc240809212 \h</w:instrText>
             </w:r>
             <w:r>
               <w:rPr>
@@ -1692,11 +1729,15 @@
               <w:tab w:val="right" w:leader="dot" w:pos="9060"/>
             </w:tabs>
             <w:rPr>
-              <w:rFonts w:hint="eastAsia"/>
+              <w:rFonts w:asciiTheme="minorHAnsi" w:eastAsiaTheme="minorEastAsia" w:hAnsiTheme="minorHAnsi" w:cstheme="minorBidi" w:hint="eastAsia"/>
               <w:noProof/>
+              <w:color w:val="auto"/>
+              <w:kern w:val="2"/>
+              <w:sz w:val="22"/>
+              <w14:ligatures w14:val="standardContextual"/>
             </w:rPr>
           </w:pPr>
-          <w:hyperlink w:anchor="_Toc240786439" w:history="1">
+          <w:hyperlink w:anchor="_Toc240809213" w:history="1">
             <w:r>
               <w:rPr>
                 <w:rStyle w:val="a5"/>
@@ -1743,7 +1784,7 @@
               <w:rPr>
                 <w:noProof/>
               </w:rPr>
-              <w:instrText>PAGEREF _Toc240786439 \h</w:instrText>
+              <w:instrText>PAGEREF _Toc240809213 \h</w:instrText>
             </w:r>
             <w:r>
               <w:rPr>
@@ -1788,11 +1829,15 @@
             </w:tabs>
             <w:ind w:left="480"/>
             <w:rPr>
-              <w:rFonts w:hint="eastAsia"/>
+              <w:rFonts w:asciiTheme="minorHAnsi" w:eastAsiaTheme="minorEastAsia" w:hAnsiTheme="minorHAnsi" w:cstheme="minorBidi" w:hint="eastAsia"/>
               <w:noProof/>
+              <w:color w:val="auto"/>
+              <w:kern w:val="2"/>
+              <w:sz w:val="22"/>
+              <w14:ligatures w14:val="standardContextual"/>
             </w:rPr>
           </w:pPr>
-          <w:hyperlink w:anchor="_Toc240786440" w:history="1">
+          <w:hyperlink w:anchor="_Toc240809214" w:history="1">
             <w:r>
               <w:rPr>
                 <w:rStyle w:val="a5"/>
@@ -1846,7 +1891,7 @@
               <w:rPr>
                 <w:noProof/>
               </w:rPr>
-              <w:instrText>PAGEREF _Toc240786440 \h</w:instrText>
+              <w:instrText>PAGEREF _Toc240809214 \h</w:instrText>
             </w:r>
             <w:r>
               <w:rPr>
@@ -1891,11 +1936,15 @@
             </w:tabs>
             <w:ind w:left="480"/>
             <w:rPr>
-              <w:rFonts w:hint="eastAsia"/>
+              <w:rFonts w:asciiTheme="minorHAnsi" w:eastAsiaTheme="minorEastAsia" w:hAnsiTheme="minorHAnsi" w:cstheme="minorBidi" w:hint="eastAsia"/>
               <w:noProof/>
+              <w:color w:val="auto"/>
+              <w:kern w:val="2"/>
+              <w:sz w:val="22"/>
+              <w14:ligatures w14:val="standardContextual"/>
             </w:rPr>
           </w:pPr>
-          <w:hyperlink w:anchor="_Toc240786441" w:history="1">
+          <w:hyperlink w:anchor="_Toc240809215" w:history="1">
             <w:r>
               <w:rPr>
                 <w:rStyle w:val="a5"/>
@@ -1949,7 +1998,7 @@
               <w:rPr>
                 <w:noProof/>
               </w:rPr>
-              <w:instrText>PAGEREF _Toc240786441 \h</w:instrText>
+              <w:instrText>PAGEREF _Toc240809215 \h</w:instrText>
             </w:r>
             <w:r>
               <w:rPr>
@@ -1994,11 +2043,15 @@
             </w:tabs>
             <w:ind w:left="480"/>
             <w:rPr>
-              <w:rFonts w:hint="eastAsia"/>
+              <w:rFonts w:asciiTheme="minorHAnsi" w:eastAsiaTheme="minorEastAsia" w:hAnsiTheme="minorHAnsi" w:cstheme="minorBidi" w:hint="eastAsia"/>
               <w:noProof/>
+              <w:color w:val="auto"/>
+              <w:kern w:val="2"/>
+              <w:sz w:val="22"/>
+              <w14:ligatures w14:val="standardContextual"/>
             </w:rPr>
           </w:pPr>
-          <w:hyperlink w:anchor="_Toc240786442" w:history="1">
+          <w:hyperlink w:anchor="_Toc240809216" w:history="1">
             <w:r>
               <w:rPr>
                 <w:rStyle w:val="a5"/>
@@ -2052,7 +2105,7 @@
               <w:rPr>
                 <w:noProof/>
               </w:rPr>
-              <w:instrText>PAGEREF _Toc240786442 \h</w:instrText>
+              <w:instrText>PAGEREF _Toc240809216 \h</w:instrText>
             </w:r>
             <w:r>
               <w:rPr>
@@ -2097,11 +2150,15 @@
             </w:tabs>
             <w:ind w:left="480"/>
             <w:rPr>
-              <w:rFonts w:hint="eastAsia"/>
+              <w:rFonts w:asciiTheme="minorHAnsi" w:eastAsiaTheme="minorEastAsia" w:hAnsiTheme="minorHAnsi" w:cstheme="minorBidi" w:hint="eastAsia"/>
               <w:noProof/>
+              <w:color w:val="auto"/>
+              <w:kern w:val="2"/>
+              <w:sz w:val="22"/>
+              <w14:ligatures w14:val="standardContextual"/>
             </w:rPr>
           </w:pPr>
-          <w:hyperlink w:anchor="_Toc240786443" w:history="1">
+          <w:hyperlink w:anchor="_Toc240809217" w:history="1">
             <w:r>
               <w:rPr>
                 <w:rStyle w:val="a5"/>
@@ -2155,7 +2212,7 @@
               <w:rPr>
                 <w:noProof/>
               </w:rPr>
-              <w:instrText>PAGEREF _Toc240786443 \h</w:instrText>
+              <w:instrText>PAGEREF _Toc240809217 \h</w:instrText>
             </w:r>
             <w:r>
               <w:rPr>
@@ -2200,11 +2257,15 @@
             </w:tabs>
             <w:ind w:left="480"/>
             <w:rPr>
-              <w:rFonts w:hint="eastAsia"/>
+              <w:rFonts w:asciiTheme="minorHAnsi" w:eastAsiaTheme="minorEastAsia" w:hAnsiTheme="minorHAnsi" w:cstheme="minorBidi" w:hint="eastAsia"/>
               <w:noProof/>
+              <w:color w:val="auto"/>
+              <w:kern w:val="2"/>
+              <w:sz w:val="22"/>
+              <w14:ligatures w14:val="standardContextual"/>
             </w:rPr>
           </w:pPr>
-          <w:hyperlink w:anchor="_Toc240786444" w:history="1">
+          <w:hyperlink w:anchor="_Toc240809218" w:history="1">
             <w:r>
               <w:rPr>
                 <w:rStyle w:val="a5"/>
@@ -2258,7 +2319,7 @@
               <w:rPr>
                 <w:noProof/>
               </w:rPr>
-              <w:instrText>PAGEREF _Toc240786444 \h</w:instrText>
+              <w:instrText>PAGEREF _Toc240809218 \h</w:instrText>
             </w:r>
             <w:r>
               <w:rPr>
@@ -2302,11 +2363,15 @@
               <w:tab w:val="right" w:leader="dot" w:pos="9060"/>
             </w:tabs>
             <w:rPr>
-              <w:rFonts w:hint="eastAsia"/>
+              <w:rFonts w:asciiTheme="minorHAnsi" w:eastAsiaTheme="minorEastAsia" w:hAnsiTheme="minorHAnsi" w:cstheme="minorBidi" w:hint="eastAsia"/>
               <w:noProof/>
+              <w:color w:val="auto"/>
+              <w:kern w:val="2"/>
+              <w:sz w:val="22"/>
+              <w14:ligatures w14:val="standardContextual"/>
             </w:rPr>
           </w:pPr>
-          <w:hyperlink w:anchor="_Toc240786445" w:history="1">
+          <w:hyperlink w:anchor="_Toc240809219" w:history="1">
             <w:r>
               <w:rPr>
                 <w:rStyle w:val="a5"/>
@@ -2353,7 +2418,7 @@
               <w:rPr>
                 <w:noProof/>
               </w:rPr>
-              <w:instrText>PAGEREF _Toc240786445 \h</w:instrText>
+              <w:instrText>PAGEREF _Toc240809219 \h</w:instrText>
             </w:r>
             <w:r>
               <w:rPr>
@@ -2398,11 +2463,15 @@
             </w:tabs>
             <w:ind w:left="480"/>
             <w:rPr>
-              <w:rFonts w:hint="eastAsia"/>
+              <w:rFonts w:asciiTheme="minorHAnsi" w:eastAsiaTheme="minorEastAsia" w:hAnsiTheme="minorHAnsi" w:cstheme="minorBidi" w:hint="eastAsia"/>
               <w:noProof/>
+              <w:color w:val="auto"/>
+              <w:kern w:val="2"/>
+              <w:sz w:val="22"/>
+              <w14:ligatures w14:val="standardContextual"/>
             </w:rPr>
           </w:pPr>
-          <w:hyperlink w:anchor="_Toc240786446" w:history="1">
+          <w:hyperlink w:anchor="_Toc240809220" w:history="1">
             <w:r>
               <w:rPr>
                 <w:rStyle w:val="a5"/>
@@ -2442,7 +2511,7 @@
               <w:rPr>
                 <w:noProof/>
               </w:rPr>
-              <w:instrText>PAGEREF _Toc240786446 \h</w:instrText>
+              <w:instrText>PAGEREF _Toc240809220 \h</w:instrText>
             </w:r>
             <w:r>
               <w:rPr>
@@ -2487,11 +2556,15 @@
             </w:tabs>
             <w:ind w:left="480"/>
             <w:rPr>
-              <w:rFonts w:hint="eastAsia"/>
+              <w:rFonts w:asciiTheme="minorHAnsi" w:eastAsiaTheme="minorEastAsia" w:hAnsiTheme="minorHAnsi" w:cstheme="minorBidi" w:hint="eastAsia"/>
               <w:noProof/>
+              <w:color w:val="auto"/>
+              <w:kern w:val="2"/>
+              <w:sz w:val="22"/>
+              <w14:ligatures w14:val="standardContextual"/>
             </w:rPr>
           </w:pPr>
-          <w:hyperlink w:anchor="_Toc240786447" w:history="1">
+          <w:hyperlink w:anchor="_Toc240809221" w:history="1">
             <w:r>
               <w:rPr>
                 <w:rStyle w:val="a5"/>
@@ -2531,7 +2604,7 @@
               <w:rPr>
                 <w:noProof/>
               </w:rPr>
-              <w:instrText>PAGEREF _Toc240786447 \h</w:instrText>
+              <w:instrText>PAGEREF _Toc240809221 \h</w:instrText>
             </w:r>
             <w:r>
               <w:rPr>
@@ -2575,11 +2648,15 @@
               <w:tab w:val="right" w:leader="dot" w:pos="9060"/>
             </w:tabs>
             <w:rPr>
-              <w:rFonts w:hint="eastAsia"/>
+              <w:rFonts w:asciiTheme="minorHAnsi" w:eastAsiaTheme="minorEastAsia" w:hAnsiTheme="minorHAnsi" w:cstheme="minorBidi" w:hint="eastAsia"/>
               <w:noProof/>
+              <w:color w:val="auto"/>
+              <w:kern w:val="2"/>
+              <w:sz w:val="22"/>
+              <w14:ligatures w14:val="standardContextual"/>
             </w:rPr>
           </w:pPr>
-          <w:hyperlink w:anchor="_Toc240786448" w:history="1">
+          <w:hyperlink w:anchor="_Toc240809222" w:history="1">
             <w:r>
               <w:rPr>
                 <w:rStyle w:val="a5"/>
@@ -2626,7 +2703,7 @@
               <w:rPr>
                 <w:noProof/>
               </w:rPr>
-              <w:instrText>PAGEREF _Toc240786448 \h</w:instrText>
+              <w:instrText>PAGEREF _Toc240809222 \h</w:instrText>
             </w:r>
             <w:r>
               <w:rPr>
@@ -2671,11 +2748,15 @@
             </w:tabs>
             <w:ind w:left="480"/>
             <w:rPr>
-              <w:rFonts w:hint="eastAsia"/>
+              <w:rFonts w:asciiTheme="minorHAnsi" w:eastAsiaTheme="minorEastAsia" w:hAnsiTheme="minorHAnsi" w:cstheme="minorBidi" w:hint="eastAsia"/>
               <w:noProof/>
+              <w:color w:val="auto"/>
+              <w:kern w:val="2"/>
+              <w:sz w:val="22"/>
+              <w14:ligatures w14:val="standardContextual"/>
             </w:rPr>
           </w:pPr>
-          <w:hyperlink w:anchor="_Toc240786449" w:history="1">
+          <w:hyperlink w:anchor="_Toc240809223" w:history="1">
             <w:r>
               <w:rPr>
                 <w:rStyle w:val="a5"/>
@@ -2715,7 +2796,7 @@
               <w:rPr>
                 <w:noProof/>
               </w:rPr>
-              <w:instrText>PAGEREF _Toc240786449 \h</w:instrText>
+              <w:instrText>PAGEREF _Toc240809223 \h</w:instrText>
             </w:r>
             <w:r>
               <w:rPr>
@@ -2760,11 +2841,15 @@
             </w:tabs>
             <w:ind w:left="480"/>
             <w:rPr>
-              <w:rFonts w:hint="eastAsia"/>
+              <w:rFonts w:asciiTheme="minorHAnsi" w:eastAsiaTheme="minorEastAsia" w:hAnsiTheme="minorHAnsi" w:cstheme="minorBidi" w:hint="eastAsia"/>
               <w:noProof/>
+              <w:color w:val="auto"/>
+              <w:kern w:val="2"/>
+              <w:sz w:val="22"/>
+              <w14:ligatures w14:val="standardContextual"/>
             </w:rPr>
           </w:pPr>
-          <w:hyperlink w:anchor="_Toc240786450" w:history="1">
+          <w:hyperlink w:anchor="_Toc240809224" w:history="1">
             <w:r>
               <w:rPr>
                 <w:rStyle w:val="a5"/>
@@ -2804,7 +2889,7 @@
               <w:rPr>
                 <w:noProof/>
               </w:rPr>
-              <w:instrText>PAGEREF _Toc240786450 \h</w:instrText>
+              <w:instrText>PAGEREF _Toc240809224 \h</w:instrText>
             </w:r>
             <w:r>
               <w:rPr>
@@ -2849,11 +2934,15 @@
             </w:tabs>
             <w:ind w:left="480"/>
             <w:rPr>
-              <w:rFonts w:hint="eastAsia"/>
+              <w:rFonts w:asciiTheme="minorHAnsi" w:eastAsiaTheme="minorEastAsia" w:hAnsiTheme="minorHAnsi" w:cstheme="minorBidi" w:hint="eastAsia"/>
               <w:noProof/>
+              <w:color w:val="auto"/>
+              <w:kern w:val="2"/>
+              <w:sz w:val="22"/>
+              <w14:ligatures w14:val="standardContextual"/>
             </w:rPr>
           </w:pPr>
-          <w:hyperlink w:anchor="_Toc240786451" w:history="1">
+          <w:hyperlink w:anchor="_Toc240809225" w:history="1">
             <w:r>
               <w:rPr>
                 <w:rStyle w:val="a5"/>
@@ -2893,7 +2982,7 @@
               <w:rPr>
                 <w:noProof/>
               </w:rPr>
-              <w:instrText>PAGEREF _Toc240786451 \h</w:instrText>
+              <w:instrText>PAGEREF _Toc240809225 \h</w:instrText>
             </w:r>
             <w:r>
               <w:rPr>
@@ -2938,11 +3027,15 @@
             </w:tabs>
             <w:ind w:left="480"/>
             <w:rPr>
-              <w:rFonts w:hint="eastAsia"/>
+              <w:rFonts w:asciiTheme="minorHAnsi" w:eastAsiaTheme="minorEastAsia" w:hAnsiTheme="minorHAnsi" w:cstheme="minorBidi" w:hint="eastAsia"/>
               <w:noProof/>
+              <w:color w:val="auto"/>
+              <w:kern w:val="2"/>
+              <w:sz w:val="22"/>
+              <w14:ligatures w14:val="standardContextual"/>
             </w:rPr>
           </w:pPr>
-          <w:hyperlink w:anchor="_Toc240786452" w:history="1">
+          <w:hyperlink w:anchor="_Toc240809226" w:history="1">
             <w:r>
               <w:rPr>
                 <w:rStyle w:val="a5"/>
@@ -2982,7 +3075,7 @@
               <w:rPr>
                 <w:noProof/>
               </w:rPr>
-              <w:instrText>PAGEREF _Toc240786452 \h</w:instrText>
+              <w:instrText>PAGEREF _Toc240809226 \h</w:instrText>
             </w:r>
             <w:r>
               <w:rPr>
@@ -3027,11 +3120,15 @@
             </w:tabs>
             <w:ind w:left="480"/>
             <w:rPr>
-              <w:rFonts w:hint="eastAsia"/>
+              <w:rFonts w:asciiTheme="minorHAnsi" w:eastAsiaTheme="minorEastAsia" w:hAnsiTheme="minorHAnsi" w:cstheme="minorBidi" w:hint="eastAsia"/>
               <w:noProof/>
+              <w:color w:val="auto"/>
+              <w:kern w:val="2"/>
+              <w:sz w:val="22"/>
+              <w14:ligatures w14:val="standardContextual"/>
             </w:rPr>
           </w:pPr>
-          <w:hyperlink w:anchor="_Toc240786453" w:history="1">
+          <w:hyperlink w:anchor="_Toc240809227" w:history="1">
             <w:r>
               <w:rPr>
                 <w:rStyle w:val="a5"/>
@@ -3085,7 +3182,7 @@
               <w:rPr>
                 <w:noProof/>
               </w:rPr>
-              <w:instrText>PAGEREF _Toc240786453 \h</w:instrText>
+              <w:instrText>PAGEREF _Toc240809227 \h</w:instrText>
             </w:r>
             <w:r>
               <w:rPr>
@@ -3130,11 +3227,15 @@
             </w:tabs>
             <w:ind w:left="480"/>
             <w:rPr>
-              <w:rFonts w:hint="eastAsia"/>
+              <w:rFonts w:asciiTheme="minorHAnsi" w:eastAsiaTheme="minorEastAsia" w:hAnsiTheme="minorHAnsi" w:cstheme="minorBidi" w:hint="eastAsia"/>
               <w:noProof/>
+              <w:color w:val="auto"/>
+              <w:kern w:val="2"/>
+              <w:sz w:val="22"/>
+              <w14:ligatures w14:val="standardContextual"/>
             </w:rPr>
           </w:pPr>
-          <w:hyperlink w:anchor="_Toc240786454" w:history="1">
+          <w:hyperlink w:anchor="_Toc240809228" w:history="1">
             <w:r>
               <w:rPr>
                 <w:rStyle w:val="a5"/>
@@ -3174,7 +3275,7 @@
               <w:rPr>
                 <w:noProof/>
               </w:rPr>
-              <w:instrText>PAGEREF _Toc240786454 \h</w:instrText>
+              <w:instrText>PAGEREF _Toc240809228 \h</w:instrText>
             </w:r>
             <w:r>
               <w:rPr>
@@ -3219,11 +3320,15 @@
             </w:tabs>
             <w:ind w:left="480"/>
             <w:rPr>
-              <w:rFonts w:hint="eastAsia"/>
+              <w:rFonts w:asciiTheme="minorHAnsi" w:eastAsiaTheme="minorEastAsia" w:hAnsiTheme="minorHAnsi" w:cstheme="minorBidi" w:hint="eastAsia"/>
               <w:noProof/>
+              <w:color w:val="auto"/>
+              <w:kern w:val="2"/>
+              <w:sz w:val="22"/>
+              <w14:ligatures w14:val="standardContextual"/>
             </w:rPr>
           </w:pPr>
-          <w:hyperlink w:anchor="_Toc240786455" w:history="1">
+          <w:hyperlink w:anchor="_Toc240809229" w:history="1">
             <w:r>
               <w:rPr>
                 <w:rStyle w:val="a5"/>
@@ -3263,7 +3368,7 @@
               <w:rPr>
                 <w:noProof/>
               </w:rPr>
-              <w:instrText>PAGEREF _Toc240786455 \h</w:instrText>
+              <w:instrText>PAGEREF _Toc240809229 \h</w:instrText>
             </w:r>
             <w:r>
               <w:rPr>
@@ -3308,11 +3413,15 @@
             </w:tabs>
             <w:ind w:left="480"/>
             <w:rPr>
-              <w:rFonts w:hint="eastAsia"/>
+              <w:rFonts w:asciiTheme="minorHAnsi" w:eastAsiaTheme="minorEastAsia" w:hAnsiTheme="minorHAnsi" w:cstheme="minorBidi" w:hint="eastAsia"/>
               <w:noProof/>
+              <w:color w:val="auto"/>
+              <w:kern w:val="2"/>
+              <w:sz w:val="22"/>
+              <w14:ligatures w14:val="standardContextual"/>
             </w:rPr>
           </w:pPr>
-          <w:hyperlink w:anchor="_Toc240786456" w:history="1">
+          <w:hyperlink w:anchor="_Toc240809230" w:history="1">
             <w:r>
               <w:rPr>
                 <w:rStyle w:val="a5"/>
@@ -3352,7 +3461,7 @@
               <w:rPr>
                 <w:noProof/>
               </w:rPr>
-              <w:instrText>PAGEREF _Toc240786456 \h</w:instrText>
+              <w:instrText>PAGEREF _Toc240809230 \h</w:instrText>
             </w:r>
             <w:r>
               <w:rPr>
@@ -3397,11 +3506,15 @@
             </w:tabs>
             <w:ind w:left="480"/>
             <w:rPr>
-              <w:rFonts w:hint="eastAsia"/>
+              <w:rFonts w:asciiTheme="minorHAnsi" w:eastAsiaTheme="minorEastAsia" w:hAnsiTheme="minorHAnsi" w:cstheme="minorBidi" w:hint="eastAsia"/>
               <w:noProof/>
+              <w:color w:val="auto"/>
+              <w:kern w:val="2"/>
+              <w:sz w:val="22"/>
+              <w14:ligatures w14:val="standardContextual"/>
             </w:rPr>
           </w:pPr>
-          <w:hyperlink w:anchor="_Toc240786457" w:history="1">
+          <w:hyperlink w:anchor="_Toc240809231" w:history="1">
             <w:r>
               <w:rPr>
                 <w:rStyle w:val="a5"/>
@@ -3441,7 +3554,7 @@
               <w:rPr>
                 <w:noProof/>
               </w:rPr>
-              <w:instrText>PAGEREF _Toc240786457 \h</w:instrText>
+              <w:instrText>PAGEREF _Toc240809231 \h</w:instrText>
             </w:r>
             <w:r>
               <w:rPr>
@@ -3485,11 +3598,15 @@
               <w:tab w:val="right" w:leader="dot" w:pos="9060"/>
             </w:tabs>
             <w:rPr>
-              <w:rFonts w:hint="eastAsia"/>
+              <w:rFonts w:asciiTheme="minorHAnsi" w:eastAsiaTheme="minorEastAsia" w:hAnsiTheme="minorHAnsi" w:cstheme="minorBidi" w:hint="eastAsia"/>
               <w:noProof/>
+              <w:color w:val="auto"/>
+              <w:kern w:val="2"/>
+              <w:sz w:val="22"/>
+              <w14:ligatures w14:val="standardContextual"/>
             </w:rPr>
           </w:pPr>
-          <w:hyperlink w:anchor="_Toc240786458" w:history="1">
+          <w:hyperlink w:anchor="_Toc240809232" w:history="1">
             <w:r>
               <w:rPr>
                 <w:rStyle w:val="a5"/>
@@ -3536,7 +3653,7 @@
               <w:rPr>
                 <w:noProof/>
               </w:rPr>
-              <w:instrText>PAGEREF _Toc240786458 \h</w:instrText>
+              <w:instrText>PAGEREF _Toc240809232 \h</w:instrText>
             </w:r>
             <w:r>
               <w:rPr>
@@ -3581,11 +3698,15 @@
             </w:tabs>
             <w:ind w:left="480"/>
             <w:rPr>
-              <w:rFonts w:hint="eastAsia"/>
+              <w:rFonts w:asciiTheme="minorHAnsi" w:eastAsiaTheme="minorEastAsia" w:hAnsiTheme="minorHAnsi" w:cstheme="minorBidi" w:hint="eastAsia"/>
               <w:noProof/>
+              <w:color w:val="auto"/>
+              <w:kern w:val="2"/>
+              <w:sz w:val="22"/>
+              <w14:ligatures w14:val="standardContextual"/>
             </w:rPr>
           </w:pPr>
-          <w:hyperlink w:anchor="_Toc240786459" w:history="1">
+          <w:hyperlink w:anchor="_Toc240809233" w:history="1">
             <w:r>
               <w:rPr>
                 <w:rStyle w:val="a5"/>
@@ -3625,7 +3746,7 @@
               <w:rPr>
                 <w:noProof/>
               </w:rPr>
-              <w:instrText>PAGEREF _Toc240786459 \h</w:instrText>
+              <w:instrText>PAGEREF _Toc240809233 \h</w:instrText>
             </w:r>
             <w:r>
               <w:rPr>
@@ -3670,11 +3791,15 @@
             </w:tabs>
             <w:ind w:left="480"/>
             <w:rPr>
-              <w:rFonts w:hint="eastAsia"/>
+              <w:rFonts w:asciiTheme="minorHAnsi" w:eastAsiaTheme="minorEastAsia" w:hAnsiTheme="minorHAnsi" w:cstheme="minorBidi" w:hint="eastAsia"/>
               <w:noProof/>
+              <w:color w:val="auto"/>
+              <w:kern w:val="2"/>
+              <w:sz w:val="22"/>
+              <w14:ligatures w14:val="standardContextual"/>
             </w:rPr>
           </w:pPr>
-          <w:hyperlink w:anchor="_Toc240786460" w:history="1">
+          <w:hyperlink w:anchor="_Toc240809234" w:history="1">
             <w:r>
               <w:rPr>
                 <w:rStyle w:val="a5"/>
@@ -3714,7 +3839,7 @@
               <w:rPr>
                 <w:noProof/>
               </w:rPr>
-              <w:instrText>PAGEREF _Toc240786460 \h</w:instrText>
+              <w:instrText>PAGEREF _Toc240809234 \h</w:instrText>
             </w:r>
             <w:r>
               <w:rPr>
@@ -3759,11 +3884,15 @@
             </w:tabs>
             <w:ind w:left="480"/>
             <w:rPr>
-              <w:rFonts w:hint="eastAsia"/>
+              <w:rFonts w:asciiTheme="minorHAnsi" w:eastAsiaTheme="minorEastAsia" w:hAnsiTheme="minorHAnsi" w:cstheme="minorBidi" w:hint="eastAsia"/>
               <w:noProof/>
+              <w:color w:val="auto"/>
+              <w:kern w:val="2"/>
+              <w:sz w:val="22"/>
+              <w14:ligatures w14:val="standardContextual"/>
             </w:rPr>
           </w:pPr>
-          <w:hyperlink w:anchor="_Toc240786461" w:history="1">
+          <w:hyperlink w:anchor="_Toc240809235" w:history="1">
             <w:r>
               <w:rPr>
                 <w:rStyle w:val="a5"/>
@@ -3803,7 +3932,7 @@
               <w:rPr>
                 <w:noProof/>
               </w:rPr>
-              <w:instrText>PAGEREF _Toc240786461 \h</w:instrText>
+              <w:instrText>PAGEREF _Toc240809235 \h</w:instrText>
             </w:r>
             <w:r>
               <w:rPr>
@@ -3847,11 +3976,15 @@
               <w:tab w:val="right" w:leader="dot" w:pos="9060"/>
             </w:tabs>
             <w:rPr>
-              <w:rFonts w:hint="eastAsia"/>
+              <w:rFonts w:asciiTheme="minorHAnsi" w:eastAsiaTheme="minorEastAsia" w:hAnsiTheme="minorHAnsi" w:cstheme="minorBidi" w:hint="eastAsia"/>
               <w:noProof/>
+              <w:color w:val="auto"/>
+              <w:kern w:val="2"/>
+              <w:sz w:val="22"/>
+              <w14:ligatures w14:val="standardContextual"/>
             </w:rPr>
           </w:pPr>
-          <w:hyperlink w:anchor="_Toc240786462" w:history="1">
+          <w:hyperlink w:anchor="_Toc240809236" w:history="1">
             <w:r>
               <w:rPr>
                 <w:rStyle w:val="a5"/>
@@ -3926,7 +4059,7 @@
               <w:rPr>
                 <w:noProof/>
               </w:rPr>
-              <w:instrText>PAGEREF _Toc240786462 \h</w:instrText>
+              <w:instrText>PAGEREF _Toc240809236 \h</w:instrText>
             </w:r>
             <w:r>
               <w:rPr>
@@ -3970,11 +4103,15 @@
               <w:tab w:val="right" w:leader="dot" w:pos="9060"/>
             </w:tabs>
             <w:rPr>
-              <w:rFonts w:hint="eastAsia"/>
+              <w:rFonts w:asciiTheme="minorHAnsi" w:eastAsiaTheme="minorEastAsia" w:hAnsiTheme="minorHAnsi" w:cstheme="minorBidi" w:hint="eastAsia"/>
               <w:noProof/>
+              <w:color w:val="auto"/>
+              <w:kern w:val="2"/>
+              <w:sz w:val="22"/>
+              <w14:ligatures w14:val="standardContextual"/>
             </w:rPr>
           </w:pPr>
-          <w:hyperlink w:anchor="_Toc240786463" w:history="1">
+          <w:hyperlink w:anchor="_Toc240809237" w:history="1">
             <w:r>
               <w:rPr>
                 <w:rStyle w:val="a5"/>
@@ -4021,7 +4158,7 @@
               <w:rPr>
                 <w:noProof/>
               </w:rPr>
-              <w:instrText>PAGEREF _Toc240786463 \h</w:instrText>
+              <w:instrText>PAGEREF _Toc240809237 \h</w:instrText>
             </w:r>
             <w:r>
               <w:rPr>
@@ -4085,7 +4222,7 @@
         <w:pageBreakBefore/>
         <w:spacing w:before="0" w:after="240"/>
       </w:pPr>
-      <w:bookmarkStart w:id="0" w:name="_Toc240786430"/>
+      <w:bookmarkStart w:id="0" w:name="_Toc240809204"/>
       <w:r>
         <w:t>第</w:t>
       </w:r>
@@ -4102,7 +4239,7 @@
         <w:pStyle w:val="2"/>
         <w:keepNext/>
       </w:pPr>
-      <w:bookmarkStart w:id="1" w:name="_Toc240786431"/>
+      <w:bookmarkStart w:id="1" w:name="_Toc240809205"/>
       <w:r>
         <w:t>1.1</w:t>
       </w:r>
@@ -4284,11 +4421,9 @@
       <w:r>
         <w:t>与旋转位置编码自注意力网络（</w:t>
       </w:r>
-      <w:proofErr w:type="spellStart"/>
       <w:r>
         <w:t>RoFormer</w:t>
       </w:r>
-      <w:proofErr w:type="spellEnd"/>
       <w:r>
         <w:t>）</w:t>
       </w:r>
@@ -4341,7 +4476,7 @@
         <w:pStyle w:val="2"/>
         <w:keepNext/>
       </w:pPr>
-      <w:bookmarkStart w:id="2" w:name="_Toc240786432"/>
+      <w:bookmarkStart w:id="2" w:name="_Toc240809206"/>
       <w:r>
         <w:t>1.2</w:t>
       </w:r>
@@ -4410,18 +4545,69 @@
         <w:t>。聚合方式的研究包括</w:t>
       </w:r>
       <w:r>
+        <w:t xml:space="preserve"> bitscore </w:t>
+      </w:r>
+      <w:r>
+        <w:t>加权、近邻投票与语义加权</w:t>
+      </w:r>
+      <w:r>
+        <w:rPr>
+          <w:sz w:val="21"/>
+          <w:szCs w:val="21"/>
+          <w:vertAlign w:val="superscript"/>
+        </w:rPr>
+        <w:t>[24]</w:t>
+      </w:r>
+      <w:r>
+        <w:t>；检索深度与弱同源噪声的权衡亦有系统评估</w:t>
+      </w:r>
+      <w:r>
+        <w:rPr>
+          <w:sz w:val="21"/>
+          <w:szCs w:val="21"/>
+          <w:vertAlign w:val="superscript"/>
+        </w:rPr>
+        <w:t>[28,42]</w:t>
+      </w:r>
+      <w:r>
+        <w:t>。深度序列路线：</w:t>
+      </w:r>
+      <w:r>
+        <w:t>DeepGOPlus</w:t>
+      </w:r>
+      <w:r>
+        <w:rPr>
+          <w:sz w:val="21"/>
+          <w:szCs w:val="21"/>
+          <w:vertAlign w:val="superscript"/>
+        </w:rPr>
+        <w:t>[9]</w:t>
+      </w:r>
+      <w:r>
         <w:t xml:space="preserve"> </w:t>
       </w:r>
-      <w:proofErr w:type="spellStart"/>
-      <w:r>
-        <w:t>bitscore</w:t>
-      </w:r>
-      <w:proofErr w:type="spellEnd"/>
+      <w:r>
+        <w:t>与</w:t>
+      </w:r>
+      <w:r>
+        <w:t xml:space="preserve"> ProteInfer</w:t>
+      </w:r>
+      <w:r>
+        <w:rPr>
+          <w:sz w:val="21"/>
+          <w:szCs w:val="21"/>
+          <w:vertAlign w:val="superscript"/>
+        </w:rPr>
+        <w:t>[10]</w:t>
+      </w:r>
       <w:r>
         <w:t xml:space="preserve"> </w:t>
       </w:r>
       <w:r>
-        <w:t>加权、近邻投票与语义加权</w:t>
+        <w:t>将卷积网络直接作用于序列，</w:t>
+      </w:r>
+      <w:r>
+        <w:t>GOLabeler</w:t>
       </w:r>
       <w:r>
         <w:rPr>
@@ -4429,10 +4615,16 @@
           <w:szCs w:val="21"/>
           <w:vertAlign w:val="superscript"/>
         </w:rPr>
-        <w:t>[24]</w:t>
-      </w:r>
-      <w:r>
-        <w:t>；检索深度与弱同源噪声的权衡亦有系统评估</w:t>
+        <w:t>[22]</w:t>
+      </w:r>
+      <w:r>
+        <w:t xml:space="preserve"> </w:t>
+      </w:r>
+      <w:r>
+        <w:t>与</w:t>
+      </w:r>
+      <w:r>
+        <w:t xml:space="preserve"> NetGO</w:t>
       </w:r>
       <w:r>
         <w:rPr>
@@ -4440,23 +4632,24 @@
           <w:szCs w:val="21"/>
           <w:vertAlign w:val="superscript"/>
         </w:rPr>
-        <w:t>[28,42]</w:t>
-      </w:r>
-      <w:r>
-        <w:t>。深度序列路线：</w:t>
-      </w:r>
-      <w:proofErr w:type="spellStart"/>
-      <w:r>
-        <w:t>DeepGOPlus</w:t>
-      </w:r>
-      <w:proofErr w:type="spellEnd"/>
+        <w:t>[23]</w:t>
+      </w:r>
+      <w:r>
+        <w:t xml:space="preserve"> </w:t>
+      </w:r>
+      <w:r>
+        <w:t>系列将学习排序与多源特征融合推向大规模标注。预训练语言模型路线：</w:t>
+      </w:r>
+      <w:r>
+        <w:t>ESM-2</w:t>
+      </w:r>
       <w:r>
         <w:rPr>
           <w:sz w:val="21"/>
           <w:szCs w:val="21"/>
           <w:vertAlign w:val="superscript"/>
         </w:rPr>
-        <w:t>[9]</w:t>
+        <w:t>[15]</w:t>
       </w:r>
       <w:r>
         <w:t xml:space="preserve"> </w:t>
@@ -4465,93 +4658,8 @@
         <w:t>与</w:t>
       </w:r>
       <w:r>
-        <w:t xml:space="preserve"> </w:t>
-      </w:r>
-      <w:proofErr w:type="spellStart"/>
-      <w:r>
-        <w:t>ProteInfer</w:t>
-      </w:r>
-      <w:proofErr w:type="spellEnd"/>
-      <w:r>
-        <w:rPr>
-          <w:sz w:val="21"/>
-          <w:szCs w:val="21"/>
-          <w:vertAlign w:val="superscript"/>
-        </w:rPr>
-        <w:t>[10]</w:t>
-      </w:r>
-      <w:r>
-        <w:t xml:space="preserve"> </w:t>
-      </w:r>
-      <w:r>
-        <w:t>将卷积网络直接作用于序列，</w:t>
-      </w:r>
-      <w:proofErr w:type="spellStart"/>
-      <w:r>
-        <w:t>GOLabeler</w:t>
-      </w:r>
-      <w:proofErr w:type="spellEnd"/>
-      <w:r>
-        <w:rPr>
-          <w:sz w:val="21"/>
-          <w:szCs w:val="21"/>
-          <w:vertAlign w:val="superscript"/>
-        </w:rPr>
-        <w:t>[22]</w:t>
-      </w:r>
-      <w:r>
-        <w:t xml:space="preserve"> </w:t>
-      </w:r>
-      <w:r>
-        <w:t>与</w:t>
-      </w:r>
-      <w:r>
-        <w:t xml:space="preserve"> </w:t>
-      </w:r>
-      <w:proofErr w:type="spellStart"/>
-      <w:r>
-        <w:t>NetGO</w:t>
-      </w:r>
-      <w:proofErr w:type="spellEnd"/>
-      <w:r>
-        <w:rPr>
-          <w:sz w:val="21"/>
-          <w:szCs w:val="21"/>
-          <w:vertAlign w:val="superscript"/>
-        </w:rPr>
-        <w:t>[23]</w:t>
-      </w:r>
-      <w:r>
-        <w:t xml:space="preserve"> </w:t>
-      </w:r>
-      <w:r>
-        <w:t>系列将学习排序与多源特征融合推向大规模标注。预训练语言模型路线：</w:t>
-      </w:r>
-      <w:r>
-        <w:t>ESM-2</w:t>
-      </w:r>
-      <w:r>
-        <w:rPr>
-          <w:sz w:val="21"/>
-          <w:szCs w:val="21"/>
-          <w:vertAlign w:val="superscript"/>
-        </w:rPr>
-        <w:t>[15]</w:t>
-      </w:r>
-      <w:r>
-        <w:t xml:space="preserve"> </w:t>
-      </w:r>
-      <w:r>
-        <w:t>与</w:t>
-      </w:r>
-      <w:r>
-        <w:t xml:space="preserve"> </w:t>
-      </w:r>
-      <w:proofErr w:type="spellStart"/>
-      <w:r>
-        <w:t>ProtTrans</w:t>
-      </w:r>
-      <w:proofErr w:type="spellEnd"/>
+        <w:t xml:space="preserve"> ProtTrans</w:t>
+      </w:r>
       <w:r>
         <w:rPr>
           <w:sz w:val="21"/>
@@ -4683,7 +4791,7 @@
         <w:t>头部标签占据</w:t>
       </w:r>
       <w:r>
-        <w:t xml:space="preserve"> 62.5% </w:t>
+        <w:t xml:space="preserve"> 62.3% </w:t>
       </w:r>
       <w:r>
         <w:t>标注量的不平衡结构；同时核实</w:t>
@@ -4731,13 +4839,8 @@
         <w:t>）与</w:t>
       </w:r>
       <w:r>
-        <w:t xml:space="preserve"> </w:t>
-      </w:r>
-      <w:proofErr w:type="spellStart"/>
-      <w:r>
-        <w:t>RoFormer</w:t>
-      </w:r>
-      <w:proofErr w:type="spellEnd"/>
+        <w:t xml:space="preserve"> RoFormer</w:t>
+      </w:r>
       <w:r>
         <w:t>，聚焦长序列上的催化核心区；同源转移侧融合</w:t>
       </w:r>
@@ -4754,15 +4857,7 @@
         <w:t>加权加二跳传递）与多尺度</w:t>
       </w:r>
       <w:r>
-        <w:t xml:space="preserve"> k-</w:t>
-      </w:r>
-      <w:proofErr w:type="spellStart"/>
-      <w:r>
-        <w:t>mer</w:t>
-      </w:r>
-      <w:proofErr w:type="spellEnd"/>
-      <w:r>
-        <w:t xml:space="preserve"> </w:t>
+        <w:t xml:space="preserve"> k-mer </w:t>
       </w:r>
       <w:r>
         <w:t>频数流形；语言模型侧将冻结</w:t>
@@ -4774,15 +4869,7 @@
         <w:t>与</w:t>
       </w:r>
       <w:r>
-        <w:t xml:space="preserve"> </w:t>
-      </w:r>
-      <w:proofErr w:type="spellStart"/>
-      <w:r>
-        <w:t>ProtBERT</w:t>
-      </w:r>
-      <w:proofErr w:type="spellEnd"/>
-      <w:r>
-        <w:t xml:space="preserve"> </w:t>
+        <w:t xml:space="preserve"> ProtBERT </w:t>
       </w:r>
       <w:r>
         <w:t>的拼接嵌入经多种子残差多层感知机线性注入深度分支。</w:t>
@@ -4931,7 +5018,7 @@
         <w:pageBreakBefore/>
         <w:spacing w:before="0" w:after="240"/>
       </w:pPr>
-      <w:bookmarkStart w:id="3" w:name="_Toc240786433"/>
+      <w:bookmarkStart w:id="3" w:name="_Toc240809207"/>
       <w:r>
         <w:t>第</w:t>
       </w:r>
@@ -5001,7 +5088,7 @@
         <w:pStyle w:val="2"/>
         <w:keepNext/>
       </w:pPr>
-      <w:bookmarkStart w:id="4" w:name="_Toc240786434"/>
+      <w:bookmarkStart w:id="4" w:name="_Toc240809208"/>
       <w:r>
         <w:t>2.1</w:t>
       </w:r>
@@ -5037,16 +5124,46 @@
         <w:t>条待预测序列，无缺失字段；蛋白质序列为完整一级结构，不存在序列内缺失值问题。数据整理包括四步：其一，长度控制，超过</w:t>
       </w:r>
       <w:r>
-        <w:t xml:space="preserve"> 1,024 </w:t>
-      </w:r>
-      <w:r>
-        <w:t>个残基的长链在模型输入端做头部截断，该阈值覆盖超过</w:t>
-      </w:r>
-      <w:r>
-        <w:t xml:space="preserve"> 95% </w:t>
-      </w:r>
-      <w:r>
-        <w:t>的全长序列（见</w:t>
+        <w:t xml:space="preserve"> 1,022 </w:t>
+      </w:r>
+      <w:r>
+        <w:t>个残基（</w:t>
+      </w:r>
+      <w:r>
+        <w:t xml:space="preserve">ESM-2 </w:t>
+      </w:r>
+      <w:r>
+        <w:t>的</w:t>
+      </w:r>
+      <w:r>
+        <w:t xml:space="preserve"> token </w:t>
+      </w:r>
+      <w:r>
+        <w:t>上限</w:t>
+      </w:r>
+      <w:r>
+        <w:t xml:space="preserve"> 1,024</w:t>
+      </w:r>
+      <w:r>
+        <w:t>）的长链在模型输入端做头部截断，该阈值覆盖</w:t>
+      </w:r>
+      <w:r>
+        <w:t xml:space="preserve"> 89.3% </w:t>
+      </w:r>
+      <w:r>
+        <w:t>的全长序列，被截断的</w:t>
+      </w:r>
+      <w:r>
+        <w:t xml:space="preserve"> 10.7% </w:t>
+      </w:r>
+      <w:r>
+        <w:t>长链合计损失</w:t>
+      </w:r>
+      <w:r>
+        <w:t xml:space="preserve"> 14.1% </w:t>
+      </w:r>
+      <w:r>
+        <w:t>的残基（见</w:t>
       </w:r>
       <w:r>
         <w:t xml:space="preserve"> 2.3 </w:t>
@@ -5061,15 +5178,7 @@
         <w:t>通道）、多尺度</w:t>
       </w:r>
       <w:r>
-        <w:t xml:space="preserve"> k-</w:t>
-      </w:r>
-      <w:proofErr w:type="spellStart"/>
-      <w:r>
-        <w:t>mer</w:t>
-      </w:r>
-      <w:proofErr w:type="spellEnd"/>
-      <w:r>
-        <w:t xml:space="preserve"> </w:t>
+        <w:t xml:space="preserve"> k-mer </w:t>
       </w:r>
       <w:r>
         <w:t>频数谱（</w:t>
@@ -5105,15 +5214,7 @@
         <w:t>截断并保留</w:t>
       </w:r>
       <w:r>
-        <w:t xml:space="preserve"> </w:t>
-      </w:r>
-      <w:proofErr w:type="spellStart"/>
-      <w:r>
-        <w:t>bitscore</w:t>
-      </w:r>
-      <w:proofErr w:type="spellEnd"/>
-      <w:r>
-        <w:t xml:space="preserve"> </w:t>
+        <w:t xml:space="preserve"> bitscore </w:t>
       </w:r>
       <w:r>
         <w:t>最高的前</w:t>
@@ -5122,7 +5223,13 @@
         <w:t xml:space="preserve"> 5 </w:t>
       </w:r>
       <w:r>
-        <w:t>条候选；其四，数据划分，按</w:t>
+        <w:t>条候选，聚合时取其中前</w:t>
+      </w:r>
+      <w:r>
+        <w:t xml:space="preserve"> 3 </w:t>
+      </w:r>
+      <w:r>
+        <w:t>条加权；其四，数据划分，按</w:t>
       </w:r>
       <w:r>
         <w:t xml:space="preserve"> 8:2 </w:t>
@@ -5148,8 +5255,8 @@
           <w:noProof/>
         </w:rPr>
         <w:drawing>
-          <wp:inline distT="0" distB="0" distL="0" distR="0" wp14:anchorId="65939F3D" wp14:editId="238B05F9">
-            <wp:extent cx="5626100" cy="1755731"/>
+          <wp:inline distT="0" distB="0" distL="0" distR="0" wp14:anchorId="1D1784B1" wp14:editId="2A4A2F94">
+            <wp:extent cx="5524500" cy="1724025"/>
             <wp:effectExtent l="0" t="0" r="0" b="0"/>
             <wp:docPr id="1" name="图片 1"/>
             <wp:cNvGraphicFramePr>
@@ -5174,7 +5281,7 @@
                   <pic:spPr bwMode="auto">
                     <a:xfrm>
                       <a:off x="0" y="0"/>
-                      <a:ext cx="5655777" cy="1764992"/>
+                      <a:ext cx="5524500" cy="1724025"/>
                     </a:xfrm>
                     <a:prstGeom prst="rect">
                       <a:avLst/>
@@ -5218,23 +5325,21 @@
         </w:rPr>
         <w:t xml:space="preserve">　数据集探索性数据分析：</w:t>
       </w:r>
-      <w:proofErr w:type="gramStart"/>
       <w:r>
         <w:rPr>
           <w:rFonts w:eastAsia="黑体"/>
           <w:sz w:val="21"/>
           <w:szCs w:val="21"/>
         </w:rPr>
-        <w:t>(a)</w:t>
-      </w:r>
-      <w:proofErr w:type="gramEnd"/>
+        <w:t xml:space="preserve">(a) </w:t>
+      </w:r>
       <w:r>
         <w:rPr>
           <w:rFonts w:eastAsia="黑体"/>
           <w:sz w:val="21"/>
           <w:szCs w:val="21"/>
         </w:rPr>
-        <w:t xml:space="preserve"> </w:t>
+        <w:t>序列长度对数分布；</w:t>
       </w:r>
       <w:r>
         <w:rPr>
@@ -5242,51 +5347,23 @@
           <w:sz w:val="21"/>
           <w:szCs w:val="21"/>
         </w:rPr>
-        <w:t>序列长度对数分布；</w:t>
-      </w:r>
-      <w:proofErr w:type="gramStart"/>
+        <w:t xml:space="preserve">(b) </w:t>
+      </w:r>
       <w:r>
         <w:rPr>
           <w:rFonts w:eastAsia="黑体"/>
           <w:sz w:val="21"/>
           <w:szCs w:val="21"/>
         </w:rPr>
-        <w:t>(b)</w:t>
-      </w:r>
-      <w:proofErr w:type="gramEnd"/>
+        <w:t>单蛋白质功能标签基数分布；</w:t>
+      </w:r>
       <w:r>
         <w:rPr>
           <w:rFonts w:eastAsia="黑体"/>
           <w:sz w:val="21"/>
           <w:szCs w:val="21"/>
         </w:rPr>
-        <w:t xml:space="preserve"> </w:t>
-      </w:r>
-      <w:r>
-        <w:rPr>
-          <w:rFonts w:eastAsia="黑体"/>
-          <w:sz w:val="21"/>
-          <w:szCs w:val="21"/>
-        </w:rPr>
-        <w:t>单蛋白质功能标签基数分布；</w:t>
-      </w:r>
-      <w:proofErr w:type="gramStart"/>
-      <w:r>
-        <w:rPr>
-          <w:rFonts w:eastAsia="黑体"/>
-          <w:sz w:val="21"/>
-          <w:szCs w:val="21"/>
-        </w:rPr>
-        <w:t>(c)</w:t>
-      </w:r>
-      <w:proofErr w:type="gramEnd"/>
-      <w:r>
-        <w:rPr>
-          <w:rFonts w:eastAsia="黑体"/>
-          <w:sz w:val="21"/>
-          <w:szCs w:val="21"/>
-        </w:rPr>
-        <w:t xml:space="preserve"> 500 </w:t>
+        <w:t xml:space="preserve">(c) 500 </w:t>
       </w:r>
       <w:r>
         <w:rPr>
@@ -5318,7 +5395,7 @@
         <w:pStyle w:val="2"/>
         <w:keepNext/>
       </w:pPr>
-      <w:bookmarkStart w:id="5" w:name="_Toc240786435"/>
+      <w:bookmarkStart w:id="5" w:name="_Toc240809209"/>
       <w:r>
         <w:t>2.2</w:t>
       </w:r>
@@ -5332,7 +5409,7 @@
         <w:pStyle w:val="2"/>
         <w:keepNext/>
       </w:pPr>
-      <w:bookmarkStart w:id="6" w:name="_Toc240786436"/>
+      <w:bookmarkStart w:id="6" w:name="_Toc240809210"/>
       <w:r>
         <w:t>2.3</w:t>
       </w:r>
@@ -5494,7 +5571,6 @@
       <w:r>
         <w:t xml:space="preserve"> </w:t>
       </w:r>
-      <w:proofErr w:type="spellStart"/>
       <w:r>
         <w:rPr>
           <w:i/>
@@ -5517,15 +5593,7 @@
           <w:i/>
           <w:iCs/>
         </w:rPr>
-        <w:t>ax</w:t>
-      </w:r>
-      <w:proofErr w:type="spellEnd"/>
-      <w:r>
-        <w:rPr>
-          <w:i/>
-          <w:iCs/>
-        </w:rPr>
-        <w:t xml:space="preserve"> = 1,024</w:t>
+        <w:t>ax = 1,024</w:t>
       </w:r>
       <w:r>
         <w:t>）提供了高覆盖率保障，同时也指明：单纯依靠全局平均池化处理残基表征，势必会导致处于千级长链中的关键功能模体遭到严重稀释。</w:t>
@@ -5536,7 +5604,7 @@
         <w:pStyle w:val="2"/>
         <w:keepNext/>
       </w:pPr>
-      <w:bookmarkStart w:id="7" w:name="_Toc240786437"/>
+      <w:bookmarkStart w:id="7" w:name="_Toc240809211"/>
       <w:r>
         <w:t>2.4</w:t>
       </w:r>
@@ -5691,7 +5759,6 @@
       <w:r>
         <w:t xml:space="preserve"> </w:t>
       </w:r>
-      <w:proofErr w:type="spellStart"/>
       <w:r>
         <w:rPr>
           <w:i/>
@@ -5709,7 +5776,6 @@
         </w:rPr>
         <w:t>i</w:t>
       </w:r>
-      <w:proofErr w:type="spellEnd"/>
       <w:r>
         <w:t xml:space="preserve"> </w:t>
       </w:r>
@@ -5722,7 +5788,7 @@
         <w:pStyle w:val="2"/>
         <w:keepNext/>
       </w:pPr>
-      <w:bookmarkStart w:id="8" w:name="_Toc240786438"/>
+      <w:bookmarkStart w:id="8" w:name="_Toc240809212"/>
       <w:r>
         <w:t>2.5</w:t>
       </w:r>
@@ -5821,7 +5887,7 @@
           <w:i/>
           <w:iCs/>
         </w:rPr>
-        <w:t>47.3%</w:t>
+        <w:t>46.9%</w:t>
       </w:r>
       <w:r>
         <w:t xml:space="preserve"> </w:t>
@@ -5849,7 +5915,7 @@
           <w:i/>
           <w:iCs/>
         </w:rPr>
-        <w:t>62.5%</w:t>
+        <w:t>62.3%</w:t>
       </w:r>
       <w:r>
         <w:t>，而后</w:t>
@@ -5937,7 +6003,7 @@
         <w:pageBreakBefore/>
         <w:spacing w:before="0" w:after="240"/>
       </w:pPr>
-      <w:bookmarkStart w:id="9" w:name="_Toc240786439"/>
+      <w:bookmarkStart w:id="9" w:name="_Toc240809213"/>
       <w:r>
         <w:t>第</w:t>
       </w:r>
@@ -5978,10 +6044,10 @@
           <w:noProof/>
         </w:rPr>
         <w:drawing>
-          <wp:inline distT="0" distB="0" distL="0" distR="0" wp14:anchorId="16C64F1F" wp14:editId="50D60358">
+          <wp:inline distT="0" distB="0" distL="0" distR="0" wp14:anchorId="7B0FF9DC" wp14:editId="2EF1567F">
             <wp:extent cx="5143500" cy="2733675"/>
             <wp:effectExtent l="0" t="0" r="0" b="0"/>
-            <wp:docPr id="1193334742" name="图片 1193334742"/>
+            <wp:docPr id="1164708982" name="图片 1164708982"/>
             <wp:cNvGraphicFramePr>
               <a:graphicFrameLocks xmlns:a="http://schemas.openxmlformats.org/drawingml/2006/main" noChangeAspect="1"/>
             </wp:cNvGraphicFramePr>
@@ -6086,7 +6152,7 @@
         <w:pStyle w:val="2"/>
         <w:keepNext/>
       </w:pPr>
-      <w:bookmarkStart w:id="10" w:name="_Toc240786440"/>
+      <w:bookmarkStart w:id="10" w:name="_Toc240809214"/>
       <w:r>
         <w:t>3.1</w:t>
       </w:r>
@@ -6157,15 +6223,7 @@
           <w:i/>
           <w:iCs/>
         </w:rPr>
-        <w:t xml:space="preserve">, ..., </w:t>
-      </w:r>
-      <w:proofErr w:type="spellStart"/>
-      <w:r>
-        <w:rPr>
-          <w:i/>
-          <w:iCs/>
-        </w:rPr>
-        <w:t>a</w:t>
+        <w:t>, ..., a</w:t>
       </w:r>
       <w:r>
         <w:rPr>
@@ -6177,7 +6235,6 @@
         </w:rPr>
         <w:t>L</w:t>
       </w:r>
-      <w:proofErr w:type="spellEnd"/>
       <w:r>
         <w:rPr>
           <w:i/>
@@ -6209,20 +6266,8 @@
           <w:szCs w:val="21"/>
           <w:vertAlign w:val="superscript"/>
         </w:rPr>
-        <w:t xml:space="preserve">21 × </w:t>
-      </w:r>
-      <w:proofErr w:type="spellStart"/>
-      <w:r>
-        <w:rPr>
-          <w:i/>
-          <w:iCs/>
-          <w:sz w:val="21"/>
-          <w:szCs w:val="21"/>
-          <w:vertAlign w:val="superscript"/>
-        </w:rPr>
-        <w:t>L_max</w:t>
-      </w:r>
-      <w:proofErr w:type="spellEnd"/>
+        <w:t>21 × L_max</w:t>
+      </w:r>
       <w:r>
         <w:t>。为了解决单一卷积核在捕获不同跨度结构域时的尺度受限，设计了多尺度并行卷积与残基注意力：</w:t>
       </w:r>
@@ -6390,7 +6435,6 @@
       <w:r>
         <w:t xml:space="preserve"> </w:t>
       </w:r>
-      <w:proofErr w:type="spellStart"/>
       <w:r>
         <w:rPr>
           <w:i/>
@@ -6398,7 +6442,6 @@
         </w:rPr>
         <w:t>i</w:t>
       </w:r>
-      <w:proofErr w:type="spellEnd"/>
       <w:r>
         <w:t xml:space="preserve"> </w:t>
       </w:r>
@@ -6417,7 +6460,6 @@
       <w:r>
         <w:tab/>
       </w:r>
-      <w:proofErr w:type="spellStart"/>
       <w:r>
         <w:rPr>
           <w:i/>
@@ -6444,27 +6486,7 @@
           <w:sz w:val="21"/>
           <w:szCs w:val="21"/>
         </w:rPr>
-        <w:t>j</w:t>
-      </w:r>
-      <w:proofErr w:type="spellEnd"/>
-      <w:r>
-        <w:rPr>
-          <w:i/>
-          <w:iCs/>
-          <w:sz w:val="21"/>
-          <w:szCs w:val="21"/>
-        </w:rPr>
-        <w:t xml:space="preserve"> = exp( T · </w:t>
-      </w:r>
-      <w:proofErr w:type="spellStart"/>
-      <w:r>
-        <w:rPr>
-          <w:i/>
-          <w:iCs/>
-          <w:sz w:val="21"/>
-          <w:szCs w:val="21"/>
-        </w:rPr>
-        <w:t>w</w:t>
+        <w:t>j = exp( T · w</w:t>
       </w:r>
       <w:r>
         <w:rPr>
@@ -6486,7 +6508,6 @@
         </w:rPr>
         <w:t>T</w:t>
       </w:r>
-      <w:proofErr w:type="spellEnd"/>
       <w:r>
         <w:rPr>
           <w:i/>
@@ -6523,9 +6544,17 @@
           <w:szCs w:val="18"/>
           <w:vertAlign w:val="subscript"/>
         </w:rPr>
-        <w:t>k=</w:t>
-      </w:r>
-      <w:proofErr w:type="gramStart"/>
+        <w:t>k=1..L</w:t>
+      </w:r>
+      <w:r>
+        <w:rPr>
+          <w:i/>
+          <w:iCs/>
+          <w:sz w:val="21"/>
+          <w:szCs w:val="21"/>
+        </w:rPr>
+        <w:t xml:space="preserve"> exp( T · w</w:t>
+      </w:r>
       <w:r>
         <w:rPr>
           <w:i/>
@@ -6534,9 +6563,27 @@
           <w:szCs w:val="18"/>
           <w:vertAlign w:val="subscript"/>
         </w:rPr>
-        <w:t>1..</w:t>
-      </w:r>
-      <w:proofErr w:type="gramEnd"/>
+        <w:t>j</w:t>
+      </w:r>
+      <w:r>
+        <w:rPr>
+          <w:i/>
+          <w:iCs/>
+          <w:sz w:val="18"/>
+          <w:szCs w:val="18"/>
+          <w:vertAlign w:val="superscript"/>
+        </w:rPr>
+        <w:t>T</w:t>
+      </w:r>
+      <w:r>
+        <w:rPr>
+          <w:i/>
+          <w:iCs/>
+          <w:sz w:val="21"/>
+          <w:szCs w:val="21"/>
+        </w:rPr>
+        <w:t xml:space="preserve"> · f</w:t>
+      </w:r>
       <w:r>
         <w:rPr>
           <w:i/>
@@ -6545,78 +6592,8 @@
           <w:szCs w:val="18"/>
           <w:vertAlign w:val="subscript"/>
         </w:rPr>
-        <w:t>L</w:t>
-      </w:r>
-      <w:r>
-        <w:rPr>
-          <w:i/>
-          <w:iCs/>
-          <w:sz w:val="21"/>
-          <w:szCs w:val="21"/>
-        </w:rPr>
-        <w:t xml:space="preserve"> exp( T · </w:t>
-      </w:r>
-      <w:proofErr w:type="spellStart"/>
-      <w:r>
-        <w:rPr>
-          <w:i/>
-          <w:iCs/>
-          <w:sz w:val="21"/>
-          <w:szCs w:val="21"/>
-        </w:rPr>
-        <w:t>w</w:t>
-      </w:r>
-      <w:r>
-        <w:rPr>
-          <w:i/>
-          <w:iCs/>
-          <w:sz w:val="18"/>
-          <w:szCs w:val="18"/>
-          <w:vertAlign w:val="subscript"/>
-        </w:rPr>
-        <w:t>j</w:t>
-      </w:r>
-      <w:r>
-        <w:rPr>
-          <w:i/>
-          <w:iCs/>
-          <w:sz w:val="18"/>
-          <w:szCs w:val="18"/>
-          <w:vertAlign w:val="superscript"/>
-        </w:rPr>
-        <w:t>T</w:t>
-      </w:r>
-      <w:proofErr w:type="spellEnd"/>
-      <w:r>
-        <w:rPr>
-          <w:i/>
-          <w:iCs/>
-          <w:sz w:val="21"/>
-          <w:szCs w:val="21"/>
-        </w:rPr>
-        <w:t xml:space="preserve"> · </w:t>
-      </w:r>
-      <w:proofErr w:type="spellStart"/>
-      <w:r>
-        <w:rPr>
-          <w:i/>
-          <w:iCs/>
-          <w:sz w:val="21"/>
-          <w:szCs w:val="21"/>
-        </w:rPr>
-        <w:t>f</w:t>
-      </w:r>
-      <w:r>
-        <w:rPr>
-          <w:i/>
-          <w:iCs/>
-          <w:sz w:val="18"/>
-          <w:szCs w:val="18"/>
-          <w:vertAlign w:val="subscript"/>
-        </w:rPr>
         <w:t>k</w:t>
       </w:r>
-      <w:proofErr w:type="spellEnd"/>
       <w:r>
         <w:rPr>
           <w:i/>
@@ -6688,7 +6665,6 @@
       <w:r>
         <w:t xml:space="preserve"> </w:t>
       </w:r>
-      <w:proofErr w:type="spellStart"/>
       <w:r>
         <w:rPr>
           <w:i/>
@@ -6696,14 +6672,12 @@
         </w:rPr>
         <w:t>i</w:t>
       </w:r>
-      <w:proofErr w:type="spellEnd"/>
       <w:r>
         <w:t xml:space="preserve"> </w:t>
       </w:r>
       <w:r>
         <w:t>处的隐层特征向量，</w:t>
       </w:r>
-      <w:proofErr w:type="spellStart"/>
       <w:r>
         <w:rPr>
           <w:i/>
@@ -6721,7 +6695,6 @@
         </w:rPr>
         <w:t>j</w:t>
       </w:r>
-      <w:proofErr w:type="spellEnd"/>
       <w:r>
         <w:t xml:space="preserve"> </w:t>
       </w:r>
@@ -6840,17 +6813,7 @@
           <w:sz w:val="21"/>
           <w:szCs w:val="21"/>
         </w:rPr>
-        <w:t xml:space="preserve">SL = - </w:t>
-      </w:r>
-      <w:proofErr w:type="spellStart"/>
-      <w:r>
-        <w:rPr>
-          <w:i/>
-          <w:iCs/>
-          <w:sz w:val="21"/>
-          <w:szCs w:val="21"/>
-        </w:rPr>
-        <w:t>y</w:t>
+        <w:t>SL = - y</w:t>
       </w:r>
       <w:r>
         <w:rPr>
@@ -6862,25 +6825,14 @@
         </w:rPr>
         <w:t>j</w:t>
       </w:r>
-      <w:proofErr w:type="spellEnd"/>
-      <w:r>
-        <w:rPr>
-          <w:i/>
-          <w:iCs/>
-          <w:sz w:val="21"/>
-          <w:szCs w:val="21"/>
-        </w:rPr>
-        <w:t xml:space="preserve"> · (1 - </w:t>
-      </w:r>
-      <w:proofErr w:type="spellStart"/>
-      <w:r>
-        <w:rPr>
-          <w:i/>
-          <w:iCs/>
-          <w:sz w:val="21"/>
-          <w:szCs w:val="21"/>
-        </w:rPr>
-        <w:t>p</w:t>
+      <w:r>
+        <w:rPr>
+          <w:i/>
+          <w:iCs/>
+          <w:sz w:val="21"/>
+          <w:szCs w:val="21"/>
+        </w:rPr>
+        <w:t xml:space="preserve"> · (1 - p</w:t>
       </w:r>
       <w:r>
         <w:rPr>
@@ -6892,7 +6844,6 @@
         </w:rPr>
         <w:t>j</w:t>
       </w:r>
-      <w:proofErr w:type="spellEnd"/>
       <w:r>
         <w:rPr>
           <w:i/>
@@ -6919,17 +6870,7 @@
           <w:sz w:val="21"/>
           <w:szCs w:val="21"/>
         </w:rPr>
-        <w:t>+ · log(</w:t>
-      </w:r>
-      <w:proofErr w:type="spellStart"/>
-      <w:r>
-        <w:rPr>
-          <w:i/>
-          <w:iCs/>
-          <w:sz w:val="21"/>
-          <w:szCs w:val="21"/>
-        </w:rPr>
-        <w:t>p</w:t>
+        <w:t>+ · log(p</w:t>
       </w:r>
       <w:r>
         <w:rPr>
@@ -6941,25 +6882,14 @@
         </w:rPr>
         <w:t>j</w:t>
       </w:r>
-      <w:proofErr w:type="spellEnd"/>
-      <w:r>
-        <w:rPr>
-          <w:i/>
-          <w:iCs/>
-          <w:sz w:val="21"/>
-          <w:szCs w:val="21"/>
-        </w:rPr>
-        <w:t xml:space="preserve">) - (1 - </w:t>
-      </w:r>
-      <w:proofErr w:type="spellStart"/>
-      <w:r>
-        <w:rPr>
-          <w:i/>
-          <w:iCs/>
-          <w:sz w:val="21"/>
-          <w:szCs w:val="21"/>
-        </w:rPr>
-        <w:t>y</w:t>
+      <w:r>
+        <w:rPr>
+          <w:i/>
+          <w:iCs/>
+          <w:sz w:val="21"/>
+          <w:szCs w:val="21"/>
+        </w:rPr>
+        <w:t>) - (1 - y</w:t>
       </w:r>
       <w:r>
         <w:rPr>
@@ -6971,25 +6901,14 @@
         </w:rPr>
         <w:t>j</w:t>
       </w:r>
-      <w:proofErr w:type="spellEnd"/>
-      <w:r>
-        <w:rPr>
-          <w:i/>
-          <w:iCs/>
-          <w:sz w:val="21"/>
-          <w:szCs w:val="21"/>
-        </w:rPr>
-        <w:t>) · (</w:t>
-      </w:r>
-      <w:proofErr w:type="spellStart"/>
-      <w:r>
-        <w:rPr>
-          <w:i/>
-          <w:iCs/>
-          <w:sz w:val="21"/>
-          <w:szCs w:val="21"/>
-        </w:rPr>
-        <w:t>p</w:t>
+      <w:r>
+        <w:rPr>
+          <w:i/>
+          <w:iCs/>
+          <w:sz w:val="21"/>
+          <w:szCs w:val="21"/>
+        </w:rPr>
+        <w:t>) · (p</w:t>
       </w:r>
       <w:r>
         <w:rPr>
@@ -7008,17 +6927,7 @@
           <w:sz w:val="21"/>
           <w:szCs w:val="21"/>
         </w:rPr>
-        <w:t>j</w:t>
-      </w:r>
-      <w:proofErr w:type="spellEnd"/>
-      <w:r>
-        <w:rPr>
-          <w:i/>
-          <w:iCs/>
-          <w:sz w:val="21"/>
-          <w:szCs w:val="21"/>
-        </w:rPr>
-        <w:t>)</w:t>
+        <w:t>j)</w:t>
       </w:r>
       <w:r>
         <w:rPr>
@@ -7037,17 +6946,7 @@
           <w:sz w:val="21"/>
           <w:szCs w:val="21"/>
         </w:rPr>
-        <w:t xml:space="preserve">- · log(1 - </w:t>
-      </w:r>
-      <w:proofErr w:type="spellStart"/>
-      <w:r>
-        <w:rPr>
-          <w:i/>
-          <w:iCs/>
-          <w:sz w:val="21"/>
-          <w:szCs w:val="21"/>
-        </w:rPr>
-        <w:t>p</w:t>
+        <w:t>- · log(1 - p</w:t>
       </w:r>
       <w:r>
         <w:rPr>
@@ -7066,17 +6965,7 @@
           <w:sz w:val="21"/>
           <w:szCs w:val="21"/>
         </w:rPr>
-        <w:t>j</w:t>
-      </w:r>
-      <w:proofErr w:type="spellEnd"/>
-      <w:r>
-        <w:rPr>
-          <w:i/>
-          <w:iCs/>
-          <w:sz w:val="21"/>
-          <w:szCs w:val="21"/>
-        </w:rPr>
-        <w:t>)</w:t>
+        <w:t>j)</w:t>
       </w:r>
       <w:r>
         <w:tab/>
@@ -7101,7 +6990,6 @@
       <w:r>
         <w:t xml:space="preserve"> </w:t>
       </w:r>
-      <w:proofErr w:type="spellStart"/>
       <w:r>
         <w:rPr>
           <w:i/>
@@ -7124,56 +7012,27 @@
           <w:i/>
           <w:iCs/>
         </w:rPr>
+        <w:t>j = max(p</w:t>
+      </w:r>
+      <w:r>
+        <w:rPr>
+          <w:i/>
+          <w:iCs/>
+          <w:sz w:val="21"/>
+          <w:szCs w:val="21"/>
+          <w:vertAlign w:val="subscript"/>
+        </w:rPr>
         <w:t>j</w:t>
       </w:r>
-      <w:proofErr w:type="spellEnd"/>
-      <w:r>
-        <w:rPr>
-          <w:i/>
-          <w:iCs/>
-        </w:rPr>
-        <w:t xml:space="preserve"> = max(</w:t>
-      </w:r>
-      <w:proofErr w:type="spellStart"/>
-      <w:r>
-        <w:rPr>
-          <w:i/>
-          <w:iCs/>
-        </w:rPr>
-        <w:t>p</w:t>
-      </w:r>
-      <w:r>
-        <w:rPr>
-          <w:i/>
-          <w:iCs/>
-          <w:sz w:val="21"/>
-          <w:szCs w:val="21"/>
-          <w:vertAlign w:val="subscript"/>
-        </w:rPr>
-        <w:t>j</w:t>
-      </w:r>
-      <w:proofErr w:type="spellEnd"/>
-      <w:r>
-        <w:rPr>
-          <w:i/>
-          <w:iCs/>
-        </w:rPr>
-        <w:t xml:space="preserve"> - m, </w:t>
-      </w:r>
-      <w:proofErr w:type="gramStart"/>
-      <w:r>
-        <w:rPr>
-          <w:i/>
-          <w:iCs/>
-        </w:rPr>
-        <w:t>0)</w:t>
-      </w:r>
-      <w:r>
-        <w:t>。</w:t>
-      </w:r>
-      <w:proofErr w:type="gramEnd"/>
-      <w:r>
-        <w:t>本模型固定采用超参数配置</w:t>
+      <w:r>
+        <w:rPr>
+          <w:i/>
+          <w:iCs/>
+        </w:rPr>
+        <w:t xml:space="preserve"> - m, 0)</w:t>
+      </w:r>
+      <w:r>
+        <w:t>。本模型固定采用超参数配置</w:t>
       </w:r>
       <w:r>
         <w:t xml:space="preserve"> </w:t>
@@ -7229,37 +7088,26 @@
         </w:rPr>
         <w:t>（</w:t>
       </w:r>
-      <w:proofErr w:type="spellStart"/>
       <w:r>
         <w:rPr>
           <w:b/>
           <w:bCs/>
         </w:rPr>
-        <w:t>RoFormer</w:t>
-      </w:r>
-      <w:proofErr w:type="spellEnd"/>
+        <w:t>RoFormer, T001a/T002</w:t>
+      </w:r>
       <w:r>
         <w:rPr>
           <w:b/>
           <w:bCs/>
         </w:rPr>
-        <w:t>, T001a/T002</w:t>
-      </w:r>
-      <w:r>
-        <w:rPr>
-          <w:b/>
-          <w:bCs/>
-        </w:rPr>
         <w:t>）：</w:t>
       </w:r>
       <w:r>
         <w:t>并联引入注入旋转位置编码（</w:t>
       </w:r>
-      <w:proofErr w:type="spellStart"/>
       <w:r>
         <w:t>RoPE</w:t>
       </w:r>
-      <w:proofErr w:type="spellEnd"/>
       <w:r>
         <w:t>）</w:t>
       </w:r>
@@ -7295,7 +7143,6 @@
       <w:r>
         <w:tab/>
       </w:r>
-      <w:proofErr w:type="spellStart"/>
       <w:r>
         <w:rPr>
           <w:i/>
@@ -7322,17 +7169,7 @@
           <w:sz w:val="21"/>
           <w:szCs w:val="21"/>
         </w:rPr>
-        <w:t>eep</w:t>
-      </w:r>
-      <w:proofErr w:type="spellEnd"/>
-      <w:r>
-        <w:rPr>
-          <w:i/>
-          <w:iCs/>
-          <w:sz w:val="21"/>
-          <w:szCs w:val="21"/>
-        </w:rPr>
-        <w:t xml:space="preserve"> = w</w:t>
+        <w:t>eep = w</w:t>
       </w:r>
       <w:r>
         <w:rPr>
@@ -7408,17 +7245,7 @@
           <w:sz w:val="21"/>
           <w:szCs w:val="21"/>
         </w:rPr>
-        <w:t xml:space="preserve">002 + </w:t>
-      </w:r>
-      <w:proofErr w:type="spellStart"/>
-      <w:r>
-        <w:rPr>
-          <w:i/>
-          <w:iCs/>
-          <w:sz w:val="21"/>
-          <w:szCs w:val="21"/>
-        </w:rPr>
-        <w:t>w</w:t>
+        <w:t>002 + w</w:t>
       </w:r>
       <w:r>
         <w:rPr>
@@ -7437,17 +7264,7 @@
           <w:sz w:val="21"/>
           <w:szCs w:val="21"/>
         </w:rPr>
-        <w:t>nn</w:t>
-      </w:r>
-      <w:proofErr w:type="spellEnd"/>
-      <w:r>
-        <w:rPr>
-          <w:i/>
-          <w:iCs/>
-          <w:sz w:val="21"/>
-          <w:szCs w:val="21"/>
-        </w:rPr>
-        <w:t xml:space="preserve"> · [ (1 - α</w:t>
+        <w:t>nn · [ (1 - α</w:t>
       </w:r>
       <w:r>
         <w:rPr>
@@ -7542,7 +7359,7 @@
         <w:pStyle w:val="2"/>
         <w:keepNext/>
       </w:pPr>
-      <w:bookmarkStart w:id="11" w:name="_Toc240786441"/>
+      <w:bookmarkStart w:id="11" w:name="_Toc240809215"/>
       <w:r>
         <w:t>3.2</w:t>
       </w:r>
@@ -7646,15 +7463,7 @@
         <w:t>个候选命中，聚合时取</w:t>
       </w:r>
       <w:r>
-        <w:t xml:space="preserve"> </w:t>
-      </w:r>
-      <w:proofErr w:type="spellStart"/>
-      <w:r>
-        <w:t>bitscore</w:t>
-      </w:r>
-      <w:proofErr w:type="spellEnd"/>
-      <w:r>
-        <w:t xml:space="preserve"> </w:t>
+        <w:t xml:space="preserve"> bitscore </w:t>
       </w:r>
       <w:r>
         <w:t>最高的前</w:t>
@@ -7677,7 +7486,6 @@
       <w:r>
         <w:tab/>
       </w:r>
-      <w:proofErr w:type="spellStart"/>
       <w:r>
         <w:rPr>
           <w:i/>
@@ -7704,17 +7512,7 @@
           <w:sz w:val="21"/>
           <w:szCs w:val="21"/>
         </w:rPr>
-        <w:t>it</w:t>
-      </w:r>
-      <w:proofErr w:type="spellEnd"/>
-      <w:r>
-        <w:rPr>
-          <w:i/>
-          <w:iCs/>
-          <w:sz w:val="21"/>
-          <w:szCs w:val="21"/>
-        </w:rPr>
-        <w:t xml:space="preserve"> = [ ∑</w:t>
+        <w:t>it = [ ∑</w:t>
       </w:r>
       <w:r>
         <w:rPr>
@@ -7724,9 +7522,17 @@
           <w:szCs w:val="18"/>
           <w:vertAlign w:val="subscript"/>
         </w:rPr>
-        <w:t>m=</w:t>
-      </w:r>
-      <w:proofErr w:type="gramStart"/>
+        <w:t>m=1..M</w:t>
+      </w:r>
+      <w:r>
+        <w:rPr>
+          <w:i/>
+          <w:iCs/>
+          <w:sz w:val="21"/>
+          <w:szCs w:val="21"/>
+        </w:rPr>
+        <w:t xml:space="preserve"> y</w:t>
+      </w:r>
       <w:r>
         <w:rPr>
           <w:i/>
@@ -7735,9 +7541,17 @@
           <w:szCs w:val="18"/>
           <w:vertAlign w:val="subscript"/>
         </w:rPr>
-        <w:t>1..</w:t>
-      </w:r>
-      <w:proofErr w:type="gramEnd"/>
+        <w:t>m</w:t>
+      </w:r>
+      <w:r>
+        <w:rPr>
+          <w:i/>
+          <w:iCs/>
+          <w:sz w:val="21"/>
+          <w:szCs w:val="21"/>
+        </w:rPr>
+        <w:t xml:space="preserve"> · Bitscore</w:t>
+      </w:r>
       <w:r>
         <w:rPr>
           <w:i/>
@@ -7746,26 +7560,16 @@
           <w:szCs w:val="18"/>
           <w:vertAlign w:val="subscript"/>
         </w:rPr>
-        <w:t>M</w:t>
-      </w:r>
-      <w:r>
-        <w:rPr>
-          <w:i/>
-          <w:iCs/>
-          <w:sz w:val="21"/>
-          <w:szCs w:val="21"/>
-        </w:rPr>
-        <w:t xml:space="preserve"> </w:t>
-      </w:r>
-      <w:proofErr w:type="spellStart"/>
-      <w:r>
-        <w:rPr>
-          <w:i/>
-          <w:iCs/>
-          <w:sz w:val="21"/>
-          <w:szCs w:val="21"/>
-        </w:rPr>
-        <w:t>y</w:t>
+        <w:t>m</w:t>
+      </w:r>
+      <w:r>
+        <w:rPr>
+          <w:i/>
+          <w:iCs/>
+          <w:sz w:val="21"/>
+          <w:szCs w:val="21"/>
+        </w:rPr>
+        <w:t xml:space="preserve"> ]  /  [ ∑</w:t>
       </w:r>
       <w:r>
         <w:rPr>
@@ -7775,27 +7579,16 @@
           <w:szCs w:val="18"/>
           <w:vertAlign w:val="subscript"/>
         </w:rPr>
-        <w:t>m</w:t>
-      </w:r>
-      <w:proofErr w:type="spellEnd"/>
-      <w:r>
-        <w:rPr>
-          <w:i/>
-          <w:iCs/>
-          <w:sz w:val="21"/>
-          <w:szCs w:val="21"/>
-        </w:rPr>
-        <w:t xml:space="preserve"> · </w:t>
-      </w:r>
-      <w:proofErr w:type="spellStart"/>
-      <w:r>
-        <w:rPr>
-          <w:i/>
-          <w:iCs/>
-          <w:sz w:val="21"/>
-          <w:szCs w:val="21"/>
-        </w:rPr>
-        <w:t>Bitscore</w:t>
+        <w:t>m=1..M</w:t>
+      </w:r>
+      <w:r>
+        <w:rPr>
+          <w:i/>
+          <w:iCs/>
+          <w:sz w:val="21"/>
+          <w:szCs w:val="21"/>
+        </w:rPr>
+        <w:t xml:space="preserve"> Bitscore</w:t>
       </w:r>
       <w:r>
         <w:rPr>
@@ -7807,78 +7600,6 @@
         </w:rPr>
         <w:t>m</w:t>
       </w:r>
-      <w:proofErr w:type="spellEnd"/>
-      <w:r>
-        <w:rPr>
-          <w:i/>
-          <w:iCs/>
-          <w:sz w:val="21"/>
-          <w:szCs w:val="21"/>
-        </w:rPr>
-        <w:t xml:space="preserve"> ]  /  [ ∑</w:t>
-      </w:r>
-      <w:r>
-        <w:rPr>
-          <w:i/>
-          <w:iCs/>
-          <w:sz w:val="18"/>
-          <w:szCs w:val="18"/>
-          <w:vertAlign w:val="subscript"/>
-        </w:rPr>
-        <w:t>m=</w:t>
-      </w:r>
-      <w:proofErr w:type="gramStart"/>
-      <w:r>
-        <w:rPr>
-          <w:i/>
-          <w:iCs/>
-          <w:sz w:val="18"/>
-          <w:szCs w:val="18"/>
-          <w:vertAlign w:val="subscript"/>
-        </w:rPr>
-        <w:t>1..</w:t>
-      </w:r>
-      <w:proofErr w:type="gramEnd"/>
-      <w:r>
-        <w:rPr>
-          <w:i/>
-          <w:iCs/>
-          <w:sz w:val="18"/>
-          <w:szCs w:val="18"/>
-          <w:vertAlign w:val="subscript"/>
-        </w:rPr>
-        <w:t>M</w:t>
-      </w:r>
-      <w:r>
-        <w:rPr>
-          <w:i/>
-          <w:iCs/>
-          <w:sz w:val="21"/>
-          <w:szCs w:val="21"/>
-        </w:rPr>
-        <w:t xml:space="preserve"> </w:t>
-      </w:r>
-      <w:proofErr w:type="spellStart"/>
-      <w:r>
-        <w:rPr>
-          <w:i/>
-          <w:iCs/>
-          <w:sz w:val="21"/>
-          <w:szCs w:val="21"/>
-        </w:rPr>
-        <w:t>Bitscore</w:t>
-      </w:r>
-      <w:r>
-        <w:rPr>
-          <w:i/>
-          <w:iCs/>
-          <w:sz w:val="18"/>
-          <w:szCs w:val="18"/>
-          <w:vertAlign w:val="subscript"/>
-        </w:rPr>
-        <w:t>m</w:t>
-      </w:r>
-      <w:proofErr w:type="spellEnd"/>
       <w:r>
         <w:rPr>
           <w:i/>
@@ -7931,23 +7652,7 @@
           <w:b/>
           <w:bCs/>
         </w:rPr>
-        <w:t xml:space="preserve"> k-</w:t>
-      </w:r>
-      <w:proofErr w:type="spellStart"/>
-      <w:r>
-        <w:rPr>
-          <w:b/>
-          <w:bCs/>
-        </w:rPr>
-        <w:t>mer</w:t>
-      </w:r>
-      <w:proofErr w:type="spellEnd"/>
-      <w:r>
-        <w:rPr>
-          <w:b/>
-          <w:bCs/>
-        </w:rPr>
-        <w:t xml:space="preserve"> </w:t>
+        <w:t xml:space="preserve"> k-mer </w:t>
       </w:r>
       <w:r>
         <w:rPr>
@@ -8008,7 +7713,6 @@
       <w:r>
         <w:tab/>
       </w:r>
-      <w:proofErr w:type="spellStart"/>
       <w:r>
         <w:rPr>
           <w:i/>
@@ -8035,27 +7739,7 @@
           <w:sz w:val="21"/>
           <w:szCs w:val="21"/>
         </w:rPr>
-        <w:t>im</w:t>
-      </w:r>
-      <w:proofErr w:type="spellEnd"/>
-      <w:r>
-        <w:rPr>
-          <w:i/>
-          <w:iCs/>
-          <w:sz w:val="21"/>
-          <w:szCs w:val="21"/>
-        </w:rPr>
-        <w:t xml:space="preserve"> = </w:t>
-      </w:r>
-      <w:proofErr w:type="spellStart"/>
-      <w:r>
-        <w:rPr>
-          <w:i/>
-          <w:iCs/>
-          <w:sz w:val="21"/>
-          <w:szCs w:val="21"/>
-        </w:rPr>
-        <w:t>w</w:t>
+        <w:t>im = w</w:t>
       </w:r>
       <w:r>
         <w:rPr>
@@ -8074,27 +7758,7 @@
           <w:sz w:val="21"/>
           <w:szCs w:val="21"/>
         </w:rPr>
-        <w:t>lign</w:t>
-      </w:r>
-      <w:proofErr w:type="spellEnd"/>
-      <w:r>
-        <w:rPr>
-          <w:i/>
-          <w:iCs/>
-          <w:sz w:val="21"/>
-          <w:szCs w:val="21"/>
-        </w:rPr>
-        <w:t xml:space="preserve"> · </w:t>
-      </w:r>
-      <w:proofErr w:type="spellStart"/>
-      <w:r>
-        <w:rPr>
-          <w:i/>
-          <w:iCs/>
-          <w:sz w:val="21"/>
-          <w:szCs w:val="21"/>
-        </w:rPr>
-        <w:t>S</w:t>
+        <w:t>lign · S</w:t>
       </w:r>
       <w:r>
         <w:rPr>
@@ -8113,27 +7777,7 @@
           <w:sz w:val="21"/>
           <w:szCs w:val="21"/>
         </w:rPr>
-        <w:t>it</w:t>
-      </w:r>
-      <w:proofErr w:type="spellEnd"/>
-      <w:r>
-        <w:rPr>
-          <w:i/>
-          <w:iCs/>
-          <w:sz w:val="21"/>
-          <w:szCs w:val="21"/>
-        </w:rPr>
-        <w:t xml:space="preserve"> + (1 - </w:t>
-      </w:r>
-      <w:proofErr w:type="spellStart"/>
-      <w:r>
-        <w:rPr>
-          <w:i/>
-          <w:iCs/>
-          <w:sz w:val="21"/>
-          <w:szCs w:val="21"/>
-        </w:rPr>
-        <w:t>w</w:t>
+        <w:t>it + (1 - w</w:t>
       </w:r>
       <w:r>
         <w:rPr>
@@ -8152,27 +7796,7 @@
           <w:sz w:val="21"/>
           <w:szCs w:val="21"/>
         </w:rPr>
-        <w:t>lign</w:t>
-      </w:r>
-      <w:proofErr w:type="spellEnd"/>
-      <w:r>
-        <w:rPr>
-          <w:i/>
-          <w:iCs/>
-          <w:sz w:val="21"/>
-          <w:szCs w:val="21"/>
-        </w:rPr>
-        <w:t xml:space="preserve">) · </w:t>
-      </w:r>
-      <w:proofErr w:type="spellStart"/>
-      <w:r>
-        <w:rPr>
-          <w:i/>
-          <w:iCs/>
-          <w:sz w:val="21"/>
-          <w:szCs w:val="21"/>
-        </w:rPr>
-        <w:t>S</w:t>
+        <w:t>lign) · S</w:t>
       </w:r>
       <w:r>
         <w:rPr>
@@ -8193,7 +7817,6 @@
         </w:rPr>
         <w:t>mer</w:t>
       </w:r>
-      <w:proofErr w:type="spellEnd"/>
       <w:r>
         <w:tab/>
       </w:r>
@@ -8211,7 +7834,7 @@
         <w:pStyle w:val="2"/>
         <w:keepNext/>
       </w:pPr>
-      <w:bookmarkStart w:id="12" w:name="_Toc240786442"/>
+      <w:bookmarkStart w:id="12" w:name="_Toc240809216"/>
       <w:r>
         <w:t>3.3</w:t>
       </w:r>
@@ -8267,13 +7890,8 @@
         <w:t>与</w:t>
       </w:r>
       <w:r>
-        <w:t xml:space="preserve"> </w:t>
-      </w:r>
-      <w:proofErr w:type="spellStart"/>
-      <w:r>
-        <w:t>ProtBERT</w:t>
-      </w:r>
-      <w:proofErr w:type="spellEnd"/>
+        <w:t xml:space="preserve"> ProtBERT</w:t>
+      </w:r>
       <w:r>
         <w:t>（</w:t>
       </w:r>
@@ -8337,15 +7955,7 @@
         <w:t>，如式</w:t>
       </w:r>
       <w:r>
-        <w:t xml:space="preserve"> </w:t>
-      </w:r>
-      <w:proofErr w:type="gramStart"/>
-      <w:r>
-        <w:t>(3.6)</w:t>
-      </w:r>
-      <w:proofErr w:type="gramEnd"/>
-      <w:r>
-        <w:t xml:space="preserve"> </w:t>
+        <w:t xml:space="preserve"> (3.6) </w:t>
       </w:r>
       <w:r>
         <w:t>所示：</w:t>
@@ -8362,7 +7972,6 @@
       <w:r>
         <w:tab/>
       </w:r>
-      <w:proofErr w:type="spellStart"/>
       <w:r>
         <w:rPr>
           <w:i/>
@@ -8389,17 +7998,7 @@
           <w:sz w:val="21"/>
           <w:szCs w:val="21"/>
         </w:rPr>
-        <w:t>lm</w:t>
-      </w:r>
-      <w:proofErr w:type="spellEnd"/>
-      <w:r>
-        <w:rPr>
-          <w:i/>
-          <w:iCs/>
-          <w:sz w:val="21"/>
-          <w:szCs w:val="21"/>
-        </w:rPr>
-        <w:t xml:space="preserve"> = (1/3) · ∑</w:t>
+        <w:t>lm = (1/3) · ∑</w:t>
       </w:r>
       <w:r>
         <w:rPr>
@@ -8437,17 +8036,7 @@
           <w:sz w:val="21"/>
           <w:szCs w:val="21"/>
         </w:rPr>
-        <w:t xml:space="preserve">( [ </w:t>
-      </w:r>
-      <w:proofErr w:type="spellStart"/>
-      <w:r>
-        <w:rPr>
-          <w:i/>
-          <w:iCs/>
-          <w:sz w:val="21"/>
-          <w:szCs w:val="21"/>
-        </w:rPr>
-        <w:t>e</w:t>
+        <w:t>( [ e</w:t>
       </w:r>
       <w:r>
         <w:rPr>
@@ -8466,27 +8055,7 @@
           <w:sz w:val="21"/>
           <w:szCs w:val="21"/>
         </w:rPr>
-        <w:t>sm</w:t>
-      </w:r>
-      <w:proofErr w:type="spellEnd"/>
-      <w:r>
-        <w:rPr>
-          <w:i/>
-          <w:iCs/>
-          <w:sz w:val="21"/>
-          <w:szCs w:val="21"/>
-        </w:rPr>
-        <w:t xml:space="preserve"> ; </w:t>
-      </w:r>
-      <w:proofErr w:type="spellStart"/>
-      <w:r>
-        <w:rPr>
-          <w:i/>
-          <w:iCs/>
-          <w:sz w:val="21"/>
-          <w:szCs w:val="21"/>
-        </w:rPr>
-        <w:t>e</w:t>
+        <w:t>sm ; e</w:t>
       </w:r>
       <w:r>
         <w:rPr>
@@ -8505,17 +8074,7 @@
           <w:sz w:val="21"/>
           <w:szCs w:val="21"/>
         </w:rPr>
-        <w:t>t</w:t>
-      </w:r>
-      <w:proofErr w:type="spellEnd"/>
-      <w:r>
-        <w:rPr>
-          <w:i/>
-          <w:iCs/>
-          <w:sz w:val="21"/>
-          <w:szCs w:val="21"/>
-        </w:rPr>
-        <w:t xml:space="preserve"> ] ) )</w:t>
+        <w:t>t ] ) )</w:t>
       </w:r>
       <w:r>
         <w:tab/>
@@ -8549,7 +8108,6 @@
       <w:r>
         <w:tab/>
       </w:r>
-      <w:proofErr w:type="spellStart"/>
       <w:r>
         <w:rPr>
           <w:i/>
@@ -8576,27 +8134,7 @@
           <w:sz w:val="21"/>
           <w:szCs w:val="21"/>
         </w:rPr>
-        <w:t>eep</w:t>
-      </w:r>
-      <w:proofErr w:type="spellEnd"/>
-      <w:r>
-        <w:rPr>
-          <w:i/>
-          <w:iCs/>
-          <w:sz w:val="21"/>
-          <w:szCs w:val="21"/>
-        </w:rPr>
-        <w:t xml:space="preserve">' = (1 - w) · </w:t>
-      </w:r>
-      <w:proofErr w:type="spellStart"/>
-      <w:r>
-        <w:rPr>
-          <w:i/>
-          <w:iCs/>
-          <w:sz w:val="21"/>
-          <w:szCs w:val="21"/>
-        </w:rPr>
-        <w:t>S</w:t>
+        <w:t>eep' = (1 - w) · S</w:t>
       </w:r>
       <w:r>
         <w:rPr>
@@ -8615,27 +8153,7 @@
           <w:sz w:val="21"/>
           <w:szCs w:val="21"/>
         </w:rPr>
-        <w:t>eep</w:t>
-      </w:r>
-      <w:proofErr w:type="spellEnd"/>
-      <w:r>
-        <w:rPr>
-          <w:i/>
-          <w:iCs/>
-          <w:sz w:val="21"/>
-          <w:szCs w:val="21"/>
-        </w:rPr>
-        <w:t xml:space="preserve"> + w · </w:t>
-      </w:r>
-      <w:proofErr w:type="spellStart"/>
-      <w:r>
-        <w:rPr>
-          <w:i/>
-          <w:iCs/>
-          <w:sz w:val="21"/>
-          <w:szCs w:val="21"/>
-        </w:rPr>
-        <w:t>S</w:t>
+        <w:t>eep + w · S</w:t>
       </w:r>
       <w:r>
         <w:rPr>
@@ -8654,17 +8172,7 @@
           <w:sz w:val="21"/>
           <w:szCs w:val="21"/>
         </w:rPr>
-        <w:t>lm</w:t>
-      </w:r>
-      <w:proofErr w:type="spellEnd"/>
-      <w:r>
-        <w:rPr>
-          <w:i/>
-          <w:iCs/>
-          <w:sz w:val="21"/>
-          <w:szCs w:val="21"/>
-        </w:rPr>
-        <w:t xml:space="preserve">          (w = 0.35)</w:t>
+        <w:t>lm          (w = 0.35)</w:t>
       </w:r>
       <w:r>
         <w:tab/>
@@ -8730,7 +8238,7 @@
         <w:pStyle w:val="2"/>
         <w:keepNext/>
       </w:pPr>
-      <w:bookmarkStart w:id="13" w:name="_Toc240786443"/>
+      <w:bookmarkStart w:id="13" w:name="_Toc240809217"/>
       <w:r>
         <w:t>3.4</w:t>
       </w:r>
@@ -8801,17 +8309,7 @@
           <w:sz w:val="21"/>
           <w:szCs w:val="21"/>
         </w:rPr>
-        <w:t>RRF(</w:t>
-      </w:r>
-      <w:proofErr w:type="spellStart"/>
-      <w:r>
-        <w:rPr>
-          <w:i/>
-          <w:iCs/>
-          <w:sz w:val="21"/>
-          <w:szCs w:val="21"/>
-        </w:rPr>
-        <w:t>S</w:t>
+        <w:t>RRF(S</w:t>
       </w:r>
       <w:r>
         <w:rPr>
@@ -8830,27 +8328,7 @@
           <w:sz w:val="21"/>
           <w:szCs w:val="21"/>
         </w:rPr>
-        <w:t>eep</w:t>
-      </w:r>
-      <w:proofErr w:type="spellEnd"/>
-      <w:r>
-        <w:rPr>
-          <w:i/>
-          <w:iCs/>
-          <w:sz w:val="21"/>
-          <w:szCs w:val="21"/>
-        </w:rPr>
-        <w:t xml:space="preserve">, </w:t>
-      </w:r>
-      <w:proofErr w:type="spellStart"/>
-      <w:r>
-        <w:rPr>
-          <w:i/>
-          <w:iCs/>
-          <w:sz w:val="21"/>
-          <w:szCs w:val="21"/>
-        </w:rPr>
-        <w:t>S</w:t>
+        <w:t>eep, S</w:t>
       </w:r>
       <w:r>
         <w:rPr>
@@ -8869,27 +8347,7 @@
           <w:sz w:val="21"/>
           <w:szCs w:val="21"/>
         </w:rPr>
-        <w:t>im</w:t>
-      </w:r>
-      <w:proofErr w:type="spellEnd"/>
-      <w:r>
-        <w:rPr>
-          <w:i/>
-          <w:iCs/>
-          <w:sz w:val="21"/>
-          <w:szCs w:val="21"/>
-        </w:rPr>
-        <w:t>; k) = 1 / [ k + rank(</w:t>
-      </w:r>
-      <w:proofErr w:type="spellStart"/>
-      <w:r>
-        <w:rPr>
-          <w:i/>
-          <w:iCs/>
-          <w:sz w:val="21"/>
-          <w:szCs w:val="21"/>
-        </w:rPr>
-        <w:t>S</w:t>
+        <w:t>im; k) = 1 / [ k + rank(S</w:t>
       </w:r>
       <w:r>
         <w:rPr>
@@ -8908,27 +8366,7 @@
           <w:sz w:val="21"/>
           <w:szCs w:val="21"/>
         </w:rPr>
-        <w:t>eep</w:t>
-      </w:r>
-      <w:proofErr w:type="spellEnd"/>
-      <w:r>
-        <w:rPr>
-          <w:i/>
-          <w:iCs/>
-          <w:sz w:val="21"/>
-          <w:szCs w:val="21"/>
-        </w:rPr>
-        <w:t>) + 1 ]  +  1 / [ k + rank(</w:t>
-      </w:r>
-      <w:proofErr w:type="spellStart"/>
-      <w:r>
-        <w:rPr>
-          <w:i/>
-          <w:iCs/>
-          <w:sz w:val="21"/>
-          <w:szCs w:val="21"/>
-        </w:rPr>
-        <w:t>S</w:t>
+        <w:t>eep) + 1 ]  +  1 / [ k + rank(S</w:t>
       </w:r>
       <w:r>
         <w:rPr>
@@ -8947,17 +8385,7 @@
           <w:sz w:val="21"/>
           <w:szCs w:val="21"/>
         </w:rPr>
-        <w:t>im</w:t>
-      </w:r>
-      <w:proofErr w:type="spellEnd"/>
-      <w:r>
-        <w:rPr>
-          <w:i/>
-          <w:iCs/>
-          <w:sz w:val="21"/>
-          <w:szCs w:val="21"/>
-        </w:rPr>
-        <w:t>) + 1 ]</w:t>
+        <w:t>im) + 1 ]</w:t>
       </w:r>
       <w:r>
         <w:tab/>
@@ -8987,23 +8415,7 @@
           <w:i/>
           <w:iCs/>
         </w:rPr>
-        <w:t>rank</w:t>
-      </w:r>
-      <w:proofErr w:type="gramStart"/>
-      <w:r>
-        <w:rPr>
-          <w:i/>
-          <w:iCs/>
-        </w:rPr>
-        <w:t>(·)</w:t>
-      </w:r>
-      <w:proofErr w:type="gramEnd"/>
-      <w:r>
-        <w:rPr>
-          <w:i/>
-          <w:iCs/>
-        </w:rPr>
-        <w:t xml:space="preserve"> ∈ {0, 1, ..., 499}</w:t>
+        <w:t>rank(·) ∈ {0, 1, ..., 499}</w:t>
       </w:r>
       <w:r>
         <w:t xml:space="preserve"> </w:t>
@@ -9061,7 +8473,6 @@
       <w:r>
         <w:tab/>
       </w:r>
-      <w:proofErr w:type="spellStart"/>
       <w:r>
         <w:rPr>
           <w:i/>
@@ -9088,27 +8499,7 @@
           <w:sz w:val="21"/>
           <w:szCs w:val="21"/>
         </w:rPr>
-        <w:t>rf</w:t>
-      </w:r>
-      <w:proofErr w:type="spellEnd"/>
-      <w:r>
-        <w:rPr>
-          <w:i/>
-          <w:iCs/>
-          <w:sz w:val="21"/>
-          <w:szCs w:val="21"/>
-        </w:rPr>
-        <w:t xml:space="preserve"> = </w:t>
-      </w:r>
-      <w:proofErr w:type="spellStart"/>
-      <w:r>
-        <w:rPr>
-          <w:i/>
-          <w:iCs/>
-          <w:sz w:val="21"/>
-          <w:szCs w:val="21"/>
-        </w:rPr>
-        <w:t>S</w:t>
+        <w:t>rf = S</w:t>
       </w:r>
       <w:r>
         <w:rPr>
@@ -9127,27 +8518,7 @@
           <w:sz w:val="21"/>
           <w:szCs w:val="21"/>
         </w:rPr>
-        <w:t>eep</w:t>
-      </w:r>
-      <w:proofErr w:type="spellEnd"/>
-      <w:r>
-        <w:rPr>
-          <w:i/>
-          <w:iCs/>
-          <w:sz w:val="21"/>
-          <w:szCs w:val="21"/>
-        </w:rPr>
-        <w:t xml:space="preserve">' + </w:t>
-      </w:r>
-      <w:proofErr w:type="spellStart"/>
-      <w:r>
-        <w:rPr>
-          <w:i/>
-          <w:iCs/>
-          <w:sz w:val="21"/>
-          <w:szCs w:val="21"/>
-        </w:rPr>
-        <w:t>w</w:t>
+        <w:t>eep' + w</w:t>
       </w:r>
       <w:r>
         <w:rPr>
@@ -9166,27 +8537,7 @@
           <w:sz w:val="21"/>
           <w:szCs w:val="21"/>
         </w:rPr>
-        <w:t>im</w:t>
-      </w:r>
-      <w:proofErr w:type="spellEnd"/>
-      <w:r>
-        <w:rPr>
-          <w:i/>
-          <w:iCs/>
-          <w:sz w:val="21"/>
-          <w:szCs w:val="21"/>
-        </w:rPr>
-        <w:t xml:space="preserve"> · </w:t>
-      </w:r>
-      <w:proofErr w:type="spellStart"/>
-      <w:r>
-        <w:rPr>
-          <w:i/>
-          <w:iCs/>
-          <w:sz w:val="21"/>
-          <w:szCs w:val="21"/>
-        </w:rPr>
-        <w:t>S</w:t>
+        <w:t>im · S</w:t>
       </w:r>
       <w:r>
         <w:rPr>
@@ -9205,47 +8556,7 @@
           <w:sz w:val="21"/>
           <w:szCs w:val="21"/>
         </w:rPr>
-        <w:t>im</w:t>
-      </w:r>
-      <w:proofErr w:type="spellEnd"/>
-      <w:r>
-        <w:rPr>
-          <w:i/>
-          <w:iCs/>
-          <w:sz w:val="21"/>
-          <w:szCs w:val="21"/>
-        </w:rPr>
-        <w:t xml:space="preserve"> + β · </w:t>
-      </w:r>
-      <w:proofErr w:type="spellStart"/>
-      <w:r>
-        <w:rPr>
-          <w:i/>
-          <w:iCs/>
-          <w:sz w:val="21"/>
-          <w:szCs w:val="21"/>
-        </w:rPr>
-        <w:t>ColNorm</w:t>
-      </w:r>
-      <w:proofErr w:type="spellEnd"/>
-      <w:r>
-        <w:rPr>
-          <w:i/>
-          <w:iCs/>
-          <w:sz w:val="21"/>
-          <w:szCs w:val="21"/>
-        </w:rPr>
-        <w:t>( RRF(</w:t>
-      </w:r>
-      <w:proofErr w:type="spellStart"/>
-      <w:r>
-        <w:rPr>
-          <w:i/>
-          <w:iCs/>
-          <w:sz w:val="21"/>
-          <w:szCs w:val="21"/>
-        </w:rPr>
-        <w:t>S</w:t>
+        <w:t>im + β · ColNorm( RRF(S</w:t>
       </w:r>
       <w:r>
         <w:rPr>
@@ -9264,27 +8575,7 @@
           <w:sz w:val="21"/>
           <w:szCs w:val="21"/>
         </w:rPr>
-        <w:t>eep</w:t>
-      </w:r>
-      <w:proofErr w:type="spellEnd"/>
-      <w:r>
-        <w:rPr>
-          <w:i/>
-          <w:iCs/>
-          <w:sz w:val="21"/>
-          <w:szCs w:val="21"/>
-        </w:rPr>
-        <w:t xml:space="preserve">', </w:t>
-      </w:r>
-      <w:proofErr w:type="spellStart"/>
-      <w:r>
-        <w:rPr>
-          <w:i/>
-          <w:iCs/>
-          <w:sz w:val="21"/>
-          <w:szCs w:val="21"/>
-        </w:rPr>
-        <w:t>S</w:t>
+        <w:t>eep', S</w:t>
       </w:r>
       <w:r>
         <w:rPr>
@@ -9303,17 +8594,7 @@
           <w:sz w:val="21"/>
           <w:szCs w:val="21"/>
         </w:rPr>
-        <w:t>im</w:t>
-      </w:r>
-      <w:proofErr w:type="spellEnd"/>
-      <w:r>
-        <w:rPr>
-          <w:i/>
-          <w:iCs/>
-          <w:sz w:val="21"/>
-          <w:szCs w:val="21"/>
-        </w:rPr>
-        <w:t>; 30) )</w:t>
+        <w:t>im; 30) )</w:t>
       </w:r>
       <w:r>
         <w:tab/>
@@ -9332,7 +8613,7 @@
         <w:pStyle w:val="2"/>
         <w:keepNext/>
       </w:pPr>
-      <w:bookmarkStart w:id="14" w:name="_Toc240786444"/>
+      <w:bookmarkStart w:id="14" w:name="_Toc240809218"/>
       <w:r>
         <w:t>3.5</w:t>
       </w:r>
@@ -9363,15 +8644,7 @@
           <w:i/>
           <w:iCs/>
         </w:rPr>
-        <w:t>C = -</w:t>
-      </w:r>
-      <w:proofErr w:type="spellStart"/>
-      <w:r>
-        <w:rPr>
-          <w:i/>
-          <w:iCs/>
-        </w:rPr>
-        <w:t>S</w:t>
+        <w:t>C = -S</w:t>
       </w:r>
       <w:r>
         <w:rPr>
@@ -9390,7 +8663,6 @@
         </w:rPr>
         <w:t>rf</w:t>
       </w:r>
-      <w:proofErr w:type="spellEnd"/>
       <w:r>
         <w:t>，我们将标签重分配建模为带有行</w:t>
       </w:r>
@@ -9423,7 +8695,6 @@
       <w:r>
         <w:tab/>
       </w:r>
-      <w:proofErr w:type="spellStart"/>
       <w:r>
         <w:rPr>
           <w:i/>
@@ -9443,7 +8714,6 @@
         </w:rPr>
         <w:t>P</w:t>
       </w:r>
-      <w:proofErr w:type="spellEnd"/>
       <w:r>
         <w:rPr>
           <w:i/>
@@ -9451,9 +8721,8 @@
           <w:sz w:val="18"/>
           <w:szCs w:val="18"/>
         </w:rPr>
-        <w:t xml:space="preserve">  ⟨ P, -</w:t>
-      </w:r>
-      <w:proofErr w:type="spellStart"/>
+        <w:t xml:space="preserve">  </w:t>
+      </w:r>
       <w:r>
         <w:rPr>
           <w:i/>
@@ -9461,7 +8730,16 @@
           <w:sz w:val="18"/>
           <w:szCs w:val="18"/>
         </w:rPr>
-        <w:t>S</w:t>
+        <w:t>⟨</w:t>
+      </w:r>
+      <w:r>
+        <w:rPr>
+          <w:i/>
+          <w:iCs/>
+          <w:sz w:val="18"/>
+          <w:szCs w:val="18"/>
+        </w:rPr>
+        <w:t xml:space="preserve"> P, -S</w:t>
       </w:r>
       <w:r>
         <w:rPr>
@@ -9480,9 +8758,8 @@
           <w:sz w:val="18"/>
           <w:szCs w:val="18"/>
         </w:rPr>
-        <w:t>rf</w:t>
-      </w:r>
-      <w:proofErr w:type="spellEnd"/>
+        <w:t xml:space="preserve">rf </w:t>
+      </w:r>
       <w:r>
         <w:rPr>
           <w:i/>
@@ -9490,9 +8767,17 @@
           <w:sz w:val="18"/>
           <w:szCs w:val="18"/>
         </w:rPr>
-        <w:t xml:space="preserve"> ⟩ + τ · ∑</w:t>
-      </w:r>
-      <w:proofErr w:type="spellStart"/>
+        <w:t>⟩</w:t>
+      </w:r>
+      <w:r>
+        <w:rPr>
+          <w:i/>
+          <w:iCs/>
+          <w:sz w:val="18"/>
+          <w:szCs w:val="18"/>
+        </w:rPr>
+        <w:t xml:space="preserve"> + τ · ∑</w:t>
+      </w:r>
       <w:r>
         <w:rPr>
           <w:i/>
@@ -9501,9 +8786,17 @@
           <w:szCs w:val="15"/>
           <w:vertAlign w:val="subscript"/>
         </w:rPr>
-        <w:t>i</w:t>
-      </w:r>
-      <w:proofErr w:type="spellEnd"/>
+        <w:t>i=1..N</w:t>
+      </w:r>
+      <w:r>
+        <w:rPr>
+          <w:i/>
+          <w:iCs/>
+          <w:sz w:val="18"/>
+          <w:szCs w:val="18"/>
+        </w:rPr>
+        <w:t xml:space="preserve"> ∑</w:t>
+      </w:r>
       <w:r>
         <w:rPr>
           <w:i/>
@@ -9512,9 +8805,17 @@
           <w:szCs w:val="15"/>
           <w:vertAlign w:val="subscript"/>
         </w:rPr>
-        <w:t>=</w:t>
-      </w:r>
-      <w:proofErr w:type="gramStart"/>
+        <w:t>j=1..M</w:t>
+      </w:r>
+      <w:r>
+        <w:rPr>
+          <w:i/>
+          <w:iCs/>
+          <w:sz w:val="18"/>
+          <w:szCs w:val="18"/>
+        </w:rPr>
+        <w:t xml:space="preserve"> P</w:t>
+      </w:r>
       <w:r>
         <w:rPr>
           <w:i/>
@@ -9523,9 +8824,17 @@
           <w:szCs w:val="15"/>
           <w:vertAlign w:val="subscript"/>
         </w:rPr>
-        <w:t>1..</w:t>
-      </w:r>
-      <w:proofErr w:type="gramEnd"/>
+        <w:t>i</w:t>
+      </w:r>
+      <w:r>
+        <w:rPr>
+          <w:i/>
+          <w:iCs/>
+          <w:sz w:val="18"/>
+          <w:szCs w:val="18"/>
+        </w:rPr>
+        <w:t>j · log(P</w:t>
+      </w:r>
       <w:r>
         <w:rPr>
           <w:i/>
@@ -9534,7 +8843,7 @@
           <w:szCs w:val="15"/>
           <w:vertAlign w:val="subscript"/>
         </w:rPr>
-        <w:t>N</w:t>
+        <w:t>i</w:t>
       </w:r>
       <w:r>
         <w:rPr>
@@ -9543,7 +8852,7 @@
           <w:sz w:val="18"/>
           <w:szCs w:val="18"/>
         </w:rPr>
-        <w:t xml:space="preserve"> ∑</w:t>
+        <w:t>j)    s.t.  P · 1</w:t>
       </w:r>
       <w:r>
         <w:rPr>
@@ -9553,9 +8862,36 @@
           <w:szCs w:val="15"/>
           <w:vertAlign w:val="subscript"/>
         </w:rPr>
-        <w:t>j=</w:t>
-      </w:r>
-      <w:proofErr w:type="gramStart"/>
+        <w:t>M</w:t>
+      </w:r>
+      <w:r>
+        <w:rPr>
+          <w:i/>
+          <w:iCs/>
+          <w:sz w:val="18"/>
+          <w:szCs w:val="18"/>
+        </w:rPr>
+        <w:t xml:space="preserve"> = r,  P</w:t>
+      </w:r>
+      <w:r>
+        <w:rPr>
+          <w:i/>
+          <w:iCs/>
+          <w:sz w:val="15"/>
+          <w:szCs w:val="15"/>
+          <w:vertAlign w:val="superscript"/>
+        </w:rPr>
+        <w:t>T</w:t>
+      </w:r>
+      <w:r>
+        <w:rPr>
+          <w:i/>
+          <w:iCs/>
+          <w:sz w:val="18"/>
+          <w:szCs w:val="18"/>
+        </w:rPr>
+        <w:t xml:space="preserve"> · 1</w:t>
+      </w:r>
       <w:r>
         <w:rPr>
           <w:i/>
@@ -9564,18 +8900,7 @@
           <w:szCs w:val="15"/>
           <w:vertAlign w:val="subscript"/>
         </w:rPr>
-        <w:t>1..</w:t>
-      </w:r>
-      <w:proofErr w:type="gramEnd"/>
-      <w:r>
-        <w:rPr>
-          <w:i/>
-          <w:iCs/>
-          <w:sz w:val="15"/>
-          <w:szCs w:val="15"/>
-          <w:vertAlign w:val="subscript"/>
-        </w:rPr>
-        <w:t>M</w:t>
+        <w:t>N</w:t>
       </w:r>
       <w:r>
         <w:rPr>
@@ -9584,161 +8909,6 @@
           <w:sz w:val="18"/>
           <w:szCs w:val="18"/>
         </w:rPr>
-        <w:t xml:space="preserve"> </w:t>
-      </w:r>
-      <w:proofErr w:type="spellStart"/>
-      <w:r>
-        <w:rPr>
-          <w:i/>
-          <w:iCs/>
-          <w:sz w:val="18"/>
-          <w:szCs w:val="18"/>
-        </w:rPr>
-        <w:t>P</w:t>
-      </w:r>
-      <w:r>
-        <w:rPr>
-          <w:i/>
-          <w:iCs/>
-          <w:sz w:val="15"/>
-          <w:szCs w:val="15"/>
-          <w:vertAlign w:val="subscript"/>
-        </w:rPr>
-        <w:t>i</w:t>
-      </w:r>
-      <w:r>
-        <w:rPr>
-          <w:i/>
-          <w:iCs/>
-          <w:sz w:val="18"/>
-          <w:szCs w:val="18"/>
-        </w:rPr>
-        <w:t>j</w:t>
-      </w:r>
-      <w:proofErr w:type="spellEnd"/>
-      <w:r>
-        <w:rPr>
-          <w:i/>
-          <w:iCs/>
-          <w:sz w:val="18"/>
-          <w:szCs w:val="18"/>
-        </w:rPr>
-        <w:t xml:space="preserve"> · log(</w:t>
-      </w:r>
-      <w:proofErr w:type="spellStart"/>
-      <w:r>
-        <w:rPr>
-          <w:i/>
-          <w:iCs/>
-          <w:sz w:val="18"/>
-          <w:szCs w:val="18"/>
-        </w:rPr>
-        <w:t>P</w:t>
-      </w:r>
-      <w:r>
-        <w:rPr>
-          <w:i/>
-          <w:iCs/>
-          <w:sz w:val="15"/>
-          <w:szCs w:val="15"/>
-          <w:vertAlign w:val="subscript"/>
-        </w:rPr>
-        <w:t>i</w:t>
-      </w:r>
-      <w:r>
-        <w:rPr>
-          <w:i/>
-          <w:iCs/>
-          <w:sz w:val="18"/>
-          <w:szCs w:val="18"/>
-        </w:rPr>
-        <w:t>j</w:t>
-      </w:r>
-      <w:proofErr w:type="spellEnd"/>
-      <w:r>
-        <w:rPr>
-          <w:i/>
-          <w:iCs/>
-          <w:sz w:val="18"/>
-          <w:szCs w:val="18"/>
-        </w:rPr>
-        <w:t xml:space="preserve">)    </w:t>
-      </w:r>
-      <w:proofErr w:type="spellStart"/>
-      <w:r>
-        <w:rPr>
-          <w:i/>
-          <w:iCs/>
-          <w:sz w:val="18"/>
-          <w:szCs w:val="18"/>
-        </w:rPr>
-        <w:t>s.t.</w:t>
-      </w:r>
-      <w:proofErr w:type="spellEnd"/>
-      <w:r>
-        <w:rPr>
-          <w:i/>
-          <w:iCs/>
-          <w:sz w:val="18"/>
-          <w:szCs w:val="18"/>
-        </w:rPr>
-        <w:t xml:space="preserve">  P · 1</w:t>
-      </w:r>
-      <w:r>
-        <w:rPr>
-          <w:i/>
-          <w:iCs/>
-          <w:sz w:val="15"/>
-          <w:szCs w:val="15"/>
-          <w:vertAlign w:val="subscript"/>
-        </w:rPr>
-        <w:t>M</w:t>
-      </w:r>
-      <w:r>
-        <w:rPr>
-          <w:i/>
-          <w:iCs/>
-          <w:sz w:val="18"/>
-          <w:szCs w:val="18"/>
-        </w:rPr>
-        <w:t xml:space="preserve"> = r,  P</w:t>
-      </w:r>
-      <w:r>
-        <w:rPr>
-          <w:i/>
-          <w:iCs/>
-          <w:sz w:val="15"/>
-          <w:szCs w:val="15"/>
-          <w:vertAlign w:val="superscript"/>
-        </w:rPr>
-        <w:t>T</w:t>
-      </w:r>
-      <w:r>
-        <w:rPr>
-          <w:i/>
-          <w:iCs/>
-          <w:sz w:val="18"/>
-          <w:szCs w:val="18"/>
-        </w:rPr>
-        <w:t xml:space="preserve"> · 1</w:t>
-      </w:r>
-      <w:r>
-        <w:rPr>
-          <w:i/>
-          <w:iCs/>
-          <w:sz w:val="15"/>
-          <w:szCs w:val="15"/>
-          <w:vertAlign w:val="subscript"/>
-        </w:rPr>
-        <w:t>N</w:t>
-      </w:r>
-      <w:r>
-        <w:rPr>
-          <w:i/>
-          <w:iCs/>
-          <w:sz w:val="18"/>
-          <w:szCs w:val="18"/>
-        </w:rPr>
         <w:t xml:space="preserve"> = c</w:t>
       </w:r>
       <w:r>
@@ -9793,7 +8963,6 @@
       <w:r>
         <w:t>根据样本初步预测基数自适应生成（</w:t>
       </w:r>
-      <w:proofErr w:type="spellStart"/>
       <w:r>
         <w:rPr>
           <w:i/>
@@ -9811,7 +8980,6 @@
         </w:rPr>
         <w:t>i</w:t>
       </w:r>
-      <w:proofErr w:type="spellEnd"/>
       <w:r>
         <w:rPr>
           <w:i/>
@@ -9834,24 +9002,7 @@
           <w:i/>
           <w:iCs/>
         </w:rPr>
-        <w:t xml:space="preserve"> I</w:t>
-      </w:r>
-      <w:proofErr w:type="gramStart"/>
-      <w:r>
-        <w:rPr>
-          <w:i/>
-          <w:iCs/>
-        </w:rPr>
-        <w:t xml:space="preserve">[ </w:t>
-      </w:r>
-      <w:proofErr w:type="spellStart"/>
-      <w:proofErr w:type="gramEnd"/>
-      <w:r>
-        <w:rPr>
-          <w:i/>
-          <w:iCs/>
-        </w:rPr>
-        <w:t>S</w:t>
+        <w:t xml:space="preserve"> I[ S</w:t>
       </w:r>
       <w:r>
         <w:rPr>
@@ -9868,23 +9019,74 @@
           <w:i/>
           <w:iCs/>
         </w:rPr>
+        <w:t>j ≥ t</w:t>
+      </w:r>
+      <w:r>
+        <w:rPr>
+          <w:i/>
+          <w:iCs/>
+          <w:sz w:val="21"/>
+          <w:szCs w:val="21"/>
+          <w:vertAlign w:val="subscript"/>
+        </w:rPr>
         <w:t>j</w:t>
       </w:r>
-      <w:proofErr w:type="spellEnd"/>
-      <w:r>
-        <w:rPr>
-          <w:i/>
-          <w:iCs/>
-        </w:rPr>
-        <w:t xml:space="preserve"> ≥ </w:t>
-      </w:r>
-      <w:proofErr w:type="spellStart"/>
-      <w:r>
-        <w:rPr>
-          <w:i/>
-          <w:iCs/>
-        </w:rPr>
-        <w:t>t</w:t>
+      <w:r>
+        <w:rPr>
+          <w:i/>
+          <w:iCs/>
+        </w:rPr>
+        <w:t xml:space="preserve"> ], 1)</w:t>
+      </w:r>
+      <w:r>
+        <w:t>）；列边际向量</w:t>
+      </w:r>
+      <w:r>
+        <w:t xml:space="preserve"> </w:t>
+      </w:r>
+      <w:r>
+        <w:rPr>
+          <w:i/>
+          <w:iCs/>
+        </w:rPr>
+        <w:t>c</w:t>
+      </w:r>
+      <w:r>
+        <w:t xml:space="preserve"> </w:t>
+      </w:r>
+      <w:r>
+        <w:t>由训练集经验先验标签频率对齐缩放给出。根据最优传输理论</w:t>
+      </w:r>
+      <w:r>
+        <w:rPr>
+          <w:sz w:val="21"/>
+          <w:szCs w:val="21"/>
+          <w:vertAlign w:val="superscript"/>
+        </w:rPr>
+        <w:t>[17]</w:t>
+      </w:r>
+      <w:r>
+        <w:t>，最优解具有对偶矩阵缩放形式：</w:t>
+      </w:r>
+      <w:r>
+        <w:rPr>
+          <w:i/>
+          <w:iCs/>
+        </w:rPr>
+        <w:t>P* = diag(u) · K · diag(v)</w:t>
+      </w:r>
+      <w:r>
+        <w:t>，其中核矩阵</w:t>
+      </w:r>
+      <w:r>
+        <w:t xml:space="preserve"> </w:t>
+      </w:r>
+      <w:r>
+        <w:rPr>
+          <w:i/>
+          <w:iCs/>
+        </w:rPr>
+        <w:t>K = exp(S</w:t>
       </w:r>
       <w:r>
         <w:rPr>
@@ -9894,151 +9096,6 @@
           <w:szCs w:val="21"/>
           <w:vertAlign w:val="subscript"/>
         </w:rPr>
-        <w:t>j</w:t>
-      </w:r>
-      <w:proofErr w:type="spellEnd"/>
-      <w:proofErr w:type="gramStart"/>
-      <w:r>
-        <w:rPr>
-          <w:i/>
-          <w:iCs/>
-        </w:rPr>
-        <w:t xml:space="preserve"> ]</w:t>
-      </w:r>
-      <w:proofErr w:type="gramEnd"/>
-      <w:r>
-        <w:rPr>
-          <w:i/>
-          <w:iCs/>
-        </w:rPr>
-        <w:t xml:space="preserve">, </w:t>
-      </w:r>
-      <w:proofErr w:type="gramStart"/>
-      <w:r>
-        <w:rPr>
-          <w:i/>
-          <w:iCs/>
-        </w:rPr>
-        <w:t>1)</w:t>
-      </w:r>
-      <w:proofErr w:type="gramEnd"/>
-      <w:r>
-        <w:t>）；列边际向量</w:t>
-      </w:r>
-      <w:r>
-        <w:t xml:space="preserve"> </w:t>
-      </w:r>
-      <w:r>
-        <w:rPr>
-          <w:i/>
-          <w:iCs/>
-        </w:rPr>
-        <w:t>c</w:t>
-      </w:r>
-      <w:r>
-        <w:t xml:space="preserve"> </w:t>
-      </w:r>
-      <w:r>
-        <w:t>由训练集经验先验标签频率对齐缩放给出。根据最优传输理论</w:t>
-      </w:r>
-      <w:r>
-        <w:rPr>
-          <w:sz w:val="21"/>
-          <w:szCs w:val="21"/>
-          <w:vertAlign w:val="superscript"/>
-        </w:rPr>
-        <w:t>[17]</w:t>
-      </w:r>
-      <w:r>
-        <w:t>，最优解具有对偶矩阵缩放形式：</w:t>
-      </w:r>
-      <w:r>
-        <w:rPr>
-          <w:i/>
-          <w:iCs/>
-        </w:rPr>
-        <w:t xml:space="preserve">P* = </w:t>
-      </w:r>
-      <w:proofErr w:type="spellStart"/>
-      <w:r>
-        <w:rPr>
-          <w:i/>
-          <w:iCs/>
-        </w:rPr>
-        <w:t>diag</w:t>
-      </w:r>
-      <w:proofErr w:type="spellEnd"/>
-      <w:proofErr w:type="gramStart"/>
-      <w:r>
-        <w:rPr>
-          <w:i/>
-          <w:iCs/>
-        </w:rPr>
-        <w:t>(u)</w:t>
-      </w:r>
-      <w:proofErr w:type="gramEnd"/>
-      <w:r>
-        <w:rPr>
-          <w:i/>
-          <w:iCs/>
-        </w:rPr>
-        <w:t xml:space="preserve"> · K · </w:t>
-      </w:r>
-      <w:proofErr w:type="spellStart"/>
-      <w:r>
-        <w:rPr>
-          <w:i/>
-          <w:iCs/>
-        </w:rPr>
-        <w:t>diag</w:t>
-      </w:r>
-      <w:proofErr w:type="spellEnd"/>
-      <w:proofErr w:type="gramStart"/>
-      <w:r>
-        <w:rPr>
-          <w:i/>
-          <w:iCs/>
-        </w:rPr>
-        <w:t>(v)</w:t>
-      </w:r>
-      <w:proofErr w:type="gramEnd"/>
-      <w:r>
-        <w:t>，其中核矩阵</w:t>
-      </w:r>
-      <w:r>
-        <w:t xml:space="preserve"> </w:t>
-      </w:r>
-      <w:r>
-        <w:rPr>
-          <w:i/>
-          <w:iCs/>
-        </w:rPr>
-        <w:t>K = exp</w:t>
-      </w:r>
-      <w:proofErr w:type="gramStart"/>
-      <w:r>
-        <w:rPr>
-          <w:i/>
-          <w:iCs/>
-        </w:rPr>
-        <w:t>(</w:t>
-      </w:r>
-      <w:proofErr w:type="spellStart"/>
-      <w:r>
-        <w:rPr>
-          <w:i/>
-          <w:iCs/>
-        </w:rPr>
-        <w:t>S</w:t>
-      </w:r>
-      <w:r>
-        <w:rPr>
-          <w:i/>
-          <w:iCs/>
-          <w:sz w:val="21"/>
-          <w:szCs w:val="21"/>
-          <w:vertAlign w:val="subscript"/>
-        </w:rPr>
         <w:t>r</w:t>
       </w:r>
       <w:r>
@@ -10046,17 +9103,8 @@
           <w:i/>
           <w:iCs/>
         </w:rPr>
-        <w:t>rf</w:t>
-      </w:r>
-      <w:proofErr w:type="spellEnd"/>
-      <w:r>
-        <w:rPr>
-          <w:i/>
-          <w:iCs/>
-        </w:rPr>
-        <w:t xml:space="preserve"> / τ)</w:t>
-      </w:r>
-      <w:proofErr w:type="gramEnd"/>
+        <w:t>rf / τ)</w:t>
+      </w:r>
       <w:r>
         <w:t>。缩放因子通过极快的</w:t>
       </w:r>
@@ -10104,17 +9152,7 @@
           <w:sz w:val="21"/>
           <w:szCs w:val="21"/>
         </w:rPr>
-        <w:t xml:space="preserve"> = r / [ K · </w:t>
-      </w:r>
-      <w:proofErr w:type="spellStart"/>
-      <w:r>
-        <w:rPr>
-          <w:i/>
-          <w:iCs/>
-          <w:sz w:val="21"/>
-          <w:szCs w:val="21"/>
-        </w:rPr>
-        <w:t>v</w:t>
+        <w:t xml:space="preserve"> = r / [ K · v</w:t>
       </w:r>
       <w:r>
         <w:rPr>
@@ -10126,7 +9164,6 @@
         </w:rPr>
         <w:t>t</w:t>
       </w:r>
-      <w:proofErr w:type="spellEnd"/>
       <w:r>
         <w:rPr>
           <w:i/>
@@ -10222,7 +9259,6 @@
       <w:r>
         <w:t xml:space="preserve"> </w:t>
       </w:r>
-      <w:proofErr w:type="spellStart"/>
       <w:r>
         <w:rPr>
           <w:i/>
@@ -10247,7 +9283,6 @@
         </w:rPr>
         <w:t>k</w:t>
       </w:r>
-      <w:proofErr w:type="spellEnd"/>
       <w:r>
         <w:t xml:space="preserve"> </w:t>
       </w:r>
@@ -10272,7 +9307,6 @@
       <w:r>
         <w:tab/>
       </w:r>
-      <w:proofErr w:type="spellStart"/>
       <w:r>
         <w:rPr>
           <w:i/>
@@ -10299,19 +9333,8 @@
           <w:sz w:val="21"/>
           <w:szCs w:val="21"/>
         </w:rPr>
-        <w:t>inal</w:t>
-      </w:r>
-      <w:proofErr w:type="spellEnd"/>
-      <w:r>
-        <w:rPr>
-          <w:i/>
-          <w:iCs/>
-          <w:sz w:val="21"/>
-          <w:szCs w:val="21"/>
-        </w:rPr>
-        <w:t xml:space="preserve"> = (1 - α</w:t>
-      </w:r>
-      <w:proofErr w:type="spellStart"/>
+        <w:t>inal = (1 - α</w:t>
+      </w:r>
       <w:r>
         <w:rPr>
           <w:i/>
@@ -10329,27 +9352,7 @@
           <w:sz w:val="21"/>
           <w:szCs w:val="21"/>
         </w:rPr>
-        <w:t>k</w:t>
-      </w:r>
-      <w:proofErr w:type="spellEnd"/>
-      <w:r>
-        <w:rPr>
-          <w:i/>
-          <w:iCs/>
-          <w:sz w:val="21"/>
-          <w:szCs w:val="21"/>
-        </w:rPr>
-        <w:t xml:space="preserve">) · </w:t>
-      </w:r>
-      <w:proofErr w:type="spellStart"/>
-      <w:r>
-        <w:rPr>
-          <w:i/>
-          <w:iCs/>
-          <w:sz w:val="21"/>
-          <w:szCs w:val="21"/>
-        </w:rPr>
-        <w:t>S</w:t>
+        <w:t>k) · S</w:t>
       </w:r>
       <w:r>
         <w:rPr>
@@ -10368,19 +9371,8 @@
           <w:sz w:val="21"/>
           <w:szCs w:val="21"/>
         </w:rPr>
-        <w:t>rf</w:t>
-      </w:r>
-      <w:proofErr w:type="spellEnd"/>
-      <w:r>
-        <w:rPr>
-          <w:i/>
-          <w:iCs/>
-          <w:sz w:val="21"/>
-          <w:szCs w:val="21"/>
-        </w:rPr>
-        <w:t xml:space="preserve"> + α</w:t>
-      </w:r>
-      <w:proofErr w:type="spellStart"/>
+        <w:t>rf + α</w:t>
+      </w:r>
       <w:r>
         <w:rPr>
           <w:i/>
@@ -10398,27 +9390,7 @@
           <w:sz w:val="21"/>
           <w:szCs w:val="21"/>
         </w:rPr>
-        <w:t>k</w:t>
-      </w:r>
-      <w:proofErr w:type="spellEnd"/>
-      <w:r>
-        <w:rPr>
-          <w:i/>
-          <w:iCs/>
-          <w:sz w:val="21"/>
-          <w:szCs w:val="21"/>
-        </w:rPr>
-        <w:t xml:space="preserve"> · </w:t>
-      </w:r>
-      <w:proofErr w:type="spellStart"/>
-      <w:r>
-        <w:rPr>
-          <w:i/>
-          <w:iCs/>
-          <w:sz w:val="21"/>
-          <w:szCs w:val="21"/>
-        </w:rPr>
-        <w:t>P</w:t>
+        <w:t>k · P</w:t>
       </w:r>
       <w:r>
         <w:rPr>
@@ -10437,19 +9409,8 @@
           <w:sz w:val="21"/>
           <w:szCs w:val="21"/>
         </w:rPr>
-        <w:t>k</w:t>
-      </w:r>
-      <w:proofErr w:type="spellEnd"/>
-      <w:r>
-        <w:rPr>
-          <w:i/>
-          <w:iCs/>
-          <w:sz w:val="21"/>
-          <w:szCs w:val="21"/>
-        </w:rPr>
-        <w:t xml:space="preserve">          (α</w:t>
-      </w:r>
-      <w:proofErr w:type="spellStart"/>
+        <w:t>k          (α</w:t>
+      </w:r>
       <w:r>
         <w:rPr>
           <w:i/>
@@ -10467,17 +9428,7 @@
           <w:sz w:val="21"/>
           <w:szCs w:val="21"/>
         </w:rPr>
-        <w:t>k</w:t>
-      </w:r>
-      <w:proofErr w:type="spellEnd"/>
-      <w:r>
-        <w:rPr>
-          <w:i/>
-          <w:iCs/>
-          <w:sz w:val="21"/>
-          <w:szCs w:val="21"/>
-        </w:rPr>
-        <w:t xml:space="preserve"> = 0.60)</w:t>
+        <w:t>k = 0.60)</w:t>
       </w:r>
       <w:r>
         <w:tab/>
@@ -10499,11 +9450,9 @@
       <w:r>
         <w:t>最终，通过在独立验证集上应用逐标签自适应决策阈值搜索策略（</w:t>
       </w:r>
-      <w:proofErr w:type="spellStart"/>
       <w:r>
         <w:t>SCut</w:t>
       </w:r>
-      <w:proofErr w:type="spellEnd"/>
       <w:r>
         <w:t>）</w:t>
       </w:r>
@@ -10529,40 +9478,11 @@
           <w:i/>
           <w:iCs/>
         </w:rPr>
-        <w:t>t* = (t₁*, t₂</w:t>
-      </w:r>
-      <w:proofErr w:type="gramStart"/>
-      <w:r>
-        <w:rPr>
-          <w:i/>
-          <w:iCs/>
-        </w:rPr>
-        <w:t>*,</w:t>
-      </w:r>
-      <w:proofErr w:type="gramEnd"/>
-      <w:r>
-        <w:rPr>
-          <w:i/>
-          <w:iCs/>
-        </w:rPr>
-        <w:t xml:space="preserve"> ..., t₅₀₀</w:t>
-      </w:r>
-      <w:proofErr w:type="gramStart"/>
-      <w:r>
-        <w:rPr>
-          <w:i/>
-          <w:iCs/>
-        </w:rPr>
-        <w:t>*)</w:t>
-      </w:r>
-      <w:r>
-        <w:t>，</w:t>
-      </w:r>
-      <w:proofErr w:type="gramEnd"/>
-      <w:r>
-        <w:t>输出最终离散预测注释：</w:t>
-      </w:r>
-      <w:proofErr w:type="spellStart"/>
+        <w:t>t* = (t₁*, t₂*, ..., t₅₀₀*)</w:t>
+      </w:r>
+      <w:r>
+        <w:t>，输出最终离散预测注释：</w:t>
+      </w:r>
       <w:r>
         <w:rPr>
           <w:i/>
@@ -10585,108 +9505,42 @@
           <w:i/>
           <w:iCs/>
         </w:rPr>
+        <w:t>j = I[ S</w:t>
+      </w:r>
+      <w:r>
+        <w:rPr>
+          <w:i/>
+          <w:iCs/>
+          <w:sz w:val="21"/>
+          <w:szCs w:val="21"/>
+          <w:vertAlign w:val="subscript"/>
+        </w:rPr>
+        <w:t>final, ij</w:t>
+      </w:r>
+      <w:r>
+        <w:rPr>
+          <w:i/>
+          <w:iCs/>
+        </w:rPr>
+        <w:t xml:space="preserve"> ≥ t</w:t>
+      </w:r>
+      <w:r>
+        <w:rPr>
+          <w:i/>
+          <w:iCs/>
+          <w:sz w:val="21"/>
+          <w:szCs w:val="21"/>
+          <w:vertAlign w:val="subscript"/>
+        </w:rPr>
         <w:t>j</w:t>
       </w:r>
-      <w:proofErr w:type="spellEnd"/>
-      <w:r>
-        <w:rPr>
-          <w:i/>
-          <w:iCs/>
-        </w:rPr>
-        <w:t xml:space="preserve"> = I</w:t>
-      </w:r>
-      <w:proofErr w:type="gramStart"/>
-      <w:r>
-        <w:rPr>
-          <w:i/>
-          <w:iCs/>
-        </w:rPr>
-        <w:t xml:space="preserve">[ </w:t>
-      </w:r>
-      <w:proofErr w:type="spellStart"/>
-      <w:proofErr w:type="gramEnd"/>
-      <w:r>
-        <w:rPr>
-          <w:i/>
-          <w:iCs/>
-        </w:rPr>
-        <w:t>S</w:t>
-      </w:r>
-      <w:r>
-        <w:rPr>
-          <w:i/>
-          <w:iCs/>
-          <w:sz w:val="21"/>
-          <w:szCs w:val="21"/>
-          <w:vertAlign w:val="subscript"/>
-        </w:rPr>
-        <w:t>final</w:t>
-      </w:r>
-      <w:proofErr w:type="spellEnd"/>
-      <w:r>
-        <w:rPr>
-          <w:i/>
-          <w:iCs/>
-          <w:sz w:val="21"/>
-          <w:szCs w:val="21"/>
-          <w:vertAlign w:val="subscript"/>
-        </w:rPr>
-        <w:t xml:space="preserve">, </w:t>
-      </w:r>
-      <w:proofErr w:type="spellStart"/>
-      <w:r>
-        <w:rPr>
-          <w:i/>
-          <w:iCs/>
-          <w:sz w:val="21"/>
-          <w:szCs w:val="21"/>
-          <w:vertAlign w:val="subscript"/>
-        </w:rPr>
-        <w:t>ij</w:t>
-      </w:r>
-      <w:proofErr w:type="spellEnd"/>
-      <w:r>
-        <w:rPr>
-          <w:i/>
-          <w:iCs/>
-        </w:rPr>
-        <w:t xml:space="preserve"> ≥ </w:t>
-      </w:r>
-      <w:proofErr w:type="spellStart"/>
-      <w:r>
-        <w:rPr>
-          <w:i/>
-          <w:iCs/>
-        </w:rPr>
-        <w:t>t</w:t>
-      </w:r>
-      <w:r>
-        <w:rPr>
-          <w:i/>
-          <w:iCs/>
-          <w:sz w:val="21"/>
-          <w:szCs w:val="21"/>
-          <w:vertAlign w:val="subscript"/>
-        </w:rPr>
-        <w:t>j</w:t>
-      </w:r>
-      <w:proofErr w:type="spellEnd"/>
-      <w:r>
-        <w:rPr>
-          <w:i/>
-          <w:iCs/>
-        </w:rPr>
-        <w:t>*</w:t>
-      </w:r>
-      <w:proofErr w:type="gramStart"/>
-      <w:r>
-        <w:rPr>
-          <w:i/>
-          <w:iCs/>
-        </w:rPr>
-        <w:t xml:space="preserve"> ]</w:t>
-      </w:r>
-      <w:proofErr w:type="gramEnd"/>
+      <w:r>
+        <w:rPr>
+          <w:i/>
+          <w:iCs/>
+        </w:rPr>
+        <w:t>* ]</w:t>
+      </w:r>
       <w:r>
         <w:t>。</w:t>
       </w:r>
@@ -10698,7 +9552,7 @@
         <w:pageBreakBefore/>
         <w:spacing w:before="0" w:after="240"/>
       </w:pPr>
-      <w:bookmarkStart w:id="15" w:name="_Toc240786445"/>
+      <w:bookmarkStart w:id="15" w:name="_Toc240809219"/>
       <w:r>
         <w:t>第</w:t>
       </w:r>
@@ -10715,7 +9569,7 @@
         <w:pStyle w:val="2"/>
         <w:keepNext/>
       </w:pPr>
-      <w:bookmarkStart w:id="16" w:name="_Toc240786446"/>
+      <w:bookmarkStart w:id="16" w:name="_Toc240809220"/>
       <w:r>
         <w:t>4.1</w:t>
       </w:r>
@@ -10781,7 +9635,7 @@
         <w:pStyle w:val="2"/>
         <w:keepNext/>
       </w:pPr>
-      <w:bookmarkStart w:id="17" w:name="_Toc240786447"/>
+      <w:bookmarkStart w:id="17" w:name="_Toc240809221"/>
       <w:r>
         <w:t>4.2</w:t>
       </w:r>
@@ -10860,9 +9714,17 @@
           <w:szCs w:val="18"/>
           <w:vertAlign w:val="subscript"/>
         </w:rPr>
-        <w:t>j=</w:t>
-      </w:r>
-      <w:proofErr w:type="gramStart"/>
+        <w:t>j=1..M</w:t>
+      </w:r>
+      <w:r>
+        <w:rPr>
+          <w:i/>
+          <w:iCs/>
+          <w:sz w:val="21"/>
+          <w:szCs w:val="21"/>
+        </w:rPr>
+        <w:t xml:space="preserve"> [ 2 · P</w:t>
+      </w:r>
       <w:r>
         <w:rPr>
           <w:i/>
@@ -10871,9 +9733,17 @@
           <w:szCs w:val="18"/>
           <w:vertAlign w:val="subscript"/>
         </w:rPr>
-        <w:t>1..</w:t>
-      </w:r>
-      <w:proofErr w:type="gramEnd"/>
+        <w:t>j</w:t>
+      </w:r>
+      <w:r>
+        <w:rPr>
+          <w:i/>
+          <w:iCs/>
+          <w:sz w:val="21"/>
+          <w:szCs w:val="21"/>
+        </w:rPr>
+        <w:t xml:space="preserve"> · R</w:t>
+      </w:r>
       <w:r>
         <w:rPr>
           <w:i/>
@@ -10882,26 +9752,16 @@
           <w:szCs w:val="18"/>
           <w:vertAlign w:val="subscript"/>
         </w:rPr>
-        <w:t>M</w:t>
-      </w:r>
-      <w:r>
-        <w:rPr>
-          <w:i/>
-          <w:iCs/>
-          <w:sz w:val="21"/>
-          <w:szCs w:val="21"/>
-        </w:rPr>
-        <w:t xml:space="preserve"> [ 2 · </w:t>
-      </w:r>
-      <w:proofErr w:type="spellStart"/>
-      <w:r>
-        <w:rPr>
-          <w:i/>
-          <w:iCs/>
-          <w:sz w:val="21"/>
-          <w:szCs w:val="21"/>
-        </w:rPr>
-        <w:t>P</w:t>
+        <w:t>j</w:t>
+      </w:r>
+      <w:r>
+        <w:rPr>
+          <w:i/>
+          <w:iCs/>
+          <w:sz w:val="21"/>
+          <w:szCs w:val="21"/>
+        </w:rPr>
+        <w:t xml:space="preserve"> ] / [ P</w:t>
       </w:r>
       <w:r>
         <w:rPr>
@@ -10913,25 +9773,14 @@
         </w:rPr>
         <w:t>j</w:t>
       </w:r>
-      <w:proofErr w:type="spellEnd"/>
-      <w:r>
-        <w:rPr>
-          <w:i/>
-          <w:iCs/>
-          <w:sz w:val="21"/>
-          <w:szCs w:val="21"/>
-        </w:rPr>
-        <w:t xml:space="preserve"> · </w:t>
-      </w:r>
-      <w:proofErr w:type="spellStart"/>
-      <w:r>
-        <w:rPr>
-          <w:i/>
-          <w:iCs/>
-          <w:sz w:val="21"/>
-          <w:szCs w:val="21"/>
-        </w:rPr>
-        <w:t>R</w:t>
+      <w:r>
+        <w:rPr>
+          <w:i/>
+          <w:iCs/>
+          <w:sz w:val="21"/>
+          <w:szCs w:val="21"/>
+        </w:rPr>
+        <w:t xml:space="preserve"> + R</w:t>
       </w:r>
       <w:r>
         <w:rPr>
@@ -10943,67 +9792,6 @@
         </w:rPr>
         <w:t>j</w:t>
       </w:r>
-      <w:proofErr w:type="spellEnd"/>
-      <w:r>
-        <w:rPr>
-          <w:i/>
-          <w:iCs/>
-          <w:sz w:val="21"/>
-          <w:szCs w:val="21"/>
-        </w:rPr>
-        <w:t xml:space="preserve"> ] / [ </w:t>
-      </w:r>
-      <w:proofErr w:type="spellStart"/>
-      <w:r>
-        <w:rPr>
-          <w:i/>
-          <w:iCs/>
-          <w:sz w:val="21"/>
-          <w:szCs w:val="21"/>
-        </w:rPr>
-        <w:t>P</w:t>
-      </w:r>
-      <w:r>
-        <w:rPr>
-          <w:i/>
-          <w:iCs/>
-          <w:sz w:val="18"/>
-          <w:szCs w:val="18"/>
-          <w:vertAlign w:val="subscript"/>
-        </w:rPr>
-        <w:t>j</w:t>
-      </w:r>
-      <w:proofErr w:type="spellEnd"/>
-      <w:r>
-        <w:rPr>
-          <w:i/>
-          <w:iCs/>
-          <w:sz w:val="21"/>
-          <w:szCs w:val="21"/>
-        </w:rPr>
-        <w:t xml:space="preserve"> + </w:t>
-      </w:r>
-      <w:proofErr w:type="spellStart"/>
-      <w:r>
-        <w:rPr>
-          <w:i/>
-          <w:iCs/>
-          <w:sz w:val="21"/>
-          <w:szCs w:val="21"/>
-        </w:rPr>
-        <w:t>R</w:t>
-      </w:r>
-      <w:r>
-        <w:rPr>
-          <w:i/>
-          <w:iCs/>
-          <w:sz w:val="18"/>
-          <w:szCs w:val="18"/>
-          <w:vertAlign w:val="subscript"/>
-        </w:rPr>
-        <w:t>j</w:t>
-      </w:r>
-      <w:proofErr w:type="spellEnd"/>
       <w:r>
         <w:rPr>
           <w:i/>
@@ -11036,7 +9824,6 @@
       <w:r>
         <w:t xml:space="preserve"> </w:t>
       </w:r>
-      <w:proofErr w:type="spellStart"/>
       <w:r>
         <w:rPr>
           <w:i/>
@@ -11054,21 +9841,12 @@
         </w:rPr>
         <w:t>j</w:t>
       </w:r>
-      <w:proofErr w:type="spellEnd"/>
-      <w:r>
-        <w:rPr>
-          <w:i/>
-          <w:iCs/>
-        </w:rPr>
-        <w:t xml:space="preserve"> = </w:t>
-      </w:r>
-      <w:proofErr w:type="spellStart"/>
-      <w:r>
-        <w:rPr>
-          <w:i/>
-          <w:iCs/>
-        </w:rPr>
-        <w:t>TP</w:t>
+      <w:r>
+        <w:rPr>
+          <w:i/>
+          <w:iCs/>
+        </w:rPr>
+        <w:t xml:space="preserve"> = TP</w:t>
       </w:r>
       <w:r>
         <w:rPr>
@@ -11080,29 +9858,12 @@
         </w:rPr>
         <w:t>j</w:t>
       </w:r>
-      <w:proofErr w:type="spellEnd"/>
-      <w:r>
-        <w:rPr>
-          <w:i/>
-          <w:iCs/>
-        </w:rPr>
-        <w:t xml:space="preserve"> / </w:t>
-      </w:r>
-      <w:proofErr w:type="gramStart"/>
-      <w:r>
-        <w:rPr>
-          <w:i/>
-          <w:iCs/>
-        </w:rPr>
-        <w:t>(</w:t>
-      </w:r>
-      <w:proofErr w:type="spellStart"/>
-      <w:r>
-        <w:rPr>
-          <w:i/>
-          <w:iCs/>
-        </w:rPr>
-        <w:t>TP</w:t>
+      <w:r>
+        <w:rPr>
+          <w:i/>
+          <w:iCs/>
+        </w:rPr>
+        <w:t xml:space="preserve"> / (TP</w:t>
       </w:r>
       <w:r>
         <w:rPr>
@@ -11114,21 +9875,12 @@
         </w:rPr>
         <w:t>j</w:t>
       </w:r>
-      <w:proofErr w:type="spellEnd"/>
-      <w:r>
-        <w:rPr>
-          <w:i/>
-          <w:iCs/>
-        </w:rPr>
-        <w:t xml:space="preserve"> + </w:t>
-      </w:r>
-      <w:proofErr w:type="spellStart"/>
-      <w:r>
-        <w:rPr>
-          <w:i/>
-          <w:iCs/>
-        </w:rPr>
-        <w:t>FP</w:t>
+      <w:r>
+        <w:rPr>
+          <w:i/>
+          <w:iCs/>
+        </w:rPr>
+        <w:t xml:space="preserve"> + FP</w:t>
       </w:r>
       <w:r>
         <w:rPr>
@@ -11140,7 +9892,6 @@
         </w:rPr>
         <w:t>j</w:t>
       </w:r>
-      <w:proofErr w:type="spellEnd"/>
       <w:r>
         <w:rPr>
           <w:i/>
@@ -11148,11 +9899,9 @@
         </w:rPr>
         <w:t>)</w:t>
       </w:r>
-      <w:proofErr w:type="gramEnd"/>
       <w:r>
         <w:t>，</w:t>
       </w:r>
-      <w:proofErr w:type="spellStart"/>
       <w:r>
         <w:rPr>
           <w:i/>
@@ -11170,21 +9919,12 @@
         </w:rPr>
         <w:t>j</w:t>
       </w:r>
-      <w:proofErr w:type="spellEnd"/>
-      <w:r>
-        <w:rPr>
-          <w:i/>
-          <w:iCs/>
-        </w:rPr>
-        <w:t xml:space="preserve"> = </w:t>
-      </w:r>
-      <w:proofErr w:type="spellStart"/>
-      <w:r>
-        <w:rPr>
-          <w:i/>
-          <w:iCs/>
-        </w:rPr>
-        <w:t>TP</w:t>
+      <w:r>
+        <w:rPr>
+          <w:i/>
+          <w:iCs/>
+        </w:rPr>
+        <w:t xml:space="preserve"> = TP</w:t>
       </w:r>
       <w:r>
         <w:rPr>
@@ -11196,29 +9936,12 @@
         </w:rPr>
         <w:t>j</w:t>
       </w:r>
-      <w:proofErr w:type="spellEnd"/>
-      <w:r>
-        <w:rPr>
-          <w:i/>
-          <w:iCs/>
-        </w:rPr>
-        <w:t xml:space="preserve"> / </w:t>
-      </w:r>
-      <w:proofErr w:type="gramStart"/>
-      <w:r>
-        <w:rPr>
-          <w:i/>
-          <w:iCs/>
-        </w:rPr>
-        <w:t>(</w:t>
-      </w:r>
-      <w:proofErr w:type="spellStart"/>
-      <w:r>
-        <w:rPr>
-          <w:i/>
-          <w:iCs/>
-        </w:rPr>
-        <w:t>TP</w:t>
+      <w:r>
+        <w:rPr>
+          <w:i/>
+          <w:iCs/>
+        </w:rPr>
+        <w:t xml:space="preserve"> / (TP</w:t>
       </w:r>
       <w:r>
         <w:rPr>
@@ -11230,21 +9953,12 @@
         </w:rPr>
         <w:t>j</w:t>
       </w:r>
-      <w:proofErr w:type="spellEnd"/>
-      <w:r>
-        <w:rPr>
-          <w:i/>
-          <w:iCs/>
-        </w:rPr>
-        <w:t xml:space="preserve"> + </w:t>
-      </w:r>
-      <w:proofErr w:type="spellStart"/>
-      <w:r>
-        <w:rPr>
-          <w:i/>
-          <w:iCs/>
-        </w:rPr>
-        <w:t>FN</w:t>
+      <w:r>
+        <w:rPr>
+          <w:i/>
+          <w:iCs/>
+        </w:rPr>
+        <w:t xml:space="preserve"> + FN</w:t>
       </w:r>
       <w:r>
         <w:rPr>
@@ -11256,7 +9970,6 @@
         </w:rPr>
         <w:t>j</w:t>
       </w:r>
-      <w:proofErr w:type="spellEnd"/>
       <w:r>
         <w:rPr>
           <w:i/>
@@ -11264,7 +9977,6 @@
         </w:rPr>
         <w:t>)</w:t>
       </w:r>
-      <w:proofErr w:type="gramEnd"/>
       <w:r>
         <w:t>。此外，为考察排序质量的前端表现，补充统计部分</w:t>
       </w:r>
@@ -11274,11 +9986,9 @@
       <w:r>
         <w:t>（</w:t>
       </w:r>
-      <w:proofErr w:type="spellStart"/>
       <w:r>
         <w:t>pAUC</w:t>
       </w:r>
-      <w:proofErr w:type="spellEnd"/>
       <w:r>
         <w:t>，即假阳性率</w:t>
       </w:r>
@@ -11413,7 +10123,7 @@
         <w:pageBreakBefore/>
         <w:spacing w:before="0" w:after="240"/>
       </w:pPr>
-      <w:bookmarkStart w:id="18" w:name="_Toc240786448"/>
+      <w:bookmarkStart w:id="18" w:name="_Toc240809222"/>
       <w:r>
         <w:t>第</w:t>
       </w:r>
@@ -11430,7 +10140,7 @@
         <w:pStyle w:val="2"/>
         <w:keepNext/>
       </w:pPr>
-      <w:bookmarkStart w:id="19" w:name="_Toc240786449"/>
+      <w:bookmarkStart w:id="19" w:name="_Toc240809223"/>
       <w:r>
         <w:t>5.1</w:t>
       </w:r>
@@ -11560,7 +10270,7 @@
           <w:left w:w="10" w:type="dxa"/>
           <w:right w:w="10" w:type="dxa"/>
         </w:tblCellMar>
-        <w:tblLook w:val="04A0" w:firstRow="1" w:lastRow="0" w:firstColumn="1" w:lastColumn="0" w:noHBand="0" w:noVBand="1"/>
+        <w:tblLook w:val="0000" w:firstRow="0" w:lastRow="0" w:firstColumn="0" w:lastColumn="0" w:noHBand="0" w:noVBand="0"/>
       </w:tblPr>
       <w:tblGrid>
         <w:gridCol w:w="1633"/>
@@ -11861,17 +10571,8 @@
                 <w:sz w:val="21"/>
                 <w:szCs w:val="21"/>
               </w:rPr>
-              <w:t xml:space="preserve"> </w:t>
-            </w:r>
-            <w:proofErr w:type="gramStart"/>
-            <w:r>
-              <w:rPr>
-                <w:sz w:val="21"/>
-                <w:szCs w:val="21"/>
-              </w:rPr>
-              <w:t>(Sim)</w:t>
-            </w:r>
-            <w:proofErr w:type="gramEnd"/>
+              <w:t xml:space="preserve"> (Sim)</w:t>
+            </w:r>
           </w:p>
         </w:tc>
         <w:tc>
@@ -11914,63 +10615,22 @@
                 <w:sz w:val="21"/>
                 <w:szCs w:val="21"/>
               </w:rPr>
-              <w:t xml:space="preserve"> </w:t>
-            </w:r>
-            <w:proofErr w:type="gramStart"/>
+              <w:t xml:space="preserve"> (0.4) + k-mer </w:t>
+            </w:r>
             <w:r>
               <w:rPr>
                 <w:sz w:val="21"/>
                 <w:szCs w:val="21"/>
               </w:rPr>
-              <w:t>(0.4)</w:t>
-            </w:r>
-            <w:proofErr w:type="gramEnd"/>
+              <w:t>频数谱</w:t>
+            </w:r>
             <w:r>
               <w:rPr>
                 <w:sz w:val="21"/>
                 <w:szCs w:val="21"/>
               </w:rPr>
-              <w:t xml:space="preserve"> + k-</w:t>
-            </w:r>
-            <w:proofErr w:type="spellStart"/>
-            <w:r>
-              <w:rPr>
-                <w:sz w:val="21"/>
-                <w:szCs w:val="21"/>
-              </w:rPr>
-              <w:t>mer</w:t>
-            </w:r>
-            <w:proofErr w:type="spellEnd"/>
-            <w:r>
-              <w:rPr>
-                <w:sz w:val="21"/>
-                <w:szCs w:val="21"/>
-              </w:rPr>
-              <w:t xml:space="preserve"> </w:t>
-            </w:r>
-            <w:r>
-              <w:rPr>
-                <w:sz w:val="21"/>
-                <w:szCs w:val="21"/>
-              </w:rPr>
-              <w:t>频数谱</w:t>
-            </w:r>
-            <w:r>
-              <w:rPr>
-                <w:sz w:val="21"/>
-                <w:szCs w:val="21"/>
-              </w:rPr>
-              <w:t xml:space="preserve"> </w:t>
-            </w:r>
-            <w:proofErr w:type="gramStart"/>
-            <w:r>
-              <w:rPr>
-                <w:sz w:val="21"/>
-                <w:szCs w:val="21"/>
-              </w:rPr>
-              <w:t>(0.6)</w:t>
-            </w:r>
-            <w:proofErr w:type="gramEnd"/>
+              <w:t xml:space="preserve"> (0.6)</w:t>
+            </w:r>
           </w:p>
         </w:tc>
         <w:tc>
@@ -12171,17 +10831,8 @@
                 <w:sz w:val="21"/>
                 <w:szCs w:val="21"/>
               </w:rPr>
-              <w:t xml:space="preserve"> </w:t>
-            </w:r>
-            <w:proofErr w:type="gramStart"/>
-            <w:r>
-              <w:rPr>
-                <w:sz w:val="21"/>
-                <w:szCs w:val="21"/>
-              </w:rPr>
-              <w:t>(CNN)</w:t>
-            </w:r>
-            <w:proofErr w:type="gramEnd"/>
+              <w:t xml:space="preserve"> (CNN)</w:t>
+            </w:r>
           </w:p>
         </w:tc>
         <w:tc>
@@ -12217,17 +10868,8 @@
                 <w:sz w:val="21"/>
                 <w:szCs w:val="21"/>
               </w:rPr>
-              <w:t xml:space="preserve"> </w:t>
-            </w:r>
-            <w:proofErr w:type="gramStart"/>
-            <w:r>
-              <w:rPr>
-                <w:sz w:val="21"/>
-                <w:szCs w:val="21"/>
-              </w:rPr>
-              <w:t>(C002b)</w:t>
-            </w:r>
-            <w:proofErr w:type="gramEnd"/>
+              <w:t xml:space="preserve"> (C002b)</w:t>
+            </w:r>
           </w:p>
         </w:tc>
         <w:tc>
@@ -12428,33 +11070,8 @@
                 <w:sz w:val="21"/>
                 <w:szCs w:val="21"/>
               </w:rPr>
-              <w:t xml:space="preserve"> </w:t>
-            </w:r>
-            <w:proofErr w:type="gramStart"/>
-            <w:r>
-              <w:rPr>
-                <w:sz w:val="21"/>
-                <w:szCs w:val="21"/>
-              </w:rPr>
-              <w:t>(</w:t>
-            </w:r>
-            <w:proofErr w:type="spellStart"/>
-            <w:r>
-              <w:rPr>
-                <w:sz w:val="21"/>
-                <w:szCs w:val="21"/>
-              </w:rPr>
-              <w:t>DualCNN</w:t>
-            </w:r>
-            <w:proofErr w:type="spellEnd"/>
-            <w:r>
-              <w:rPr>
-                <w:sz w:val="21"/>
-                <w:szCs w:val="21"/>
-              </w:rPr>
-              <w:t>)</w:t>
-            </w:r>
-            <w:proofErr w:type="gramEnd"/>
+              <w:t xml:space="preserve"> (DualCNN)</w:t>
+            </w:r>
           </w:p>
         </w:tc>
         <w:tc>
@@ -12706,17 +11323,8 @@
                 <w:sz w:val="21"/>
                 <w:szCs w:val="21"/>
               </w:rPr>
-              <w:t xml:space="preserve"> </w:t>
-            </w:r>
-            <w:proofErr w:type="gramStart"/>
-            <w:r>
-              <w:rPr>
-                <w:sz w:val="21"/>
-                <w:szCs w:val="21"/>
-              </w:rPr>
-              <w:t>(Deep)</w:t>
-            </w:r>
-            <w:proofErr w:type="gramEnd"/>
+              <w:t xml:space="preserve"> (Deep)</w:t>
+            </w:r>
           </w:p>
         </w:tc>
         <w:tc>
@@ -12740,37 +11348,12 @@
             <w:pPr>
               <w:jc w:val="center"/>
             </w:pPr>
-            <w:proofErr w:type="spellStart"/>
             <w:r>
               <w:rPr>
                 <w:sz w:val="21"/>
                 <w:szCs w:val="21"/>
               </w:rPr>
-              <w:t>RoFormer</w:t>
-            </w:r>
-            <w:proofErr w:type="spellEnd"/>
-            <w:r>
-              <w:rPr>
-                <w:sz w:val="21"/>
-                <w:szCs w:val="21"/>
-              </w:rPr>
-              <w:t xml:space="preserve"> </w:t>
-            </w:r>
-            <w:proofErr w:type="gramStart"/>
-            <w:r>
-              <w:rPr>
-                <w:sz w:val="21"/>
-                <w:szCs w:val="21"/>
-              </w:rPr>
-              <w:t>(T001a/T002)</w:t>
-            </w:r>
-            <w:proofErr w:type="gramEnd"/>
-            <w:r>
-              <w:rPr>
-                <w:sz w:val="21"/>
-                <w:szCs w:val="21"/>
-              </w:rPr>
-              <w:t xml:space="preserve"> + </w:t>
+              <w:t xml:space="preserve">RoFormer (T001a/T002) + </w:t>
             </w:r>
             <w:r>
               <w:rPr>
@@ -13016,17 +11599,8 @@
                 <w:sz w:val="21"/>
                 <w:szCs w:val="21"/>
               </w:rPr>
-              <w:t xml:space="preserve"> </w:t>
-            </w:r>
-            <w:proofErr w:type="gramStart"/>
-            <w:r>
-              <w:rPr>
-                <w:sz w:val="21"/>
-                <w:szCs w:val="21"/>
-              </w:rPr>
-              <w:t>(TCK002a)</w:t>
-            </w:r>
-            <w:proofErr w:type="gramEnd"/>
+              <w:t xml:space="preserve"> (TCK002a)</w:t>
+            </w:r>
           </w:p>
         </w:tc>
         <w:tc>
@@ -13227,17 +11801,8 @@
                 <w:sz w:val="21"/>
                 <w:szCs w:val="21"/>
               </w:rPr>
-              <w:t xml:space="preserve"> </w:t>
-            </w:r>
-            <w:proofErr w:type="gramStart"/>
-            <w:r>
-              <w:rPr>
-                <w:sz w:val="21"/>
-                <w:szCs w:val="21"/>
-              </w:rPr>
-              <w:t>(RRF)</w:t>
-            </w:r>
-            <w:proofErr w:type="gramEnd"/>
+              <w:t xml:space="preserve"> (RRF)</w:t>
+            </w:r>
           </w:p>
         </w:tc>
         <w:tc>
@@ -13273,17 +11838,8 @@
                 <w:sz w:val="21"/>
                 <w:szCs w:val="21"/>
               </w:rPr>
-              <w:t xml:space="preserve"> (k=30, β=</w:t>
-            </w:r>
-            <w:proofErr w:type="gramStart"/>
-            <w:r>
-              <w:rPr>
-                <w:sz w:val="21"/>
-                <w:szCs w:val="21"/>
-              </w:rPr>
-              <w:t>0.5)</w:t>
-            </w:r>
-            <w:proofErr w:type="gramEnd"/>
+              <w:t xml:space="preserve"> (k=30, β=0.5)</w:t>
+            </w:r>
           </w:p>
         </w:tc>
         <w:tc>
@@ -13783,10 +12339,10 @@
           <w:noProof/>
         </w:rPr>
         <w:drawing>
-          <wp:inline distT="0" distB="0" distL="0" distR="0" wp14:anchorId="3D4B31D1" wp14:editId="08C2F985">
+          <wp:inline distT="0" distB="0" distL="0" distR="0" wp14:anchorId="7B901D6D" wp14:editId="62C5CFE3">
             <wp:extent cx="5143500" cy="1952625"/>
             <wp:effectExtent l="0" t="0" r="0" b="0"/>
-            <wp:docPr id="144854284" name="图片 144854284"/>
+            <wp:docPr id="2094696780" name="图片 2094696780"/>
             <wp:cNvGraphicFramePr>
               <a:graphicFrameLocks xmlns:a="http://schemas.openxmlformats.org/drawingml/2006/main" noChangeAspect="1"/>
             </wp:cNvGraphicFramePr>
@@ -13853,23 +12409,21 @@
         </w:rPr>
         <w:t xml:space="preserve">　模型迭代演化与切片性能综合对比：</w:t>
       </w:r>
-      <w:proofErr w:type="gramStart"/>
       <w:r>
         <w:rPr>
           <w:rFonts w:eastAsia="黑体"/>
           <w:sz w:val="21"/>
           <w:szCs w:val="21"/>
         </w:rPr>
-        <w:t>(a)</w:t>
-      </w:r>
-      <w:proofErr w:type="gramEnd"/>
+        <w:t xml:space="preserve">(a) </w:t>
+      </w:r>
       <w:r>
         <w:rPr>
           <w:rFonts w:eastAsia="黑体"/>
           <w:sz w:val="21"/>
           <w:szCs w:val="21"/>
         </w:rPr>
-        <w:t xml:space="preserve"> </w:t>
+        <w:t>架构演进</w:t>
       </w:r>
       <w:r>
         <w:rPr>
@@ -13877,7 +12431,7 @@
           <w:sz w:val="21"/>
           <w:szCs w:val="21"/>
         </w:rPr>
-        <w:t>架构演进</w:t>
+        <w:t xml:space="preserve"> Macro F1 </w:t>
       </w:r>
       <w:r>
         <w:rPr>
@@ -13885,7 +12439,7 @@
           <w:sz w:val="21"/>
           <w:szCs w:val="21"/>
         </w:rPr>
-        <w:t xml:space="preserve"> Macro F1 </w:t>
+        <w:t>评分；</w:t>
       </w:r>
       <w:r>
         <w:rPr>
@@ -13893,25 +12447,7 @@
           <w:sz w:val="21"/>
           <w:szCs w:val="21"/>
         </w:rPr>
-        <w:t>评分；</w:t>
-      </w:r>
-      <w:proofErr w:type="gramStart"/>
-      <w:r>
-        <w:rPr>
-          <w:rFonts w:eastAsia="黑体"/>
-          <w:sz w:val="21"/>
-          <w:szCs w:val="21"/>
-        </w:rPr>
-        <w:t>(b)</w:t>
-      </w:r>
-      <w:proofErr w:type="gramEnd"/>
-      <w:r>
-        <w:rPr>
-          <w:rFonts w:eastAsia="黑体"/>
-          <w:sz w:val="21"/>
-          <w:szCs w:val="21"/>
-        </w:rPr>
-        <w:t xml:space="preserve"> Hit </w:t>
+        <w:t xml:space="preserve">(b) Hit </w:t>
       </w:r>
       <w:r>
         <w:rPr>
@@ -14005,15 +12541,7 @@
         <w:t>仅依赖同源比对与</w:t>
       </w:r>
       <w:r>
-        <w:t xml:space="preserve"> k-</w:t>
-      </w:r>
-      <w:proofErr w:type="spellStart"/>
-      <w:r>
-        <w:t>mer</w:t>
-      </w:r>
-      <w:proofErr w:type="spellEnd"/>
-      <w:r>
-        <w:t xml:space="preserve"> </w:t>
+        <w:t xml:space="preserve"> k-mer </w:t>
       </w:r>
       <w:r>
         <w:t>频数转移的</w:t>
@@ -14258,7 +12786,7 @@
         <w:pStyle w:val="2"/>
         <w:keepNext/>
       </w:pPr>
-      <w:bookmarkStart w:id="20" w:name="_Toc240786450"/>
+      <w:bookmarkStart w:id="20" w:name="_Toc240809224"/>
       <w:r>
         <w:t>5.2</w:t>
       </w:r>
@@ -14324,15 +12852,7 @@
         <w:t>（若去除</w:t>
       </w:r>
       <w:r>
-        <w:t xml:space="preserve"> k-</w:t>
-      </w:r>
-      <w:proofErr w:type="spellStart"/>
-      <w:r>
-        <w:t>mer</w:t>
-      </w:r>
-      <w:proofErr w:type="spellEnd"/>
-      <w:r>
-        <w:t xml:space="preserve"> </w:t>
+        <w:t xml:space="preserve"> k-mer </w:t>
       </w:r>
       <w:r>
         <w:t>辅助，纯比对转移直接完全归零）。相反，纯深度学习分支（</w:t>
@@ -14373,10 +12893,10 @@
           <w:noProof/>
         </w:rPr>
         <w:drawing>
-          <wp:inline distT="0" distB="0" distL="0" distR="0" wp14:anchorId="3AEB0795" wp14:editId="658EB5AB">
+          <wp:inline distT="0" distB="0" distL="0" distR="0" wp14:anchorId="59C529E1" wp14:editId="7BE48496">
             <wp:extent cx="4000500" cy="4000500"/>
             <wp:effectExtent l="0" t="0" r="0" b="0"/>
-            <wp:docPr id="760968784" name="图片 760968784"/>
+            <wp:docPr id="131546422" name="图片 131546422"/>
             <wp:cNvGraphicFramePr>
               <a:graphicFrameLocks xmlns:a="http://schemas.openxmlformats.org/drawingml/2006/main" noChangeAspect="1"/>
             </wp:cNvGraphicFramePr>
@@ -14473,25 +12993,7 @@
           <w:sz w:val="21"/>
           <w:szCs w:val="21"/>
         </w:rPr>
-        <w:t xml:space="preserve">Fig. 5.2  </w:t>
-      </w:r>
-      <w:proofErr w:type="gramStart"/>
-      <w:r>
-        <w:rPr>
-          <w:color w:val="333333"/>
-          <w:sz w:val="21"/>
-          <w:szCs w:val="21"/>
-        </w:rPr>
-        <w:t>Multi-metric</w:t>
-      </w:r>
-      <w:proofErr w:type="gramEnd"/>
-      <w:r>
-        <w:rPr>
-          <w:color w:val="333333"/>
-          <w:sz w:val="21"/>
-          <w:szCs w:val="21"/>
-        </w:rPr>
-        <w:t xml:space="preserve"> radar profiling of key paradigms</w:t>
+        <w:t>Fig. 5.2  Multi-metric radar profiling of key paradigms</w:t>
       </w:r>
     </w:p>
     <w:p>
@@ -14592,7 +13094,7 @@
         <w:pStyle w:val="2"/>
         <w:keepNext/>
       </w:pPr>
-      <w:bookmarkStart w:id="21" w:name="_Toc240786451"/>
+      <w:bookmarkStart w:id="21" w:name="_Toc240809225"/>
       <w:r>
         <w:t>5.3</w:t>
       </w:r>
@@ -14633,10 +13135,10 @@
           <w:noProof/>
         </w:rPr>
         <w:drawing>
-          <wp:inline distT="0" distB="0" distL="0" distR="0" wp14:anchorId="2EDC5975" wp14:editId="5660AC67">
+          <wp:inline distT="0" distB="0" distL="0" distR="0" wp14:anchorId="08BF6542" wp14:editId="319C44B5">
             <wp:extent cx="5143500" cy="1895475"/>
             <wp:effectExtent l="0" t="0" r="0" b="0"/>
-            <wp:docPr id="254212329" name="图片 254212329"/>
+            <wp:docPr id="360501395" name="图片 360501395"/>
             <wp:cNvGraphicFramePr>
               <a:graphicFrameLocks xmlns:a="http://schemas.openxmlformats.org/drawingml/2006/main" noChangeAspect="1"/>
             </wp:cNvGraphicFramePr>
@@ -14703,23 +13205,21 @@
         </w:rPr>
         <w:t xml:space="preserve">　核心模块超参数响应热力图：</w:t>
       </w:r>
-      <w:proofErr w:type="gramStart"/>
       <w:r>
         <w:rPr>
           <w:rFonts w:eastAsia="黑体"/>
           <w:sz w:val="21"/>
           <w:szCs w:val="21"/>
         </w:rPr>
-        <w:t>(a)</w:t>
-      </w:r>
-      <w:proofErr w:type="gramEnd"/>
+        <w:t xml:space="preserve">(a) RRF </w:t>
+      </w:r>
       <w:r>
         <w:rPr>
           <w:rFonts w:eastAsia="黑体"/>
           <w:sz w:val="21"/>
           <w:szCs w:val="21"/>
         </w:rPr>
-        <w:t xml:space="preserve"> RRF </w:t>
+        <w:t>阻尼系数</w:t>
       </w:r>
       <w:r>
         <w:rPr>
@@ -14727,7 +13227,7 @@
           <w:sz w:val="21"/>
           <w:szCs w:val="21"/>
         </w:rPr>
-        <w:t>阻尼系数</w:t>
+        <w:t xml:space="preserve"> k </w:t>
       </w:r>
       <w:r>
         <w:rPr>
@@ -14735,7 +13235,7 @@
           <w:sz w:val="21"/>
           <w:szCs w:val="21"/>
         </w:rPr>
-        <w:t xml:space="preserve"> k </w:t>
+        <w:t>与混合权重</w:t>
       </w:r>
       <w:r>
         <w:rPr>
@@ -14743,7 +13243,7 @@
           <w:sz w:val="21"/>
           <w:szCs w:val="21"/>
         </w:rPr>
-        <w:t>与混合权重</w:t>
+        <w:t xml:space="preserve"> β</w:t>
       </w:r>
       <w:r>
         <w:rPr>
@@ -14751,7 +13251,7 @@
           <w:sz w:val="21"/>
           <w:szCs w:val="21"/>
         </w:rPr>
-        <w:t xml:space="preserve"> β</w:t>
+        <w:t>；</w:t>
       </w:r>
       <w:r>
         <w:rPr>
@@ -14759,25 +13259,7 @@
           <w:sz w:val="21"/>
           <w:szCs w:val="21"/>
         </w:rPr>
-        <w:t>；</w:t>
-      </w:r>
-      <w:proofErr w:type="gramStart"/>
-      <w:r>
-        <w:rPr>
-          <w:rFonts w:eastAsia="黑体"/>
-          <w:sz w:val="21"/>
-          <w:szCs w:val="21"/>
-        </w:rPr>
-        <w:t>(b)</w:t>
-      </w:r>
-      <w:proofErr w:type="gramEnd"/>
-      <w:r>
-        <w:rPr>
-          <w:rFonts w:eastAsia="黑体"/>
-          <w:sz w:val="21"/>
-          <w:szCs w:val="21"/>
-        </w:rPr>
-        <w:t xml:space="preserve"> </w:t>
+        <w:t xml:space="preserve">(b) </w:t>
       </w:r>
       <w:r>
         <w:rPr>
@@ -15000,7 +13482,6 @@
         </w:rPr>
         <w:t>α</w:t>
       </w:r>
-      <w:proofErr w:type="spellStart"/>
       <w:r>
         <w:rPr>
           <w:i/>
@@ -15016,15 +13497,7 @@
           <w:i/>
           <w:iCs/>
         </w:rPr>
-        <w:t>k</w:t>
-      </w:r>
-      <w:proofErr w:type="spellEnd"/>
-      <w:r>
-        <w:rPr>
-          <w:i/>
-          <w:iCs/>
-        </w:rPr>
-        <w:t xml:space="preserve"> ∈ [0.20, 1.00]</w:t>
+        <w:t>k ∈ [0.20, 1.00]</w:t>
       </w:r>
       <w:r>
         <w:t xml:space="preserve"> </w:t>
@@ -15042,7 +13515,6 @@
         </w:rPr>
         <w:t>τ = 0.20, α</w:t>
       </w:r>
-      <w:proofErr w:type="spellStart"/>
       <w:r>
         <w:rPr>
           <w:i/>
@@ -15058,15 +13530,7 @@
           <w:i/>
           <w:iCs/>
         </w:rPr>
-        <w:t>k</w:t>
-      </w:r>
-      <w:proofErr w:type="spellEnd"/>
-      <w:r>
-        <w:rPr>
-          <w:i/>
-          <w:iCs/>
-        </w:rPr>
-        <w:t xml:space="preserve"> = 0.60</w:t>
+        <w:t>k = 0.60</w:t>
       </w:r>
       <w:r>
         <w:t>。当</w:t>
@@ -15109,7 +13573,7 @@
         <w:pStyle w:val="2"/>
         <w:keepNext/>
       </w:pPr>
-      <w:bookmarkStart w:id="22" w:name="_Toc240786452"/>
+      <w:bookmarkStart w:id="22" w:name="_Toc240809226"/>
       <w:r>
         <w:t>5.4</w:t>
       </w:r>
@@ -15142,18 +13606,10 @@
         <w:t xml:space="preserve"> 20%</w:t>
       </w:r>
       <w:r>
-        <w:t>，</w:t>
-      </w:r>
-      <w:proofErr w:type="gramStart"/>
-      <w:r>
-        <w:t>频次</w:t>
-      </w:r>
-      <w:r>
-        <w:t xml:space="preserve"> &gt;</w:t>
-      </w:r>
-      <w:proofErr w:type="gramEnd"/>
-      <w:r>
-        <w:t>5,400</w:t>
+        <w:t>，频次</w:t>
+      </w:r>
+      <w:r>
+        <w:t xml:space="preserve"> &gt;5,400</w:t>
       </w:r>
       <w:r>
         <w:t>）、</w:t>
@@ -15218,10 +13674,10 @@
           <w:noProof/>
         </w:rPr>
         <w:drawing>
-          <wp:inline distT="0" distB="0" distL="0" distR="0" wp14:anchorId="55C2CF85" wp14:editId="2DA014EF">
+          <wp:inline distT="0" distB="0" distL="0" distR="0" wp14:anchorId="5304A247" wp14:editId="73D2656A">
             <wp:extent cx="4572000" cy="2286000"/>
             <wp:effectExtent l="0" t="0" r="0" b="0"/>
-            <wp:docPr id="939683629" name="图片 939683629"/>
+            <wp:docPr id="196412490" name="图片 196412490"/>
             <wp:cNvGraphicFramePr>
               <a:graphicFrameLocks xmlns:a="http://schemas.openxmlformats.org/drawingml/2006/main" noChangeAspect="1"/>
             </wp:cNvGraphicFramePr>
@@ -15432,7 +13888,7 @@
         <w:pStyle w:val="2"/>
         <w:keepNext/>
       </w:pPr>
-      <w:bookmarkStart w:id="23" w:name="_Toc240786453"/>
+      <w:bookmarkStart w:id="23" w:name="_Toc240809227"/>
       <w:r>
         <w:t>5.5</w:t>
       </w:r>
@@ -15553,7 +14009,7 @@
         <w:pStyle w:val="2"/>
         <w:keepNext/>
       </w:pPr>
-      <w:bookmarkStart w:id="24" w:name="_Toc240786454"/>
+      <w:bookmarkStart w:id="24" w:name="_Toc240809228"/>
       <w:r>
         <w:t>5.6</w:t>
       </w:r>
@@ -15745,7 +14201,7 @@
           <w:left w:w="10" w:type="dxa"/>
           <w:right w:w="10" w:type="dxa"/>
         </w:tblCellMar>
-        <w:tblLook w:val="04A0" w:firstRow="1" w:lastRow="0" w:firstColumn="1" w:lastColumn="0" w:noHBand="0" w:noVBand="1"/>
+        <w:tblLook w:val="0000" w:firstRow="0" w:lastRow="0" w:firstColumn="0" w:lastColumn="0" w:noHBand="0" w:noVBand="0"/>
       </w:tblPr>
       <w:tblGrid>
         <w:gridCol w:w="3504"/>
@@ -15964,17 +14420,8 @@
                 <w:sz w:val="21"/>
                 <w:szCs w:val="21"/>
               </w:rPr>
-              <w:t xml:space="preserve"> </w:t>
-            </w:r>
-            <w:proofErr w:type="gramStart"/>
-            <w:r>
-              <w:rPr>
-                <w:sz w:val="21"/>
-                <w:szCs w:val="21"/>
-              </w:rPr>
-              <w:t>(C011a)</w:t>
-            </w:r>
-            <w:proofErr w:type="gramEnd"/>
+              <w:t xml:space="preserve"> (C011a)</w:t>
+            </w:r>
           </w:p>
         </w:tc>
         <w:tc>
@@ -16136,17 +14583,8 @@
                 <w:sz w:val="21"/>
                 <w:szCs w:val="21"/>
               </w:rPr>
-              <w:t xml:space="preserve"> </w:t>
-            </w:r>
-            <w:proofErr w:type="gramStart"/>
-            <w:r>
-              <w:rPr>
-                <w:sz w:val="21"/>
-                <w:szCs w:val="21"/>
-              </w:rPr>
-              <w:t>(w=0.25)</w:t>
-            </w:r>
-            <w:proofErr w:type="gramEnd"/>
+              <w:t xml:space="preserve"> (w=0.25)</w:t>
+            </w:r>
           </w:p>
         </w:tc>
         <w:tc>
@@ -16315,17 +14753,8 @@
                 <w:sz w:val="21"/>
                 <w:szCs w:val="21"/>
               </w:rPr>
-              <w:t xml:space="preserve"> </w:t>
-            </w:r>
-            <w:proofErr w:type="gramStart"/>
-            <w:r>
-              <w:rPr>
-                <w:sz w:val="21"/>
-                <w:szCs w:val="21"/>
-              </w:rPr>
-              <w:t>(w=0.35)</w:t>
-            </w:r>
-            <w:proofErr w:type="gramEnd"/>
+              <w:t xml:space="preserve"> (w=0.35)</w:t>
+            </w:r>
           </w:p>
         </w:tc>
         <w:tc>
@@ -16937,15 +15366,7 @@
         <w:t>）：线性混合保留了语言模型分支的概率幅度信息，而秩融合只保留名次，抹掉了这部分可分性。其二，向特征侧加入更多同质模块（如再拼接一个同任务训练的</w:t>
       </w:r>
       <w:r>
-        <w:t xml:space="preserve"> </w:t>
-      </w:r>
-      <w:proofErr w:type="spellStart"/>
-      <w:r>
-        <w:t>BiLSTM</w:t>
-      </w:r>
-      <w:proofErr w:type="spellEnd"/>
-      <w:r>
-        <w:t xml:space="preserve"> </w:t>
+        <w:t xml:space="preserve"> BiLSTM </w:t>
       </w:r>
       <w:r>
         <w:t>表征）虽使独立分从</w:t>
@@ -16991,7 +15412,7 @@
         <w:pStyle w:val="2"/>
         <w:keepNext/>
       </w:pPr>
-      <w:bookmarkStart w:id="25" w:name="_Toc240786455"/>
+      <w:bookmarkStart w:id="25" w:name="_Toc240809229"/>
       <w:r>
         <w:t>5.7</w:t>
       </w:r>
@@ -17152,10 +15573,10 @@
           <w:noProof/>
         </w:rPr>
         <w:drawing>
-          <wp:inline distT="0" distB="0" distL="0" distR="0" wp14:anchorId="714FD2B6" wp14:editId="1E5391AC">
+          <wp:inline distT="0" distB="0" distL="0" distR="0" wp14:anchorId="69899BBA" wp14:editId="5F281119">
             <wp:extent cx="5143500" cy="2066925"/>
             <wp:effectExtent l="0" t="0" r="0" b="0"/>
-            <wp:docPr id="2140343652" name="图片 2140343652"/>
+            <wp:docPr id="1153474860" name="图片 1153474860"/>
             <wp:cNvGraphicFramePr>
               <a:graphicFrameLocks xmlns:a="http://schemas.openxmlformats.org/drawingml/2006/main" noChangeAspect="1"/>
             </wp:cNvGraphicFramePr>
@@ -17222,23 +15643,21 @@
         </w:rPr>
         <w:t xml:space="preserve">　排序头部诊断：</w:t>
       </w:r>
-      <w:proofErr w:type="gramStart"/>
       <w:r>
         <w:rPr>
           <w:rFonts w:eastAsia="黑体"/>
           <w:sz w:val="21"/>
           <w:szCs w:val="21"/>
         </w:rPr>
-        <w:t>(a)</w:t>
-      </w:r>
-      <w:proofErr w:type="gramEnd"/>
+        <w:t xml:space="preserve">(a) </w:t>
+      </w:r>
       <w:r>
         <w:rPr>
           <w:rFonts w:eastAsia="黑体"/>
           <w:sz w:val="21"/>
           <w:szCs w:val="21"/>
         </w:rPr>
-        <w:t xml:space="preserve"> </w:t>
+        <w:t>各分支在假阳性率</w:t>
       </w:r>
       <w:r>
         <w:rPr>
@@ -17246,7 +15665,7 @@
           <w:sz w:val="21"/>
           <w:szCs w:val="21"/>
         </w:rPr>
-        <w:t>各分支在假阳性率</w:t>
+        <w:t xml:space="preserve"> ≤10% </w:t>
       </w:r>
       <w:r>
         <w:rPr>
@@ -17254,7 +15673,7 @@
           <w:sz w:val="21"/>
           <w:szCs w:val="21"/>
         </w:rPr>
-        <w:t xml:space="preserve"> ≤10% </w:t>
+        <w:t>区间的平均</w:t>
       </w:r>
       <w:r>
         <w:rPr>
@@ -17262,7 +15681,7 @@
           <w:sz w:val="21"/>
           <w:szCs w:val="21"/>
         </w:rPr>
-        <w:t>区间的平均</w:t>
+        <w:t xml:space="preserve"> ROC </w:t>
       </w:r>
       <w:r>
         <w:rPr>
@@ -17270,7 +15689,7 @@
           <w:sz w:val="21"/>
           <w:szCs w:val="21"/>
         </w:rPr>
-        <w:t xml:space="preserve"> ROC </w:t>
+        <w:t>曲线；</w:t>
       </w:r>
       <w:r>
         <w:rPr>
@@ -17278,25 +15697,7 @@
           <w:sz w:val="21"/>
           <w:szCs w:val="21"/>
         </w:rPr>
-        <w:t>曲线；</w:t>
-      </w:r>
-      <w:proofErr w:type="gramStart"/>
-      <w:r>
-        <w:rPr>
-          <w:rFonts w:eastAsia="黑体"/>
-          <w:sz w:val="21"/>
-          <w:szCs w:val="21"/>
-        </w:rPr>
-        <w:t>(b)</w:t>
-      </w:r>
-      <w:proofErr w:type="gramEnd"/>
-      <w:r>
-        <w:rPr>
-          <w:rFonts w:eastAsia="黑体"/>
-          <w:sz w:val="21"/>
-          <w:szCs w:val="21"/>
-        </w:rPr>
-        <w:t xml:space="preserve"> </w:t>
+        <w:t xml:space="preserve">(b) </w:t>
       </w:r>
       <w:r>
         <w:rPr>
@@ -17344,7 +15745,7 @@
         <w:pStyle w:val="2"/>
         <w:keepNext/>
       </w:pPr>
-      <w:bookmarkStart w:id="26" w:name="_Toc240786456"/>
+      <w:bookmarkStart w:id="26" w:name="_Toc240809230"/>
       <w:r>
         <w:t>5.8</w:t>
       </w:r>
@@ -17487,10 +15888,10 @@
           <w:noProof/>
         </w:rPr>
         <w:drawing>
-          <wp:inline distT="0" distB="0" distL="0" distR="0" wp14:anchorId="07082936" wp14:editId="5F21B928">
+          <wp:inline distT="0" distB="0" distL="0" distR="0" wp14:anchorId="1F24E6D1" wp14:editId="65B7A7A1">
             <wp:extent cx="3238500" cy="2876550"/>
             <wp:effectExtent l="0" t="0" r="0" b="0"/>
-            <wp:docPr id="1905473663" name="图片 1905473663"/>
+            <wp:docPr id="690464869" name="图片 690464869"/>
             <wp:cNvGraphicFramePr>
               <a:graphicFrameLocks xmlns:a="http://schemas.openxmlformats.org/drawingml/2006/main" noChangeAspect="1"/>
             </wp:cNvGraphicFramePr>
@@ -17632,7 +16033,7 @@
         <w:pStyle w:val="2"/>
         <w:keepNext/>
       </w:pPr>
-      <w:bookmarkStart w:id="27" w:name="_Toc240786457"/>
+      <w:bookmarkStart w:id="27" w:name="_Toc240809231"/>
       <w:r>
         <w:t>5.9</w:t>
       </w:r>
@@ -17694,7 +16095,10 @@
         <w:t>在本任务不成立（</w:t>
       </w:r>
       <w:r>
-        <w:t>−0.0068</w:t>
+        <w:t>−</w:t>
+      </w:r>
+      <w:r>
+        <w:t>0.0068</w:t>
       </w:r>
       <w:r>
         <w:t>），逐格</w:t>
@@ -17706,7 +16110,10 @@
         <w:t>组合的损失更大（</w:t>
       </w:r>
       <w:r>
-        <w:t>−0.0411</w:t>
+        <w:t>−</w:t>
+      </w:r>
+      <w:r>
+        <w:t>0.0411</w:t>
       </w:r>
       <w:r>
         <w:t>）。图</w:t>
@@ -17750,15 +16157,7 @@
         <w:t>现行</w:t>
       </w:r>
       <w:r>
-        <w:t xml:space="preserve"> </w:t>
-      </w:r>
-      <w:proofErr w:type="spellStart"/>
-      <w:r>
-        <w:t>bitscore</w:t>
-      </w:r>
-      <w:proofErr w:type="spellEnd"/>
-      <w:r>
-        <w:t xml:space="preserve"> </w:t>
+        <w:t xml:space="preserve"> bitscore </w:t>
       </w:r>
       <w:r>
         <w:t>加权</w:t>
@@ -17781,10 +16180,10 @@
           <w:noProof/>
         </w:rPr>
         <w:drawing>
-          <wp:inline distT="0" distB="0" distL="0" distR="0" wp14:anchorId="2BC92ABE" wp14:editId="5F79947C">
+          <wp:inline distT="0" distB="0" distL="0" distR="0" wp14:anchorId="51A6C52C" wp14:editId="05E7023A">
             <wp:extent cx="5143500" cy="1933575"/>
             <wp:effectExtent l="0" t="0" r="0" b="0"/>
-            <wp:docPr id="289552023" name="图片 289552023"/>
+            <wp:docPr id="1619251921" name="图片 1619251921"/>
             <wp:cNvGraphicFramePr>
               <a:graphicFrameLocks xmlns:a="http://schemas.openxmlformats.org/drawingml/2006/main" noChangeAspect="1"/>
             </wp:cNvGraphicFramePr>
@@ -17851,23 +16250,21 @@
         </w:rPr>
         <w:t xml:space="preserve">　系统级算子消融：</w:t>
       </w:r>
-      <w:proofErr w:type="gramStart"/>
       <w:r>
         <w:rPr>
           <w:rFonts w:eastAsia="黑体"/>
           <w:sz w:val="21"/>
           <w:szCs w:val="21"/>
         </w:rPr>
-        <w:t>(a)</w:t>
-      </w:r>
-      <w:proofErr w:type="gramEnd"/>
+        <w:t xml:space="preserve">(a) </w:t>
+      </w:r>
       <w:r>
         <w:rPr>
           <w:rFonts w:eastAsia="黑体"/>
           <w:sz w:val="21"/>
           <w:szCs w:val="21"/>
         </w:rPr>
-        <w:t xml:space="preserve"> </w:t>
+        <w:t>融合算子；</w:t>
       </w:r>
       <w:r>
         <w:rPr>
@@ -17875,25 +16272,7 @@
           <w:sz w:val="21"/>
           <w:szCs w:val="21"/>
         </w:rPr>
-        <w:t>融合算子；</w:t>
-      </w:r>
-      <w:proofErr w:type="gramStart"/>
-      <w:r>
-        <w:rPr>
-          <w:rFonts w:eastAsia="黑体"/>
-          <w:sz w:val="21"/>
-          <w:szCs w:val="21"/>
-        </w:rPr>
-        <w:t>(b)</w:t>
-      </w:r>
-      <w:proofErr w:type="gramEnd"/>
-      <w:r>
-        <w:rPr>
-          <w:rFonts w:eastAsia="黑体"/>
-          <w:sz w:val="21"/>
-          <w:szCs w:val="21"/>
-        </w:rPr>
-        <w:t xml:space="preserve"> </w:t>
+        <w:t xml:space="preserve">(b) </w:t>
       </w:r>
       <w:r>
         <w:rPr>
@@ -17980,10 +16359,10 @@
           <w:noProof/>
         </w:rPr>
         <w:drawing>
-          <wp:inline distT="0" distB="0" distL="0" distR="0" wp14:anchorId="5642549A" wp14:editId="49B485F1">
+          <wp:inline distT="0" distB="0" distL="0" distR="0" wp14:anchorId="0A4D2B5D" wp14:editId="4D853C6A">
             <wp:extent cx="3619500" cy="2781300"/>
             <wp:effectExtent l="0" t="0" r="0" b="0"/>
-            <wp:docPr id="595429763" name="图片 595429763"/>
+            <wp:docPr id="1920125054" name="图片 1920125054"/>
             <wp:cNvGraphicFramePr>
               <a:graphicFrameLocks xmlns:a="http://schemas.openxmlformats.org/drawingml/2006/main" noChangeAspect="1"/>
             </wp:cNvGraphicFramePr>
@@ -18194,10 +16573,10 @@
           <w:noProof/>
         </w:rPr>
         <w:drawing>
-          <wp:inline distT="0" distB="0" distL="0" distR="0" wp14:anchorId="2D833AE7" wp14:editId="1E778D48">
+          <wp:inline distT="0" distB="0" distL="0" distR="0" wp14:anchorId="0B6BA01A" wp14:editId="3AE9C702">
             <wp:extent cx="3619500" cy="2762250"/>
             <wp:effectExtent l="0" t="0" r="0" b="0"/>
-            <wp:docPr id="1963881335" name="图片 1963881335"/>
+            <wp:docPr id="4086607" name="图片 4086607"/>
             <wp:cNvGraphicFramePr>
               <a:graphicFrameLocks xmlns:a="http://schemas.openxmlformats.org/drawingml/2006/main" noChangeAspect="1"/>
             </wp:cNvGraphicFramePr>
@@ -18385,7 +16764,7 @@
           <w:left w:w="10" w:type="dxa"/>
           <w:right w:w="10" w:type="dxa"/>
         </w:tblCellMar>
-        <w:tblLook w:val="04A0" w:firstRow="1" w:lastRow="0" w:firstColumn="1" w:lastColumn="0" w:noHBand="0" w:noVBand="1"/>
+        <w:tblLook w:val="0000" w:firstRow="0" w:lastRow="0" w:firstColumn="0" w:lastColumn="0" w:noHBand="0" w:noVBand="0"/>
       </w:tblPr>
       <w:tblGrid>
         <w:gridCol w:w="2216"/>
@@ -18753,17 +17132,8 @@
                 <w:sz w:val="21"/>
                 <w:szCs w:val="21"/>
               </w:rPr>
-              <w:t xml:space="preserve"> </w:t>
-            </w:r>
-            <w:proofErr w:type="gramStart"/>
-            <w:r>
-              <w:rPr>
-                <w:sz w:val="21"/>
-                <w:szCs w:val="21"/>
-              </w:rPr>
-              <w:t>(2176D)</w:t>
-            </w:r>
-            <w:proofErr w:type="gramEnd"/>
+              <w:t xml:space="preserve"> (2176D)</w:t>
+            </w:r>
           </w:p>
         </w:tc>
         <w:tc>
@@ -18822,7 +17192,14 @@
                 <w:sz w:val="21"/>
                 <w:szCs w:val="21"/>
               </w:rPr>
-              <w:t>−0.0009</w:t>
+              <w:t>−</w:t>
+            </w:r>
+            <w:r>
+              <w:rPr>
+                <w:sz w:val="21"/>
+                <w:szCs w:val="21"/>
+              </w:rPr>
+              <w:t>0.0009</w:t>
             </w:r>
           </w:p>
         </w:tc>
@@ -18957,7 +17334,14 @@
                 <w:sz w:val="21"/>
                 <w:szCs w:val="21"/>
               </w:rPr>
-              <w:t>−0.0014</w:t>
+              <w:t>−</w:t>
+            </w:r>
+            <w:r>
+              <w:rPr>
+                <w:sz w:val="21"/>
+                <w:szCs w:val="21"/>
+              </w:rPr>
+              <w:t>0.0014</w:t>
             </w:r>
             <w:r>
               <w:rPr>
@@ -19106,7 +17490,14 @@
                 <w:sz w:val="21"/>
                 <w:szCs w:val="21"/>
               </w:rPr>
-              <w:t>−0.0212 / −0.0439</w:t>
+              <w:t>−</w:t>
+            </w:r>
+            <w:r>
+              <w:rPr>
+                <w:sz w:val="21"/>
+                <w:szCs w:val="21"/>
+              </w:rPr>
+              <w:t>0.0212 / −0.0439</w:t>
             </w:r>
           </w:p>
         </w:tc>
@@ -19234,7 +17625,14 @@
                 <w:sz w:val="21"/>
                 <w:szCs w:val="21"/>
               </w:rPr>
-              <w:t>−0.0007</w:t>
+              <w:t>−</w:t>
+            </w:r>
+            <w:r>
+              <w:rPr>
+                <w:sz w:val="21"/>
+                <w:szCs w:val="21"/>
+              </w:rPr>
+              <w:t>0.0007</w:t>
             </w:r>
             <w:r>
               <w:rPr>
@@ -19369,7 +17767,14 @@
                 <w:sz w:val="21"/>
                 <w:szCs w:val="21"/>
               </w:rPr>
-              <w:t>−0.0141</w:t>
+              <w:t>−</w:t>
+            </w:r>
+            <w:r>
+              <w:rPr>
+                <w:sz w:val="21"/>
+                <w:szCs w:val="21"/>
+              </w:rPr>
+              <w:t>0.0141</w:t>
             </w:r>
           </w:p>
         </w:tc>
@@ -19497,7 +17902,14 @@
                 <w:sz w:val="21"/>
                 <w:szCs w:val="21"/>
               </w:rPr>
-              <w:t>−0.1695</w:t>
+              <w:t>−</w:t>
+            </w:r>
+            <w:r>
+              <w:rPr>
+                <w:sz w:val="21"/>
+                <w:szCs w:val="21"/>
+              </w:rPr>
+              <w:t>0.1695</w:t>
             </w:r>
             <w:r>
               <w:rPr>
@@ -19646,7 +18058,14 @@
                 <w:sz w:val="21"/>
                 <w:szCs w:val="21"/>
               </w:rPr>
-              <w:t>−0.0047</w:t>
+              <w:t>−</w:t>
+            </w:r>
+            <w:r>
+              <w:rPr>
+                <w:sz w:val="21"/>
+                <w:szCs w:val="21"/>
+              </w:rPr>
+              <w:t>0.0047</w:t>
             </w:r>
           </w:p>
         </w:tc>
@@ -19774,7 +18193,14 @@
                 <w:sz w:val="21"/>
                 <w:szCs w:val="21"/>
               </w:rPr>
-              <w:t>−0.0003</w:t>
+              <w:t>−</w:t>
+            </w:r>
+            <w:r>
+              <w:rPr>
+                <w:sz w:val="21"/>
+                <w:szCs w:val="21"/>
+              </w:rPr>
+              <w:t>0.0003</w:t>
             </w:r>
             <w:r>
               <w:rPr>
@@ -19923,7 +18349,14 @@
                 <w:sz w:val="21"/>
                 <w:szCs w:val="21"/>
               </w:rPr>
-              <w:t>−0.0068</w:t>
+              <w:t>−</w:t>
+            </w:r>
+            <w:r>
+              <w:rPr>
+                <w:sz w:val="21"/>
+                <w:szCs w:val="21"/>
+              </w:rPr>
+              <w:t>0.0068</w:t>
             </w:r>
           </w:p>
         </w:tc>
@@ -20058,7 +18491,14 @@
                 <w:sz w:val="21"/>
                 <w:szCs w:val="21"/>
               </w:rPr>
-              <w:t>−0.0411</w:t>
+              <w:t>−</w:t>
+            </w:r>
+            <w:r>
+              <w:rPr>
+                <w:sz w:val="21"/>
+                <w:szCs w:val="21"/>
+              </w:rPr>
+              <w:t>0.0411</w:t>
             </w:r>
           </w:p>
         </w:tc>
@@ -20126,23 +18566,7 @@
                 <w:sz w:val="21"/>
                 <w:szCs w:val="21"/>
               </w:rPr>
-              <w:t>max-</w:t>
-            </w:r>
-            <w:proofErr w:type="spellStart"/>
-            <w:r>
-              <w:rPr>
-                <w:sz w:val="21"/>
-                <w:szCs w:val="21"/>
-              </w:rPr>
-              <w:t>pident</w:t>
-            </w:r>
-            <w:proofErr w:type="spellEnd"/>
-            <w:r>
-              <w:rPr>
-                <w:sz w:val="21"/>
-                <w:szCs w:val="21"/>
-              </w:rPr>
-              <w:t xml:space="preserve"> </w:t>
+              <w:t xml:space="preserve">max-pident </w:t>
             </w:r>
             <w:r>
               <w:rPr>
@@ -20209,7 +18633,14 @@
                 <w:sz w:val="21"/>
                 <w:szCs w:val="21"/>
               </w:rPr>
-              <w:t>−0.0073</w:t>
+              <w:t>−</w:t>
+            </w:r>
+            <w:r>
+              <w:rPr>
+                <w:sz w:val="21"/>
+                <w:szCs w:val="21"/>
+              </w:rPr>
+              <w:t>0.0073</w:t>
             </w:r>
           </w:p>
         </w:tc>
@@ -20297,7 +18728,7 @@
         <w:pageBreakBefore/>
         <w:spacing w:before="0" w:after="240"/>
       </w:pPr>
-      <w:bookmarkStart w:id="28" w:name="_Toc240786458"/>
+      <w:bookmarkStart w:id="28" w:name="_Toc240809232"/>
       <w:r>
         <w:t>第</w:t>
       </w:r>
@@ -20314,7 +18745,7 @@
         <w:pStyle w:val="2"/>
         <w:keepNext/>
       </w:pPr>
-      <w:bookmarkStart w:id="29" w:name="_Toc240786459"/>
+      <w:bookmarkStart w:id="29" w:name="_Toc240809233"/>
       <w:r>
         <w:t>6.1</w:t>
       </w:r>
@@ -20403,7 +18834,7 @@
         <w:pStyle w:val="2"/>
         <w:keepNext/>
       </w:pPr>
-      <w:bookmarkStart w:id="30" w:name="_Toc240786460"/>
+      <w:bookmarkStart w:id="30" w:name="_Toc240809234"/>
       <w:r>
         <w:t>6.2</w:t>
       </w:r>
@@ -20480,7 +18911,7 @@
         <w:pStyle w:val="2"/>
         <w:keepNext/>
       </w:pPr>
-      <w:bookmarkStart w:id="31" w:name="_Toc240786461"/>
+      <w:bookmarkStart w:id="31" w:name="_Toc240809235"/>
       <w:r>
         <w:t>6.3</w:t>
       </w:r>
@@ -20529,7 +18960,7 @@
         <w:spacing w:before="0" w:after="240"/>
         <w:jc w:val="center"/>
       </w:pPr>
-      <w:bookmarkStart w:id="32" w:name="_Toc240786462"/>
+      <w:bookmarkStart w:id="32" w:name="_Toc240809236"/>
       <w:r>
         <w:t>参</w:t>
       </w:r>
@@ -20576,23 +19007,7 @@
           <w:sz w:val="21"/>
           <w:szCs w:val="21"/>
         </w:rPr>
-        <w:t xml:space="preserve">[2] THE GENE ONTOLOGY CONSORTIUM. The Gene Ontology resource: enriching a </w:t>
-      </w:r>
-      <w:proofErr w:type="spellStart"/>
-      <w:r>
-        <w:rPr>
-          <w:sz w:val="21"/>
-          <w:szCs w:val="21"/>
-        </w:rPr>
-        <w:t>GOld</w:t>
-      </w:r>
-      <w:proofErr w:type="spellEnd"/>
-      <w:r>
-        <w:rPr>
-          <w:sz w:val="21"/>
-          <w:szCs w:val="21"/>
-        </w:rPr>
-        <w:t xml:space="preserve"> mine[J]. Nucleic Acids Research, 2021, 49(D1): D325-D334.</w:t>
+        <w:t>[2] THE GENE ONTOLOGY CONSORTIUM. The Gene Ontology resource: enriching a GOld mine[J]. Nucleic Acids Research, 2021, 49(D1): D325-D334.</w:t>
       </w:r>
     </w:p>
     <w:p>
@@ -20605,23 +19020,7 @@
           <w:sz w:val="21"/>
           <w:szCs w:val="21"/>
         </w:rPr>
-        <w:t xml:space="preserve">[3] THE UNIPROT CONSORTIUM. </w:t>
-      </w:r>
-      <w:proofErr w:type="spellStart"/>
-      <w:r>
-        <w:rPr>
-          <w:sz w:val="21"/>
-          <w:szCs w:val="21"/>
-        </w:rPr>
-        <w:t>UniProt</w:t>
-      </w:r>
-      <w:proofErr w:type="spellEnd"/>
-      <w:r>
-        <w:rPr>
-          <w:sz w:val="21"/>
-          <w:szCs w:val="21"/>
-        </w:rPr>
-        <w:t>: the Universal Protein Knowledgebase in 2023[J]. Nucleic Acids Research, 2023, 51(D1): D523-D531.</w:t>
+        <w:t>[3] THE UNIPROT CONSORTIUM. UniProt: the Universal Protein Knowledgebase in 2023[J]. Nucleic Acids Research, 2023, 51(D1): D523-D531.</w:t>
       </w:r>
     </w:p>
     <w:p>
@@ -20660,23 +19059,7 @@
           <w:sz w:val="21"/>
           <w:szCs w:val="21"/>
         </w:rPr>
-        <w:t xml:space="preserve">[6] ALTSCHUL S F, MADDEN T L, SCHAFFER A </w:t>
-      </w:r>
-      <w:proofErr w:type="spellStart"/>
-      <w:r>
-        <w:rPr>
-          <w:sz w:val="21"/>
-          <w:szCs w:val="21"/>
-        </w:rPr>
-        <w:t>A</w:t>
-      </w:r>
-      <w:proofErr w:type="spellEnd"/>
-      <w:r>
-        <w:rPr>
-          <w:sz w:val="21"/>
-          <w:szCs w:val="21"/>
-        </w:rPr>
-        <w:t>, et al. Gapped BLAST and PSI-BLAST: a new generation of protein database search programs[J]. Nucleic Acids Research, 1997, 25(17): 3389-3402.</w:t>
+        <w:t>[6] ALTSCHUL S F, MADDEN T L, SCHAFFER A A, et al. Gapped BLAST and PSI-BLAST: a new generation of protein database search programs[J]. Nucleic Acids Research, 1997, 25(17): 3389-3402.</w:t>
       </w:r>
     </w:p>
     <w:p>
@@ -20715,23 +19098,7 @@
           <w:sz w:val="21"/>
           <w:szCs w:val="21"/>
         </w:rPr>
-        <w:t xml:space="preserve">[9] KULMANOV M, HOEHNDORF R. </w:t>
-      </w:r>
-      <w:proofErr w:type="spellStart"/>
-      <w:r>
-        <w:rPr>
-          <w:sz w:val="21"/>
-          <w:szCs w:val="21"/>
-        </w:rPr>
-        <w:t>DeepGOPlus</w:t>
-      </w:r>
-      <w:proofErr w:type="spellEnd"/>
-      <w:r>
-        <w:rPr>
-          <w:sz w:val="21"/>
-          <w:szCs w:val="21"/>
-        </w:rPr>
-        <w:t>: improved protein function prediction from sequence[J]. Bioinformatics, 2020, 36(2): 422-429.</w:t>
+        <w:t>[9] KULMANOV M, HOEHNDORF R. DeepGOPlus: improved protein function prediction from sequence[J]. Bioinformatics, 2020, 36(2): 422-429.</w:t>
       </w:r>
     </w:p>
     <w:p>
@@ -20744,39 +19111,7 @@
           <w:sz w:val="21"/>
           <w:szCs w:val="21"/>
         </w:rPr>
-        <w:t xml:space="preserve">[10] SANDERSON T, BILESCHI M L, BELANGER D, et al. </w:t>
-      </w:r>
-      <w:proofErr w:type="spellStart"/>
-      <w:r>
-        <w:rPr>
-          <w:sz w:val="21"/>
-          <w:szCs w:val="21"/>
-        </w:rPr>
-        <w:t>ProteInfer</w:t>
-      </w:r>
-      <w:proofErr w:type="spellEnd"/>
-      <w:r>
-        <w:rPr>
-          <w:sz w:val="21"/>
-          <w:szCs w:val="21"/>
-        </w:rPr>
-        <w:t xml:space="preserve">, deep neural networks for protein functional inference[J]. </w:t>
-      </w:r>
-      <w:proofErr w:type="spellStart"/>
-      <w:r>
-        <w:rPr>
-          <w:sz w:val="21"/>
-          <w:szCs w:val="21"/>
-        </w:rPr>
-        <w:t>eLife</w:t>
-      </w:r>
-      <w:proofErr w:type="spellEnd"/>
-      <w:r>
-        <w:rPr>
-          <w:sz w:val="21"/>
-          <w:szCs w:val="21"/>
-        </w:rPr>
-        <w:t>, 2023, 12: e80942.</w:t>
+        <w:t>[10] SANDERSON T, BILESCHI M L, BELANGER D, et al. ProteInfer, deep neural networks for protein functional inference[J]. eLife, 2023, 12: e80942.</w:t>
       </w:r>
     </w:p>
     <w:p>
@@ -20828,23 +19163,7 @@
           <w:sz w:val="21"/>
           <w:szCs w:val="21"/>
         </w:rPr>
-        <w:t xml:space="preserve">[14] SU J, LU Y, PAN S, et al. </w:t>
-      </w:r>
-      <w:proofErr w:type="spellStart"/>
-      <w:r>
-        <w:rPr>
-          <w:sz w:val="21"/>
-          <w:szCs w:val="21"/>
-        </w:rPr>
-        <w:t>RoFormer</w:t>
-      </w:r>
-      <w:proofErr w:type="spellEnd"/>
-      <w:r>
-        <w:rPr>
-          <w:sz w:val="21"/>
-          <w:szCs w:val="21"/>
-        </w:rPr>
-        <w:t>: enhanced transformer with rotary position embedding[J]. Neurocomputing, 2024, 568: 127063.</w:t>
+        <w:t>[14] SU J, LU Y, PAN S, et al. RoFormer: enhanced transformer with rotary position embedding[J]. Neurocomputing, 2024, 568: 127063.</w:t>
       </w:r>
     </w:p>
     <w:p>
@@ -20883,23 +19202,7 @@
           <w:sz w:val="21"/>
           <w:szCs w:val="21"/>
         </w:rPr>
-        <w:t>[17] CUTURI M. Sinkhorn distances: lightspeed computation of optimal transport[C]//Advances in Neural Information Processing Systems (</w:t>
-      </w:r>
-      <w:proofErr w:type="spellStart"/>
-      <w:r>
-        <w:rPr>
-          <w:sz w:val="21"/>
-          <w:szCs w:val="21"/>
-        </w:rPr>
-        <w:t>NeurIPS</w:t>
-      </w:r>
-      <w:proofErr w:type="spellEnd"/>
-      <w:r>
-        <w:rPr>
-          <w:sz w:val="21"/>
-          <w:szCs w:val="21"/>
-        </w:rPr>
-        <w:t xml:space="preserve"> 26). 2013: 2292-2300.</w:t>
+        <w:t>[17] CUTURI M. Sinkhorn distances: lightspeed computation of optimal transport[C]//Advances in Neural Information Processing Systems (NeurIPS 26). 2013: 2292-2300.</w:t>
       </w:r>
     </w:p>
     <w:p>
@@ -20938,23 +19241,7 @@
           <w:sz w:val="21"/>
           <w:szCs w:val="21"/>
         </w:rPr>
-        <w:t xml:space="preserve">[20] CHERVOV A, VAKHRUSHEV A, FIRONOV S, et al. </w:t>
-      </w:r>
-      <w:proofErr w:type="spellStart"/>
-      <w:r>
-        <w:rPr>
-          <w:sz w:val="21"/>
-          <w:szCs w:val="21"/>
-        </w:rPr>
-        <w:t>ProtBoost</w:t>
-      </w:r>
-      <w:proofErr w:type="spellEnd"/>
-      <w:r>
-        <w:rPr>
-          <w:sz w:val="21"/>
-          <w:szCs w:val="21"/>
-        </w:rPr>
-        <w:t>: protein function prediction with Py-Boost and graph neural networks: CAFA5 top-2 solution[EB/OL]. (2024-12-05)[2026-09-10]. https://arxiv.org/abs/2412.04529.</w:t>
+        <w:t>[20] CHERVOV A, VAKHRUSHEV A, FIRONOV S, et al. ProtBoost: protein function prediction with Py-Boost and graph neural networks: CAFA5 top-2 solution[EB/OL]. (2024-12-05)[2026-09-10]. https://arxiv.org/abs/2412.04529.</w:t>
       </w:r>
     </w:p>
     <w:p>
@@ -20967,23 +19254,7 @@
           <w:sz w:val="21"/>
           <w:szCs w:val="21"/>
         </w:rPr>
-        <w:t xml:space="preserve">[21] LIU Q, ZHANG C, FREDDOLINO L. </w:t>
-      </w:r>
-      <w:proofErr w:type="spellStart"/>
-      <w:r>
-        <w:rPr>
-          <w:sz w:val="21"/>
-          <w:szCs w:val="21"/>
-        </w:rPr>
-        <w:t>InterLabelGO</w:t>
-      </w:r>
-      <w:proofErr w:type="spellEnd"/>
-      <w:r>
-        <w:rPr>
-          <w:sz w:val="21"/>
-          <w:szCs w:val="21"/>
-        </w:rPr>
-        <w:t>+: unraveling label correlations in protein function prediction[J]. Bioinformatics, 2024, 40(11): btae655.</w:t>
+        <w:t>[21] LIU Q, ZHANG C, FREDDOLINO L. InterLabelGO+: unraveling label correlations in protein function prediction[J]. Bioinformatics, 2024, 40(11): btae655.</w:t>
       </w:r>
     </w:p>
     <w:p>
@@ -20996,23 +19267,7 @@
           <w:sz w:val="21"/>
           <w:szCs w:val="21"/>
         </w:rPr>
-        <w:t xml:space="preserve">[22] YOU R, ZHANG Z, XIONG Y, et al. </w:t>
-      </w:r>
-      <w:proofErr w:type="spellStart"/>
-      <w:r>
-        <w:rPr>
-          <w:sz w:val="21"/>
-          <w:szCs w:val="21"/>
-        </w:rPr>
-        <w:t>GOLabeler</w:t>
-      </w:r>
-      <w:proofErr w:type="spellEnd"/>
-      <w:r>
-        <w:rPr>
-          <w:sz w:val="21"/>
-          <w:szCs w:val="21"/>
-        </w:rPr>
-        <w:t>: improving sequence-based large-scale protein function prediction by learning to rank[J]. Bioinformatics, 2018, 34(14): 2465-2473.</w:t>
+        <w:t>[22] YOU R, ZHANG Z, XIONG Y, et al. GOLabeler: improving sequence-based large-scale protein function prediction by learning to rank[J]. Bioinformatics, 2018, 34(14): 2465-2473.</w:t>
       </w:r>
     </w:p>
     <w:p>
@@ -21025,23 +19280,7 @@
           <w:sz w:val="21"/>
           <w:szCs w:val="21"/>
         </w:rPr>
-        <w:t xml:space="preserve">[23] YAO S, YOU R, WANG S, et al. </w:t>
-      </w:r>
-      <w:proofErr w:type="spellStart"/>
-      <w:r>
-        <w:rPr>
-          <w:sz w:val="21"/>
-          <w:szCs w:val="21"/>
-        </w:rPr>
-        <w:t>NetGO</w:t>
-      </w:r>
-      <w:proofErr w:type="spellEnd"/>
-      <w:r>
-        <w:rPr>
-          <w:sz w:val="21"/>
-          <w:szCs w:val="21"/>
-        </w:rPr>
-        <w:t xml:space="preserve"> 2.0: improving large-scale protein function prediction with massive sequence, text, domain, family and network information[J]. Nucleic Acids Research, 2021, 49(W1): W358-W366.</w:t>
+        <w:t>[23] YAO S, YOU R, WANG S, et al. NetGO 2.0: improving large-scale protein function prediction with massive sequence, text, domain, family and network information[J]. Nucleic Acids Research, 2021, 49(W1): W358-W366.</w:t>
       </w:r>
     </w:p>
     <w:p>
@@ -21054,23 +19293,7 @@
           <w:sz w:val="21"/>
           <w:szCs w:val="21"/>
         </w:rPr>
-        <w:t xml:space="preserve">[24] REIJNDERS M J M F. Wei2GO: weighted sequence similarity-based protein function prediction[J]. </w:t>
-      </w:r>
-      <w:proofErr w:type="spellStart"/>
-      <w:r>
-        <w:rPr>
-          <w:sz w:val="21"/>
-          <w:szCs w:val="21"/>
-        </w:rPr>
-        <w:t>PeerJ</w:t>
-      </w:r>
-      <w:proofErr w:type="spellEnd"/>
-      <w:r>
-        <w:rPr>
-          <w:sz w:val="21"/>
-          <w:szCs w:val="21"/>
-        </w:rPr>
-        <w:t>, 2022, 10: e12931.</w:t>
+        <w:t>[24] REIJNDERS M J M F. Wei2GO: weighted sequence similarity-based protein function prediction[J]. PeerJ, 2022, 10: e12931.</w:t>
       </w:r>
     </w:p>
     <w:p>
@@ -21174,23 +19397,7 @@
           <w:sz w:val="21"/>
           <w:szCs w:val="21"/>
         </w:rPr>
-        <w:t xml:space="preserve">[32] ELNAGGAR A, HEINZINGER M, DALLAGO C, et al. </w:t>
-      </w:r>
-      <w:proofErr w:type="spellStart"/>
-      <w:r>
-        <w:rPr>
-          <w:sz w:val="21"/>
-          <w:szCs w:val="21"/>
-        </w:rPr>
-        <w:t>ProtTrans</w:t>
-      </w:r>
-      <w:proofErr w:type="spellEnd"/>
-      <w:r>
-        <w:rPr>
-          <w:sz w:val="21"/>
-          <w:szCs w:val="21"/>
-        </w:rPr>
-        <w:t>: toward understanding the language of life through self-supervised learning[J]. IEEE Transactions on Pattern Analysis and Machine Intelligence, 2022, 44(10): 7112-7127.</w:t>
+        <w:t>[32] ELNAGGAR A, HEINZINGER M, DALLAGO C, et al. ProtTrans: toward understanding the language of life through self-supervised learning[J]. IEEE Transactions on Pattern Analysis and Machine Intelligence, 2022, 44(10): 7112-7127.</w:t>
       </w:r>
     </w:p>
     <w:p>
@@ -21203,23 +19410,7 @@
           <w:sz w:val="21"/>
           <w:szCs w:val="21"/>
         </w:rPr>
-        <w:t xml:space="preserve">[33] YUAN Z, ZHU D, QIU Z-H, et al. </w:t>
-      </w:r>
-      <w:proofErr w:type="spellStart"/>
-      <w:r>
-        <w:rPr>
-          <w:sz w:val="21"/>
-          <w:szCs w:val="21"/>
-        </w:rPr>
-        <w:t>LibAUC</w:t>
-      </w:r>
-      <w:proofErr w:type="spellEnd"/>
-      <w:r>
-        <w:rPr>
-          <w:sz w:val="21"/>
-          <w:szCs w:val="21"/>
-        </w:rPr>
-        <w:t>: a deep learning library for X-risk optimization[C]//Proceedings of the 29th ACM SIGKDD Conference on Knowledge Discovery and Data Mining. New York: ACM, 2023: 6480-6491.</w:t>
+        <w:t>[33] YUAN Z, ZHU D, QIU Z-H, et al. LibAUC: a deep learning library for X-risk optimization[C]//Proceedings of the 29th ACM SIGKDD Conference on Knowledge Discovery and Data Mining. New York: ACM, 2023: 6480-6491.</w:t>
       </w:r>
     </w:p>
     <w:p>
@@ -21271,23 +19462,7 @@
           <w:sz w:val="21"/>
           <w:szCs w:val="21"/>
         </w:rPr>
-        <w:t>[37] XIE M-K, XIAO J, LIU H-Z, et al. Class-distribution-aware pseudo-labeling for semi-supervised multi-label learning[C]//Advances in Neural Information Processing Systems (</w:t>
-      </w:r>
-      <w:proofErr w:type="spellStart"/>
-      <w:r>
-        <w:rPr>
-          <w:sz w:val="21"/>
-          <w:szCs w:val="21"/>
-        </w:rPr>
-        <w:t>NeurIPS</w:t>
-      </w:r>
-      <w:proofErr w:type="spellEnd"/>
-      <w:r>
-        <w:rPr>
-          <w:sz w:val="21"/>
-          <w:szCs w:val="21"/>
-        </w:rPr>
-        <w:t xml:space="preserve"> 36). 2023.</w:t>
+        <w:t>[37] XIE M-K, XIAO J, LIU H-Z, et al. Class-distribution-aware pseudo-labeling for semi-supervised multi-label learning[C]//Advances in Neural Information Processing Systems (NeurIPS 36). 2023.</w:t>
       </w:r>
     </w:p>
     <w:p>
@@ -21313,23 +19488,7 @@
           <w:sz w:val="21"/>
           <w:szCs w:val="21"/>
         </w:rPr>
-        <w:t xml:space="preserve">[39] FURLANELLO T, LIPTON Z, TSCHANNEN M, et al. </w:t>
-      </w:r>
-      <w:proofErr w:type="gramStart"/>
-      <w:r>
-        <w:rPr>
-          <w:sz w:val="21"/>
-          <w:szCs w:val="21"/>
-        </w:rPr>
-        <w:t>Born again</w:t>
-      </w:r>
-      <w:proofErr w:type="gramEnd"/>
-      <w:r>
-        <w:rPr>
-          <w:sz w:val="21"/>
-          <w:szCs w:val="21"/>
-        </w:rPr>
-        <w:t xml:space="preserve"> neural networks[C]//Proceedings of the 35th International Conference on Machine Learning (ICML). 2018: 1607-1616.</w:t>
+        <w:t>[39] FURLANELLO T, LIPTON Z, TSCHANNEN M, et al. Born again neural networks[C]//Proceedings of the 35th International Conference on Machine Learning (ICML). 2018: 1607-1616.</w:t>
       </w:r>
     </w:p>
     <w:p>
@@ -21355,23 +19514,7 @@
           <w:sz w:val="21"/>
           <w:szCs w:val="21"/>
         </w:rPr>
-        <w:t xml:space="preserve">[41] ZHANG C, LIU Q, FREDDOLINO L. </w:t>
-      </w:r>
-      <w:proofErr w:type="spellStart"/>
-      <w:r>
-        <w:rPr>
-          <w:sz w:val="21"/>
-          <w:szCs w:val="21"/>
-        </w:rPr>
-        <w:t>EZpred</w:t>
-      </w:r>
-      <w:proofErr w:type="spellEnd"/>
-      <w:r>
-        <w:rPr>
-          <w:sz w:val="21"/>
-          <w:szCs w:val="21"/>
-        </w:rPr>
-        <w:t>: improving deep learning-based enzyme function prediction using unlabeled sequence homologs[EB/OL]. (2025)[2026-09-18]. https://doi.org/10.1101/2025.07.09.663945.</w:t>
+        <w:t>[41] ZHANG C, LIU Q, FREDDOLINO L. EZpred: improving deep learning-based enzyme function prediction using unlabeled sequence homologs[EB/OL]. (2025)[2026-09-18]. https://doi.org/10.1101/2025.07.09.663945.</w:t>
       </w:r>
     </w:p>
     <w:p>
@@ -21419,7 +19562,7 @@
         <w:pageBreakBefore/>
         <w:spacing w:before="0" w:after="240"/>
       </w:pPr>
-      <w:bookmarkStart w:id="33" w:name="_Toc240786463"/>
+      <w:bookmarkStart w:id="33" w:name="_Toc240809237"/>
       <w:r>
         <w:t>附录</w:t>
       </w:r>
@@ -21458,15 +19601,7 @@
         <w:t>工具集），每个脚本对应一次可复现实验，产物写入</w:t>
       </w:r>
       <w:r>
-        <w:t xml:space="preserve"> </w:t>
-      </w:r>
-      <w:proofErr w:type="spellStart"/>
-      <w:r>
-        <w:t>rel</w:t>
-      </w:r>
-      <w:proofErr w:type="spellEnd"/>
-      <w:r>
-        <w:t xml:space="preserve">/ </w:t>
+        <w:t xml:space="preserve"> rel/ </w:t>
       </w:r>
       <w:r>
         <w:t>目录并以</w:t>
@@ -21527,13 +19662,8 @@
       <w:r>
         <w:t>、</w:t>
       </w:r>
-      <w:proofErr w:type="spellStart"/>
-      <w:r>
-        <w:t>PyTorch</w:t>
-      </w:r>
-      <w:proofErr w:type="spellEnd"/>
-      <w:r>
-        <w:t xml:space="preserve"> 2.x</w:t>
+      <w:r>
+        <w:t>PyTorch 2.x</w:t>
       </w:r>
       <w:r>
         <w:t>（</w:t>
@@ -21581,13 +19711,8 @@
         <w:t>，数据快照见</w:t>
       </w:r>
       <w:r>
-        <w:t xml:space="preserve"> doc/figures/*.</w:t>
-      </w:r>
-      <w:proofErr w:type="spellStart"/>
-      <w:r>
-        <w:t>json</w:t>
-      </w:r>
-      <w:proofErr w:type="spellEnd"/>
+        <w:t xml:space="preserve"> doc/figures/*.json</w:t>
+      </w:r>
       <w:r>
         <w:t>，矢量图源文件同目录归档。</w:t>
       </w:r>
@@ -21822,10 +19947,10 @@
 <file path=word/numbering.xml><?xml version="1.0" encoding="utf-8"?>
 <w:numbering xmlns:wpc="http://schemas.microsoft.com/office/word/2010/wordprocessingCanvas" xmlns:cx="http://schemas.microsoft.com/office/drawing/2014/chartex" xmlns:cx1="http://schemas.microsoft.com/office/drawing/2015/9/8/chartex" xmlns:cx2="http://schemas.microsoft.com/office/drawing/2015/10/21/chartex" xmlns:cx3="http://schemas.microsoft.com/office/drawing/2016/5/9/chartex" xmlns:cx4="http://schemas.microsoft.com/office/drawing/2016/5/10/chartex" xmlns:cx5="http://schemas.microsoft.com/office/drawing/2016/5/11/chartex" xmlns:cx6="http://schemas.microsoft.com/office/drawing/2016/5/12/chartex" xmlns:cx7="http://schemas.microsoft.com/office/drawing/2016/5/13/chartex" xmlns:cx8="http://schemas.microsoft.com/office/drawing/2016/5/14/chartex" xmlns:mc="http://schemas.openxmlformats.org/markup-compatibility/2006" xmlns:aink="http://schemas.microsoft.com/office/drawing/2016/ink" xmlns:am3d="http://schemas.microsoft.com/office/drawing/2017/model3d" xmlns:o="urn:schemas-microsoft-com:office:office" xmlns:oel="http://schemas.microsoft.com/office/2019/extlst" xmlns:r="http://schemas.openxmlformats.org/officeDocument/2006/relationships" xmlns:m="http://schemas.openxmlformats.org/officeDocument/2006/math" xmlns:v="urn:schemas-microsoft-com:vml" xmlns:wp14="http://schemas.microsoft.com/office/word/2010/wordprocessingDrawing" xmlns:wp="http://schemas.openxmlformats.org/drawingml/2006/wordprocessingDrawing" xmlns:w10="urn:schemas-microsoft-com:office:word" xmlns:w="http://schemas.openxmlformats.org/wordprocessingml/2006/main" xmlns:w14="http://schemas.microsoft.com/office/word/2010/wordml" xmlns:w15="http://schemas.microsoft.com/office/word/2012/wordml" xmlns:w16cex="http://schemas.microsoft.com/office/word/2018/wordml/cex" xmlns:w16cid="http://schemas.microsoft.com/office/word/2016/wordml/cid" xmlns:w16="http://schemas.microsoft.com/office/word/2018/wordml" xmlns:w16du="http://schemas.microsoft.com/office/word/2023/wordml/word16du" xmlns:w16sdtdh="http://schemas.microsoft.com/office/word/2020/wordml/sdtdatahash" xmlns:w16sdtfl="http://schemas.microsoft.com/office/word/2024/wordml/sdtformatlock" xmlns:w16se="http://schemas.microsoft.com/office/word/2015/wordml/symex" xmlns:wpg="http://schemas.microsoft.com/office/word/2010/wordprocessingGroup" xmlns:wpi="http://schemas.microsoft.com/office/word/2010/wordprocessingInk" xmlns:wne="http://schemas.microsoft.com/office/word/2006/wordml" xmlns:wps="http://schemas.microsoft.com/office/word/2010/wordprocessingShape" mc:Ignorable="w14 w15 w16se w16cid w16 w16cex w16sdtdh w16sdtfl w16du wp14">
   <w:abstractNum w:abstractNumId="0" w15:restartNumberingAfterBreak="0">
-    <w:nsid w:val="55E74486"/>
+    <w:nsid w:val="6A173801"/>
     <w:multiLevelType w:val="hybridMultilevel"/>
-    <w:tmpl w:val="2F448FA4"/>
-    <w:lvl w:ilvl="0" w:tplc="2BACD1FA">
+    <w:tmpl w:val="BB4A99D0"/>
+    <w:lvl w:ilvl="0" w:tplc="5198C954">
       <w:start w:val="1"/>
       <w:numFmt w:val="bullet"/>
       <w:lvlText w:val="●"/>
@@ -21834,7 +19959,7 @@
         <w:ind w:left="720" w:hanging="360"/>
       </w:pPr>
     </w:lvl>
-    <w:lvl w:ilvl="1" w:tplc="10BC83C4">
+    <w:lvl w:ilvl="1" w:tplc="4D9825E0">
       <w:start w:val="1"/>
       <w:numFmt w:val="bullet"/>
       <w:lvlText w:val="○"/>
@@ -21843,7 +19968,7 @@
         <w:ind w:left="1440" w:hanging="360"/>
       </w:pPr>
     </w:lvl>
-    <w:lvl w:ilvl="2" w:tplc="76C4BBEA">
+    <w:lvl w:ilvl="2" w:tplc="5CCA3712">
       <w:start w:val="1"/>
       <w:numFmt w:val="bullet"/>
       <w:lvlText w:val="■"/>
@@ -21852,7 +19977,7 @@
         <w:ind w:left="2160" w:hanging="360"/>
       </w:pPr>
     </w:lvl>
-    <w:lvl w:ilvl="3" w:tplc="A0FA0AEE">
+    <w:lvl w:ilvl="3" w:tplc="28662BBC">
       <w:start w:val="1"/>
       <w:numFmt w:val="bullet"/>
       <w:lvlText w:val="●"/>
@@ -21861,7 +19986,7 @@
         <w:ind w:left="2880" w:hanging="360"/>
       </w:pPr>
     </w:lvl>
-    <w:lvl w:ilvl="4" w:tplc="CBAAE16E">
+    <w:lvl w:ilvl="4" w:tplc="2BFE0590">
       <w:start w:val="1"/>
       <w:numFmt w:val="bullet"/>
       <w:lvlText w:val="○"/>
@@ -21870,7 +19995,7 @@
         <w:ind w:left="3600" w:hanging="360"/>
       </w:pPr>
     </w:lvl>
-    <w:lvl w:ilvl="5" w:tplc="D0AA9B9A">
+    <w:lvl w:ilvl="5" w:tplc="D5E200F6">
       <w:start w:val="1"/>
       <w:numFmt w:val="bullet"/>
       <w:lvlText w:val="■"/>
@@ -21879,7 +20004,7 @@
         <w:ind w:left="4320" w:hanging="360"/>
       </w:pPr>
     </w:lvl>
-    <w:lvl w:ilvl="6" w:tplc="D794BF8C">
+    <w:lvl w:ilvl="6" w:tplc="56349E9E">
       <w:start w:val="1"/>
       <w:numFmt w:val="bullet"/>
       <w:lvlText w:val="●"/>
@@ -21888,7 +20013,7 @@
         <w:ind w:left="5040" w:hanging="360"/>
       </w:pPr>
     </w:lvl>
-    <w:lvl w:ilvl="7" w:tplc="DA406086">
+    <w:lvl w:ilvl="7" w:tplc="96F4ACE6">
       <w:start w:val="1"/>
       <w:numFmt w:val="bullet"/>
       <w:lvlText w:val="●"/>
@@ -21897,7 +20022,7 @@
         <w:ind w:left="5760" w:hanging="360"/>
       </w:pPr>
     </w:lvl>
-    <w:lvl w:ilvl="8" w:tplc="6F989DCE">
+    <w:lvl w:ilvl="8" w:tplc="682A9EAC">
       <w:start w:val="1"/>
       <w:numFmt w:val="bullet"/>
       <w:lvlText w:val="●"/>
@@ -21907,7 +20032,7 @@
       </w:pPr>
     </w:lvl>
   </w:abstractNum>
-  <w:num w:numId="1" w16cid:durableId="435757032">
+  <w:num w:numId="1" w16cid:durableId="447356025">
     <w:abstractNumId w:val="0"/>
     <w:lvlOverride w:ilvl="0">
       <w:startOverride w:val="1"/>
@@ -22543,7 +20668,7 @@
     <w:autoRedefine/>
     <w:uiPriority w:val="39"/>
     <w:unhideWhenUsed/>
-    <w:rsid w:val="00954521"/>
+    <w:rsid w:val="004378DC"/>
   </w:style>
   <w:style w:type="paragraph" w:styleId="TOC2">
     <w:name w:val="toc 2"/>
@@ -22552,7 +20677,7 @@
     <w:autoRedefine/>
     <w:uiPriority w:val="39"/>
     <w:unhideWhenUsed/>
-    <w:rsid w:val="00954521"/>
+    <w:rsid w:val="004378DC"/>
     <w:pPr>
       <w:ind w:leftChars="200" w:left="420"/>
     </w:pPr>
@@ -22563,7 +20688,7 @@
     <w:link w:val="ad"/>
     <w:uiPriority w:val="99"/>
     <w:unhideWhenUsed/>
-    <w:rsid w:val="00954521"/>
+    <w:rsid w:val="004378DC"/>
     <w:pPr>
       <w:tabs>
         <w:tab w:val="center" w:pos="4153"/>
@@ -22583,7 +20708,7 @@
     <w:basedOn w:val="a0"/>
     <w:link w:val="ac"/>
     <w:uiPriority w:val="99"/>
-    <w:rsid w:val="00954521"/>
+    <w:rsid w:val="004378DC"/>
     <w:rPr>
       <w:sz w:val="18"/>
       <w:szCs w:val="18"/>
@@ -22595,7 +20720,7 @@
     <w:link w:val="af"/>
     <w:uiPriority w:val="99"/>
     <w:unhideWhenUsed/>
-    <w:rsid w:val="00954521"/>
+    <w:rsid w:val="004378DC"/>
     <w:pPr>
       <w:tabs>
         <w:tab w:val="center" w:pos="4153"/>
@@ -22614,7 +20739,7 @@
     <w:basedOn w:val="a0"/>
     <w:link w:val="ae"/>
     <w:uiPriority w:val="99"/>
-    <w:rsid w:val="00954521"/>
+    <w:rsid w:val="004378DC"/>
     <w:rPr>
       <w:sz w:val="18"/>
       <w:szCs w:val="18"/>

--- a/doc/2026海豚杯数智分析赛报告.docx
+++ b/doc/2026海豚杯数智分析赛报告.docx
@@ -489,10 +489,10 @@
         <w:t>提出三路径框架</w:t>
       </w:r>
       <w:r>
-        <w:t xml:space="preserve"> HDMR-Sinkhorn——</w:t>
-      </w:r>
-      <w:r>
-        <w:t>深度序列感知、同源迁移、语言模型表征三路证据经无参数互惠秩融合对齐序数关系，再由双边际熵正则化最优传输完成全局频数校准（第</w:t>
+        <w:t xml:space="preserve"> HDMR-Sinkhorn</w:t>
+      </w:r>
+      <w:r>
+        <w:t>：深度序列感知、同源迁移、语言模型表征三路证据经无参数互惠秩融合对齐序数关系，再由双边际熵正则化最优传输完成全局频数校准（第</w:t>
       </w:r>
       <w:r>
         <w:t>3</w:t>
@@ -860,7 +860,7 @@
     <w:sdt>
       <w:sdtPr>
         <w:alias w:val="Table of Contents"/>
-        <w:id w:val="-651216192"/>
+        <w:id w:val="331886995"/>
       </w:sdtPr>
       <w:sdtEndPr/>
       <w:sdtContent>
@@ -888,7 +888,7 @@
           <w:r>
             <w:fldChar w:fldCharType="separate"/>
           </w:r>
-          <w:hyperlink w:anchor="_Toc240809204" w:history="1">
+          <w:hyperlink w:anchor="_Toc240809841" w:history="1">
             <w:r>
               <w:rPr>
                 <w:rStyle w:val="a5"/>
@@ -935,7 +935,7 @@
               <w:rPr>
                 <w:noProof/>
               </w:rPr>
-              <w:instrText>PAGEREF _Toc240809204 \h</w:instrText>
+              <w:instrText>PAGEREF _Toc240809841 \h</w:instrText>
             </w:r>
             <w:r>
               <w:rPr>
@@ -988,7 +988,7 @@
               <w14:ligatures w14:val="standardContextual"/>
             </w:rPr>
           </w:pPr>
-          <w:hyperlink w:anchor="_Toc240809205" w:history="1">
+          <w:hyperlink w:anchor="_Toc240809842" w:history="1">
             <w:r>
               <w:rPr>
                 <w:rStyle w:val="a5"/>
@@ -1028,7 +1028,7 @@
               <w:rPr>
                 <w:noProof/>
               </w:rPr>
-              <w:instrText>PAGEREF _Toc240809205 \h</w:instrText>
+              <w:instrText>PAGEREF _Toc240809842 \h</w:instrText>
             </w:r>
             <w:r>
               <w:rPr>
@@ -1081,7 +1081,7 @@
               <w14:ligatures w14:val="standardContextual"/>
             </w:rPr>
           </w:pPr>
-          <w:hyperlink w:anchor="_Toc240809206" w:history="1">
+          <w:hyperlink w:anchor="_Toc240809843" w:history="1">
             <w:r>
               <w:rPr>
                 <w:rStyle w:val="a5"/>
@@ -1121,7 +1121,7 @@
               <w:rPr>
                 <w:noProof/>
               </w:rPr>
-              <w:instrText>PAGEREF _Toc240809206 \h</w:instrText>
+              <w:instrText>PAGEREF _Toc240809843 \h</w:instrText>
             </w:r>
             <w:r>
               <w:rPr>
@@ -1173,7 +1173,7 @@
               <w14:ligatures w14:val="standardContextual"/>
             </w:rPr>
           </w:pPr>
-          <w:hyperlink w:anchor="_Toc240809207" w:history="1">
+          <w:hyperlink w:anchor="_Toc240809844" w:history="1">
             <w:r>
               <w:rPr>
                 <w:rStyle w:val="a5"/>
@@ -1220,7 +1220,7 @@
               <w:rPr>
                 <w:noProof/>
               </w:rPr>
-              <w:instrText>PAGEREF _Toc240809207 \h</w:instrText>
+              <w:instrText>PAGEREF _Toc240809844 \h</w:instrText>
             </w:r>
             <w:r>
               <w:rPr>
@@ -1273,7 +1273,7 @@
               <w14:ligatures w14:val="standardContextual"/>
             </w:rPr>
           </w:pPr>
-          <w:hyperlink w:anchor="_Toc240809208" w:history="1">
+          <w:hyperlink w:anchor="_Toc240809845" w:history="1">
             <w:r>
               <w:rPr>
                 <w:rStyle w:val="a5"/>
@@ -1313,7 +1313,7 @@
               <w:rPr>
                 <w:noProof/>
               </w:rPr>
-              <w:instrText>PAGEREF _Toc240809208 \h</w:instrText>
+              <w:instrText>PAGEREF _Toc240809845 \h</w:instrText>
             </w:r>
             <w:r>
               <w:rPr>
@@ -1366,7 +1366,7 @@
               <w14:ligatures w14:val="standardContextual"/>
             </w:rPr>
           </w:pPr>
-          <w:hyperlink w:anchor="_Toc240809209" w:history="1">
+          <w:hyperlink w:anchor="_Toc240809846" w:history="1">
             <w:r>
               <w:rPr>
                 <w:rStyle w:val="a5"/>
@@ -1406,7 +1406,7 @@
               <w:rPr>
                 <w:noProof/>
               </w:rPr>
-              <w:instrText>PAGEREF _Toc240809209 \h</w:instrText>
+              <w:instrText>PAGEREF _Toc240809846 \h</w:instrText>
             </w:r>
             <w:r>
               <w:rPr>
@@ -1459,7 +1459,7 @@
               <w14:ligatures w14:val="standardContextual"/>
             </w:rPr>
           </w:pPr>
-          <w:hyperlink w:anchor="_Toc240809210" w:history="1">
+          <w:hyperlink w:anchor="_Toc240809847" w:history="1">
             <w:r>
               <w:rPr>
                 <w:rStyle w:val="a5"/>
@@ -1499,7 +1499,7 @@
               <w:rPr>
                 <w:noProof/>
               </w:rPr>
-              <w:instrText>PAGEREF _Toc240809210 \h</w:instrText>
+              <w:instrText>PAGEREF _Toc240809847 \h</w:instrText>
             </w:r>
             <w:r>
               <w:rPr>
@@ -1552,7 +1552,7 @@
               <w14:ligatures w14:val="standardContextual"/>
             </w:rPr>
           </w:pPr>
-          <w:hyperlink w:anchor="_Toc240809211" w:history="1">
+          <w:hyperlink w:anchor="_Toc240809848" w:history="1">
             <w:r>
               <w:rPr>
                 <w:rStyle w:val="a5"/>
@@ -1592,7 +1592,7 @@
               <w:rPr>
                 <w:noProof/>
               </w:rPr>
-              <w:instrText>PAGEREF _Toc240809211 \h</w:instrText>
+              <w:instrText>PAGEREF _Toc240809848 \h</w:instrText>
             </w:r>
             <w:r>
               <w:rPr>
@@ -1645,7 +1645,7 @@
               <w14:ligatures w14:val="standardContextual"/>
             </w:rPr>
           </w:pPr>
-          <w:hyperlink w:anchor="_Toc240809212" w:history="1">
+          <w:hyperlink w:anchor="_Toc240809849" w:history="1">
             <w:r>
               <w:rPr>
                 <w:rStyle w:val="a5"/>
@@ -1685,7 +1685,7 @@
               <w:rPr>
                 <w:noProof/>
               </w:rPr>
-              <w:instrText>PAGEREF _Toc240809212 \h</w:instrText>
+              <w:instrText>PAGEREF _Toc240809849 \h</w:instrText>
             </w:r>
             <w:r>
               <w:rPr>
@@ -1737,7 +1737,7 @@
               <w14:ligatures w14:val="standardContextual"/>
             </w:rPr>
           </w:pPr>
-          <w:hyperlink w:anchor="_Toc240809213" w:history="1">
+          <w:hyperlink w:anchor="_Toc240809850" w:history="1">
             <w:r>
               <w:rPr>
                 <w:rStyle w:val="a5"/>
@@ -1784,7 +1784,7 @@
               <w:rPr>
                 <w:noProof/>
               </w:rPr>
-              <w:instrText>PAGEREF _Toc240809213 \h</w:instrText>
+              <w:instrText>PAGEREF _Toc240809850 \h</w:instrText>
             </w:r>
             <w:r>
               <w:rPr>
@@ -1837,7 +1837,7 @@
               <w14:ligatures w14:val="standardContextual"/>
             </w:rPr>
           </w:pPr>
-          <w:hyperlink w:anchor="_Toc240809214" w:history="1">
+          <w:hyperlink w:anchor="_Toc240809851" w:history="1">
             <w:r>
               <w:rPr>
                 <w:rStyle w:val="a5"/>
@@ -1891,7 +1891,7 @@
               <w:rPr>
                 <w:noProof/>
               </w:rPr>
-              <w:instrText>PAGEREF _Toc240809214 \h</w:instrText>
+              <w:instrText>PAGEREF _Toc240809851 \h</w:instrText>
             </w:r>
             <w:r>
               <w:rPr>
@@ -1944,7 +1944,7 @@
               <w14:ligatures w14:val="standardContextual"/>
             </w:rPr>
           </w:pPr>
-          <w:hyperlink w:anchor="_Toc240809215" w:history="1">
+          <w:hyperlink w:anchor="_Toc240809852" w:history="1">
             <w:r>
               <w:rPr>
                 <w:rStyle w:val="a5"/>
@@ -1998,7 +1998,7 @@
               <w:rPr>
                 <w:noProof/>
               </w:rPr>
-              <w:instrText>PAGEREF _Toc240809215 \h</w:instrText>
+              <w:instrText>PAGEREF _Toc240809852 \h</w:instrText>
             </w:r>
             <w:r>
               <w:rPr>
@@ -2051,7 +2051,7 @@
               <w14:ligatures w14:val="standardContextual"/>
             </w:rPr>
           </w:pPr>
-          <w:hyperlink w:anchor="_Toc240809216" w:history="1">
+          <w:hyperlink w:anchor="_Toc240809853" w:history="1">
             <w:r>
               <w:rPr>
                 <w:rStyle w:val="a5"/>
@@ -2105,7 +2105,7 @@
               <w:rPr>
                 <w:noProof/>
               </w:rPr>
-              <w:instrText>PAGEREF _Toc240809216 \h</w:instrText>
+              <w:instrText>PAGEREF _Toc240809853 \h</w:instrText>
             </w:r>
             <w:r>
               <w:rPr>
@@ -2131,7 +2131,7 @@
               <w:rPr>
                 <w:noProof/>
               </w:rPr>
-              <w:t>8</w:t>
+              <w:t>9</w:t>
             </w:r>
             <w:r>
               <w:rPr>
@@ -2158,7 +2158,7 @@
               <w14:ligatures w14:val="standardContextual"/>
             </w:rPr>
           </w:pPr>
-          <w:hyperlink w:anchor="_Toc240809217" w:history="1">
+          <w:hyperlink w:anchor="_Toc240809854" w:history="1">
             <w:r>
               <w:rPr>
                 <w:rStyle w:val="a5"/>
@@ -2212,7 +2212,7 @@
               <w:rPr>
                 <w:noProof/>
               </w:rPr>
-              <w:instrText>PAGEREF _Toc240809217 \h</w:instrText>
+              <w:instrText>PAGEREF _Toc240809854 \h</w:instrText>
             </w:r>
             <w:r>
               <w:rPr>
@@ -2265,7 +2265,7 @@
               <w14:ligatures w14:val="standardContextual"/>
             </w:rPr>
           </w:pPr>
-          <w:hyperlink w:anchor="_Toc240809218" w:history="1">
+          <w:hyperlink w:anchor="_Toc240809855" w:history="1">
             <w:r>
               <w:rPr>
                 <w:rStyle w:val="a5"/>
@@ -2319,7 +2319,7 @@
               <w:rPr>
                 <w:noProof/>
               </w:rPr>
-              <w:instrText>PAGEREF _Toc240809218 \h</w:instrText>
+              <w:instrText>PAGEREF _Toc240809855 \h</w:instrText>
             </w:r>
             <w:r>
               <w:rPr>
@@ -2371,7 +2371,7 @@
               <w14:ligatures w14:val="standardContextual"/>
             </w:rPr>
           </w:pPr>
-          <w:hyperlink w:anchor="_Toc240809219" w:history="1">
+          <w:hyperlink w:anchor="_Toc240809856" w:history="1">
             <w:r>
               <w:rPr>
                 <w:rStyle w:val="a5"/>
@@ -2418,7 +2418,7 @@
               <w:rPr>
                 <w:noProof/>
               </w:rPr>
-              <w:instrText>PAGEREF _Toc240809219 \h</w:instrText>
+              <w:instrText>PAGEREF _Toc240809856 \h</w:instrText>
             </w:r>
             <w:r>
               <w:rPr>
@@ -2471,7 +2471,7 @@
               <w14:ligatures w14:val="standardContextual"/>
             </w:rPr>
           </w:pPr>
-          <w:hyperlink w:anchor="_Toc240809220" w:history="1">
+          <w:hyperlink w:anchor="_Toc240809857" w:history="1">
             <w:r>
               <w:rPr>
                 <w:rStyle w:val="a5"/>
@@ -2511,7 +2511,7 @@
               <w:rPr>
                 <w:noProof/>
               </w:rPr>
-              <w:instrText>PAGEREF _Toc240809220 \h</w:instrText>
+              <w:instrText>PAGEREF _Toc240809857 \h</w:instrText>
             </w:r>
             <w:r>
               <w:rPr>
@@ -2564,7 +2564,7 @@
               <w14:ligatures w14:val="standardContextual"/>
             </w:rPr>
           </w:pPr>
-          <w:hyperlink w:anchor="_Toc240809221" w:history="1">
+          <w:hyperlink w:anchor="_Toc240809858" w:history="1">
             <w:r>
               <w:rPr>
                 <w:rStyle w:val="a5"/>
@@ -2604,7 +2604,7 @@
               <w:rPr>
                 <w:noProof/>
               </w:rPr>
-              <w:instrText>PAGEREF _Toc240809221 \h</w:instrText>
+              <w:instrText>PAGEREF _Toc240809858 \h</w:instrText>
             </w:r>
             <w:r>
               <w:rPr>
@@ -2656,7 +2656,7 @@
               <w14:ligatures w14:val="standardContextual"/>
             </w:rPr>
           </w:pPr>
-          <w:hyperlink w:anchor="_Toc240809222" w:history="1">
+          <w:hyperlink w:anchor="_Toc240809859" w:history="1">
             <w:r>
               <w:rPr>
                 <w:rStyle w:val="a5"/>
@@ -2703,7 +2703,7 @@
               <w:rPr>
                 <w:noProof/>
               </w:rPr>
-              <w:instrText>PAGEREF _Toc240809222 \h</w:instrText>
+              <w:instrText>PAGEREF _Toc240809859 \h</w:instrText>
             </w:r>
             <w:r>
               <w:rPr>
@@ -2756,7 +2756,7 @@
               <w14:ligatures w14:val="standardContextual"/>
             </w:rPr>
           </w:pPr>
-          <w:hyperlink w:anchor="_Toc240809223" w:history="1">
+          <w:hyperlink w:anchor="_Toc240809860" w:history="1">
             <w:r>
               <w:rPr>
                 <w:rStyle w:val="a5"/>
@@ -2796,7 +2796,7 @@
               <w:rPr>
                 <w:noProof/>
               </w:rPr>
-              <w:instrText>PAGEREF _Toc240809223 \h</w:instrText>
+              <w:instrText>PAGEREF _Toc240809860 \h</w:instrText>
             </w:r>
             <w:r>
               <w:rPr>
@@ -2849,7 +2849,7 @@
               <w14:ligatures w14:val="standardContextual"/>
             </w:rPr>
           </w:pPr>
-          <w:hyperlink w:anchor="_Toc240809224" w:history="1">
+          <w:hyperlink w:anchor="_Toc240809861" w:history="1">
             <w:r>
               <w:rPr>
                 <w:rStyle w:val="a5"/>
@@ -2889,7 +2889,7 @@
               <w:rPr>
                 <w:noProof/>
               </w:rPr>
-              <w:instrText>PAGEREF _Toc240809224 \h</w:instrText>
+              <w:instrText>PAGEREF _Toc240809861 \h</w:instrText>
             </w:r>
             <w:r>
               <w:rPr>
@@ -2942,7 +2942,7 @@
               <w14:ligatures w14:val="standardContextual"/>
             </w:rPr>
           </w:pPr>
-          <w:hyperlink w:anchor="_Toc240809225" w:history="1">
+          <w:hyperlink w:anchor="_Toc240809862" w:history="1">
             <w:r>
               <w:rPr>
                 <w:rStyle w:val="a5"/>
@@ -2982,7 +2982,7 @@
               <w:rPr>
                 <w:noProof/>
               </w:rPr>
-              <w:instrText>PAGEREF _Toc240809225 \h</w:instrText>
+              <w:instrText>PAGEREF _Toc240809862 \h</w:instrText>
             </w:r>
             <w:r>
               <w:rPr>
@@ -3035,7 +3035,7 @@
               <w14:ligatures w14:val="standardContextual"/>
             </w:rPr>
           </w:pPr>
-          <w:hyperlink w:anchor="_Toc240809226" w:history="1">
+          <w:hyperlink w:anchor="_Toc240809863" w:history="1">
             <w:r>
               <w:rPr>
                 <w:rStyle w:val="a5"/>
@@ -3075,7 +3075,7 @@
               <w:rPr>
                 <w:noProof/>
               </w:rPr>
-              <w:instrText>PAGEREF _Toc240809226 \h</w:instrText>
+              <w:instrText>PAGEREF _Toc240809863 \h</w:instrText>
             </w:r>
             <w:r>
               <w:rPr>
@@ -3128,7 +3128,7 @@
               <w14:ligatures w14:val="standardContextual"/>
             </w:rPr>
           </w:pPr>
-          <w:hyperlink w:anchor="_Toc240809227" w:history="1">
+          <w:hyperlink w:anchor="_Toc240809864" w:history="1">
             <w:r>
               <w:rPr>
                 <w:rStyle w:val="a5"/>
@@ -3182,7 +3182,7 @@
               <w:rPr>
                 <w:noProof/>
               </w:rPr>
-              <w:instrText>PAGEREF _Toc240809227 \h</w:instrText>
+              <w:instrText>PAGEREF _Toc240809864 \h</w:instrText>
             </w:r>
             <w:r>
               <w:rPr>
@@ -3235,7 +3235,7 @@
               <w14:ligatures w14:val="standardContextual"/>
             </w:rPr>
           </w:pPr>
-          <w:hyperlink w:anchor="_Toc240809228" w:history="1">
+          <w:hyperlink w:anchor="_Toc240809865" w:history="1">
             <w:r>
               <w:rPr>
                 <w:rStyle w:val="a5"/>
@@ -3275,7 +3275,7 @@
               <w:rPr>
                 <w:noProof/>
               </w:rPr>
-              <w:instrText>PAGEREF _Toc240809228 \h</w:instrText>
+              <w:instrText>PAGEREF _Toc240809865 \h</w:instrText>
             </w:r>
             <w:r>
               <w:rPr>
@@ -3328,7 +3328,7 @@
               <w14:ligatures w14:val="standardContextual"/>
             </w:rPr>
           </w:pPr>
-          <w:hyperlink w:anchor="_Toc240809229" w:history="1">
+          <w:hyperlink w:anchor="_Toc240809866" w:history="1">
             <w:r>
               <w:rPr>
                 <w:rStyle w:val="a5"/>
@@ -3368,7 +3368,7 @@
               <w:rPr>
                 <w:noProof/>
               </w:rPr>
-              <w:instrText>PAGEREF _Toc240809229 \h</w:instrText>
+              <w:instrText>PAGEREF _Toc240809866 \h</w:instrText>
             </w:r>
             <w:r>
               <w:rPr>
@@ -3421,7 +3421,7 @@
               <w14:ligatures w14:val="standardContextual"/>
             </w:rPr>
           </w:pPr>
-          <w:hyperlink w:anchor="_Toc240809230" w:history="1">
+          <w:hyperlink w:anchor="_Toc240809867" w:history="1">
             <w:r>
               <w:rPr>
                 <w:rStyle w:val="a5"/>
@@ -3461,7 +3461,7 @@
               <w:rPr>
                 <w:noProof/>
               </w:rPr>
-              <w:instrText>PAGEREF _Toc240809230 \h</w:instrText>
+              <w:instrText>PAGEREF _Toc240809867 \h</w:instrText>
             </w:r>
             <w:r>
               <w:rPr>
@@ -3514,7 +3514,7 @@
               <w14:ligatures w14:val="standardContextual"/>
             </w:rPr>
           </w:pPr>
-          <w:hyperlink w:anchor="_Toc240809231" w:history="1">
+          <w:hyperlink w:anchor="_Toc240809868" w:history="1">
             <w:r>
               <w:rPr>
                 <w:rStyle w:val="a5"/>
@@ -3554,7 +3554,7 @@
               <w:rPr>
                 <w:noProof/>
               </w:rPr>
-              <w:instrText>PAGEREF _Toc240809231 \h</w:instrText>
+              <w:instrText>PAGEREF _Toc240809868 \h</w:instrText>
             </w:r>
             <w:r>
               <w:rPr>
@@ -3606,7 +3606,7 @@
               <w14:ligatures w14:val="standardContextual"/>
             </w:rPr>
           </w:pPr>
-          <w:hyperlink w:anchor="_Toc240809232" w:history="1">
+          <w:hyperlink w:anchor="_Toc240809869" w:history="1">
             <w:r>
               <w:rPr>
                 <w:rStyle w:val="a5"/>
@@ -3653,7 +3653,7 @@
               <w:rPr>
                 <w:noProof/>
               </w:rPr>
-              <w:instrText>PAGEREF _Toc240809232 \h</w:instrText>
+              <w:instrText>PAGEREF _Toc240809869 \h</w:instrText>
             </w:r>
             <w:r>
               <w:rPr>
@@ -3706,7 +3706,7 @@
               <w14:ligatures w14:val="standardContextual"/>
             </w:rPr>
           </w:pPr>
-          <w:hyperlink w:anchor="_Toc240809233" w:history="1">
+          <w:hyperlink w:anchor="_Toc240809870" w:history="1">
             <w:r>
               <w:rPr>
                 <w:rStyle w:val="a5"/>
@@ -3746,7 +3746,7 @@
               <w:rPr>
                 <w:noProof/>
               </w:rPr>
-              <w:instrText>PAGEREF _Toc240809233 \h</w:instrText>
+              <w:instrText>PAGEREF _Toc240809870 \h</w:instrText>
             </w:r>
             <w:r>
               <w:rPr>
@@ -3799,7 +3799,7 @@
               <w14:ligatures w14:val="standardContextual"/>
             </w:rPr>
           </w:pPr>
-          <w:hyperlink w:anchor="_Toc240809234" w:history="1">
+          <w:hyperlink w:anchor="_Toc240809871" w:history="1">
             <w:r>
               <w:rPr>
                 <w:rStyle w:val="a5"/>
@@ -3839,7 +3839,7 @@
               <w:rPr>
                 <w:noProof/>
               </w:rPr>
-              <w:instrText>PAGEREF _Toc240809234 \h</w:instrText>
+              <w:instrText>PAGEREF _Toc240809871 \h</w:instrText>
             </w:r>
             <w:r>
               <w:rPr>
@@ -3892,7 +3892,7 @@
               <w14:ligatures w14:val="standardContextual"/>
             </w:rPr>
           </w:pPr>
-          <w:hyperlink w:anchor="_Toc240809235" w:history="1">
+          <w:hyperlink w:anchor="_Toc240809872" w:history="1">
             <w:r>
               <w:rPr>
                 <w:rStyle w:val="a5"/>
@@ -3932,7 +3932,7 @@
               <w:rPr>
                 <w:noProof/>
               </w:rPr>
-              <w:instrText>PAGEREF _Toc240809235 \h</w:instrText>
+              <w:instrText>PAGEREF _Toc240809872 \h</w:instrText>
             </w:r>
             <w:r>
               <w:rPr>
@@ -3984,7 +3984,7 @@
               <w14:ligatures w14:val="standardContextual"/>
             </w:rPr>
           </w:pPr>
-          <w:hyperlink w:anchor="_Toc240809236" w:history="1">
+          <w:hyperlink w:anchor="_Toc240809873" w:history="1">
             <w:r>
               <w:rPr>
                 <w:rStyle w:val="a5"/>
@@ -4059,7 +4059,7 @@
               <w:rPr>
                 <w:noProof/>
               </w:rPr>
-              <w:instrText>PAGEREF _Toc240809236 \h</w:instrText>
+              <w:instrText>PAGEREF _Toc240809873 \h</w:instrText>
             </w:r>
             <w:r>
               <w:rPr>
@@ -4111,7 +4111,7 @@
               <w14:ligatures w14:val="standardContextual"/>
             </w:rPr>
           </w:pPr>
-          <w:hyperlink w:anchor="_Toc240809237" w:history="1">
+          <w:hyperlink w:anchor="_Toc240809874" w:history="1">
             <w:r>
               <w:rPr>
                 <w:rStyle w:val="a5"/>
@@ -4158,7 +4158,7 @@
               <w:rPr>
                 <w:noProof/>
               </w:rPr>
-              <w:instrText>PAGEREF _Toc240809237 \h</w:instrText>
+              <w:instrText>PAGEREF _Toc240809874 \h</w:instrText>
             </w:r>
             <w:r>
               <w:rPr>
@@ -4222,7 +4222,7 @@
         <w:pageBreakBefore/>
         <w:spacing w:before="0" w:after="240"/>
       </w:pPr>
-      <w:bookmarkStart w:id="0" w:name="_Toc240809204"/>
+      <w:bookmarkStart w:id="0" w:name="_Toc240809841"/>
       <w:r>
         <w:t>第</w:t>
       </w:r>
@@ -4239,7 +4239,7 @@
         <w:pStyle w:val="2"/>
         <w:keepNext/>
       </w:pPr>
-      <w:bookmarkStart w:id="1" w:name="_Toc240809205"/>
+      <w:bookmarkStart w:id="1" w:name="_Toc240809842"/>
       <w:r>
         <w:t>1.1</w:t>
       </w:r>
@@ -4265,7 +4265,7 @@
         <w:t>[1,2,3]</w:t>
       </w:r>
       <w:r>
-        <w:t>。因此，利用计算模型根据原始氨基酸残基序列自动化推断蛋白质的功能标签，已成为现代生物信息学与分子系统生物学的核心支柱。在由国际生物信息学计算组织举办的蛋白质功能预测关键评估（</w:t>
+        <w:t>。因此，利用计算模型根据原始氨基酸残基序列自动化推断蛋白质的功能标签，已成为序列功能注释的主要途径。在由国际生物信息学计算组织举办的蛋白质功能预测关键评估（</w:t>
       </w:r>
       <w:r>
         <w:t>Critical Assessment of Functional Annotation, CAFA</w:t>
@@ -4436,7 +4436,7 @@
         <w:t>[14]</w:t>
       </w:r>
       <w:r>
-        <w:t>。深度模型能够抽象长程语义与复杂非局部特征，在无同源孤儿蛋白上提供关键的预测托底，但在高相似度样本上的局部判别锐度却显著落后于高精度比对工具。</w:t>
+        <w:t>。深度模型能够抽象长程语义与复杂非局部特征，在无同源孤儿蛋白上提供关键的预测托底，但在高相似度样本上的局部判别锐度却明显落后于高精度比对工具。</w:t>
       </w:r>
     </w:p>
     <w:p>
@@ -4445,7 +4445,7 @@
         <w:jc w:val="both"/>
       </w:pPr>
       <w:r>
-        <w:t>融合上述异构表征时，常规的线性概率加权面临严重的量纲失配挑战：比对得分后验高度尖锐且动态范围极大，而深度模型的</w:t>
+        <w:t>融合上述异构表征时，常规的线性概率加权面临严重的量纲失配挑战：比对得分后验高度尖锐且动态范围很大，而深度模型的</w:t>
       </w:r>
       <w:r>
         <w:t xml:space="preserve"> Sigmoid </w:t>
@@ -4468,7 +4468,7 @@
         <w:t>[26]</w:t>
       </w:r>
       <w:r>
-        <w:t>，基学习器之间的高度相关性又极易诱发局部校准过拟合。此外，在推断决策阶段，各蛋白质的实际激活标签数（行基数）与全库各功能的先验发生频率（列边际）存在坚实的先验约束，脱离双边际约束的独立贪心阈值搜索难以抵御宏观统计漂移。</w:t>
+        <w:t>，基学习器之间的高度相关性又极易诱发局部校准过拟合。在推断决策阶段，各蛋白质的实际激活标签数（行基数）与全库各功能的先验发生频率（列边际）存在明确的先验约束，脱离双边际约束的独立贪心阈值搜索难以抵御宏观统计漂移。</w:t>
       </w:r>
     </w:p>
     <w:p>
@@ -4476,7 +4476,7 @@
         <w:pStyle w:val="2"/>
         <w:keepNext/>
       </w:pPr>
-      <w:bookmarkStart w:id="2" w:name="_Toc240809206"/>
+      <w:bookmarkStart w:id="2" w:name="_Toc240809843"/>
       <w:r>
         <w:t>1.2</w:t>
       </w:r>
@@ -5018,7 +5018,7 @@
         <w:pageBreakBefore/>
         <w:spacing w:before="0" w:after="240"/>
       </w:pPr>
-      <w:bookmarkStart w:id="3" w:name="_Toc240809207"/>
+      <w:bookmarkStart w:id="3" w:name="_Toc240809844"/>
       <w:r>
         <w:t>第</w:t>
       </w:r>
@@ -5036,7 +5036,7 @@
         <w:jc w:val="both"/>
       </w:pPr>
       <w:r>
-        <w:t>为了建立科学严谨的建模假设，我们首先对基准实验数据集进行了全面的探索性数据分析（</w:t>
+        <w:t>为了建立科学严谨的建模假设，我们首先对基准实验数据集做全面的探索性数据分析（</w:t>
       </w:r>
       <w:r>
         <w:t>Exploratory Data Analysis, EDA</w:t>
@@ -5088,7 +5088,7 @@
         <w:pStyle w:val="2"/>
         <w:keepNext/>
       </w:pPr>
-      <w:bookmarkStart w:id="4" w:name="_Toc240809208"/>
+      <w:bookmarkStart w:id="4" w:name="_Toc240809845"/>
       <w:r>
         <w:t>2.1</w:t>
       </w:r>
@@ -5255,7 +5255,7 @@
           <w:noProof/>
         </w:rPr>
         <w:drawing>
-          <wp:inline distT="0" distB="0" distL="0" distR="0" wp14:anchorId="1D1784B1" wp14:editId="2A4A2F94">
+          <wp:inline distT="0" distB="0" distL="0" distR="0" wp14:anchorId="2A16C3C3" wp14:editId="4660D42D">
             <wp:extent cx="5524500" cy="1724025"/>
             <wp:effectExtent l="0" t="0" r="0" b="0"/>
             <wp:docPr id="1" name="图片 1"/>
@@ -5395,7 +5395,7 @@
         <w:pStyle w:val="2"/>
         <w:keepNext/>
       </w:pPr>
-      <w:bookmarkStart w:id="5" w:name="_Toc240809209"/>
+      <w:bookmarkStart w:id="5" w:name="_Toc240809846"/>
       <w:r>
         <w:t>2.2</w:t>
       </w:r>
@@ -5409,7 +5409,7 @@
         <w:pStyle w:val="2"/>
         <w:keepNext/>
       </w:pPr>
-      <w:bookmarkStart w:id="6" w:name="_Toc240809210"/>
+      <w:bookmarkStart w:id="6" w:name="_Toc240809847"/>
       <w:r>
         <w:t>2.3</w:t>
       </w:r>
@@ -5604,7 +5604,7 @@
         <w:pStyle w:val="2"/>
         <w:keepNext/>
       </w:pPr>
-      <w:bookmarkStart w:id="7" w:name="_Toc240809211"/>
+      <w:bookmarkStart w:id="7" w:name="_Toc240809848"/>
       <w:r>
         <w:t>2.4</w:t>
       </w:r>
@@ -5631,7 +5631,7 @@
         <w:t>Cardinality</w:t>
       </w:r>
       <w:r>
-        <w:t>）的频数分布。蛋白质的功能分配具有显著的生理异质性：平均每条蛋白质包含</w:t>
+        <w:t>）的频数分布。蛋白质的功能分配具有生理异质性：平均每条蛋白质包含</w:t>
       </w:r>
       <w:r>
         <w:t xml:space="preserve"> </w:t>
@@ -5788,7 +5788,7 @@
         <w:pStyle w:val="2"/>
         <w:keepNext/>
       </w:pPr>
-      <w:bookmarkStart w:id="8" w:name="_Toc240809212"/>
+      <w:bookmarkStart w:id="8" w:name="_Toc240809849"/>
       <w:r>
         <w:t>2.5</w:t>
       </w:r>
@@ -5981,19 +5981,13 @@
         <w:t>个标签全部稠密，不存在只有个位数观测的稀有类</w:t>
       </w:r>
       <w:r>
-        <w:t>。因此本任务应定位于「中重度不平衡」，而非文本挖掘中常见的极稀疏长尾：逐标签阈值与列频率先验依然关键</w:t>
-      </w:r>
-      <w:r>
-        <w:t xml:space="preserve">——60 </w:t>
-      </w:r>
-      <w:r>
-        <w:t>倍的频差足以让任何全局阈值失效</w:t>
-      </w:r>
-      <w:r>
-        <w:t>——</w:t>
-      </w:r>
-      <w:r>
-        <w:t>但面向稀有类的重采样与少样本度量学习在这里缺乏作用对象。这一数据事实也划定了后续方法设计的边界。</w:t>
+        <w:t>。因此本任务应定位于「中重度不平衡」，而非文本挖掘中常见的极稀疏长尾：逐标签阈值与列频率先验依然关键：</w:t>
+      </w:r>
+      <w:r>
+        <w:t xml:space="preserve">60 </w:t>
+      </w:r>
+      <w:r>
+        <w:t>倍的频差足以让任何全局阈值失效；但面向稀有类的重采样与少样本度量学习在这里缺乏作用对象。这一数据事实也划定了后续方法设计的边界。</w:t>
       </w:r>
     </w:p>
     <w:p>
@@ -6003,7 +5997,7 @@
         <w:pageBreakBefore/>
         <w:spacing w:before="0" w:after="240"/>
       </w:pPr>
-      <w:bookmarkStart w:id="9" w:name="_Toc240809213"/>
+      <w:bookmarkStart w:id="9" w:name="_Toc240809850"/>
       <w:r>
         <w:t>第</w:t>
       </w:r>
@@ -6044,10 +6038,10 @@
           <w:noProof/>
         </w:rPr>
         <w:drawing>
-          <wp:inline distT="0" distB="0" distL="0" distR="0" wp14:anchorId="7B0FF9DC" wp14:editId="2EF1567F">
+          <wp:inline distT="0" distB="0" distL="0" distR="0" wp14:anchorId="0BB88F01" wp14:editId="4252C5DF">
             <wp:extent cx="5143500" cy="2733675"/>
             <wp:effectExtent l="0" t="0" r="0" b="0"/>
-            <wp:docPr id="1164708982" name="图片 1164708982"/>
+            <wp:docPr id="1452651141" name="图片 1452651141"/>
             <wp:cNvGraphicFramePr>
               <a:graphicFrameLocks xmlns:a="http://schemas.openxmlformats.org/drawingml/2006/main" noChangeAspect="1"/>
             </wp:cNvGraphicFramePr>
@@ -6152,7 +6146,7 @@
         <w:pStyle w:val="2"/>
         <w:keepNext/>
       </w:pPr>
-      <w:bookmarkStart w:id="10" w:name="_Toc240809214"/>
+      <w:bookmarkStart w:id="10" w:name="_Toc240809851"/>
       <w:r>
         <w:t>3.1</w:t>
       </w:r>
@@ -6715,7 +6709,7 @@
         <w:t xml:space="preserve"> </w:t>
       </w:r>
       <w:r>
-        <w:t>个类别的可学习注意力投射向量。该机制能够自适应凸显与目标功能密切相关的极少数活性位点。</w:t>
+        <w:t>个类别的可学习注意力投射向量。该机制使与目标功能密切相关的少数活性位点在池化中获得更高权重。</w:t>
       </w:r>
     </w:p>
     <w:p>
@@ -7359,7 +7353,7 @@
         <w:pStyle w:val="2"/>
         <w:keepNext/>
       </w:pPr>
-      <w:bookmarkStart w:id="11" w:name="_Toc240809215"/>
+      <w:bookmarkStart w:id="11" w:name="_Toc240809852"/>
       <w:r>
         <w:t>3.2</w:t>
       </w:r>
@@ -7834,7 +7828,7 @@
         <w:pStyle w:val="2"/>
         <w:keepNext/>
       </w:pPr>
-      <w:bookmarkStart w:id="12" w:name="_Toc240809216"/>
+      <w:bookmarkStart w:id="12" w:name="_Toc240809853"/>
       <w:r>
         <w:t>3.3</w:t>
       </w:r>
@@ -8238,7 +8232,7 @@
         <w:pStyle w:val="2"/>
         <w:keepNext/>
       </w:pPr>
-      <w:bookmarkStart w:id="13" w:name="_Toc240809217"/>
+      <w:bookmarkStart w:id="13" w:name="_Toc240809854"/>
       <w:r>
         <w:t>3.4</w:t>
       </w:r>
@@ -8613,7 +8607,7 @@
         <w:pStyle w:val="2"/>
         <w:keepNext/>
       </w:pPr>
-      <w:bookmarkStart w:id="14" w:name="_Toc240809218"/>
+      <w:bookmarkStart w:id="14" w:name="_Toc240809855"/>
       <w:r>
         <w:t>3.5</w:t>
       </w:r>
@@ -9552,7 +9546,7 @@
         <w:pageBreakBefore/>
         <w:spacing w:before="0" w:after="240"/>
       </w:pPr>
-      <w:bookmarkStart w:id="15" w:name="_Toc240809219"/>
+      <w:bookmarkStart w:id="15" w:name="_Toc240809856"/>
       <w:r>
         <w:t>第</w:t>
       </w:r>
@@ -9569,7 +9563,7 @@
         <w:pStyle w:val="2"/>
         <w:keepNext/>
       </w:pPr>
-      <w:bookmarkStart w:id="16" w:name="_Toc240809220"/>
+      <w:bookmarkStart w:id="16" w:name="_Toc240809857"/>
       <w:r>
         <w:t>4.1</w:t>
       </w:r>
@@ -9635,7 +9629,7 @@
         <w:pStyle w:val="2"/>
         <w:keepNext/>
       </w:pPr>
-      <w:bookmarkStart w:id="17" w:name="_Toc240809221"/>
+      <w:bookmarkStart w:id="17" w:name="_Toc240809858"/>
       <w:r>
         <w:t>4.2</w:t>
       </w:r>
@@ -9653,7 +9647,7 @@
         <w:t xml:space="preserve">500 </w:t>
       </w:r>
       <w:r>
-        <w:t>个标签的训练频次横跨约两个数量级，逐标签的判别难度差异显著。模型评价以宏平均</w:t>
+        <w:t>个标签的训练频次横跨约两个数量级，逐标签的判别难度差异悬殊。模型评价以宏平均</w:t>
       </w:r>
       <w:r>
         <w:t xml:space="preserve"> F1 </w:t>
@@ -9978,7 +9972,7 @@
         <w:t>)</w:t>
       </w:r>
       <w:r>
-        <w:t>。此外，为考察排序质量的前端表现，补充统计部分</w:t>
+        <w:t>。为考察排序质量的前端表现，补充统计部分</w:t>
       </w:r>
       <w:r>
         <w:t xml:space="preserve"> AUC</w:t>
@@ -10123,7 +10117,7 @@
         <w:pageBreakBefore/>
         <w:spacing w:before="0" w:after="240"/>
       </w:pPr>
-      <w:bookmarkStart w:id="18" w:name="_Toc240809222"/>
+      <w:bookmarkStart w:id="18" w:name="_Toc240809859"/>
       <w:r>
         <w:t>第</w:t>
       </w:r>
@@ -10140,7 +10134,7 @@
         <w:pStyle w:val="2"/>
         <w:keepNext/>
       </w:pPr>
-      <w:bookmarkStart w:id="19" w:name="_Toc240809223"/>
+      <w:bookmarkStart w:id="19" w:name="_Toc240809860"/>
       <w:r>
         <w:t>5.1</w:t>
       </w:r>
@@ -12339,10 +12333,10 @@
           <w:noProof/>
         </w:rPr>
         <w:drawing>
-          <wp:inline distT="0" distB="0" distL="0" distR="0" wp14:anchorId="7B901D6D" wp14:editId="62C5CFE3">
+          <wp:inline distT="0" distB="0" distL="0" distR="0" wp14:anchorId="7C7DD1CD" wp14:editId="01E6A4DB">
             <wp:extent cx="5143500" cy="1952625"/>
             <wp:effectExtent l="0" t="0" r="0" b="0"/>
-            <wp:docPr id="2094696780" name="图片 2094696780"/>
+            <wp:docPr id="1927577059" name="图片 1927577059"/>
             <wp:cNvGraphicFramePr>
               <a:graphicFrameLocks xmlns:a="http://schemas.openxmlformats.org/drawingml/2006/main" noChangeAspect="1"/>
             </wp:cNvGraphicFramePr>
@@ -12535,7 +12529,7 @@
           <w:b/>
           <w:bCs/>
         </w:rPr>
-        <w:t>）同源分支构筑了核心性能底座：</w:t>
+        <w:t>）同源分支是性能底座：</w:t>
       </w:r>
       <w:r>
         <w:t>仅依赖同源比对与</w:t>
@@ -12589,7 +12583,7 @@
           <w:b/>
           <w:bCs/>
         </w:rPr>
-        <w:t>）注意力机制显著强化局部特征判别：</w:t>
+        <w:t>）注意力机制强化了局部特征判别：</w:t>
       </w:r>
       <w:r>
         <w:t>对比</w:t>
@@ -12786,7 +12780,7 @@
         <w:pStyle w:val="2"/>
         <w:keepNext/>
       </w:pPr>
-      <w:bookmarkStart w:id="20" w:name="_Toc240809224"/>
+      <w:bookmarkStart w:id="20" w:name="_Toc240809861"/>
       <w:r>
         <w:t>5.2</w:t>
       </w:r>
@@ -12813,13 +12807,13 @@
         <w:t xml:space="preserve"> 5.2 </w:t>
       </w:r>
       <w:r>
-        <w:t>进一步揭示了</w:t>
+        <w:t>进一步显示了</w:t>
       </w:r>
       <w:r>
         <w:t xml:space="preserve"> HDMR-Sinkhorn </w:t>
       </w:r>
       <w:r>
-        <w:t>架构内部深刻的生物学互补机制。在</w:t>
+        <w:t>架构内部的互补机制。在</w:t>
       </w:r>
       <w:r>
         <w:t xml:space="preserve"> 21,012 </w:t>
@@ -12893,10 +12887,10 @@
           <w:noProof/>
         </w:rPr>
         <w:drawing>
-          <wp:inline distT="0" distB="0" distL="0" distR="0" wp14:anchorId="59C529E1" wp14:editId="7BE48496">
+          <wp:inline distT="0" distB="0" distL="0" distR="0" wp14:anchorId="084F10F2" wp14:editId="5C49CDE9">
             <wp:extent cx="4000500" cy="4000500"/>
             <wp:effectExtent l="0" t="0" r="0" b="0"/>
-            <wp:docPr id="131546422" name="图片 131546422"/>
+            <wp:docPr id="316085290" name="图片 316085290"/>
             <wp:cNvGraphicFramePr>
               <a:graphicFrameLocks xmlns:a="http://schemas.openxmlformats.org/drawingml/2006/main" noChangeAspect="1"/>
             </wp:cNvGraphicFramePr>
@@ -13008,7 +13002,7 @@
         <w:t xml:space="preserve"> HDMR-Sinkhorn </w:t>
       </w:r>
       <w:r>
-        <w:t>框架中完成序数与边际对齐后，系统实现了理想的分工协同：在</w:t>
+        <w:t>框架中完成序数与边际对齐后，两路形成了明确分工：在</w:t>
       </w:r>
       <w:r>
         <w:t xml:space="preserve"> Hit </w:t>
@@ -13056,7 +13050,7 @@
         <w:t xml:space="preserve"> 0.0577 </w:t>
       </w:r>
       <w:r>
-        <w:t>显著提升至</w:t>
+        <w:t>提升至</w:t>
       </w:r>
       <w:r>
         <w:t xml:space="preserve"> 0.0762</w:t>
@@ -13074,10 +13068,10 @@
         <w:t xml:space="preserve"> 5.2</w:t>
       </w:r>
       <w:r>
-        <w:t>）直观展示了</w:t>
-      </w:r>
-      <w:r>
-        <w:t xml:space="preserve"> HDMR-Sinkhorn </w:t>
+        <w:t>）中，</w:t>
+      </w:r>
+      <w:r>
+        <w:t xml:space="preserve">HDMR-Sinkhorn </w:t>
       </w:r>
       <w:r>
         <w:t>在全部</w:t>
@@ -13086,7 +13080,7 @@
         <w:t xml:space="preserve"> 6 </w:t>
       </w:r>
       <w:r>
-        <w:t>个维度上均展现出了最饱满的外轮廓。</w:t>
+        <w:t>个维度上的外轮廓均最大。</w:t>
       </w:r>
     </w:p>
     <w:p>
@@ -13094,7 +13088,7 @@
         <w:pStyle w:val="2"/>
         <w:keepNext/>
       </w:pPr>
-      <w:bookmarkStart w:id="21" w:name="_Toc240809225"/>
+      <w:bookmarkStart w:id="21" w:name="_Toc240809862"/>
       <w:r>
         <w:t>5.3</w:t>
       </w:r>
@@ -13115,7 +13109,7 @@
         <w:t xml:space="preserve"> HDMR-Sinkhorn </w:t>
       </w:r>
       <w:r>
-        <w:t>框架各超参数的鲁棒性与平滑凸性，我们对核心决策超参数进行了网格扫描，如图</w:t>
+        <w:t>框架各超参数的鲁棒性与平滑凸性，我们对核心决策超参数做网格扫描，如图</w:t>
       </w:r>
       <w:r>
         <w:t xml:space="preserve"> 5.3 </w:t>
@@ -13135,10 +13129,10 @@
           <w:noProof/>
         </w:rPr>
         <w:drawing>
-          <wp:inline distT="0" distB="0" distL="0" distR="0" wp14:anchorId="08BF6542" wp14:editId="319C44B5">
+          <wp:inline distT="0" distB="0" distL="0" distR="0" wp14:anchorId="166D44BF" wp14:editId="78F30729">
             <wp:extent cx="5143500" cy="1895475"/>
             <wp:effectExtent l="0" t="0" r="0" b="0"/>
-            <wp:docPr id="360501395" name="图片 360501395"/>
+            <wp:docPr id="1844468707" name="图片 1844468707"/>
             <wp:cNvGraphicFramePr>
               <a:graphicFrameLocks xmlns:a="http://schemas.openxmlformats.org/drawingml/2006/main" noChangeAspect="1"/>
             </wp:cNvGraphicFramePr>
@@ -13573,7 +13567,7 @@
         <w:pStyle w:val="2"/>
         <w:keepNext/>
       </w:pPr>
-      <w:bookmarkStart w:id="22" w:name="_Toc240809226"/>
+      <w:bookmarkStart w:id="22" w:name="_Toc240809863"/>
       <w:r>
         <w:t>5.4</w:t>
       </w:r>
@@ -13674,10 +13668,10 @@
           <w:noProof/>
         </w:rPr>
         <w:drawing>
-          <wp:inline distT="0" distB="0" distL="0" distR="0" wp14:anchorId="5304A247" wp14:editId="73D2656A">
+          <wp:inline distT="0" distB="0" distL="0" distR="0" wp14:anchorId="1E669D71" wp14:editId="61B2C11B">
             <wp:extent cx="4572000" cy="2286000"/>
             <wp:effectExtent l="0" t="0" r="0" b="0"/>
-            <wp:docPr id="196412490" name="图片 196412490"/>
+            <wp:docPr id="1754217905" name="图片 1754217905"/>
             <wp:cNvGraphicFramePr>
               <a:graphicFrameLocks xmlns:a="http://schemas.openxmlformats.org/drawingml/2006/main" noChangeAspect="1"/>
             </wp:cNvGraphicFramePr>
@@ -13789,7 +13783,7 @@
         <w:t xml:space="preserve"> 5.4 </w:t>
       </w:r>
       <w:r>
-        <w:t>可以清晰观察到：在头部高频标签上，几乎所有融合模型均能取得</w:t>
+        <w:t>可以看到：在头部高频标签上，几乎所有融合模型均能取得</w:t>
       </w:r>
       <w:r>
         <w:t xml:space="preserve"> 0.50 </w:t>
@@ -13843,7 +13837,7 @@
         <w:t xml:space="preserve"> F1 </w:t>
       </w:r>
       <w:r>
-        <w:t>显著提升至</w:t>
+        <w:t>提升至</w:t>
       </w:r>
       <w:r>
         <w:t xml:space="preserve"> </w:t>
@@ -13874,7 +13868,7 @@
         <w:t xml:space="preserve"> 2.5 </w:t>
       </w:r>
       <w:r>
-        <w:t>节的数据事实需要补充一句：尾部标签在训练切分中仍保有千级正例，这里的收益来自</w:t>
+        <w:t>节的数据事实：尾部标签在训练切分中仍保有千级正例，这里的收益来自</w:t>
       </w:r>
       <w:r>
         <w:t xml:space="preserve"> 60 </w:t>
@@ -13888,7 +13882,7 @@
         <w:pStyle w:val="2"/>
         <w:keepNext/>
       </w:pPr>
-      <w:bookmarkStart w:id="23" w:name="_Toc240809227"/>
+      <w:bookmarkStart w:id="23" w:name="_Toc240809864"/>
       <w:r>
         <w:t>5.5</w:t>
       </w:r>
@@ -14009,7 +14003,7 @@
         <w:pStyle w:val="2"/>
         <w:keepNext/>
       </w:pPr>
-      <w:bookmarkStart w:id="24" w:name="_Toc240809228"/>
+      <w:bookmarkStart w:id="24" w:name="_Toc240809865"/>
       <w:r>
         <w:t>5.6</w:t>
       </w:r>
@@ -14066,13 +14060,7 @@
         <w:t>+0.0017</w:t>
       </w:r>
       <w:r>
-        <w:t>），而二跳传递的价值集中在孤儿子集</w:t>
-      </w:r>
-      <w:r>
-        <w:t>——</w:t>
-      </w:r>
-      <w:r>
-        <w:t>将零命中蛋白的</w:t>
+        <w:t>），而二跳传递的价值集中在孤儿子集：零命中蛋白的</w:t>
       </w:r>
       <w:r>
         <w:t xml:space="preserve"> F1 </w:t>
@@ -15412,7 +15400,7 @@
         <w:pStyle w:val="2"/>
         <w:keepNext/>
       </w:pPr>
-      <w:bookmarkStart w:id="25" w:name="_Toc240809229"/>
+      <w:bookmarkStart w:id="25" w:name="_Toc240809866"/>
       <w:r>
         <w:t>5.7</w:t>
       </w:r>
@@ -15433,13 +15421,7 @@
         <w:t xml:space="preserve"> F1 </w:t>
       </w:r>
       <w:r>
-        <w:t>之外，我们进一步检查排序头部</w:t>
-      </w:r>
-      <w:r>
-        <w:t>——</w:t>
-      </w:r>
-      <w:r>
-        <w:t>假阳性率</w:t>
+        <w:t>之外，我们进一步检查排序头部，即假阳性率</w:t>
       </w:r>
       <w:r>
         <w:t xml:space="preserve"> 6.9% </w:t>
@@ -15493,7 +15475,7 @@
         <w:t xml:space="preserve"> 5.5b </w:t>
       </w:r>
       <w:r>
-        <w:t>汇总固定假阳性率处的召回。一个反直觉的事实是：同源分支的全局</w:t>
+        <w:t>汇总固定假阳性率处的召回。同源分支的全局</w:t>
       </w:r>
       <w:r>
         <w:t xml:space="preserve"> AUC </w:t>
@@ -15547,13 +15529,7 @@
         <w:t xml:space="preserve">0.22 </w:t>
       </w:r>
       <w:r>
-        <w:t>的差距全部落在模型判别力上，而非决策技巧</w:t>
-      </w:r>
-      <w:r>
-        <w:t>——</w:t>
-      </w:r>
-      <w:r>
-        <w:t>这与</w:t>
+        <w:t>的差距全部落在模型判别力上，而非决策技巧，这与</w:t>
       </w:r>
       <w:r>
         <w:t xml:space="preserve"> 5.9 </w:t>
@@ -15573,10 +15549,10 @@
           <w:noProof/>
         </w:rPr>
         <w:drawing>
-          <wp:inline distT="0" distB="0" distL="0" distR="0" wp14:anchorId="69899BBA" wp14:editId="5F281119">
+          <wp:inline distT="0" distB="0" distL="0" distR="0" wp14:anchorId="21A70679" wp14:editId="1FB00562">
             <wp:extent cx="5143500" cy="2066925"/>
             <wp:effectExtent l="0" t="0" r="0" b="0"/>
-            <wp:docPr id="1153474860" name="图片 1153474860"/>
+            <wp:docPr id="1819650360" name="图片 1819650360"/>
             <wp:cNvGraphicFramePr>
               <a:graphicFrameLocks xmlns:a="http://schemas.openxmlformats.org/drawingml/2006/main" noChangeAspect="1"/>
             </wp:cNvGraphicFramePr>
@@ -15745,7 +15721,7 @@
         <w:pStyle w:val="2"/>
         <w:keepNext/>
       </w:pPr>
-      <w:bookmarkStart w:id="26" w:name="_Toc240809230"/>
+      <w:bookmarkStart w:id="26" w:name="_Toc240809867"/>
       <w:r>
         <w:t>5.8</w:t>
       </w:r>
@@ -15856,13 +15832,7 @@
         <w:t>I077</w:t>
       </w:r>
       <w:r>
-        <w:t>）则给出一个不变量</w:t>
-      </w:r>
-      <w:r>
-        <w:t>——</w:t>
-      </w:r>
-      <w:r>
-        <w:t>无论采用原始分、</w:t>
+        <w:t>）则给出一个不变量：无论采用原始分、</w:t>
       </w:r>
       <w:r>
         <w:t xml:space="preserve">min-max </w:t>
@@ -15888,10 +15858,10 @@
           <w:noProof/>
         </w:rPr>
         <w:drawing>
-          <wp:inline distT="0" distB="0" distL="0" distR="0" wp14:anchorId="1F24E6D1" wp14:editId="65B7A7A1">
+          <wp:inline distT="0" distB="0" distL="0" distR="0" wp14:anchorId="3ECB47A2" wp14:editId="1787F330">
             <wp:extent cx="3238500" cy="2876550"/>
             <wp:effectExtent l="0" t="0" r="0" b="0"/>
-            <wp:docPr id="690464869" name="图片 690464869"/>
+            <wp:docPr id="514822787" name="图片 514822787"/>
             <wp:cNvGraphicFramePr>
               <a:graphicFrameLocks xmlns:a="http://schemas.openxmlformats.org/drawingml/2006/main" noChangeAspect="1"/>
             </wp:cNvGraphicFramePr>
@@ -16033,7 +16003,7 @@
         <w:pStyle w:val="2"/>
         <w:keepNext/>
       </w:pPr>
-      <w:bookmarkStart w:id="27" w:name="_Toc240809231"/>
+      <w:bookmarkStart w:id="27" w:name="_Toc240809868"/>
       <w:r>
         <w:t>5.9</w:t>
       </w:r>
@@ -16151,10 +16121,10 @@
         <w:t>，近重复命中去重投票损失</w:t>
       </w:r>
       <w:r>
-        <w:t xml:space="preserve"> 0.0006——</w:t>
-      </w:r>
-      <w:r>
-        <w:t>现行</w:t>
+        <w:t xml:space="preserve"> 0.0006</w:t>
+      </w:r>
+      <w:r>
+        <w:t>；现行</w:t>
       </w:r>
       <w:r>
         <w:t xml:space="preserve"> bitscore </w:t>
@@ -16180,10 +16150,10 @@
           <w:noProof/>
         </w:rPr>
         <w:drawing>
-          <wp:inline distT="0" distB="0" distL="0" distR="0" wp14:anchorId="51A6C52C" wp14:editId="05E7023A">
+          <wp:inline distT="0" distB="0" distL="0" distR="0" wp14:anchorId="55892A0A" wp14:editId="0A1EA4EB">
             <wp:extent cx="5143500" cy="1933575"/>
             <wp:effectExtent l="0" t="0" r="0" b="0"/>
-            <wp:docPr id="1619251921" name="图片 1619251921"/>
+            <wp:docPr id="8347826" name="图片 8347826"/>
             <wp:cNvGraphicFramePr>
               <a:graphicFrameLocks xmlns:a="http://schemas.openxmlformats.org/drawingml/2006/main" noChangeAspect="1"/>
             </wp:cNvGraphicFramePr>
@@ -16333,13 +16303,7 @@
         <w:t xml:space="preserve"> 500 </w:t>
       </w:r>
       <w:r>
-        <w:t>个标签分为四带，考察各分支的分带平均精确率。同源分支在全部四个频带都是最强单支</w:t>
-      </w:r>
-      <w:r>
-        <w:t>——</w:t>
-      </w:r>
-      <w:r>
-        <w:t>包括尾带（</w:t>
+        <w:t>个标签分为四带，考察各分支的分带平均精确率。同源分支在全部四个频带都是最强单支，包括尾带（</w:t>
       </w:r>
       <w:r>
         <w:t>AP 0.331</w:t>
@@ -16359,10 +16323,10 @@
           <w:noProof/>
         </w:rPr>
         <w:drawing>
-          <wp:inline distT="0" distB="0" distL="0" distR="0" wp14:anchorId="0A4D2B5D" wp14:editId="4D853C6A">
+          <wp:inline distT="0" distB="0" distL="0" distR="0" wp14:anchorId="54A97255" wp14:editId="0394121B">
             <wp:extent cx="3619500" cy="2781300"/>
             <wp:effectExtent l="0" t="0" r="0" b="0"/>
-            <wp:docPr id="1920125054" name="图片 1920125054"/>
+            <wp:docPr id="1227767914" name="图片 1227767914"/>
             <wp:cNvGraphicFramePr>
               <a:graphicFrameLocks xmlns:a="http://schemas.openxmlformats.org/drawingml/2006/main" noChangeAspect="1"/>
             </wp:cNvGraphicFramePr>
@@ -16573,10 +16537,10 @@
           <w:noProof/>
         </w:rPr>
         <w:drawing>
-          <wp:inline distT="0" distB="0" distL="0" distR="0" wp14:anchorId="0B6BA01A" wp14:editId="3AE9C702">
+          <wp:inline distT="0" distB="0" distL="0" distR="0" wp14:anchorId="62874683" wp14:editId="7AA8EBF9">
             <wp:extent cx="3619500" cy="2762250"/>
             <wp:effectExtent l="0" t="0" r="0" b="0"/>
-            <wp:docPr id="4086607" name="图片 4086607"/>
+            <wp:docPr id="636830645" name="图片 636830645"/>
             <wp:cNvGraphicFramePr>
               <a:graphicFrameLocks xmlns:a="http://schemas.openxmlformats.org/drawingml/2006/main" noChangeAspect="1"/>
             </wp:cNvGraphicFramePr>
@@ -18728,7 +18692,7 @@
         <w:pageBreakBefore/>
         <w:spacing w:before="0" w:after="240"/>
       </w:pPr>
-      <w:bookmarkStart w:id="28" w:name="_Toc240809232"/>
+      <w:bookmarkStart w:id="28" w:name="_Toc240809869"/>
       <w:r>
         <w:t>第</w:t>
       </w:r>
@@ -18745,7 +18709,7 @@
         <w:pStyle w:val="2"/>
         <w:keepNext/>
       </w:pPr>
-      <w:bookmarkStart w:id="29" w:name="_Toc240809233"/>
+      <w:bookmarkStart w:id="29" w:name="_Toc240809870"/>
       <w:r>
         <w:t>6.1</w:t>
       </w:r>
@@ -18834,7 +18798,7 @@
         <w:pStyle w:val="2"/>
         <w:keepNext/>
       </w:pPr>
-      <w:bookmarkStart w:id="30" w:name="_Toc240809234"/>
+      <w:bookmarkStart w:id="30" w:name="_Toc240809871"/>
       <w:r>
         <w:t>6.2</w:t>
       </w:r>
@@ -18885,13 +18849,7 @@
         <w:t xml:space="preserve"> 0.22 </w:t>
       </w:r>
       <w:r>
-        <w:t>的差距</w:t>
-      </w:r>
-      <w:r>
-        <w:t>——</w:t>
-      </w:r>
-      <w:r>
-        <w:t>该差距全部位于模型判别力层，决策层技巧无法触及。其二，四组受控实验一致表明单分支的独立增益不必然传导为融合增益（特征扩容、倾向加权、自训练均出现独立升而融合降），其机理是分支间误差相关性随强度上升，与集成理论的多样性警告一致；因此候选分支的验收只能以融合指标为准。其三，同源分支在全部四个频带均为最强单支，融合增益来自同频带内的误差结构差异而非频带分工。其四，</w:t>
+        <w:t>的差距，且该差距全部位于模型判别力层，决策层技巧无法触及。其二，四组受控实验一致表明单分支的独立增益不必然传导为融合增益（特征扩容、倾向加权、自训练均出现独立升而融合降），其机理是分支间误差相关性随强度上升，与集成理论的多样性警告一致；因此候选分支的验收只能以融合指标为准。其三，同源分支在全部四个频带均为最强单支，融合增益来自同频带内的误差结构差异而非频带分工。其四，</w:t>
       </w:r>
       <w:r>
         <w:t xml:space="preserve">12 </w:t>
@@ -18911,7 +18869,7 @@
         <w:pStyle w:val="2"/>
         <w:keepNext/>
       </w:pPr>
-      <w:bookmarkStart w:id="31" w:name="_Toc240809235"/>
+      <w:bookmarkStart w:id="31" w:name="_Toc240809872"/>
       <w:r>
         <w:t>6.3</w:t>
       </w:r>
@@ -18960,7 +18918,7 @@
         <w:spacing w:before="0" w:after="240"/>
         <w:jc w:val="center"/>
       </w:pPr>
-      <w:bookmarkStart w:id="32" w:name="_Toc240809236"/>
+      <w:bookmarkStart w:id="32" w:name="_Toc240809873"/>
       <w:r>
         <w:t>参</w:t>
       </w:r>
@@ -19562,7 +19520,7 @@
         <w:pageBreakBefore/>
         <w:spacing w:before="0" w:after="240"/>
       </w:pPr>
-      <w:bookmarkStart w:id="33" w:name="_Toc240809237"/>
+      <w:bookmarkStart w:id="33" w:name="_Toc240809874"/>
       <w:r>
         <w:t>附录</w:t>
       </w:r>
@@ -19947,10 +19905,10 @@
 <file path=word/numbering.xml><?xml version="1.0" encoding="utf-8"?>
 <w:numbering xmlns:wpc="http://schemas.microsoft.com/office/word/2010/wordprocessingCanvas" xmlns:cx="http://schemas.microsoft.com/office/drawing/2014/chartex" xmlns:cx1="http://schemas.microsoft.com/office/drawing/2015/9/8/chartex" xmlns:cx2="http://schemas.microsoft.com/office/drawing/2015/10/21/chartex" xmlns:cx3="http://schemas.microsoft.com/office/drawing/2016/5/9/chartex" xmlns:cx4="http://schemas.microsoft.com/office/drawing/2016/5/10/chartex" xmlns:cx5="http://schemas.microsoft.com/office/drawing/2016/5/11/chartex" xmlns:cx6="http://schemas.microsoft.com/office/drawing/2016/5/12/chartex" xmlns:cx7="http://schemas.microsoft.com/office/drawing/2016/5/13/chartex" xmlns:cx8="http://schemas.microsoft.com/office/drawing/2016/5/14/chartex" xmlns:mc="http://schemas.openxmlformats.org/markup-compatibility/2006" xmlns:aink="http://schemas.microsoft.com/office/drawing/2016/ink" xmlns:am3d="http://schemas.microsoft.com/office/drawing/2017/model3d" xmlns:o="urn:schemas-microsoft-com:office:office" xmlns:oel="http://schemas.microsoft.com/office/2019/extlst" xmlns:r="http://schemas.openxmlformats.org/officeDocument/2006/relationships" xmlns:m="http://schemas.openxmlformats.org/officeDocument/2006/math" xmlns:v="urn:schemas-microsoft-com:vml" xmlns:wp14="http://schemas.microsoft.com/office/word/2010/wordprocessingDrawing" xmlns:wp="http://schemas.openxmlformats.org/drawingml/2006/wordprocessingDrawing" xmlns:w10="urn:schemas-microsoft-com:office:word" xmlns:w="http://schemas.openxmlformats.org/wordprocessingml/2006/main" xmlns:w14="http://schemas.microsoft.com/office/word/2010/wordml" xmlns:w15="http://schemas.microsoft.com/office/word/2012/wordml" xmlns:w16cex="http://schemas.microsoft.com/office/word/2018/wordml/cex" xmlns:w16cid="http://schemas.microsoft.com/office/word/2016/wordml/cid" xmlns:w16="http://schemas.microsoft.com/office/word/2018/wordml" xmlns:w16du="http://schemas.microsoft.com/office/word/2023/wordml/word16du" xmlns:w16sdtdh="http://schemas.microsoft.com/office/word/2020/wordml/sdtdatahash" xmlns:w16sdtfl="http://schemas.microsoft.com/office/word/2024/wordml/sdtformatlock" xmlns:w16se="http://schemas.microsoft.com/office/word/2015/wordml/symex" xmlns:wpg="http://schemas.microsoft.com/office/word/2010/wordprocessingGroup" xmlns:wpi="http://schemas.microsoft.com/office/word/2010/wordprocessingInk" xmlns:wne="http://schemas.microsoft.com/office/word/2006/wordml" xmlns:wps="http://schemas.microsoft.com/office/word/2010/wordprocessingShape" mc:Ignorable="w14 w15 w16se w16cid w16 w16cex w16sdtdh w16sdtfl w16du wp14">
   <w:abstractNum w:abstractNumId="0" w15:restartNumberingAfterBreak="0">
-    <w:nsid w:val="6A173801"/>
+    <w:nsid w:val="453125DE"/>
     <w:multiLevelType w:val="hybridMultilevel"/>
-    <w:tmpl w:val="BB4A99D0"/>
-    <w:lvl w:ilvl="0" w:tplc="5198C954">
+    <w:tmpl w:val="2A3E041C"/>
+    <w:lvl w:ilvl="0" w:tplc="FD786D08">
       <w:start w:val="1"/>
       <w:numFmt w:val="bullet"/>
       <w:lvlText w:val="●"/>
@@ -19959,7 +19917,7 @@
         <w:ind w:left="720" w:hanging="360"/>
       </w:pPr>
     </w:lvl>
-    <w:lvl w:ilvl="1" w:tplc="4D9825E0">
+    <w:lvl w:ilvl="1" w:tplc="58D09212">
       <w:start w:val="1"/>
       <w:numFmt w:val="bullet"/>
       <w:lvlText w:val="○"/>
@@ -19968,7 +19926,7 @@
         <w:ind w:left="1440" w:hanging="360"/>
       </w:pPr>
     </w:lvl>
-    <w:lvl w:ilvl="2" w:tplc="5CCA3712">
+    <w:lvl w:ilvl="2" w:tplc="57222622">
       <w:start w:val="1"/>
       <w:numFmt w:val="bullet"/>
       <w:lvlText w:val="■"/>
@@ -19977,7 +19935,7 @@
         <w:ind w:left="2160" w:hanging="360"/>
       </w:pPr>
     </w:lvl>
-    <w:lvl w:ilvl="3" w:tplc="28662BBC">
+    <w:lvl w:ilvl="3" w:tplc="6AB4F836">
       <w:start w:val="1"/>
       <w:numFmt w:val="bullet"/>
       <w:lvlText w:val="●"/>
@@ -19986,7 +19944,7 @@
         <w:ind w:left="2880" w:hanging="360"/>
       </w:pPr>
     </w:lvl>
-    <w:lvl w:ilvl="4" w:tplc="2BFE0590">
+    <w:lvl w:ilvl="4" w:tplc="D52C7D6A">
       <w:start w:val="1"/>
       <w:numFmt w:val="bullet"/>
       <w:lvlText w:val="○"/>
@@ -19995,7 +19953,7 @@
         <w:ind w:left="3600" w:hanging="360"/>
       </w:pPr>
     </w:lvl>
-    <w:lvl w:ilvl="5" w:tplc="D5E200F6">
+    <w:lvl w:ilvl="5" w:tplc="ABF2EBF8">
       <w:start w:val="1"/>
       <w:numFmt w:val="bullet"/>
       <w:lvlText w:val="■"/>
@@ -20004,7 +19962,7 @@
         <w:ind w:left="4320" w:hanging="360"/>
       </w:pPr>
     </w:lvl>
-    <w:lvl w:ilvl="6" w:tplc="56349E9E">
+    <w:lvl w:ilvl="6" w:tplc="2EACD7EE">
       <w:start w:val="1"/>
       <w:numFmt w:val="bullet"/>
       <w:lvlText w:val="●"/>
@@ -20013,7 +19971,7 @@
         <w:ind w:left="5040" w:hanging="360"/>
       </w:pPr>
     </w:lvl>
-    <w:lvl w:ilvl="7" w:tplc="96F4ACE6">
+    <w:lvl w:ilvl="7" w:tplc="5568ECDE">
       <w:start w:val="1"/>
       <w:numFmt w:val="bullet"/>
       <w:lvlText w:val="●"/>
@@ -20022,7 +19980,7 @@
         <w:ind w:left="5760" w:hanging="360"/>
       </w:pPr>
     </w:lvl>
-    <w:lvl w:ilvl="8" w:tplc="682A9EAC">
+    <w:lvl w:ilvl="8" w:tplc="9E88671C">
       <w:start w:val="1"/>
       <w:numFmt w:val="bullet"/>
       <w:lvlText w:val="●"/>
@@ -20032,7 +19990,7 @@
       </w:pPr>
     </w:lvl>
   </w:abstractNum>
-  <w:num w:numId="1" w16cid:durableId="447356025">
+  <w:num w:numId="1" w16cid:durableId="255791725">
     <w:abstractNumId w:val="0"/>
     <w:lvlOverride w:ilvl="0">
       <w:startOverride w:val="1"/>
@@ -20668,7 +20626,7 @@
     <w:autoRedefine/>
     <w:uiPriority w:val="39"/>
     <w:unhideWhenUsed/>
-    <w:rsid w:val="004378DC"/>
+    <w:rsid w:val="00D66A5B"/>
   </w:style>
   <w:style w:type="paragraph" w:styleId="TOC2">
     <w:name w:val="toc 2"/>
@@ -20677,7 +20635,7 @@
     <w:autoRedefine/>
     <w:uiPriority w:val="39"/>
     <w:unhideWhenUsed/>
-    <w:rsid w:val="004378DC"/>
+    <w:rsid w:val="00D66A5B"/>
     <w:pPr>
       <w:ind w:leftChars="200" w:left="420"/>
     </w:pPr>
@@ -20688,7 +20646,7 @@
     <w:link w:val="ad"/>
     <w:uiPriority w:val="99"/>
     <w:unhideWhenUsed/>
-    <w:rsid w:val="004378DC"/>
+    <w:rsid w:val="00D66A5B"/>
     <w:pPr>
       <w:tabs>
         <w:tab w:val="center" w:pos="4153"/>
@@ -20708,7 +20666,7 @@
     <w:basedOn w:val="a0"/>
     <w:link w:val="ac"/>
     <w:uiPriority w:val="99"/>
-    <w:rsid w:val="004378DC"/>
+    <w:rsid w:val="00D66A5B"/>
     <w:rPr>
       <w:sz w:val="18"/>
       <w:szCs w:val="18"/>
@@ -20720,7 +20678,7 @@
     <w:link w:val="af"/>
     <w:uiPriority w:val="99"/>
     <w:unhideWhenUsed/>
-    <w:rsid w:val="004378DC"/>
+    <w:rsid w:val="00D66A5B"/>
     <w:pPr>
       <w:tabs>
         <w:tab w:val="center" w:pos="4153"/>
@@ -20739,7 +20697,7 @@
     <w:basedOn w:val="a0"/>
     <w:link w:val="ae"/>
     <w:uiPriority w:val="99"/>
-    <w:rsid w:val="004378DC"/>
+    <w:rsid w:val="00D66A5B"/>
     <w:rPr>
       <w:sz w:val="18"/>
       <w:szCs w:val="18"/>

--- a/doc/2026海豚杯数智分析赛报告.docx
+++ b/doc/2026海豚杯数智分析赛报告.docx
@@ -122,7 +122,7 @@
           <w:left w:w="10" w:type="dxa"/>
           <w:right w:w="10" w:type="dxa"/>
         </w:tblCellMar>
-        <w:tblLook w:val="04A0" w:firstRow="1" w:lastRow="0" w:firstColumn="1" w:lastColumn="0" w:noHBand="0" w:noVBand="1"/>
+        <w:tblLook w:val="0000" w:firstRow="0" w:lastRow="0" w:firstColumn="0" w:lastColumn="0" w:noHBand="0" w:noVBand="0"/>
       </w:tblPr>
       <w:tblGrid>
         <w:gridCol w:w="2032"/>
@@ -860,7 +860,7 @@
     <w:sdt>
       <w:sdtPr>
         <w:alias w:val="Table of Contents"/>
-        <w:id w:val="-557624992"/>
+        <w:id w:val="887305831"/>
       </w:sdtPr>
       <w:sdtEndPr/>
       <w:sdtContent>
@@ -888,7 +888,7 @@
           <w:r>
             <w:fldChar w:fldCharType="separate"/>
           </w:r>
-          <w:hyperlink w:anchor="_Toc240817740" w:history="1">
+          <w:hyperlink w:anchor="_Toc241140349" w:history="1">
             <w:r>
               <w:rPr>
                 <w:rStyle w:val="a5"/>
@@ -935,7 +935,7 @@
               <w:rPr>
                 <w:noProof/>
               </w:rPr>
-              <w:instrText>PAGEREF _Toc240817740 \h</w:instrText>
+              <w:instrText>PAGEREF _Toc241140349 \h</w:instrText>
             </w:r>
             <w:r>
               <w:rPr>
@@ -988,7 +988,7 @@
               <w14:ligatures w14:val="standardContextual"/>
             </w:rPr>
           </w:pPr>
-          <w:hyperlink w:anchor="_Toc240817741" w:history="1">
+          <w:hyperlink w:anchor="_Toc241140350" w:history="1">
             <w:r>
               <w:rPr>
                 <w:rStyle w:val="a5"/>
@@ -1028,7 +1028,7 @@
               <w:rPr>
                 <w:noProof/>
               </w:rPr>
-              <w:instrText>PAGEREF _Toc240817741 \h</w:instrText>
+              <w:instrText>PAGEREF _Toc241140350 \h</w:instrText>
             </w:r>
             <w:r>
               <w:rPr>
@@ -1081,7 +1081,7 @@
               <w14:ligatures w14:val="standardContextual"/>
             </w:rPr>
           </w:pPr>
-          <w:hyperlink w:anchor="_Toc240817742" w:history="1">
+          <w:hyperlink w:anchor="_Toc241140351" w:history="1">
             <w:r>
               <w:rPr>
                 <w:rStyle w:val="a5"/>
@@ -1121,7 +1121,7 @@
               <w:rPr>
                 <w:noProof/>
               </w:rPr>
-              <w:instrText>PAGEREF _Toc240817742 \h</w:instrText>
+              <w:instrText>PAGEREF _Toc241140351 \h</w:instrText>
             </w:r>
             <w:r>
               <w:rPr>
@@ -1173,7 +1173,7 @@
               <w14:ligatures w14:val="standardContextual"/>
             </w:rPr>
           </w:pPr>
-          <w:hyperlink w:anchor="_Toc240817743" w:history="1">
+          <w:hyperlink w:anchor="_Toc241140352" w:history="1">
             <w:r>
               <w:rPr>
                 <w:rStyle w:val="a5"/>
@@ -1220,7 +1220,7 @@
               <w:rPr>
                 <w:noProof/>
               </w:rPr>
-              <w:instrText>PAGEREF _Toc240817743 \h</w:instrText>
+              <w:instrText>PAGEREF _Toc241140352 \h</w:instrText>
             </w:r>
             <w:r>
               <w:rPr>
@@ -1273,7 +1273,7 @@
               <w14:ligatures w14:val="standardContextual"/>
             </w:rPr>
           </w:pPr>
-          <w:hyperlink w:anchor="_Toc240817744" w:history="1">
+          <w:hyperlink w:anchor="_Toc241140353" w:history="1">
             <w:r>
               <w:rPr>
                 <w:rStyle w:val="a5"/>
@@ -1313,7 +1313,7 @@
               <w:rPr>
                 <w:noProof/>
               </w:rPr>
-              <w:instrText>PAGEREF _Toc240817744 \h</w:instrText>
+              <w:instrText>PAGEREF _Toc241140353 \h</w:instrText>
             </w:r>
             <w:r>
               <w:rPr>
@@ -1366,7 +1366,7 @@
               <w14:ligatures w14:val="standardContextual"/>
             </w:rPr>
           </w:pPr>
-          <w:hyperlink w:anchor="_Toc240817745" w:history="1">
+          <w:hyperlink w:anchor="_Toc241140354" w:history="1">
             <w:r>
               <w:rPr>
                 <w:rStyle w:val="a5"/>
@@ -1406,7 +1406,7 @@
               <w:rPr>
                 <w:noProof/>
               </w:rPr>
-              <w:instrText>PAGEREF _Toc240817745 \h</w:instrText>
+              <w:instrText>PAGEREF _Toc241140354 \h</w:instrText>
             </w:r>
             <w:r>
               <w:rPr>
@@ -1459,7 +1459,7 @@
               <w14:ligatures w14:val="standardContextual"/>
             </w:rPr>
           </w:pPr>
-          <w:hyperlink w:anchor="_Toc240817746" w:history="1">
+          <w:hyperlink w:anchor="_Toc241140355" w:history="1">
             <w:r>
               <w:rPr>
                 <w:rStyle w:val="a5"/>
@@ -1499,7 +1499,7 @@
               <w:rPr>
                 <w:noProof/>
               </w:rPr>
-              <w:instrText>PAGEREF _Toc240817746 \h</w:instrText>
+              <w:instrText>PAGEREF _Toc241140355 \h</w:instrText>
             </w:r>
             <w:r>
               <w:rPr>
@@ -1552,7 +1552,7 @@
               <w14:ligatures w14:val="standardContextual"/>
             </w:rPr>
           </w:pPr>
-          <w:hyperlink w:anchor="_Toc240817747" w:history="1">
+          <w:hyperlink w:anchor="_Toc241140356" w:history="1">
             <w:r>
               <w:rPr>
                 <w:rStyle w:val="a5"/>
@@ -1592,7 +1592,7 @@
               <w:rPr>
                 <w:noProof/>
               </w:rPr>
-              <w:instrText>PAGEREF _Toc240817747 \h</w:instrText>
+              <w:instrText>PAGEREF _Toc241140356 \h</w:instrText>
             </w:r>
             <w:r>
               <w:rPr>
@@ -1645,7 +1645,7 @@
               <w14:ligatures w14:val="standardContextual"/>
             </w:rPr>
           </w:pPr>
-          <w:hyperlink w:anchor="_Toc240817748" w:history="1">
+          <w:hyperlink w:anchor="_Toc241140357" w:history="1">
             <w:r>
               <w:rPr>
                 <w:rStyle w:val="a5"/>
@@ -1685,7 +1685,7 @@
               <w:rPr>
                 <w:noProof/>
               </w:rPr>
-              <w:instrText>PAGEREF _Toc240817748 \h</w:instrText>
+              <w:instrText>PAGEREF _Toc241140357 \h</w:instrText>
             </w:r>
             <w:r>
               <w:rPr>
@@ -1737,7 +1737,7 @@
               <w14:ligatures w14:val="standardContextual"/>
             </w:rPr>
           </w:pPr>
-          <w:hyperlink w:anchor="_Toc240817749" w:history="1">
+          <w:hyperlink w:anchor="_Toc241140358" w:history="1">
             <w:r>
               <w:rPr>
                 <w:rStyle w:val="a5"/>
@@ -1784,7 +1784,7 @@
               <w:rPr>
                 <w:noProof/>
               </w:rPr>
-              <w:instrText>PAGEREF _Toc240817749 \h</w:instrText>
+              <w:instrText>PAGEREF _Toc241140358 \h</w:instrText>
             </w:r>
             <w:r>
               <w:rPr>
@@ -1837,7 +1837,7 @@
               <w14:ligatures w14:val="standardContextual"/>
             </w:rPr>
           </w:pPr>
-          <w:hyperlink w:anchor="_Toc240817750" w:history="1">
+          <w:hyperlink w:anchor="_Toc241140359" w:history="1">
             <w:r>
               <w:rPr>
                 <w:rStyle w:val="a5"/>
@@ -1891,7 +1891,7 @@
               <w:rPr>
                 <w:noProof/>
               </w:rPr>
-              <w:instrText>PAGEREF _Toc240817750 \h</w:instrText>
+              <w:instrText>PAGEREF _Toc241140359 \h</w:instrText>
             </w:r>
             <w:r>
               <w:rPr>
@@ -1944,7 +1944,7 @@
               <w14:ligatures w14:val="standardContextual"/>
             </w:rPr>
           </w:pPr>
-          <w:hyperlink w:anchor="_Toc240817751" w:history="1">
+          <w:hyperlink w:anchor="_Toc241140360" w:history="1">
             <w:r>
               <w:rPr>
                 <w:rStyle w:val="a5"/>
@@ -1998,7 +1998,7 @@
               <w:rPr>
                 <w:noProof/>
               </w:rPr>
-              <w:instrText>PAGEREF _Toc240817751 \h</w:instrText>
+              <w:instrText>PAGEREF _Toc241140360 \h</w:instrText>
             </w:r>
             <w:r>
               <w:rPr>
@@ -2051,7 +2051,7 @@
               <w14:ligatures w14:val="standardContextual"/>
             </w:rPr>
           </w:pPr>
-          <w:hyperlink w:anchor="_Toc240817752" w:history="1">
+          <w:hyperlink w:anchor="_Toc241140361" w:history="1">
             <w:r>
               <w:rPr>
                 <w:rStyle w:val="a5"/>
@@ -2105,7 +2105,7 @@
               <w:rPr>
                 <w:noProof/>
               </w:rPr>
-              <w:instrText>PAGEREF _Toc240817752 \h</w:instrText>
+              <w:instrText>PAGEREF _Toc241140361 \h</w:instrText>
             </w:r>
             <w:r>
               <w:rPr>
@@ -2158,7 +2158,7 @@
               <w14:ligatures w14:val="standardContextual"/>
             </w:rPr>
           </w:pPr>
-          <w:hyperlink w:anchor="_Toc240817753" w:history="1">
+          <w:hyperlink w:anchor="_Toc241140362" w:history="1">
             <w:r>
               <w:rPr>
                 <w:rStyle w:val="a5"/>
@@ -2212,7 +2212,7 @@
               <w:rPr>
                 <w:noProof/>
               </w:rPr>
-              <w:instrText>PAGEREF _Toc240817753 \h</w:instrText>
+              <w:instrText>PAGEREF _Toc241140362 \h</w:instrText>
             </w:r>
             <w:r>
               <w:rPr>
@@ -2265,7 +2265,7 @@
               <w14:ligatures w14:val="standardContextual"/>
             </w:rPr>
           </w:pPr>
-          <w:hyperlink w:anchor="_Toc240817754" w:history="1">
+          <w:hyperlink w:anchor="_Toc241140363" w:history="1">
             <w:r>
               <w:rPr>
                 <w:rStyle w:val="a5"/>
@@ -2319,7 +2319,7 @@
               <w:rPr>
                 <w:noProof/>
               </w:rPr>
-              <w:instrText>PAGEREF _Toc240817754 \h</w:instrText>
+              <w:instrText>PAGEREF _Toc241140363 \h</w:instrText>
             </w:r>
             <w:r>
               <w:rPr>
@@ -2345,7 +2345,7 @@
               <w:rPr>
                 <w:noProof/>
               </w:rPr>
-              <w:t>7</w:t>
+              <w:t>8</w:t>
             </w:r>
             <w:r>
               <w:rPr>
@@ -2371,7 +2371,7 @@
               <w14:ligatures w14:val="standardContextual"/>
             </w:rPr>
           </w:pPr>
-          <w:hyperlink w:anchor="_Toc240817755" w:history="1">
+          <w:hyperlink w:anchor="_Toc241140364" w:history="1">
             <w:r>
               <w:rPr>
                 <w:rStyle w:val="a5"/>
@@ -2418,7 +2418,7 @@
               <w:rPr>
                 <w:noProof/>
               </w:rPr>
-              <w:instrText>PAGEREF _Toc240817755 \h</w:instrText>
+              <w:instrText>PAGEREF _Toc241140364 \h</w:instrText>
             </w:r>
             <w:r>
               <w:rPr>
@@ -2471,7 +2471,7 @@
               <w14:ligatures w14:val="standardContextual"/>
             </w:rPr>
           </w:pPr>
-          <w:hyperlink w:anchor="_Toc240817756" w:history="1">
+          <w:hyperlink w:anchor="_Toc241140365" w:history="1">
             <w:r>
               <w:rPr>
                 <w:rStyle w:val="a5"/>
@@ -2511,7 +2511,7 @@
               <w:rPr>
                 <w:noProof/>
               </w:rPr>
-              <w:instrText>PAGEREF _Toc240817756 \h</w:instrText>
+              <w:instrText>PAGEREF _Toc241140365 \h</w:instrText>
             </w:r>
             <w:r>
               <w:rPr>
@@ -2564,7 +2564,7 @@
               <w14:ligatures w14:val="standardContextual"/>
             </w:rPr>
           </w:pPr>
-          <w:hyperlink w:anchor="_Toc240817757" w:history="1">
+          <w:hyperlink w:anchor="_Toc241140366" w:history="1">
             <w:r>
               <w:rPr>
                 <w:rStyle w:val="a5"/>
@@ -2604,7 +2604,7 @@
               <w:rPr>
                 <w:noProof/>
               </w:rPr>
-              <w:instrText>PAGEREF _Toc240817757 \h</w:instrText>
+              <w:instrText>PAGEREF _Toc241140366 \h</w:instrText>
             </w:r>
             <w:r>
               <w:rPr>
@@ -2656,7 +2656,7 @@
               <w14:ligatures w14:val="standardContextual"/>
             </w:rPr>
           </w:pPr>
-          <w:hyperlink w:anchor="_Toc240817758" w:history="1">
+          <w:hyperlink w:anchor="_Toc241140367" w:history="1">
             <w:r>
               <w:rPr>
                 <w:rStyle w:val="a5"/>
@@ -2703,7 +2703,7 @@
               <w:rPr>
                 <w:noProof/>
               </w:rPr>
-              <w:instrText>PAGEREF _Toc240817758 \h</w:instrText>
+              <w:instrText>PAGEREF _Toc241140367 \h</w:instrText>
             </w:r>
             <w:r>
               <w:rPr>
@@ -2756,7 +2756,7 @@
               <w14:ligatures w14:val="standardContextual"/>
             </w:rPr>
           </w:pPr>
-          <w:hyperlink w:anchor="_Toc240817759" w:history="1">
+          <w:hyperlink w:anchor="_Toc241140368" w:history="1">
             <w:r>
               <w:rPr>
                 <w:rStyle w:val="a5"/>
@@ -2796,7 +2796,7 @@
               <w:rPr>
                 <w:noProof/>
               </w:rPr>
-              <w:instrText>PAGEREF _Toc240817759 \h</w:instrText>
+              <w:instrText>PAGEREF _Toc241140368 \h</w:instrText>
             </w:r>
             <w:r>
               <w:rPr>
@@ -2849,7 +2849,7 @@
               <w14:ligatures w14:val="standardContextual"/>
             </w:rPr>
           </w:pPr>
-          <w:hyperlink w:anchor="_Toc240817760" w:history="1">
+          <w:hyperlink w:anchor="_Toc241140369" w:history="1">
             <w:r>
               <w:rPr>
                 <w:rStyle w:val="a5"/>
@@ -2889,7 +2889,7 @@
               <w:rPr>
                 <w:noProof/>
               </w:rPr>
-              <w:instrText>PAGEREF _Toc240817760 \h</w:instrText>
+              <w:instrText>PAGEREF _Toc241140369 \h</w:instrText>
             </w:r>
             <w:r>
               <w:rPr>
@@ -2942,7 +2942,7 @@
               <w14:ligatures w14:val="standardContextual"/>
             </w:rPr>
           </w:pPr>
-          <w:hyperlink w:anchor="_Toc240817761" w:history="1">
+          <w:hyperlink w:anchor="_Toc241140370" w:history="1">
             <w:r>
               <w:rPr>
                 <w:rStyle w:val="a5"/>
@@ -2982,7 +2982,7 @@
               <w:rPr>
                 <w:noProof/>
               </w:rPr>
-              <w:instrText>PAGEREF _Toc240817761 \h</w:instrText>
+              <w:instrText>PAGEREF _Toc241140370 \h</w:instrText>
             </w:r>
             <w:r>
               <w:rPr>
@@ -3035,7 +3035,7 @@
               <w14:ligatures w14:val="standardContextual"/>
             </w:rPr>
           </w:pPr>
-          <w:hyperlink w:anchor="_Toc240817762" w:history="1">
+          <w:hyperlink w:anchor="_Toc241140371" w:history="1">
             <w:r>
               <w:rPr>
                 <w:rStyle w:val="a5"/>
@@ -3075,7 +3075,7 @@
               <w:rPr>
                 <w:noProof/>
               </w:rPr>
-              <w:instrText>PAGEREF _Toc240817762 \h</w:instrText>
+              <w:instrText>PAGEREF _Toc241140371 \h</w:instrText>
             </w:r>
             <w:r>
               <w:rPr>
@@ -3128,7 +3128,7 @@
               <w14:ligatures w14:val="standardContextual"/>
             </w:rPr>
           </w:pPr>
-          <w:hyperlink w:anchor="_Toc240817763" w:history="1">
+          <w:hyperlink w:anchor="_Toc241140372" w:history="1">
             <w:r>
               <w:rPr>
                 <w:rStyle w:val="a5"/>
@@ -3182,7 +3182,7 @@
               <w:rPr>
                 <w:noProof/>
               </w:rPr>
-              <w:instrText>PAGEREF _Toc240817763 \h</w:instrText>
+              <w:instrText>PAGEREF _Toc241140372 \h</w:instrText>
             </w:r>
             <w:r>
               <w:rPr>
@@ -3235,7 +3235,7 @@
               <w14:ligatures w14:val="standardContextual"/>
             </w:rPr>
           </w:pPr>
-          <w:hyperlink w:anchor="_Toc240817764" w:history="1">
+          <w:hyperlink w:anchor="_Toc241140373" w:history="1">
             <w:r>
               <w:rPr>
                 <w:rStyle w:val="a5"/>
@@ -3275,7 +3275,7 @@
               <w:rPr>
                 <w:noProof/>
               </w:rPr>
-              <w:instrText>PAGEREF _Toc240817764 \h</w:instrText>
+              <w:instrText>PAGEREF _Toc241140373 \h</w:instrText>
             </w:r>
             <w:r>
               <w:rPr>
@@ -3328,7 +3328,7 @@
               <w14:ligatures w14:val="standardContextual"/>
             </w:rPr>
           </w:pPr>
-          <w:hyperlink w:anchor="_Toc240817765" w:history="1">
+          <w:hyperlink w:anchor="_Toc241140374" w:history="1">
             <w:r>
               <w:rPr>
                 <w:rStyle w:val="a5"/>
@@ -3368,7 +3368,7 @@
               <w:rPr>
                 <w:noProof/>
               </w:rPr>
-              <w:instrText>PAGEREF _Toc240817765 \h</w:instrText>
+              <w:instrText>PAGEREF _Toc241140374 \h</w:instrText>
             </w:r>
             <w:r>
               <w:rPr>
@@ -3394,7 +3394,7 @@
               <w:rPr>
                 <w:noProof/>
               </w:rPr>
-              <w:t>16</w:t>
+              <w:t>15</w:t>
             </w:r>
             <w:r>
               <w:rPr>
@@ -3421,7 +3421,7 @@
               <w14:ligatures w14:val="standardContextual"/>
             </w:rPr>
           </w:pPr>
-          <w:hyperlink w:anchor="_Toc240817766" w:history="1">
+          <w:hyperlink w:anchor="_Toc241140375" w:history="1">
             <w:r>
               <w:rPr>
                 <w:rStyle w:val="a5"/>
@@ -3461,7 +3461,7 @@
               <w:rPr>
                 <w:noProof/>
               </w:rPr>
-              <w:instrText>PAGEREF _Toc240817766 \h</w:instrText>
+              <w:instrText>PAGEREF _Toc241140375 \h</w:instrText>
             </w:r>
             <w:r>
               <w:rPr>
@@ -3514,7 +3514,7 @@
               <w14:ligatures w14:val="standardContextual"/>
             </w:rPr>
           </w:pPr>
-          <w:hyperlink w:anchor="_Toc240817767" w:history="1">
+          <w:hyperlink w:anchor="_Toc241140376" w:history="1">
             <w:r>
               <w:rPr>
                 <w:rStyle w:val="a5"/>
@@ -3554,7 +3554,7 @@
               <w:rPr>
                 <w:noProof/>
               </w:rPr>
-              <w:instrText>PAGEREF _Toc240817767 \h</w:instrText>
+              <w:instrText>PAGEREF _Toc241140376 \h</w:instrText>
             </w:r>
             <w:r>
               <w:rPr>
@@ -3606,7 +3606,7 @@
               <w14:ligatures w14:val="standardContextual"/>
             </w:rPr>
           </w:pPr>
-          <w:hyperlink w:anchor="_Toc240817768" w:history="1">
+          <w:hyperlink w:anchor="_Toc241140377" w:history="1">
             <w:r>
               <w:rPr>
                 <w:rStyle w:val="a5"/>
@@ -3653,7 +3653,7 @@
               <w:rPr>
                 <w:noProof/>
               </w:rPr>
-              <w:instrText>PAGEREF _Toc240817768 \h</w:instrText>
+              <w:instrText>PAGEREF _Toc241140377 \h</w:instrText>
             </w:r>
             <w:r>
               <w:rPr>
@@ -3706,7 +3706,7 @@
               <w14:ligatures w14:val="standardContextual"/>
             </w:rPr>
           </w:pPr>
-          <w:hyperlink w:anchor="_Toc240817769" w:history="1">
+          <w:hyperlink w:anchor="_Toc241140378" w:history="1">
             <w:r>
               <w:rPr>
                 <w:rStyle w:val="a5"/>
@@ -3746,7 +3746,7 @@
               <w:rPr>
                 <w:noProof/>
               </w:rPr>
-              <w:instrText>PAGEREF _Toc240817769 \h</w:instrText>
+              <w:instrText>PAGEREF _Toc241140378 \h</w:instrText>
             </w:r>
             <w:r>
               <w:rPr>
@@ -3799,7 +3799,7 @@
               <w14:ligatures w14:val="standardContextual"/>
             </w:rPr>
           </w:pPr>
-          <w:hyperlink w:anchor="_Toc240817770" w:history="1">
+          <w:hyperlink w:anchor="_Toc241140379" w:history="1">
             <w:r>
               <w:rPr>
                 <w:rStyle w:val="a5"/>
@@ -3839,7 +3839,7 @@
               <w:rPr>
                 <w:noProof/>
               </w:rPr>
-              <w:instrText>PAGEREF _Toc240817770 \h</w:instrText>
+              <w:instrText>PAGEREF _Toc241140379 \h</w:instrText>
             </w:r>
             <w:r>
               <w:rPr>
@@ -3892,7 +3892,7 @@
               <w14:ligatures w14:val="standardContextual"/>
             </w:rPr>
           </w:pPr>
-          <w:hyperlink w:anchor="_Toc240817771" w:history="1">
+          <w:hyperlink w:anchor="_Toc241140380" w:history="1">
             <w:r>
               <w:rPr>
                 <w:rStyle w:val="a5"/>
@@ -3932,7 +3932,7 @@
               <w:rPr>
                 <w:noProof/>
               </w:rPr>
-              <w:instrText>PAGEREF _Toc240817771 \h</w:instrText>
+              <w:instrText>PAGEREF _Toc241140380 \h</w:instrText>
             </w:r>
             <w:r>
               <w:rPr>
@@ -3984,7 +3984,7 @@
               <w14:ligatures w14:val="standardContextual"/>
             </w:rPr>
           </w:pPr>
-          <w:hyperlink w:anchor="_Toc240817772" w:history="1">
+          <w:hyperlink w:anchor="_Toc241140381" w:history="1">
             <w:r>
               <w:rPr>
                 <w:rStyle w:val="a5"/>
@@ -4059,7 +4059,7 @@
               <w:rPr>
                 <w:noProof/>
               </w:rPr>
-              <w:instrText>PAGEREF _Toc240817772 \h</w:instrText>
+              <w:instrText>PAGEREF _Toc241140381 \h</w:instrText>
             </w:r>
             <w:r>
               <w:rPr>
@@ -4111,7 +4111,7 @@
               <w14:ligatures w14:val="standardContextual"/>
             </w:rPr>
           </w:pPr>
-          <w:hyperlink w:anchor="_Toc240817773" w:history="1">
+          <w:hyperlink w:anchor="_Toc241140382" w:history="1">
             <w:r>
               <w:rPr>
                 <w:rStyle w:val="a5"/>
@@ -4158,7 +4158,7 @@
               <w:rPr>
                 <w:noProof/>
               </w:rPr>
-              <w:instrText>PAGEREF _Toc240817773 \h</w:instrText>
+              <w:instrText>PAGEREF _Toc241140382 \h</w:instrText>
             </w:r>
             <w:r>
               <w:rPr>
@@ -4222,7 +4222,7 @@
         <w:pageBreakBefore/>
         <w:spacing w:before="0" w:after="240"/>
       </w:pPr>
-      <w:bookmarkStart w:id="0" w:name="_Toc240817740"/>
+      <w:bookmarkStart w:id="0" w:name="_Toc241140349"/>
       <w:r>
         <w:t>第</w:t>
       </w:r>
@@ -4239,7 +4239,7 @@
         <w:pStyle w:val="2"/>
         <w:keepNext/>
       </w:pPr>
-      <w:bookmarkStart w:id="1" w:name="_Toc240817741"/>
+      <w:bookmarkStart w:id="1" w:name="_Toc241140350"/>
       <w:r>
         <w:t>1.1</w:t>
       </w:r>
@@ -4476,7 +4476,7 @@
         <w:pStyle w:val="2"/>
         <w:keepNext/>
       </w:pPr>
-      <w:bookmarkStart w:id="2" w:name="_Toc240817742"/>
+      <w:bookmarkStart w:id="2" w:name="_Toc241140351"/>
       <w:r>
         <w:t>1.2</w:t>
       </w:r>
@@ -5018,7 +5018,7 @@
         <w:pageBreakBefore/>
         <w:spacing w:before="0" w:after="240"/>
       </w:pPr>
-      <w:bookmarkStart w:id="3" w:name="_Toc240817743"/>
+      <w:bookmarkStart w:id="3" w:name="_Toc241140352"/>
       <w:r>
         <w:t>第</w:t>
       </w:r>
@@ -5088,7 +5088,7 @@
         <w:pStyle w:val="2"/>
         <w:keepNext/>
       </w:pPr>
-      <w:bookmarkStart w:id="4" w:name="_Toc240817744"/>
+      <w:bookmarkStart w:id="4" w:name="_Toc241140353"/>
       <w:r>
         <w:t>2.1</w:t>
       </w:r>
@@ -5255,7 +5255,7 @@
           <w:noProof/>
         </w:rPr>
         <w:drawing>
-          <wp:inline distT="0" distB="0" distL="0" distR="0" wp14:anchorId="7BBF73C9" wp14:editId="7AC9EAB7">
+          <wp:inline distT="0" distB="0" distL="0" distR="0" wp14:anchorId="438707F4" wp14:editId="2E48F10F">
             <wp:extent cx="5524500" cy="1724025"/>
             <wp:effectExtent l="0" t="0" r="0" b="0"/>
             <wp:docPr id="1" name="图片 1"/>
@@ -5413,7 +5413,7 @@
         <w:pStyle w:val="2"/>
         <w:keepNext/>
       </w:pPr>
-      <w:bookmarkStart w:id="5" w:name="_Toc240817745"/>
+      <w:bookmarkStart w:id="5" w:name="_Toc241140354"/>
       <w:r>
         <w:t>2.2</w:t>
       </w:r>
@@ -5427,7 +5427,7 @@
         <w:pStyle w:val="2"/>
         <w:keepNext/>
       </w:pPr>
-      <w:bookmarkStart w:id="6" w:name="_Toc240817746"/>
+      <w:bookmarkStart w:id="6" w:name="_Toc241140355"/>
       <w:r>
         <w:t>2.3</w:t>
       </w:r>
@@ -5632,7 +5632,7 @@
         <w:pStyle w:val="2"/>
         <w:keepNext/>
       </w:pPr>
-      <w:bookmarkStart w:id="7" w:name="_Toc240817747"/>
+      <w:bookmarkStart w:id="7" w:name="_Toc241140356"/>
       <w:r>
         <w:t>2.4</w:t>
       </w:r>
@@ -5827,7 +5827,7 @@
         <w:pStyle w:val="2"/>
         <w:keepNext/>
       </w:pPr>
-      <w:bookmarkStart w:id="8" w:name="_Toc240817748"/>
+      <w:bookmarkStart w:id="8" w:name="_Toc241140357"/>
       <w:r>
         <w:t>2.5</w:t>
       </w:r>
@@ -6036,7 +6036,7 @@
         <w:pageBreakBefore/>
         <w:spacing w:before="0" w:after="240"/>
       </w:pPr>
-      <w:bookmarkStart w:id="9" w:name="_Toc240817749"/>
+      <w:bookmarkStart w:id="9" w:name="_Toc241140358"/>
       <w:r>
         <w:t>第</w:t>
       </w:r>
@@ -6066,139 +6066,56 @@
         <w:t>所示。流水线由三路特征抽取（深度序列感知、同源迁移、预训练语言模型）、无参数互惠秩融合以及双边际最优传输正则化串联而成。</w:t>
       </w:r>
     </w:p>
-    <w:tbl>
-      <w:tblPr>
-        <w:tblW w:w="5000" w:type="pct"/>
-        <w:tblBorders>
-          <w:top w:val="single" w:sz="4" w:space="0" w:color="auto"/>
-          <w:left w:val="single" w:sz="4" w:space="0" w:color="auto"/>
-          <w:bottom w:val="single" w:sz="4" w:space="0" w:color="auto"/>
-          <w:right w:val="single" w:sz="4" w:space="0" w:color="auto"/>
-          <w:insideH w:val="single" w:sz="4" w:space="0" w:color="auto"/>
-          <w:insideV w:val="single" w:sz="4" w:space="0" w:color="auto"/>
-        </w:tblBorders>
-        <w:tblCellMar>
-          <w:left w:w="10" w:type="dxa"/>
-          <w:right w:w="10" w:type="dxa"/>
-        </w:tblCellMar>
-        <w:tblLook w:val="04A0" w:firstRow="1" w:lastRow="0" w:firstColumn="1" w:lastColumn="0" w:noHBand="0" w:noVBand="1"/>
-      </w:tblPr>
-      <w:tblGrid>
-        <w:gridCol w:w="9060"/>
-      </w:tblGrid>
-      <w:tr>
-        <w:tblPrEx>
-          <w:tblCellMar>
-            <w:top w:w="0" w:type="dxa"/>
-            <w:bottom w:w="0" w:type="dxa"/>
-          </w:tblCellMar>
-        </w:tblPrEx>
-        <w:trPr>
-          <w:trHeight w:val="4300"/>
-        </w:trPr>
-        <w:tc>
-          <w:tcPr>
-            <w:tcW w:w="0" w:type="auto"/>
-            <w:vAlign w:val="center"/>
-          </w:tcPr>
-          <w:p>
-            <w:pPr>
-              <w:spacing w:line="240" w:lineRule="auto"/>
-              <w:jc w:val="center"/>
-            </w:pPr>
-            <w:r>
-              <w:rPr>
-                <w:rFonts w:eastAsia="黑体"/>
-                <w:color w:val="999999"/>
-                <w:sz w:val="21"/>
-                <w:szCs w:val="21"/>
-              </w:rPr>
-              <w:t>【占位】</w:t>
-            </w:r>
-            <w:r>
-              <w:rPr>
-                <w:color w:val="999999"/>
-                <w:sz w:val="21"/>
-                <w:szCs w:val="21"/>
-              </w:rPr>
-              <w:t>图</w:t>
-            </w:r>
-            <w:r>
-              <w:rPr>
-                <w:color w:val="999999"/>
-                <w:sz w:val="21"/>
-                <w:szCs w:val="21"/>
-              </w:rPr>
-              <w:t xml:space="preserve"> 3.1</w:t>
-            </w:r>
-            <w:r>
-              <w:rPr>
-                <w:color w:val="999999"/>
-                <w:sz w:val="21"/>
-                <w:szCs w:val="21"/>
-              </w:rPr>
-              <w:t xml:space="preserve">　</w:t>
-            </w:r>
-            <w:r>
-              <w:rPr>
-                <w:color w:val="999999"/>
-                <w:sz w:val="21"/>
-                <w:szCs w:val="21"/>
-              </w:rPr>
-              <w:t xml:space="preserve">HDMR-Sinkhorn </w:t>
-            </w:r>
-            <w:r>
-              <w:rPr>
-                <w:color w:val="999999"/>
-                <w:sz w:val="21"/>
-                <w:szCs w:val="21"/>
-              </w:rPr>
-              <w:t>三路径架构与推断数据流总览</w:t>
-            </w:r>
-            <w:r>
-              <w:rPr>
-                <w:color w:val="999999"/>
-                <w:sz w:val="18"/>
-                <w:szCs w:val="18"/>
-              </w:rPr>
-              <w:t>（英文原理图待生成，</w:t>
-            </w:r>
-            <w:r>
-              <w:rPr>
-                <w:color w:val="999999"/>
-                <w:sz w:val="18"/>
-                <w:szCs w:val="18"/>
-              </w:rPr>
-              <w:t xml:space="preserve">AI </w:t>
-            </w:r>
-            <w:r>
-              <w:rPr>
-                <w:color w:val="999999"/>
-                <w:sz w:val="18"/>
-                <w:szCs w:val="18"/>
-              </w:rPr>
-              <w:t>绘图提示词见</w:t>
-            </w:r>
-            <w:r>
-              <w:rPr>
-                <w:color w:val="999999"/>
-                <w:sz w:val="18"/>
-                <w:szCs w:val="18"/>
-              </w:rPr>
-              <w:t xml:space="preserve"> doc/figure_prompts.md</w:t>
-            </w:r>
-            <w:r>
-              <w:rPr>
-                <w:color w:val="999999"/>
-                <w:sz w:val="18"/>
-                <w:szCs w:val="18"/>
-              </w:rPr>
-              <w:t>）</w:t>
-            </w:r>
-          </w:p>
-        </w:tc>
-      </w:tr>
-    </w:tbl>
+    <w:p>
+      <w:pPr>
+        <w:keepNext/>
+        <w:spacing w:before="180" w:after="100" w:line="240" w:lineRule="auto"/>
+        <w:jc w:val="center"/>
+      </w:pPr>
+      <w:r>
+        <w:rPr>
+          <w:noProof/>
+        </w:rPr>
+        <w:drawing>
+          <wp:inline distT="0" distB="0" distL="0" distR="0" wp14:anchorId="3F54A8FC" wp14:editId="2DE3B1E6">
+            <wp:extent cx="5143500" cy="3857625"/>
+            <wp:effectExtent l="0" t="0" r="0" b="0"/>
+            <wp:docPr id="143338676" name="图片 143338676"/>
+            <wp:cNvGraphicFramePr>
+              <a:graphicFrameLocks xmlns:a="http://schemas.openxmlformats.org/drawingml/2006/main" noChangeAspect="1"/>
+            </wp:cNvGraphicFramePr>
+            <a:graphic xmlns:a="http://schemas.openxmlformats.org/drawingml/2006/main">
+              <a:graphicData uri="http://schemas.openxmlformats.org/drawingml/2006/picture">
+                <pic:pic xmlns:pic="http://schemas.openxmlformats.org/drawingml/2006/picture">
+                  <pic:nvPicPr>
+                    <pic:cNvPr id="0" name=""/>
+                    <pic:cNvPicPr>
+                      <a:picLocks noChangeAspect="1" noChangeArrowheads="1"/>
+                    </pic:cNvPicPr>
+                  </pic:nvPicPr>
+                  <pic:blipFill>
+                    <a:blip r:embed="rId10"/>
+                    <a:srcRect/>
+                    <a:stretch>
+                      <a:fillRect/>
+                    </a:stretch>
+                  </pic:blipFill>
+                  <pic:spPr bwMode="auto">
+                    <a:xfrm>
+                      <a:off x="0" y="0"/>
+                      <a:ext cx="5143500" cy="3857625"/>
+                    </a:xfrm>
+                    <a:prstGeom prst="rect">
+                      <a:avLst/>
+                    </a:prstGeom>
+                  </pic:spPr>
+                </pic:pic>
+              </a:graphicData>
+            </a:graphic>
+          </wp:inline>
+        </w:drawing>
+      </w:r>
+    </w:p>
     <w:p>
       <w:pPr>
         <w:keepNext/>
@@ -6286,7 +6203,7 @@
         <w:pStyle w:val="2"/>
         <w:keepNext/>
       </w:pPr>
-      <w:bookmarkStart w:id="10" w:name="_Toc240817750"/>
+      <w:bookmarkStart w:id="10" w:name="_Toc241140359"/>
       <w:r>
         <w:t>3.1</w:t>
       </w:r>
@@ -6545,98 +6462,84 @@
           <w:b/>
           <w:bCs/>
         </w:rPr>
-        <w:t>）多尺度膨胀残差卷积（</w:t>
-      </w:r>
+        <w:t>）多尺度膨胀残差卷积：</w:t>
+      </w:r>
+      <w:r>
+        <w:t>设计包含</w:t>
+      </w:r>
+      <w:r>
+        <w:t xml:space="preserve"> 3 </w:t>
+      </w:r>
+      <w:r>
+        <w:t>个并行卷积分支的一维网络，卷积核大小设为</w:t>
+      </w:r>
+      <w:r>
+        <w:t xml:space="preserve"> </w:t>
+      </w:r>
+      <w:r>
+        <w:rPr>
+          <w:i/>
+          <w:iCs/>
+        </w:rPr>
+        <w:t>k ∈ {7, 15, 31}</w:t>
+      </w:r>
+      <w:r>
+        <w:t>，膨胀系数依次递增为</w:t>
+      </w:r>
+      <w:r>
+        <w:t xml:space="preserve"> </w:t>
+      </w:r>
+      <w:r>
+        <w:rPr>
+          <w:i/>
+          <w:iCs/>
+        </w:rPr>
+        <w:t>d ∈ {1, 2, 4}</w:t>
+      </w:r>
+      <w:r>
+        <w:rPr>
+          <w:sz w:val="21"/>
+          <w:szCs w:val="21"/>
+          <w:vertAlign w:val="superscript"/>
+        </w:rPr>
+        <w:t>[11]</w:t>
+      </w:r>
+      <w:r>
+        <w:t>，在不降低时域分辨率的前提下将有效感受野拓展至数百个残基。网络内部构建残差恒等映射以确保梯度流平稳传递。</w:t>
+      </w:r>
+    </w:p>
+    <w:p>
+      <w:pPr>
+        <w:ind w:firstLine="480"/>
+        <w:jc w:val="both"/>
+      </w:pPr>
       <w:r>
         <w:rPr>
           <w:b/>
           <w:bCs/>
         </w:rPr>
-        <w:t>C002b</w:t>
+        <w:t>（</w:t>
       </w:r>
       <w:r>
         <w:rPr>
           <w:b/>
           <w:bCs/>
         </w:rPr>
-        <w:t>）：</w:t>
-      </w:r>
-      <w:r>
-        <w:t>设计包含</w:t>
-      </w:r>
-      <w:r>
-        <w:t xml:space="preserve"> 3 </w:t>
-      </w:r>
-      <w:r>
-        <w:t>个并行卷积分支的一维网络，卷积核大小设为</w:t>
-      </w:r>
-      <w:r>
-        <w:t xml:space="preserve"> </w:t>
-      </w:r>
-      <w:r>
-        <w:rPr>
-          <w:i/>
-          <w:iCs/>
-        </w:rPr>
-        <w:t>k ∈ {7, 15, 31}</w:t>
-      </w:r>
-      <w:r>
-        <w:t>，膨胀系数依次递增为</w:t>
-      </w:r>
-      <w:r>
-        <w:t xml:space="preserve"> </w:t>
-      </w:r>
-      <w:r>
-        <w:rPr>
-          <w:i/>
-          <w:iCs/>
-        </w:rPr>
-        <w:t>d ∈ {1, 2, 4}</w:t>
-      </w:r>
-      <w:r>
-        <w:rPr>
-          <w:sz w:val="21"/>
-          <w:szCs w:val="21"/>
-          <w:vertAlign w:val="superscript"/>
-        </w:rPr>
-        <w:t>[11]</w:t>
-      </w:r>
-      <w:r>
-        <w:t>，在不降低时域分辨率的前提下将有效感受野拓展至数百个残基。网络内部构建残差恒等映射以确保梯度流平稳传递。</w:t>
-      </w:r>
-    </w:p>
-    <w:p>
-      <w:pPr>
-        <w:ind w:firstLine="480"/>
-        <w:jc w:val="both"/>
-      </w:pPr>
+        <w:t>2</w:t>
+      </w:r>
       <w:r>
         <w:rPr>
           <w:b/>
           <w:bCs/>
         </w:rPr>
-        <w:t>（</w:t>
+        <w:t>）类别特异性残基注意力（</w:t>
       </w:r>
       <w:r>
         <w:rPr>
           <w:b/>
           <w:bCs/>
         </w:rPr>
-        <w:t>2</w:t>
-      </w:r>
-      <w:r>
-        <w:rPr>
-          <w:b/>
-          <w:bCs/>
-        </w:rPr>
-        <w:t>）类别特异性残基注意力（</w:t>
-      </w:r>
-      <w:r>
-        <w:rPr>
-          <w:b/>
-          <w:bCs/>
-        </w:rPr>
-        <w:t>CSRA, C005</w:t>
+        <w:t>CSRA</w:t>
       </w:r>
       <w:r>
         <w:rPr>
@@ -7688,7 +7591,7 @@
           <w:b/>
           <w:bCs/>
         </w:rPr>
-        <w:t>RoFormer, T001a/T002</w:t>
+        <w:t>RoFormer</w:t>
       </w:r>
       <w:r>
         <w:rPr>
@@ -7834,13 +7737,7 @@
               <w:rPr>
                 <w:rFonts w:ascii="Cambria Math" w:hAnsi="Cambria Math"/>
               </w:rPr>
-              <m:t>001</m:t>
-            </m:r>
-            <m:r>
-              <w:rPr>
-                <w:rFonts w:ascii="Cambria Math" w:hAnsi="Cambria Math"/>
-              </w:rPr>
-              <m:t>a</m:t>
+              <m:t>1</m:t>
             </m:r>
           </m:sub>
         </m:sSub>
@@ -7914,7 +7811,7 @@
               <w:rPr>
                 <w:rFonts w:ascii="Cambria Math" w:hAnsi="Cambria Math"/>
               </w:rPr>
-              <m:t>002</m:t>
+              <m:t>2</m:t>
             </m:r>
           </m:sub>
         </m:sSub>
@@ -8024,19 +7921,7 @@
                   <w:rPr>
                     <w:rFonts w:ascii="Cambria Math" w:hAnsi="Cambria Math"/>
                   </w:rPr>
-                  <m:t>c</m:t>
-                </m:r>
-                <m:r>
-                  <w:rPr>
-                    <w:rFonts w:ascii="Cambria Math" w:hAnsi="Cambria Math"/>
-                  </w:rPr>
-                  <m:t>002</m:t>
-                </m:r>
-                <m:r>
-                  <w:rPr>
-                    <w:rFonts w:ascii="Cambria Math" w:hAnsi="Cambria Math"/>
-                  </w:rPr>
-                  <m:t>b</m:t>
+                  <m:t>dil</m:t>
                 </m:r>
               </m:sub>
             </m:sSub>
@@ -8098,13 +7983,7 @@
                   <w:rPr>
                     <w:rFonts w:ascii="Cambria Math" w:hAnsi="Cambria Math"/>
                   </w:rPr>
-                  <m:t>c</m:t>
-                </m:r>
-                <m:r>
-                  <w:rPr>
-                    <w:rFonts w:ascii="Cambria Math" w:hAnsi="Cambria Math"/>
-                  </w:rPr>
-                  <m:t>005</m:t>
+                  <m:t>csra</m:t>
                 </m:r>
               </m:sub>
             </m:sSub>
@@ -8128,7 +8007,7 @@
         <w:pStyle w:val="2"/>
         <w:keepNext/>
       </w:pPr>
-      <w:bookmarkStart w:id="11" w:name="_Toc240817751"/>
+      <w:bookmarkStart w:id="11" w:name="_Toc241140360"/>
       <w:r>
         <w:t>3.2</w:t>
       </w:r>
@@ -8762,7 +8641,7 @@
         <w:pStyle w:val="2"/>
         <w:keepNext/>
       </w:pPr>
-      <w:bookmarkStart w:id="12" w:name="_Toc240817752"/>
+      <w:bookmarkStart w:id="12" w:name="_Toc241140361"/>
       <w:r>
         <w:t>3.3</w:t>
       </w:r>
@@ -9339,7 +9218,7 @@
         <w:pStyle w:val="2"/>
         <w:keepNext/>
       </w:pPr>
-      <w:bookmarkStart w:id="13" w:name="_Toc240817753"/>
+      <w:bookmarkStart w:id="13" w:name="_Toc241140362"/>
       <w:r>
         <w:t>3.4</w:t>
       </w:r>
@@ -10019,7 +9898,7 @@
         <w:pStyle w:val="2"/>
         <w:keepNext/>
       </w:pPr>
-      <w:bookmarkStart w:id="14" w:name="_Toc240817754"/>
+      <w:bookmarkStart w:id="14" w:name="_Toc241140363"/>
       <w:r>
         <w:t>3.5</w:t>
       </w:r>
@@ -11577,7 +11456,7 @@
         <w:pageBreakBefore/>
         <w:spacing w:before="0" w:after="240"/>
       </w:pPr>
-      <w:bookmarkStart w:id="15" w:name="_Toc240817755"/>
+      <w:bookmarkStart w:id="15" w:name="_Toc241140364"/>
       <w:r>
         <w:t>第</w:t>
       </w:r>
@@ -11594,7 +11473,7 @@
         <w:pStyle w:val="2"/>
         <w:keepNext/>
       </w:pPr>
-      <w:bookmarkStart w:id="16" w:name="_Toc240817756"/>
+      <w:bookmarkStart w:id="16" w:name="_Toc241140365"/>
       <w:r>
         <w:t>4.1</w:t>
       </w:r>
@@ -11660,7 +11539,7 @@
         <w:pStyle w:val="2"/>
         <w:keepNext/>
       </w:pPr>
-      <w:bookmarkStart w:id="17" w:name="_Toc240817757"/>
+      <w:bookmarkStart w:id="17" w:name="_Toc241140366"/>
       <w:r>
         <w:t>4.2</w:t>
       </w:r>
@@ -12410,7 +12289,7 @@
         <w:pageBreakBefore/>
         <w:spacing w:before="0" w:after="240"/>
       </w:pPr>
-      <w:bookmarkStart w:id="18" w:name="_Toc240817758"/>
+      <w:bookmarkStart w:id="18" w:name="_Toc241140367"/>
       <w:r>
         <w:t>第</w:t>
       </w:r>
@@ -12427,7 +12306,7 @@
         <w:pStyle w:val="2"/>
         <w:keepNext/>
       </w:pPr>
-      <w:bookmarkStart w:id="19" w:name="_Toc240817759"/>
+      <w:bookmarkStart w:id="19" w:name="_Toc241140368"/>
       <w:r>
         <w:t>5.1</w:t>
       </w:r>
@@ -12566,7 +12445,7 @@
           <w:left w:w="10" w:type="dxa"/>
           <w:right w:w="10" w:type="dxa"/>
         </w:tblCellMar>
-        <w:tblLook w:val="04A0" w:firstRow="1" w:lastRow="0" w:firstColumn="1" w:lastColumn="0" w:noHBand="0" w:noVBand="1"/>
+        <w:tblLook w:val="0000" w:firstRow="0" w:lastRow="0" w:firstColumn="0" w:lastColumn="0" w:noHBand="0" w:noVBand="0"/>
       </w:tblPr>
       <w:tblGrid>
         <w:gridCol w:w="1633"/>
@@ -13159,13 +13038,6 @@
               </w:rPr>
               <w:t>多尺度膨胀残差一维卷积网络</w:t>
             </w:r>
-            <w:r>
-              <w:rPr>
-                <w:sz w:val="21"/>
-                <w:szCs w:val="21"/>
-              </w:rPr>
-              <w:t xml:space="preserve"> (C002b)</w:t>
-            </w:r>
           </w:p>
         </w:tc>
         <w:tc>
@@ -13396,21 +13268,14 @@
                 <w:sz w:val="21"/>
                 <w:szCs w:val="21"/>
               </w:rPr>
-              <w:t xml:space="preserve">C002b </w:t>
+              <w:t>膨胀卷积</w:t>
             </w:r>
             <w:r>
               <w:rPr>
                 <w:sz w:val="21"/>
                 <w:szCs w:val="21"/>
               </w:rPr>
-              <w:t>膨胀卷积</w:t>
-            </w:r>
-            <w:r>
-              <w:rPr>
-                <w:sz w:val="21"/>
-                <w:szCs w:val="21"/>
-              </w:rPr>
-              <w:t xml:space="preserve"> × C005 CSRA </w:t>
+              <w:t xml:space="preserve"> × CSRA </w:t>
             </w:r>
             <w:r>
               <w:rPr>
@@ -13649,7 +13514,14 @@
                 <w:sz w:val="21"/>
                 <w:szCs w:val="21"/>
               </w:rPr>
-              <w:t xml:space="preserve">RoFormer (T001a/T002) + </w:t>
+              <w:t>双</w:t>
+            </w:r>
+            <w:r>
+              <w:rPr>
+                <w:sz w:val="21"/>
+                <w:szCs w:val="21"/>
+              </w:rPr>
+              <w:t xml:space="preserve"> RoFormer + </w:t>
             </w:r>
             <w:r>
               <w:rPr>
@@ -13890,13 +13762,6 @@
               </w:rPr>
               <w:t>简单线性加权</w:t>
             </w:r>
-            <w:r>
-              <w:rPr>
-                <w:sz w:val="21"/>
-                <w:szCs w:val="21"/>
-              </w:rPr>
-              <w:t xml:space="preserve"> (TCK002a)</w:t>
-            </w:r>
           </w:p>
         </w:tc>
         <w:tc>
@@ -14359,7 +14224,7 @@
                 <w:sz w:val="21"/>
                 <w:szCs w:val="21"/>
               </w:rPr>
-              <w:t xml:space="preserve"> (C011a, Ours)</w:t>
+              <w:t xml:space="preserve"> (Ours)</w:t>
             </w:r>
           </w:p>
         </w:tc>
@@ -14635,582 +14500,10 @@
           <w:noProof/>
         </w:rPr>
         <w:drawing>
-          <wp:inline distT="0" distB="0" distL="0" distR="0" wp14:anchorId="2F3E62B2" wp14:editId="075D1604">
+          <wp:inline distT="0" distB="0" distL="0" distR="0" wp14:anchorId="132CA30B" wp14:editId="32779259">
             <wp:extent cx="5143500" cy="1952625"/>
             <wp:effectExtent l="0" t="0" r="0" b="0"/>
-            <wp:docPr id="1627568641" name="图片 1627568641"/>
-            <wp:cNvGraphicFramePr>
-              <a:graphicFrameLocks xmlns:a="http://schemas.openxmlformats.org/drawingml/2006/main" noChangeAspect="1"/>
-            </wp:cNvGraphicFramePr>
-            <a:graphic xmlns:a="http://schemas.openxmlformats.org/drawingml/2006/main">
-              <a:graphicData uri="http://schemas.openxmlformats.org/drawingml/2006/picture">
-                <pic:pic xmlns:pic="http://schemas.openxmlformats.org/drawingml/2006/picture">
-                  <pic:nvPicPr>
-                    <pic:cNvPr id="0" name=""/>
-                    <pic:cNvPicPr>
-                      <a:picLocks noChangeAspect="1" noChangeArrowheads="1"/>
-                    </pic:cNvPicPr>
-                  </pic:nvPicPr>
-                  <pic:blipFill>
-                    <a:blip r:embed="rId10"/>
-                    <a:srcRect/>
-                    <a:stretch>
-                      <a:fillRect/>
-                    </a:stretch>
-                  </pic:blipFill>
-                  <pic:spPr bwMode="auto">
-                    <a:xfrm>
-                      <a:off x="0" y="0"/>
-                      <a:ext cx="5143500" cy="1952625"/>
-                    </a:xfrm>
-                    <a:prstGeom prst="rect">
-                      <a:avLst/>
-                    </a:prstGeom>
-                  </pic:spPr>
-                </pic:pic>
-              </a:graphicData>
-            </a:graphic>
-          </wp:inline>
-        </w:drawing>
-      </w:r>
-    </w:p>
-    <w:p>
-      <w:pPr>
-        <w:keepNext/>
-        <w:keepLines/>
-        <w:spacing w:before="100" w:after="20"/>
-        <w:jc w:val="center"/>
-      </w:pPr>
-      <w:r>
-        <w:rPr>
-          <w:rFonts w:eastAsia="黑体"/>
-          <w:sz w:val="21"/>
-          <w:szCs w:val="21"/>
-        </w:rPr>
-        <w:t>图</w:t>
-      </w:r>
-      <w:r>
-        <w:rPr>
-          <w:b/>
-          <w:bCs/>
-          <w:sz w:val="21"/>
-          <w:szCs w:val="21"/>
-        </w:rPr>
-        <w:t>5.1</w:t>
-      </w:r>
-      <w:r>
-        <w:rPr>
-          <w:rFonts w:eastAsia="黑体"/>
-          <w:sz w:val="21"/>
-          <w:szCs w:val="21"/>
-        </w:rPr>
-        <w:t xml:space="preserve">　模型迭代演化与切片性能综合对比：</w:t>
-      </w:r>
-      <w:r>
-        <w:rPr>
-          <w:rFonts w:eastAsia="黑体"/>
-          <w:sz w:val="21"/>
-          <w:szCs w:val="21"/>
-        </w:rPr>
-        <w:t xml:space="preserve">(a) </w:t>
-      </w:r>
-      <w:r>
-        <w:rPr>
-          <w:rFonts w:eastAsia="黑体"/>
-          <w:sz w:val="21"/>
-          <w:szCs w:val="21"/>
-        </w:rPr>
-        <w:t>架构演进</w:t>
-      </w:r>
-      <w:r>
-        <w:rPr>
-          <w:rFonts w:eastAsia="黑体"/>
-          <w:sz w:val="21"/>
-          <w:szCs w:val="21"/>
-        </w:rPr>
-        <w:t xml:space="preserve"> Macro F1 </w:t>
-      </w:r>
-      <w:r>
-        <w:rPr>
-          <w:rFonts w:eastAsia="黑体"/>
-          <w:sz w:val="21"/>
-          <w:szCs w:val="21"/>
-        </w:rPr>
-        <w:t>评分；</w:t>
-      </w:r>
-      <w:r>
-        <w:rPr>
-          <w:rFonts w:eastAsia="黑体"/>
-          <w:sz w:val="21"/>
-          <w:szCs w:val="21"/>
-        </w:rPr>
-        <w:t xml:space="preserve">(b) Hit </w:t>
-      </w:r>
-      <w:r>
-        <w:rPr>
-          <w:rFonts w:eastAsia="黑体"/>
-          <w:sz w:val="21"/>
-          <w:szCs w:val="21"/>
-        </w:rPr>
-        <w:t>与</w:t>
-      </w:r>
-      <w:r>
-        <w:rPr>
-          <w:rFonts w:eastAsia="黑体"/>
-          <w:sz w:val="21"/>
-          <w:szCs w:val="21"/>
-        </w:rPr>
-        <w:t xml:space="preserve"> Miss </w:t>
-      </w:r>
-      <w:r>
-        <w:rPr>
-          <w:rFonts w:eastAsia="黑体"/>
-          <w:sz w:val="21"/>
-          <w:szCs w:val="21"/>
-        </w:rPr>
-        <w:t>子集性能对比</w:t>
-      </w:r>
-    </w:p>
-    <w:p>
-      <w:pPr>
-        <w:keepLines/>
-        <w:spacing w:after="60"/>
-        <w:jc w:val="center"/>
-      </w:pPr>
-      <w:r>
-        <w:rPr>
-          <w:color w:val="333333"/>
-          <w:sz w:val="21"/>
-          <w:szCs w:val="21"/>
-        </w:rPr>
-        <w:t xml:space="preserve">Fig. </w:t>
-      </w:r>
-      <w:r>
-        <w:rPr>
-          <w:b/>
-          <w:bCs/>
-          <w:color w:val="333333"/>
-          <w:sz w:val="21"/>
-          <w:szCs w:val="21"/>
-        </w:rPr>
-        <w:t>5.1</w:t>
-      </w:r>
-      <w:r>
-        <w:rPr>
-          <w:color w:val="333333"/>
-          <w:sz w:val="21"/>
-          <w:szCs w:val="21"/>
-        </w:rPr>
-        <w:t xml:space="preserve">  Model evolution and subset-slice comparison</w:t>
-      </w:r>
-    </w:p>
-    <w:p>
-      <w:pPr>
-        <w:ind w:firstLine="480"/>
-        <w:jc w:val="both"/>
-      </w:pPr>
-      <w:r>
-        <w:t>从表</w:t>
-      </w:r>
-      <w:r>
-        <w:t xml:space="preserve"> 5.1 </w:t>
-      </w:r>
-      <w:r>
-        <w:t>与图</w:t>
-      </w:r>
-      <w:r>
-        <w:t xml:space="preserve"> 5.1 </w:t>
-      </w:r>
-      <w:r>
-        <w:t>的实验数据中可以提炼出四条关键规律：</w:t>
-      </w:r>
-    </w:p>
-    <w:p>
-      <w:pPr>
-        <w:ind w:firstLine="480"/>
-        <w:jc w:val="both"/>
-      </w:pPr>
-      <w:r>
-        <w:rPr>
-          <w:b/>
-          <w:bCs/>
-        </w:rPr>
-        <w:t>（</w:t>
-      </w:r>
-      <w:r>
-        <w:rPr>
-          <w:b/>
-          <w:bCs/>
-        </w:rPr>
-        <w:t>1</w:t>
-      </w:r>
-      <w:r>
-        <w:rPr>
-          <w:b/>
-          <w:bCs/>
-        </w:rPr>
-        <w:t>）同源分支是性能底座：</w:t>
-      </w:r>
-      <w:r>
-        <w:t>仅依赖同源比对与</w:t>
-      </w:r>
-      <w:r>
-        <w:t xml:space="preserve"> k-mer </w:t>
-      </w:r>
-      <w:r>
-        <w:t>频数转移的</w:t>
-      </w:r>
-      <w:r>
-        <w:t xml:space="preserve"> M1 </w:t>
-      </w:r>
-      <w:r>
-        <w:t>即可达到</w:t>
-      </w:r>
-      <w:r>
-        <w:t xml:space="preserve"> 0.4312 </w:t>
-      </w:r>
-      <w:r>
-        <w:t>的</w:t>
-      </w:r>
-      <w:r>
-        <w:t xml:space="preserve"> Macro F1</w:t>
-      </w:r>
-      <w:r>
-        <w:t>，证明在自然进化保守性成立时，近缘序列具有极高的功能可转移性。</w:t>
-      </w:r>
-    </w:p>
-    <w:p>
-      <w:pPr>
-        <w:ind w:firstLine="480"/>
-        <w:jc w:val="both"/>
-      </w:pPr>
-      <w:r>
-        <w:rPr>
-          <w:b/>
-          <w:bCs/>
-        </w:rPr>
-        <w:t>（</w:t>
-      </w:r>
-      <w:r>
-        <w:rPr>
-          <w:b/>
-          <w:bCs/>
-        </w:rPr>
-        <w:t>2</w:t>
-      </w:r>
-      <w:r>
-        <w:rPr>
-          <w:b/>
-          <w:bCs/>
-        </w:rPr>
-        <w:t>）注意力机制强化了局部特征判别：</w:t>
-      </w:r>
-      <w:r>
-        <w:t>对比</w:t>
-      </w:r>
-      <w:r>
-        <w:t xml:space="preserve"> M2 </w:t>
-      </w:r>
-      <w:r>
-        <w:t>与</w:t>
-      </w:r>
-      <w:r>
-        <w:t xml:space="preserve"> M3</w:t>
-      </w:r>
-      <w:r>
-        <w:t>，在多尺度一维卷积中引入</w:t>
-      </w:r>
-      <w:r>
-        <w:t xml:space="preserve"> CSRA </w:t>
-      </w:r>
-      <w:r>
-        <w:t>类别特异性注意力后，独立卷积的</w:t>
-      </w:r>
-      <w:r>
-        <w:t xml:space="preserve"> Macro F1 </w:t>
-      </w:r>
-      <w:r>
-        <w:t>从</w:t>
-      </w:r>
-      <w:r>
-        <w:t xml:space="preserve"> 0.2713 </w:t>
-      </w:r>
-      <w:r>
-        <w:t>提升至</w:t>
-      </w:r>
-      <w:r>
-        <w:t xml:space="preserve"> 0.3004</w:t>
-      </w:r>
-      <w:r>
-        <w:t>（净增</w:t>
-      </w:r>
-      <w:r>
-        <w:t xml:space="preserve"> +0.0291</w:t>
-      </w:r>
-      <w:r>
-        <w:t>），证明残基级注意力能够精确定位对特定化学催化起决定作用的关键氨基酸位点。</w:t>
-      </w:r>
-    </w:p>
-    <w:p>
-      <w:pPr>
-        <w:ind w:firstLine="480"/>
-        <w:jc w:val="both"/>
-      </w:pPr>
-      <w:r>
-        <w:rPr>
-          <w:b/>
-          <w:bCs/>
-        </w:rPr>
-        <w:t>（</w:t>
-      </w:r>
-      <w:r>
-        <w:rPr>
-          <w:b/>
-          <w:bCs/>
-        </w:rPr>
-        <w:t>3</w:t>
-      </w:r>
-      <w:r>
-        <w:rPr>
-          <w:b/>
-          <w:bCs/>
-        </w:rPr>
-        <w:t>）互惠秩融合突破线性量纲瓶颈：</w:t>
-      </w:r>
-      <w:r>
-        <w:t>从简单线性混合</w:t>
-      </w:r>
-      <w:r>
-        <w:t xml:space="preserve"> M5</w:t>
-      </w:r>
-      <w:r>
-        <w:t>（</w:t>
-      </w:r>
-      <w:r>
-        <w:t>0.4391</w:t>
-      </w:r>
-      <w:r>
-        <w:t>）推进到无参数秩融合</w:t>
-      </w:r>
-      <w:r>
-        <w:t xml:space="preserve"> M6</w:t>
-      </w:r>
-      <w:r>
-        <w:t>（</w:t>
-      </w:r>
-      <w:r>
-        <w:t>0.4437</w:t>
-      </w:r>
-      <w:r>
-        <w:t>），宏</w:t>
-      </w:r>
-      <w:r>
-        <w:t xml:space="preserve"> F1 </w:t>
-      </w:r>
-      <w:r>
-        <w:t>显著跃升</w:t>
-      </w:r>
-      <w:r>
-        <w:t xml:space="preserve"> +0.0046</w:t>
-      </w:r>
-      <w:r>
-        <w:t>，平台提交分提高</w:t>
-      </w:r>
-      <w:r>
-        <w:t xml:space="preserve"> +0.36 </w:t>
-      </w:r>
-      <w:r>
-        <w:t>分。这证实了在序数空间内对齐相对位置能够彻底消除数值绝对刻度不一致带来的负面干扰。</w:t>
-      </w:r>
-    </w:p>
-    <w:p>
-      <w:pPr>
-        <w:ind w:firstLine="480"/>
-        <w:jc w:val="both"/>
-      </w:pPr>
-      <w:r>
-        <w:rPr>
-          <w:b/>
-          <w:bCs/>
-        </w:rPr>
-        <w:t>（</w:t>
-      </w:r>
-      <w:r>
-        <w:rPr>
-          <w:b/>
-          <w:bCs/>
-        </w:rPr>
-        <w:t>4</w:t>
-      </w:r>
-      <w:r>
-        <w:rPr>
-          <w:b/>
-          <w:bCs/>
-        </w:rPr>
-        <w:t>）最优传输正则化确立最佳泛化性能：</w:t>
-      </w:r>
-      <w:r>
-        <w:t>在</w:t>
-      </w:r>
-      <w:r>
-        <w:t xml:space="preserve"> RRF </w:t>
-      </w:r>
-      <w:r>
-        <w:t>基础上进一步施加双边际</w:t>
-      </w:r>
-      <w:r>
-        <w:t xml:space="preserve"> Sinkhorn </w:t>
-      </w:r>
-      <w:r>
-        <w:t>正则化（</w:t>
-      </w:r>
-      <w:r>
-        <w:t>M7</w:t>
-      </w:r>
-      <w:r>
-        <w:t>），验证集</w:t>
-      </w:r>
-      <w:r>
-        <w:t xml:space="preserve"> F1 </w:t>
-      </w:r>
-      <w:r>
-        <w:t>达到</w:t>
-      </w:r>
-      <w:r>
-        <w:t xml:space="preserve"> 0.4443</w:t>
-      </w:r>
-      <w:r>
-        <w:t>（多折融合下达</w:t>
-      </w:r>
-      <w:r>
-        <w:t xml:space="preserve"> 0.4453</w:t>
-      </w:r>
-      <w:r>
-        <w:t>），并在盲测榜单上斩获</w:t>
-      </w:r>
-      <w:r>
-        <w:t xml:space="preserve"> 45.7665 </w:t>
-      </w:r>
-      <w:r>
-        <w:t>的官方历史最高分。</w:t>
-      </w:r>
-    </w:p>
-    <w:p>
-      <w:pPr>
-        <w:pStyle w:val="2"/>
-        <w:keepNext/>
-      </w:pPr>
-      <w:bookmarkStart w:id="20" w:name="_Toc240817760"/>
-      <w:r>
-        <w:t>5.2</w:t>
-      </w:r>
-      <w:r>
-        <w:t xml:space="preserve">　同源命中与无命中极端切片互补机理</w:t>
-      </w:r>
-      <w:bookmarkEnd w:id="20"/>
-    </w:p>
-    <w:p>
-      <w:pPr>
-        <w:ind w:firstLine="480"/>
-        <w:jc w:val="both"/>
-      </w:pPr>
-      <w:r>
-        <w:t>图</w:t>
-      </w:r>
-      <w:r>
-        <w:t xml:space="preserve"> 5.1b </w:t>
-      </w:r>
-      <w:r>
-        <w:t>与图</w:t>
-      </w:r>
-      <w:r>
-        <w:t xml:space="preserve"> 5.2 </w:t>
-      </w:r>
-      <w:r>
-        <w:t>进一步显示了</w:t>
-      </w:r>
-      <w:r>
-        <w:t xml:space="preserve"> HDMR-Sinkhorn </w:t>
-      </w:r>
-      <w:r>
-        <w:t>架构内部的互补机制。在</w:t>
-      </w:r>
-      <w:r>
-        <w:t xml:space="preserve"> 21,012 </w:t>
-      </w:r>
-      <w:r>
-        <w:t>条具备比对命中的序列上，纯同源分支取得了</w:t>
-      </w:r>
-      <w:r>
-        <w:t xml:space="preserve"> 0.4400 </w:t>
-      </w:r>
-      <w:r>
-        <w:t>的高分；然而在</w:t>
-      </w:r>
-      <w:r>
-        <w:t xml:space="preserve"> 1,748 </w:t>
-      </w:r>
-      <w:r>
-        <w:t>条无同源命中的孤儿蛋白上，纯同源转移的</w:t>
-      </w:r>
-      <w:r>
-        <w:t xml:space="preserve"> F1 </w:t>
-      </w:r>
-      <w:r>
-        <w:t>急剧崩溃至</w:t>
-      </w:r>
-      <w:r>
-        <w:t xml:space="preserve"> 0.0577</w:t>
-      </w:r>
-      <w:r>
-        <w:t>（若去除</w:t>
-      </w:r>
-      <w:r>
-        <w:t xml:space="preserve"> k-mer </w:t>
-      </w:r>
-      <w:r>
-        <w:t>辅助，纯比对转移直接完全归零）。相反，纯深度学习分支（</w:t>
-      </w:r>
-      <w:r>
-        <w:t>M2-M4</w:t>
-      </w:r>
-      <w:r>
-        <w:t>）在孤儿蛋白切片上表现出了极强的鲁棒性，取得了</w:t>
-      </w:r>
-      <w:r>
-        <w:t xml:space="preserve"> 0.1024 </w:t>
-      </w:r>
-      <w:r>
-        <w:t>至</w:t>
-      </w:r>
-      <w:r>
-        <w:t xml:space="preserve"> 0.1224 </w:t>
-      </w:r>
-      <w:r>
-        <w:t>的高水平</w:t>
-      </w:r>
-      <w:r>
-        <w:t xml:space="preserve"> F1 </w:t>
-      </w:r>
-      <w:r>
-        <w:t>分数，构成了极端样本上的核心表征支撑。</w:t>
-      </w:r>
-    </w:p>
-    <w:p>
-      <w:pPr>
-        <w:keepNext/>
-        <w:spacing w:before="180" w:after="100" w:line="240" w:lineRule="auto"/>
-        <w:jc w:val="center"/>
-      </w:pPr>
-      <w:r>
-        <w:rPr>
-          <w:noProof/>
-        </w:rPr>
-        <w:drawing>
-          <wp:inline distT="0" distB="0" distL="0" distR="0" wp14:anchorId="192258A5" wp14:editId="55AF6677">
-            <wp:extent cx="4000500" cy="4000500"/>
-            <wp:effectExtent l="0" t="0" r="0" b="0"/>
-            <wp:docPr id="1032540591" name="图片 1032540591"/>
+            <wp:docPr id="600964960" name="图片 600964960"/>
             <wp:cNvGraphicFramePr>
               <a:graphicFrameLocks xmlns:a="http://schemas.openxmlformats.org/drawingml/2006/main" noChangeAspect="1"/>
             </wp:cNvGraphicFramePr>
@@ -15233,7 +14526,7 @@
                   <pic:spPr bwMode="auto">
                     <a:xfrm>
                       <a:off x="0" y="0"/>
-                      <a:ext cx="4000500" cy="4000500"/>
+                      <a:ext cx="5143500" cy="1952625"/>
                     </a:xfrm>
                     <a:prstGeom prst="rect">
                       <a:avLst/>
@@ -15268,7 +14561,7 @@
           <w:sz w:val="21"/>
           <w:szCs w:val="21"/>
         </w:rPr>
-        <w:t>5.2</w:t>
+        <w:t>5.1</w:t>
       </w:r>
       <w:r>
         <w:rPr>
@@ -15276,7 +14569,7 @@
           <w:sz w:val="21"/>
           <w:szCs w:val="21"/>
         </w:rPr>
-        <w:t xml:space="preserve">　多源模型在宏综合指标、精确率、召回率、</w:t>
+        <w:t xml:space="preserve">　模型迭代演化与切片性能综合对比：</w:t>
       </w:r>
       <w:r>
         <w:rPr>
@@ -15284,7 +14577,7 @@
           <w:sz w:val="21"/>
           <w:szCs w:val="21"/>
         </w:rPr>
-        <w:t xml:space="preserve">AUC </w:t>
+        <w:t xml:space="preserve">(a) </w:t>
       </w:r>
       <w:r>
         <w:rPr>
@@ -15292,7 +14585,55 @@
           <w:sz w:val="21"/>
           <w:szCs w:val="21"/>
         </w:rPr>
-        <w:t>以及极端切片上的多维雷达轮廓图</w:t>
+        <w:t>架构演进</w:t>
+      </w:r>
+      <w:r>
+        <w:rPr>
+          <w:rFonts w:eastAsia="黑体"/>
+          <w:sz w:val="21"/>
+          <w:szCs w:val="21"/>
+        </w:rPr>
+        <w:t xml:space="preserve"> Macro F1 </w:t>
+      </w:r>
+      <w:r>
+        <w:rPr>
+          <w:rFonts w:eastAsia="黑体"/>
+          <w:sz w:val="21"/>
+          <w:szCs w:val="21"/>
+        </w:rPr>
+        <w:t>评分；</w:t>
+      </w:r>
+      <w:r>
+        <w:rPr>
+          <w:rFonts w:eastAsia="黑体"/>
+          <w:sz w:val="21"/>
+          <w:szCs w:val="21"/>
+        </w:rPr>
+        <w:t xml:space="preserve">(b) Hit </w:t>
+      </w:r>
+      <w:r>
+        <w:rPr>
+          <w:rFonts w:eastAsia="黑体"/>
+          <w:sz w:val="21"/>
+          <w:szCs w:val="21"/>
+        </w:rPr>
+        <w:t>与</w:t>
+      </w:r>
+      <w:r>
+        <w:rPr>
+          <w:rFonts w:eastAsia="黑体"/>
+          <w:sz w:val="21"/>
+          <w:szCs w:val="21"/>
+        </w:rPr>
+        <w:t xml:space="preserve"> Miss </w:t>
+      </w:r>
+      <w:r>
+        <w:rPr>
+          <w:rFonts w:eastAsia="黑体"/>
+          <w:sz w:val="21"/>
+          <w:szCs w:val="21"/>
+        </w:rPr>
+        <w:t>子集性能对比</w:t>
       </w:r>
     </w:p>
     <w:p>
@@ -15317,7 +14658,7 @@
           <w:sz w:val="21"/>
           <w:szCs w:val="21"/>
         </w:rPr>
-        <w:t>5.2</w:t>
+        <w:t>5.1</w:t>
       </w:r>
       <w:r>
         <w:rPr>
@@ -15325,7 +14666,7 @@
           <w:sz w:val="21"/>
           <w:szCs w:val="21"/>
         </w:rPr>
-        <w:t xml:space="preserve">  Multi-metric radar profiling of key paradigms</w:t>
+        <w:t xml:space="preserve">  Model evolution and subset-slice comparison</w:t>
       </w:r>
     </w:p>
     <w:p>
@@ -15334,106 +14675,304 @@
         <w:jc w:val="both"/>
       </w:pPr>
       <w:r>
-        <w:t>当双路径特征在</w:t>
-      </w:r>
-      <w:r>
-        <w:t xml:space="preserve"> HDMR-Sinkhorn </w:t>
-      </w:r>
-      <w:r>
-        <w:t>框架中完成序数与边际对齐后，两路形成了明确分工：在</w:t>
-      </w:r>
-      <w:r>
-        <w:t xml:space="preserve"> Hit </w:t>
-      </w:r>
-      <w:r>
-        <w:t>子集上，</w:t>
-      </w:r>
-      <w:r>
-        <w:t xml:space="preserve">RRF </w:t>
-      </w:r>
-      <w:r>
-        <w:t>保留了同源比对的高置信排序，将</w:t>
-      </w:r>
-      <w:r>
-        <w:t xml:space="preserve"> F1 </w:t>
-      </w:r>
-      <w:r>
-        <w:t>推进至</w:t>
-      </w:r>
-      <w:r>
-        <w:t xml:space="preserve"> 0.4532</w:t>
-      </w:r>
-      <w:r>
-        <w:t>；在</w:t>
-      </w:r>
-      <w:r>
-        <w:t xml:space="preserve"> Miss </w:t>
-      </w:r>
-      <w:r>
-        <w:t>子集上，由于同源比对在全零背景下被自动抑制，深度感知分支完全主导推断，并经</w:t>
-      </w:r>
-      <w:r>
-        <w:t xml:space="preserve"> Sinkhorn </w:t>
-      </w:r>
-      <w:r>
-        <w:t>边际拉齐，使孤儿序列预测</w:t>
-      </w:r>
-      <w:r>
-        <w:t xml:space="preserve"> F1 </w:t>
-      </w:r>
-      <w:r>
-        <w:t>从</w:t>
-      </w:r>
-      <w:r>
-        <w:t xml:space="preserve"> 0.0577 </w:t>
-      </w:r>
-      <w:r>
-        <w:t>提升至</w:t>
-      </w:r>
-      <w:r>
-        <w:t xml:space="preserve"> 0.0762</w:t>
-      </w:r>
-      <w:r>
-        <w:t>（相对净增量高达</w:t>
-      </w:r>
-      <w:r>
-        <w:t xml:space="preserve"> 32.1%</w:t>
-      </w:r>
-      <w:r>
-        <w:t>）。雷达图（图</w:t>
-      </w:r>
-      <w:r>
-        <w:t xml:space="preserve"> 5.2</w:t>
-      </w:r>
-      <w:r>
-        <w:t>）中，</w:t>
-      </w:r>
-      <w:r>
-        <w:t xml:space="preserve">HDMR-Sinkhorn </w:t>
-      </w:r>
-      <w:r>
-        <w:t>在全部</w:t>
-      </w:r>
-      <w:r>
-        <w:t xml:space="preserve"> 6 </w:t>
-      </w:r>
-      <w:r>
-        <w:t>个维度上的外轮廓均最大。</w:t>
+        <w:t>从表</w:t>
+      </w:r>
+      <w:r>
+        <w:t xml:space="preserve"> 5.1 </w:t>
+      </w:r>
+      <w:r>
+        <w:t>与图</w:t>
+      </w:r>
+      <w:r>
+        <w:t xml:space="preserve"> 5.1 </w:t>
+      </w:r>
+      <w:r>
+        <w:t>的实验数据中可以提炼出四条关键规律：</w:t>
       </w:r>
     </w:p>
     <w:p>
       <w:pPr>
+        <w:ind w:firstLine="480"/>
+        <w:jc w:val="both"/>
+      </w:pPr>
+      <w:r>
+        <w:rPr>
+          <w:b/>
+          <w:bCs/>
+        </w:rPr>
+        <w:t>（</w:t>
+      </w:r>
+      <w:r>
+        <w:rPr>
+          <w:b/>
+          <w:bCs/>
+        </w:rPr>
+        <w:t>1</w:t>
+      </w:r>
+      <w:r>
+        <w:rPr>
+          <w:b/>
+          <w:bCs/>
+        </w:rPr>
+        <w:t>）同源分支是性能底座：</w:t>
+      </w:r>
+      <w:r>
+        <w:t>仅依赖同源比对与</w:t>
+      </w:r>
+      <w:r>
+        <w:t xml:space="preserve"> k-mer </w:t>
+      </w:r>
+      <w:r>
+        <w:t>频数转移的</w:t>
+      </w:r>
+      <w:r>
+        <w:t xml:space="preserve"> M1 </w:t>
+      </w:r>
+      <w:r>
+        <w:t>即可达到</w:t>
+      </w:r>
+      <w:r>
+        <w:t xml:space="preserve"> 0.4312 </w:t>
+      </w:r>
+      <w:r>
+        <w:t>的</w:t>
+      </w:r>
+      <w:r>
+        <w:t xml:space="preserve"> Macro F1</w:t>
+      </w:r>
+      <w:r>
+        <w:t>，证明在自然进化保守性成立时，近缘序列具有极高的功能可转移性。</w:t>
+      </w:r>
+    </w:p>
+    <w:p>
+      <w:pPr>
+        <w:ind w:firstLine="480"/>
+        <w:jc w:val="both"/>
+      </w:pPr>
+      <w:r>
+        <w:rPr>
+          <w:b/>
+          <w:bCs/>
+        </w:rPr>
+        <w:t>（</w:t>
+      </w:r>
+      <w:r>
+        <w:rPr>
+          <w:b/>
+          <w:bCs/>
+        </w:rPr>
+        <w:t>2</w:t>
+      </w:r>
+      <w:r>
+        <w:rPr>
+          <w:b/>
+          <w:bCs/>
+        </w:rPr>
+        <w:t>）注意力机制强化了局部特征判别：</w:t>
+      </w:r>
+      <w:r>
+        <w:t>对比</w:t>
+      </w:r>
+      <w:r>
+        <w:t xml:space="preserve"> M2 </w:t>
+      </w:r>
+      <w:r>
+        <w:t>与</w:t>
+      </w:r>
+      <w:r>
+        <w:t xml:space="preserve"> M3</w:t>
+      </w:r>
+      <w:r>
+        <w:t>，在多尺度一维卷积中引入</w:t>
+      </w:r>
+      <w:r>
+        <w:t xml:space="preserve"> CSRA </w:t>
+      </w:r>
+      <w:r>
+        <w:t>类别特异性注意力后，独立卷积的</w:t>
+      </w:r>
+      <w:r>
+        <w:t xml:space="preserve"> Macro F1 </w:t>
+      </w:r>
+      <w:r>
+        <w:t>从</w:t>
+      </w:r>
+      <w:r>
+        <w:t xml:space="preserve"> 0.2713 </w:t>
+      </w:r>
+      <w:r>
+        <w:t>提升至</w:t>
+      </w:r>
+      <w:r>
+        <w:t xml:space="preserve"> 0.3004</w:t>
+      </w:r>
+      <w:r>
+        <w:t>（净增</w:t>
+      </w:r>
+      <w:r>
+        <w:t xml:space="preserve"> +0.0291</w:t>
+      </w:r>
+      <w:r>
+        <w:t>），证明残基级注意力能够精确定位对特定化学催化起决定作用的关键氨基酸位点。</w:t>
+      </w:r>
+    </w:p>
+    <w:p>
+      <w:pPr>
+        <w:ind w:firstLine="480"/>
+        <w:jc w:val="both"/>
+      </w:pPr>
+      <w:r>
+        <w:rPr>
+          <w:b/>
+          <w:bCs/>
+        </w:rPr>
+        <w:t>（</w:t>
+      </w:r>
+      <w:r>
+        <w:rPr>
+          <w:b/>
+          <w:bCs/>
+        </w:rPr>
+        <w:t>3</w:t>
+      </w:r>
+      <w:r>
+        <w:rPr>
+          <w:b/>
+          <w:bCs/>
+        </w:rPr>
+        <w:t>）互惠秩融合突破线性量纲瓶颈：</w:t>
+      </w:r>
+      <w:r>
+        <w:t>从简单线性混合</w:t>
+      </w:r>
+      <w:r>
+        <w:t xml:space="preserve"> M5</w:t>
+      </w:r>
+      <w:r>
+        <w:t>（</w:t>
+      </w:r>
+      <w:r>
+        <w:t>0.4391</w:t>
+      </w:r>
+      <w:r>
+        <w:t>）推进到无参数秩融合</w:t>
+      </w:r>
+      <w:r>
+        <w:t xml:space="preserve"> M6</w:t>
+      </w:r>
+      <w:r>
+        <w:t>（</w:t>
+      </w:r>
+      <w:r>
+        <w:t>0.4437</w:t>
+      </w:r>
+      <w:r>
+        <w:t>），宏</w:t>
+      </w:r>
+      <w:r>
+        <w:t xml:space="preserve"> F1 </w:t>
+      </w:r>
+      <w:r>
+        <w:t>显著跃升</w:t>
+      </w:r>
+      <w:r>
+        <w:t xml:space="preserve"> +0.0046</w:t>
+      </w:r>
+      <w:r>
+        <w:t>，平台提交分提高</w:t>
+      </w:r>
+      <w:r>
+        <w:t xml:space="preserve"> +0.36 </w:t>
+      </w:r>
+      <w:r>
+        <w:t>分。这证实了在序数空间内对齐相对位置能够彻底消除数值绝对刻度不一致带来的负面干扰。</w:t>
+      </w:r>
+    </w:p>
+    <w:p>
+      <w:pPr>
+        <w:ind w:firstLine="480"/>
+        <w:jc w:val="both"/>
+      </w:pPr>
+      <w:r>
+        <w:rPr>
+          <w:b/>
+          <w:bCs/>
+        </w:rPr>
+        <w:t>（</w:t>
+      </w:r>
+      <w:r>
+        <w:rPr>
+          <w:b/>
+          <w:bCs/>
+        </w:rPr>
+        <w:t>4</w:t>
+      </w:r>
+      <w:r>
+        <w:rPr>
+          <w:b/>
+          <w:bCs/>
+        </w:rPr>
+        <w:t>）最优传输正则化确立最佳泛化性能：</w:t>
+      </w:r>
+      <w:r>
+        <w:t>在</w:t>
+      </w:r>
+      <w:r>
+        <w:t xml:space="preserve"> RRF </w:t>
+      </w:r>
+      <w:r>
+        <w:t>基础上进一步施加双边际</w:t>
+      </w:r>
+      <w:r>
+        <w:t xml:space="preserve"> Sinkhorn </w:t>
+      </w:r>
+      <w:r>
+        <w:t>正则化（</w:t>
+      </w:r>
+      <w:r>
+        <w:t>M7</w:t>
+      </w:r>
+      <w:r>
+        <w:t>），验证集</w:t>
+      </w:r>
+      <w:r>
+        <w:t xml:space="preserve"> F1 </w:t>
+      </w:r>
+      <w:r>
+        <w:t>达到</w:t>
+      </w:r>
+      <w:r>
+        <w:t xml:space="preserve"> 0.4443</w:t>
+      </w:r>
+      <w:r>
+        <w:t>（多折融合下达</w:t>
+      </w:r>
+      <w:r>
+        <w:t xml:space="preserve"> 0.4453</w:t>
+      </w:r>
+      <w:r>
+        <w:t>），并在盲测榜单上斩获</w:t>
+      </w:r>
+      <w:r>
+        <w:t xml:space="preserve"> 45.7665 </w:t>
+      </w:r>
+      <w:r>
+        <w:t>的官方历史最高分。</w:t>
+      </w:r>
+    </w:p>
+    <w:p>
+      <w:pPr>
         <w:pStyle w:val="2"/>
         <w:keepNext/>
       </w:pPr>
-      <w:bookmarkStart w:id="21" w:name="_Toc240817761"/>
-      <w:r>
-        <w:t>5.3</w:t>
-      </w:r>
-      <w:r>
-        <w:t xml:space="preserve">　超参数响应曲面与稳定性分析</w:t>
-      </w:r>
-      <w:bookmarkEnd w:id="21"/>
+      <w:bookmarkStart w:id="20" w:name="_Toc241140369"/>
+      <w:r>
+        <w:t>5.2</w:t>
+      </w:r>
+      <w:r>
+        <w:t xml:space="preserve">　同源命中与无命中极端切片互补机理</w:t>
+      </w:r>
+      <w:bookmarkEnd w:id="20"/>
     </w:p>
     <w:p>
       <w:pPr>
@@ -15441,19 +14980,85 @@
         <w:jc w:val="both"/>
       </w:pPr>
       <w:r>
-        <w:t>为了验证</w:t>
+        <w:t>图</w:t>
+      </w:r>
+      <w:r>
+        <w:t xml:space="preserve"> 5.1b </w:t>
+      </w:r>
+      <w:r>
+        <w:t>与图</w:t>
+      </w:r>
+      <w:r>
+        <w:t xml:space="preserve"> 5.2 </w:t>
+      </w:r>
+      <w:r>
+        <w:t>进一步显示了</w:t>
       </w:r>
       <w:r>
         <w:t xml:space="preserve"> HDMR-Sinkhorn </w:t>
       </w:r>
       <w:r>
-        <w:t>框架各超参数的鲁棒性与平滑凸性，我们对核心决策超参数做网格扫描，如图</w:t>
-      </w:r>
-      <w:r>
-        <w:t xml:space="preserve"> 5.3 </w:t>
-      </w:r>
-      <w:r>
-        <w:t>所示。</w:t>
+        <w:t>架构内部的互补机制。在</w:t>
+      </w:r>
+      <w:r>
+        <w:t xml:space="preserve"> 21,012 </w:t>
+      </w:r>
+      <w:r>
+        <w:t>条具备比对命中的序列上，纯同源分支取得了</w:t>
+      </w:r>
+      <w:r>
+        <w:t xml:space="preserve"> 0.4400 </w:t>
+      </w:r>
+      <w:r>
+        <w:t>的高分；然而在</w:t>
+      </w:r>
+      <w:r>
+        <w:t xml:space="preserve"> 1,748 </w:t>
+      </w:r>
+      <w:r>
+        <w:t>条无同源命中的孤儿蛋白上，纯同源转移的</w:t>
+      </w:r>
+      <w:r>
+        <w:t xml:space="preserve"> F1 </w:t>
+      </w:r>
+      <w:r>
+        <w:t>急剧崩溃至</w:t>
+      </w:r>
+      <w:r>
+        <w:t xml:space="preserve"> 0.0577</w:t>
+      </w:r>
+      <w:r>
+        <w:t>（若去除</w:t>
+      </w:r>
+      <w:r>
+        <w:t xml:space="preserve"> k-mer </w:t>
+      </w:r>
+      <w:r>
+        <w:t>辅助，纯比对转移直接完全归零）。相反，纯深度学习分支（</w:t>
+      </w:r>
+      <w:r>
+        <w:t>M2-M4</w:t>
+      </w:r>
+      <w:r>
+        <w:t>）在孤儿蛋白切片上表现出了极强的鲁棒性，取得了</w:t>
+      </w:r>
+      <w:r>
+        <w:t xml:space="preserve"> 0.1024 </w:t>
+      </w:r>
+      <w:r>
+        <w:t>至</w:t>
+      </w:r>
+      <w:r>
+        <w:t xml:space="preserve"> 0.1224 </w:t>
+      </w:r>
+      <w:r>
+        <w:t>的高水平</w:t>
+      </w:r>
+      <w:r>
+        <w:t xml:space="preserve"> F1 </w:t>
+      </w:r>
+      <w:r>
+        <w:t>分数，构成了极端样本上的核心表征支撑。</w:t>
       </w:r>
     </w:p>
     <w:p>
@@ -15467,10 +15072,10 @@
           <w:noProof/>
         </w:rPr>
         <w:drawing>
-          <wp:inline distT="0" distB="0" distL="0" distR="0" wp14:anchorId="44FAC9BB" wp14:editId="6419F75A">
-            <wp:extent cx="5143500" cy="1895475"/>
+          <wp:inline distT="0" distB="0" distL="0" distR="0" wp14:anchorId="30362066" wp14:editId="2785A825">
+            <wp:extent cx="4000500" cy="4000500"/>
             <wp:effectExtent l="0" t="0" r="0" b="0"/>
-            <wp:docPr id="1023432767" name="图片 1023432767"/>
+            <wp:docPr id="770076792" name="图片 770076792"/>
             <wp:cNvGraphicFramePr>
               <a:graphicFrameLocks xmlns:a="http://schemas.openxmlformats.org/drawingml/2006/main" noChangeAspect="1"/>
             </wp:cNvGraphicFramePr>
@@ -15493,7 +15098,7 @@
                   <pic:spPr bwMode="auto">
                     <a:xfrm>
                       <a:off x="0" y="0"/>
-                      <a:ext cx="5143500" cy="1895475"/>
+                      <a:ext cx="4000500" cy="4000500"/>
                     </a:xfrm>
                     <a:prstGeom prst="rect">
                       <a:avLst/>
@@ -15528,7 +15133,7 @@
           <w:sz w:val="21"/>
           <w:szCs w:val="21"/>
         </w:rPr>
-        <w:t>5.3</w:t>
+        <w:t>5.2</w:t>
       </w:r>
       <w:r>
         <w:rPr>
@@ -15536,7 +15141,7 @@
           <w:sz w:val="21"/>
           <w:szCs w:val="21"/>
         </w:rPr>
-        <w:t xml:space="preserve">　核心模块超参数响应热力图：</w:t>
+        <w:t xml:space="preserve">　多源模型在宏综合指标、精确率、召回率、</w:t>
       </w:r>
       <w:r>
         <w:rPr>
@@ -15544,7 +15149,7 @@
           <w:sz w:val="21"/>
           <w:szCs w:val="21"/>
         </w:rPr>
-        <w:t xml:space="preserve">(a) RRF </w:t>
+        <w:t xml:space="preserve">AUC </w:t>
       </w:r>
       <w:r>
         <w:rPr>
@@ -15552,79 +15157,7 @@
           <w:sz w:val="21"/>
           <w:szCs w:val="21"/>
         </w:rPr>
-        <w:t>阻尼系数</w:t>
-      </w:r>
-      <w:r>
-        <w:rPr>
-          <w:rFonts w:eastAsia="黑体"/>
-          <w:sz w:val="21"/>
-          <w:szCs w:val="21"/>
-        </w:rPr>
-        <w:t xml:space="preserve"> k </w:t>
-      </w:r>
-      <w:r>
-        <w:rPr>
-          <w:rFonts w:eastAsia="黑体"/>
-          <w:sz w:val="21"/>
-          <w:szCs w:val="21"/>
-        </w:rPr>
-        <w:t>与混合权重</w:t>
-      </w:r>
-      <w:r>
-        <w:rPr>
-          <w:rFonts w:eastAsia="黑体"/>
-          <w:sz w:val="21"/>
-          <w:szCs w:val="21"/>
-        </w:rPr>
-        <w:t xml:space="preserve"> β</w:t>
-      </w:r>
-      <w:r>
-        <w:rPr>
-          <w:rFonts w:eastAsia="黑体"/>
-          <w:sz w:val="21"/>
-          <w:szCs w:val="21"/>
-        </w:rPr>
-        <w:t>；</w:t>
-      </w:r>
-      <w:r>
-        <w:rPr>
-          <w:rFonts w:eastAsia="黑体"/>
-          <w:sz w:val="21"/>
-          <w:szCs w:val="21"/>
-        </w:rPr>
-        <w:t xml:space="preserve">(b) </w:t>
-      </w:r>
-      <w:r>
-        <w:rPr>
-          <w:rFonts w:eastAsia="黑体"/>
-          <w:sz w:val="21"/>
-          <w:szCs w:val="21"/>
-        </w:rPr>
-        <w:t>最优传输平滑温度</w:t>
-      </w:r>
-      <w:r>
-        <w:rPr>
-          <w:rFonts w:eastAsia="黑体"/>
-          <w:sz w:val="21"/>
-          <w:szCs w:val="21"/>
-        </w:rPr>
-        <w:t xml:space="preserve"> τ </w:t>
-      </w:r>
-      <w:r>
-        <w:rPr>
-          <w:rFonts w:eastAsia="黑体"/>
-          <w:sz w:val="21"/>
-          <w:szCs w:val="21"/>
-        </w:rPr>
-        <w:t>与正则化混合比</w:t>
-      </w:r>
-      <w:r>
-        <w:rPr>
-          <w:rFonts w:eastAsia="黑体"/>
-          <w:sz w:val="21"/>
-          <w:szCs w:val="21"/>
-        </w:rPr>
-        <w:t xml:space="preserve"> α</w:t>
+        <w:t>以及极端切片上的多维雷达轮廓图</w:t>
       </w:r>
     </w:p>
     <w:p>
@@ -15649,7 +15182,7 @@
           <w:sz w:val="21"/>
           <w:szCs w:val="21"/>
         </w:rPr>
-        <w:t>5.3</w:t>
+        <w:t>5.2</w:t>
       </w:r>
       <w:r>
         <w:rPr>
@@ -15657,7 +15190,7 @@
           <w:sz w:val="21"/>
           <w:szCs w:val="21"/>
         </w:rPr>
-        <w:t xml:space="preserve">  Hyperparameter response surfaces of RRF and Sinkhorn</w:t>
+        <w:t xml:space="preserve">  Multi-metric radar profiling of key paradigms</w:t>
       </w:r>
     </w:p>
     <w:p>
@@ -15666,348 +15199,123 @@
         <w:jc w:val="both"/>
       </w:pPr>
       <w:r>
-        <w:t>图</w:t>
-      </w:r>
-      <w:r>
-        <w:t xml:space="preserve"> 5.3a </w:t>
-      </w:r>
-      <w:r>
-        <w:t>展现了</w:t>
-      </w:r>
-      <w:r>
-        <w:t xml:space="preserve"> RRF </w:t>
-      </w:r>
-      <w:r>
-        <w:t>阻尼常数</w:t>
-      </w:r>
-      <w:r>
-        <w:t xml:space="preserve"> </w:t>
-      </w:r>
-      <w:r>
-        <w:rPr>
-          <w:i/>
-          <w:iCs/>
-        </w:rPr>
-        <w:t>k ∈ {10, 20, 30, 40, 50, 60}</w:t>
-      </w:r>
-      <w:r>
-        <w:t xml:space="preserve"> </w:t>
-      </w:r>
-      <w:r>
-        <w:t>与权重</w:t>
-      </w:r>
-      <w:r>
-        <w:t xml:space="preserve"> </w:t>
-      </w:r>
-      <w:r>
-        <w:rPr>
-          <w:i/>
-          <w:iCs/>
-        </w:rPr>
-        <w:t>β ∈ [0.10, 1.00]</w:t>
-      </w:r>
-      <w:r>
-        <w:t xml:space="preserve"> </w:t>
-      </w:r>
-      <w:r>
-        <w:t>的二维响应曲面。系统在</w:t>
-      </w:r>
-      <w:r>
-        <w:t xml:space="preserve"> </w:t>
-      </w:r>
-      <w:r>
-        <w:rPr>
-          <w:i/>
-          <w:iCs/>
-        </w:rPr>
-        <w:t>k = 30, β = 0.50</w:t>
-      </w:r>
-      <w:r>
-        <w:t xml:space="preserve"> </w:t>
-      </w:r>
-      <w:r>
-        <w:t>处取得全局最优点。曲面呈现平缓的单峰凸状：过小的</w:t>
-      </w:r>
-      <w:r>
-        <w:t xml:space="preserve"> </w:t>
-      </w:r>
-      <w:r>
-        <w:rPr>
-          <w:i/>
-          <w:iCs/>
-        </w:rPr>
-        <w:t>k</w:t>
-      </w:r>
-      <w:r>
-        <w:t xml:space="preserve"> </w:t>
-      </w:r>
-      <w:r>
-        <w:t>会过度放大排位第一项的权重，而过大的</w:t>
-      </w:r>
-      <w:r>
-        <w:t xml:space="preserve"> </w:t>
-      </w:r>
-      <w:r>
-        <w:rPr>
-          <w:i/>
-          <w:iCs/>
-        </w:rPr>
-        <w:t>k</w:t>
-      </w:r>
-      <w:r>
-        <w:t xml:space="preserve"> </w:t>
-      </w:r>
-      <w:r>
-        <w:t>会使序数倒数衰减趋于均匀；</w:t>
-      </w:r>
-      <w:r>
-        <w:rPr>
-          <w:i/>
-          <w:iCs/>
-        </w:rPr>
-        <w:t>β</w:t>
-      </w:r>
-      <w:r>
-        <w:t xml:space="preserve"> </w:t>
-      </w:r>
-      <w:r>
-        <w:t>在</w:t>
-      </w:r>
-      <w:r>
-        <w:t xml:space="preserve"> 0.4 </w:t>
-      </w:r>
-      <w:r>
-        <w:t>至</w:t>
-      </w:r>
-      <w:r>
-        <w:t xml:space="preserve"> 0.6 </w:t>
-      </w:r>
-      <w:r>
-        <w:t>区间均具有极佳的性能稳定性。</w:t>
+        <w:t>当双路径特征在</w:t>
+      </w:r>
+      <w:r>
+        <w:t xml:space="preserve"> HDMR-Sinkhorn </w:t>
+      </w:r>
+      <w:r>
+        <w:t>框架中完成序数与边际对齐后，两路形成了明确分工：在</w:t>
+      </w:r>
+      <w:r>
+        <w:t xml:space="preserve"> Hit </w:t>
+      </w:r>
+      <w:r>
+        <w:t>子集上，</w:t>
+      </w:r>
+      <w:r>
+        <w:t xml:space="preserve">RRF </w:t>
+      </w:r>
+      <w:r>
+        <w:t>保留了同源比对的高置信排序，将</w:t>
+      </w:r>
+      <w:r>
+        <w:t xml:space="preserve"> F1 </w:t>
+      </w:r>
+      <w:r>
+        <w:t>推进至</w:t>
+      </w:r>
+      <w:r>
+        <w:t xml:space="preserve"> 0.4532</w:t>
+      </w:r>
+      <w:r>
+        <w:t>；在</w:t>
+      </w:r>
+      <w:r>
+        <w:t xml:space="preserve"> Miss </w:t>
+      </w:r>
+      <w:r>
+        <w:t>子集上，由于同源比对在全零背景下被自动抑制，深度感知分支完全主导推断，并经</w:t>
+      </w:r>
+      <w:r>
+        <w:t xml:space="preserve"> Sinkhorn </w:t>
+      </w:r>
+      <w:r>
+        <w:t>边际拉齐，使孤儿序列预测</w:t>
+      </w:r>
+      <w:r>
+        <w:t xml:space="preserve"> F1 </w:t>
+      </w:r>
+      <w:r>
+        <w:t>从</w:t>
+      </w:r>
+      <w:r>
+        <w:t xml:space="preserve"> 0.0577 </w:t>
+      </w:r>
+      <w:r>
+        <w:t>提升至</w:t>
+      </w:r>
+      <w:r>
+        <w:t xml:space="preserve"> 0.0762</w:t>
+      </w:r>
+      <w:r>
+        <w:t>（相对净增量高达</w:t>
+      </w:r>
+      <w:r>
+        <w:t xml:space="preserve"> 32.1%</w:t>
+      </w:r>
+      <w:r>
+        <w:t>）。雷达图（图</w:t>
+      </w:r>
+      <w:r>
+        <w:t xml:space="preserve"> 5.2</w:t>
+      </w:r>
+      <w:r>
+        <w:t>）中，</w:t>
+      </w:r>
+      <w:r>
+        <w:t xml:space="preserve">HDMR-Sinkhorn </w:t>
+      </w:r>
+      <w:r>
+        <w:t>在全部</w:t>
+      </w:r>
+      <w:r>
+        <w:t xml:space="preserve"> 6 </w:t>
+      </w:r>
+      <w:r>
+        <w:t>个维度上的外轮廓均最大。</w:t>
       </w:r>
     </w:p>
     <w:p>
       <w:pPr>
+        <w:pStyle w:val="2"/>
+        <w:keepNext/>
+      </w:pPr>
+      <w:bookmarkStart w:id="21" w:name="_Toc241140370"/>
+      <w:r>
+        <w:t>5.3</w:t>
+      </w:r>
+      <w:r>
+        <w:t xml:space="preserve">　超参数响应曲面与稳定性分析</w:t>
+      </w:r>
+      <w:bookmarkEnd w:id="21"/>
+    </w:p>
+    <w:p>
+      <w:pPr>
         <w:ind w:firstLine="480"/>
         <w:jc w:val="both"/>
       </w:pPr>
       <w:r>
-        <w:t>图</w:t>
-      </w:r>
-      <w:r>
-        <w:t xml:space="preserve"> 5.3b </w:t>
-      </w:r>
-      <w:r>
-        <w:t>展示了</w:t>
-      </w:r>
-      <w:r>
-        <w:t xml:space="preserve"> Sinkhorn </w:t>
-      </w:r>
-      <w:r>
-        <w:t>正则化平滑温度</w:t>
-      </w:r>
-      <w:r>
-        <w:t xml:space="preserve"> </w:t>
-      </w:r>
-      <w:r>
-        <w:rPr>
-          <w:i/>
-          <w:iCs/>
-        </w:rPr>
-        <w:t>τ ∈ [0.05, 0.50]</w:t>
-      </w:r>
-      <w:r>
-        <w:t xml:space="preserve"> </w:t>
-      </w:r>
-      <w:r>
-        <w:t>与混合权重</w:t>
-      </w:r>
-      <w:r>
-        <w:t xml:space="preserve"> </w:t>
-      </w:r>
-      <w:r>
-        <w:rPr>
-          <w:i/>
-          <w:iCs/>
-        </w:rPr>
-        <w:t>α</w:t>
-      </w:r>
-      <w:r>
-        <w:rPr>
-          <w:i/>
-          <w:iCs/>
-          <w:sz w:val="21"/>
-          <w:szCs w:val="21"/>
-          <w:vertAlign w:val="subscript"/>
-        </w:rPr>
-        <w:t>s</w:t>
-      </w:r>
-      <w:r>
-        <w:rPr>
-          <w:i/>
-          <w:iCs/>
-        </w:rPr>
-        <w:t>k ∈ [0.20, 1.00]</w:t>
-      </w:r>
-      <w:r>
-        <w:t xml:space="preserve"> </w:t>
-      </w:r>
-      <w:r>
-        <w:t>的响应曲面。最优平稳鞍点锁定在</w:t>
-      </w:r>
-      <w:r>
-        <w:t xml:space="preserve"> </w:t>
-      </w:r>
-      <w:r>
-        <w:rPr>
-          <w:i/>
-          <w:iCs/>
-        </w:rPr>
-        <w:t>τ = 0.20, α</w:t>
-      </w:r>
-      <w:r>
-        <w:rPr>
-          <w:i/>
-          <w:iCs/>
-          <w:sz w:val="21"/>
-          <w:szCs w:val="21"/>
-          <w:vertAlign w:val="subscript"/>
-        </w:rPr>
-        <w:t>s</w:t>
-      </w:r>
-      <w:r>
-        <w:rPr>
-          <w:i/>
-          <w:iCs/>
-        </w:rPr>
-        <w:t>k = 0.60</w:t>
-      </w:r>
-      <w:r>
-        <w:t>。当</w:t>
-      </w:r>
-      <w:r>
-        <w:t xml:space="preserve"> </w:t>
-      </w:r>
-      <w:r>
-        <w:rPr>
-          <w:i/>
-          <w:iCs/>
-        </w:rPr>
-        <w:t>τ</w:t>
-      </w:r>
-      <w:r>
-        <w:t xml:space="preserve"> </w:t>
-      </w:r>
-      <w:r>
-        <w:t>过小时，熵惩罚不足导致求解器逼近硬性奇异分配，易诱发数值溢出；当</w:t>
-      </w:r>
-      <w:r>
-        <w:t xml:space="preserve"> </w:t>
-      </w:r>
-      <w:r>
-        <w:rPr>
-          <w:i/>
-          <w:iCs/>
-        </w:rPr>
-        <w:t>τ</w:t>
-      </w:r>
-      <w:r>
-        <w:t xml:space="preserve"> </w:t>
-      </w:r>
-      <w:r>
-        <w:t>过大时，分配矩阵趋于均匀模糊，损失判别边界。最优参数位于宽阔平缓的高原中心，展现了极强的数值工程稳定性。</w:t>
-      </w:r>
-    </w:p>
-    <w:p>
-      <w:pPr>
-        <w:pStyle w:val="2"/>
-        <w:keepNext/>
-      </w:pPr>
-      <w:bookmarkStart w:id="22" w:name="_Toc240817762"/>
-      <w:r>
-        <w:t>5.4</w:t>
-      </w:r>
-      <w:r>
-        <w:t xml:space="preserve">　功能标签长尾分层消融验证</w:t>
-      </w:r>
-      <w:bookmarkEnd w:id="22"/>
-    </w:p>
-    <w:p>
-      <w:pPr>
-        <w:ind w:firstLine="480"/>
-        <w:jc w:val="both"/>
-      </w:pPr>
-      <w:r>
-        <w:t>针对第</w:t>
-      </w:r>
-      <w:r>
-        <w:t xml:space="preserve"> 2.5 </w:t>
-      </w:r>
-      <w:r>
-        <w:t>节刻画的中重度不平衡结构，我们进一步将标签划分为</w:t>
-      </w:r>
-      <w:r>
-        <w:t xml:space="preserve"> Head </w:t>
-      </w:r>
-      <w:r>
-        <w:t>头部（前</w:t>
-      </w:r>
-      <w:r>
-        <w:t xml:space="preserve"> 20%</w:t>
-      </w:r>
-      <w:r>
-        <w:t>，频次</w:t>
-      </w:r>
-      <w:r>
-        <w:t xml:space="preserve"> &gt;5,400</w:t>
-      </w:r>
-      <w:r>
-        <w:t>）、</w:t>
-      </w:r>
-      <w:r>
-        <w:t xml:space="preserve">Medium </w:t>
-      </w:r>
-      <w:r>
-        <w:t>中频（中间</w:t>
-      </w:r>
-      <w:r>
-        <w:t xml:space="preserve"> 30%</w:t>
-      </w:r>
-      <w:r>
-        <w:t>，频次</w:t>
-      </w:r>
-      <w:r>
-        <w:t xml:space="preserve"> 2,600~5,400</w:t>
-      </w:r>
-      <w:r>
-        <w:t>）与</w:t>
-      </w:r>
-      <w:r>
-        <w:t xml:space="preserve"> Tail </w:t>
-      </w:r>
-      <w:r>
-        <w:t>尾部（后</w:t>
-      </w:r>
-      <w:r>
-        <w:t xml:space="preserve"> 50%</w:t>
-      </w:r>
-      <w:r>
-        <w:t>，频次</w:t>
-      </w:r>
-      <w:r>
-        <w:t xml:space="preserve"> &lt;2,600</w:t>
-      </w:r>
-      <w:r>
-        <w:t>）三个层级，并对比各模型的逐层宏</w:t>
-      </w:r>
-      <w:r>
-        <w:t xml:space="preserve"> F1 </w:t>
-      </w:r>
-      <w:r>
-        <w:t>表现，如图</w:t>
-      </w:r>
-      <w:r>
-        <w:t xml:space="preserve"> 5.4 </w:t>
+        <w:t>为了验证</w:t>
+      </w:r>
+      <w:r>
+        <w:t xml:space="preserve"> HDMR-Sinkhorn </w:t>
+      </w:r>
+      <w:r>
+        <w:t>框架各超参数的鲁棒性与平滑凸性，我们对核心决策超参数做网格扫描，如图</w:t>
+      </w:r>
+      <w:r>
+        <w:t xml:space="preserve"> 5.3 </w:t>
       </w:r>
       <w:r>
         <w:t>所示。</w:t>
@@ -16024,10 +15332,10 @@
           <w:noProof/>
         </w:rPr>
         <w:drawing>
-          <wp:inline distT="0" distB="0" distL="0" distR="0" wp14:anchorId="53333187" wp14:editId="6DFFEF37">
-            <wp:extent cx="4572000" cy="2286000"/>
+          <wp:inline distT="0" distB="0" distL="0" distR="0" wp14:anchorId="4D906B08" wp14:editId="3866F8B5">
+            <wp:extent cx="5143500" cy="1895475"/>
             <wp:effectExtent l="0" t="0" r="0" b="0"/>
-            <wp:docPr id="1362510502" name="图片 1362510502"/>
+            <wp:docPr id="2083381838" name="图片 2083381838"/>
             <wp:cNvGraphicFramePr>
               <a:graphicFrameLocks xmlns:a="http://schemas.openxmlformats.org/drawingml/2006/main" noChangeAspect="1"/>
             </wp:cNvGraphicFramePr>
@@ -16050,6 +15358,563 @@
                   <pic:spPr bwMode="auto">
                     <a:xfrm>
                       <a:off x="0" y="0"/>
+                      <a:ext cx="5143500" cy="1895475"/>
+                    </a:xfrm>
+                    <a:prstGeom prst="rect">
+                      <a:avLst/>
+                    </a:prstGeom>
+                  </pic:spPr>
+                </pic:pic>
+              </a:graphicData>
+            </a:graphic>
+          </wp:inline>
+        </w:drawing>
+      </w:r>
+    </w:p>
+    <w:p>
+      <w:pPr>
+        <w:keepNext/>
+        <w:keepLines/>
+        <w:spacing w:before="100" w:after="20"/>
+        <w:jc w:val="center"/>
+      </w:pPr>
+      <w:r>
+        <w:rPr>
+          <w:rFonts w:eastAsia="黑体"/>
+          <w:sz w:val="21"/>
+          <w:szCs w:val="21"/>
+        </w:rPr>
+        <w:t>图</w:t>
+      </w:r>
+      <w:r>
+        <w:rPr>
+          <w:b/>
+          <w:bCs/>
+          <w:sz w:val="21"/>
+          <w:szCs w:val="21"/>
+        </w:rPr>
+        <w:t>5.3</w:t>
+      </w:r>
+      <w:r>
+        <w:rPr>
+          <w:rFonts w:eastAsia="黑体"/>
+          <w:sz w:val="21"/>
+          <w:szCs w:val="21"/>
+        </w:rPr>
+        <w:t xml:space="preserve">　核心模块超参数响应热力图：</w:t>
+      </w:r>
+      <w:r>
+        <w:rPr>
+          <w:rFonts w:eastAsia="黑体"/>
+          <w:sz w:val="21"/>
+          <w:szCs w:val="21"/>
+        </w:rPr>
+        <w:t xml:space="preserve">(a) RRF </w:t>
+      </w:r>
+      <w:r>
+        <w:rPr>
+          <w:rFonts w:eastAsia="黑体"/>
+          <w:sz w:val="21"/>
+          <w:szCs w:val="21"/>
+        </w:rPr>
+        <w:t>阻尼系数</w:t>
+      </w:r>
+      <w:r>
+        <w:rPr>
+          <w:rFonts w:eastAsia="黑体"/>
+          <w:sz w:val="21"/>
+          <w:szCs w:val="21"/>
+        </w:rPr>
+        <w:t xml:space="preserve"> k </w:t>
+      </w:r>
+      <w:r>
+        <w:rPr>
+          <w:rFonts w:eastAsia="黑体"/>
+          <w:sz w:val="21"/>
+          <w:szCs w:val="21"/>
+        </w:rPr>
+        <w:t>与混合权重</w:t>
+      </w:r>
+      <w:r>
+        <w:rPr>
+          <w:rFonts w:eastAsia="黑体"/>
+          <w:sz w:val="21"/>
+          <w:szCs w:val="21"/>
+        </w:rPr>
+        <w:t xml:space="preserve"> β</w:t>
+      </w:r>
+      <w:r>
+        <w:rPr>
+          <w:rFonts w:eastAsia="黑体"/>
+          <w:sz w:val="21"/>
+          <w:szCs w:val="21"/>
+        </w:rPr>
+        <w:t>；</w:t>
+      </w:r>
+      <w:r>
+        <w:rPr>
+          <w:rFonts w:eastAsia="黑体"/>
+          <w:sz w:val="21"/>
+          <w:szCs w:val="21"/>
+        </w:rPr>
+        <w:t xml:space="preserve">(b) </w:t>
+      </w:r>
+      <w:r>
+        <w:rPr>
+          <w:rFonts w:eastAsia="黑体"/>
+          <w:sz w:val="21"/>
+          <w:szCs w:val="21"/>
+        </w:rPr>
+        <w:t>最优传输平滑温度</w:t>
+      </w:r>
+      <w:r>
+        <w:rPr>
+          <w:rFonts w:eastAsia="黑体"/>
+          <w:sz w:val="21"/>
+          <w:szCs w:val="21"/>
+        </w:rPr>
+        <w:t xml:space="preserve"> τ </w:t>
+      </w:r>
+      <w:r>
+        <w:rPr>
+          <w:rFonts w:eastAsia="黑体"/>
+          <w:sz w:val="21"/>
+          <w:szCs w:val="21"/>
+        </w:rPr>
+        <w:t>与正则化混合比</w:t>
+      </w:r>
+      <w:r>
+        <w:rPr>
+          <w:rFonts w:eastAsia="黑体"/>
+          <w:sz w:val="21"/>
+          <w:szCs w:val="21"/>
+        </w:rPr>
+        <w:t xml:space="preserve"> α</w:t>
+      </w:r>
+    </w:p>
+    <w:p>
+      <w:pPr>
+        <w:keepLines/>
+        <w:spacing w:after="60"/>
+        <w:jc w:val="center"/>
+      </w:pPr>
+      <w:r>
+        <w:rPr>
+          <w:color w:val="333333"/>
+          <w:sz w:val="21"/>
+          <w:szCs w:val="21"/>
+        </w:rPr>
+        <w:t xml:space="preserve">Fig. </w:t>
+      </w:r>
+      <w:r>
+        <w:rPr>
+          <w:b/>
+          <w:bCs/>
+          <w:color w:val="333333"/>
+          <w:sz w:val="21"/>
+          <w:szCs w:val="21"/>
+        </w:rPr>
+        <w:t>5.3</w:t>
+      </w:r>
+      <w:r>
+        <w:rPr>
+          <w:color w:val="333333"/>
+          <w:sz w:val="21"/>
+          <w:szCs w:val="21"/>
+        </w:rPr>
+        <w:t xml:space="preserve">  Hyperparameter response surfaces of RRF and Sinkhorn</w:t>
+      </w:r>
+    </w:p>
+    <w:p>
+      <w:pPr>
+        <w:ind w:firstLine="480"/>
+        <w:jc w:val="both"/>
+      </w:pPr>
+      <w:r>
+        <w:t>图</w:t>
+      </w:r>
+      <w:r>
+        <w:t xml:space="preserve"> 5.3a </w:t>
+      </w:r>
+      <w:r>
+        <w:t>展现了</w:t>
+      </w:r>
+      <w:r>
+        <w:t xml:space="preserve"> RRF </w:t>
+      </w:r>
+      <w:r>
+        <w:t>阻尼常数</w:t>
+      </w:r>
+      <w:r>
+        <w:t xml:space="preserve"> </w:t>
+      </w:r>
+      <w:r>
+        <w:rPr>
+          <w:i/>
+          <w:iCs/>
+        </w:rPr>
+        <w:t>k ∈ {10, 20, 30, 40, 50, 60}</w:t>
+      </w:r>
+      <w:r>
+        <w:t xml:space="preserve"> </w:t>
+      </w:r>
+      <w:r>
+        <w:t>与权重</w:t>
+      </w:r>
+      <w:r>
+        <w:t xml:space="preserve"> </w:t>
+      </w:r>
+      <w:r>
+        <w:rPr>
+          <w:i/>
+          <w:iCs/>
+        </w:rPr>
+        <w:t>β ∈ [0.10, 1.00]</w:t>
+      </w:r>
+      <w:r>
+        <w:t xml:space="preserve"> </w:t>
+      </w:r>
+      <w:r>
+        <w:t>的二维响应曲面。系统在</w:t>
+      </w:r>
+      <w:r>
+        <w:t xml:space="preserve"> </w:t>
+      </w:r>
+      <w:r>
+        <w:rPr>
+          <w:i/>
+          <w:iCs/>
+        </w:rPr>
+        <w:t>k = 30, β = 0.50</w:t>
+      </w:r>
+      <w:r>
+        <w:t xml:space="preserve"> </w:t>
+      </w:r>
+      <w:r>
+        <w:t>处取得全局最优点。曲面呈现平缓的单峰凸状：过小的</w:t>
+      </w:r>
+      <w:r>
+        <w:t xml:space="preserve"> </w:t>
+      </w:r>
+      <w:r>
+        <w:rPr>
+          <w:i/>
+          <w:iCs/>
+        </w:rPr>
+        <w:t>k</w:t>
+      </w:r>
+      <w:r>
+        <w:t xml:space="preserve"> </w:t>
+      </w:r>
+      <w:r>
+        <w:t>会过度放大排位第一项的权重，而过大的</w:t>
+      </w:r>
+      <w:r>
+        <w:t xml:space="preserve"> </w:t>
+      </w:r>
+      <w:r>
+        <w:rPr>
+          <w:i/>
+          <w:iCs/>
+        </w:rPr>
+        <w:t>k</w:t>
+      </w:r>
+      <w:r>
+        <w:t xml:space="preserve"> </w:t>
+      </w:r>
+      <w:r>
+        <w:t>会使序数倒数衰减趋于均匀；</w:t>
+      </w:r>
+      <w:r>
+        <w:rPr>
+          <w:i/>
+          <w:iCs/>
+        </w:rPr>
+        <w:t>β</w:t>
+      </w:r>
+      <w:r>
+        <w:t xml:space="preserve"> </w:t>
+      </w:r>
+      <w:r>
+        <w:t>在</w:t>
+      </w:r>
+      <w:r>
+        <w:t xml:space="preserve"> 0.4 </w:t>
+      </w:r>
+      <w:r>
+        <w:t>至</w:t>
+      </w:r>
+      <w:r>
+        <w:t xml:space="preserve"> 0.6 </w:t>
+      </w:r>
+      <w:r>
+        <w:t>区间均具有极佳的性能稳定性。</w:t>
+      </w:r>
+    </w:p>
+    <w:p>
+      <w:pPr>
+        <w:ind w:firstLine="480"/>
+        <w:jc w:val="both"/>
+      </w:pPr>
+      <w:r>
+        <w:t>图</w:t>
+      </w:r>
+      <w:r>
+        <w:t xml:space="preserve"> 5.3b </w:t>
+      </w:r>
+      <w:r>
+        <w:t>展示了</w:t>
+      </w:r>
+      <w:r>
+        <w:t xml:space="preserve"> Sinkhorn </w:t>
+      </w:r>
+      <w:r>
+        <w:t>正则化平滑温度</w:t>
+      </w:r>
+      <w:r>
+        <w:t xml:space="preserve"> </w:t>
+      </w:r>
+      <w:r>
+        <w:rPr>
+          <w:i/>
+          <w:iCs/>
+        </w:rPr>
+        <w:t>τ ∈ [0.05, 0.50]</w:t>
+      </w:r>
+      <w:r>
+        <w:t xml:space="preserve"> </w:t>
+      </w:r>
+      <w:r>
+        <w:t>与混合权重</w:t>
+      </w:r>
+      <w:r>
+        <w:t xml:space="preserve"> </w:t>
+      </w:r>
+      <w:r>
+        <w:rPr>
+          <w:i/>
+          <w:iCs/>
+        </w:rPr>
+        <w:t>α</w:t>
+      </w:r>
+      <w:r>
+        <w:rPr>
+          <w:i/>
+          <w:iCs/>
+          <w:sz w:val="21"/>
+          <w:szCs w:val="21"/>
+          <w:vertAlign w:val="subscript"/>
+        </w:rPr>
+        <w:t>s</w:t>
+      </w:r>
+      <w:r>
+        <w:rPr>
+          <w:i/>
+          <w:iCs/>
+        </w:rPr>
+        <w:t>k ∈ [0.20, 1.00]</w:t>
+      </w:r>
+      <w:r>
+        <w:t xml:space="preserve"> </w:t>
+      </w:r>
+      <w:r>
+        <w:t>的响应曲面。最优平稳鞍点锁定在</w:t>
+      </w:r>
+      <w:r>
+        <w:t xml:space="preserve"> </w:t>
+      </w:r>
+      <w:r>
+        <w:rPr>
+          <w:i/>
+          <w:iCs/>
+        </w:rPr>
+        <w:t>τ = 0.20, α</w:t>
+      </w:r>
+      <w:r>
+        <w:rPr>
+          <w:i/>
+          <w:iCs/>
+          <w:sz w:val="21"/>
+          <w:szCs w:val="21"/>
+          <w:vertAlign w:val="subscript"/>
+        </w:rPr>
+        <w:t>s</w:t>
+      </w:r>
+      <w:r>
+        <w:rPr>
+          <w:i/>
+          <w:iCs/>
+        </w:rPr>
+        <w:t>k = 0.60</w:t>
+      </w:r>
+      <w:r>
+        <w:t>。当</w:t>
+      </w:r>
+      <w:r>
+        <w:t xml:space="preserve"> </w:t>
+      </w:r>
+      <w:r>
+        <w:rPr>
+          <w:i/>
+          <w:iCs/>
+        </w:rPr>
+        <w:t>τ</w:t>
+      </w:r>
+      <w:r>
+        <w:t xml:space="preserve"> </w:t>
+      </w:r>
+      <w:r>
+        <w:t>过小时，熵惩罚不足导致求解器逼近硬性奇异分配，易诱发数值溢出；当</w:t>
+      </w:r>
+      <w:r>
+        <w:t xml:space="preserve"> </w:t>
+      </w:r>
+      <w:r>
+        <w:rPr>
+          <w:i/>
+          <w:iCs/>
+        </w:rPr>
+        <w:t>τ</w:t>
+      </w:r>
+      <w:r>
+        <w:t xml:space="preserve"> </w:t>
+      </w:r>
+      <w:r>
+        <w:t>过大时，分配矩阵趋于均匀模糊，损失判别边界。最优参数位于宽阔平缓的高原中心，展现了极强的数值工程稳定性。</w:t>
+      </w:r>
+    </w:p>
+    <w:p>
+      <w:pPr>
+        <w:pStyle w:val="2"/>
+        <w:keepNext/>
+      </w:pPr>
+      <w:bookmarkStart w:id="22" w:name="_Toc241140371"/>
+      <w:r>
+        <w:t>5.4</w:t>
+      </w:r>
+      <w:r>
+        <w:t xml:space="preserve">　功能标签长尾分层消融验证</w:t>
+      </w:r>
+      <w:bookmarkEnd w:id="22"/>
+    </w:p>
+    <w:p>
+      <w:pPr>
+        <w:ind w:firstLine="480"/>
+        <w:jc w:val="both"/>
+      </w:pPr>
+      <w:r>
+        <w:t>针对第</w:t>
+      </w:r>
+      <w:r>
+        <w:t xml:space="preserve"> 2.5 </w:t>
+      </w:r>
+      <w:r>
+        <w:t>节刻画的中重度不平衡结构，我们进一步将标签划分为</w:t>
+      </w:r>
+      <w:r>
+        <w:t xml:space="preserve"> Head </w:t>
+      </w:r>
+      <w:r>
+        <w:t>头部（前</w:t>
+      </w:r>
+      <w:r>
+        <w:t xml:space="preserve"> 20%</w:t>
+      </w:r>
+      <w:r>
+        <w:t>，频次</w:t>
+      </w:r>
+      <w:r>
+        <w:t xml:space="preserve"> &gt;5,400</w:t>
+      </w:r>
+      <w:r>
+        <w:t>）、</w:t>
+      </w:r>
+      <w:r>
+        <w:t xml:space="preserve">Medium </w:t>
+      </w:r>
+      <w:r>
+        <w:t>中频（中间</w:t>
+      </w:r>
+      <w:r>
+        <w:t xml:space="preserve"> 30%</w:t>
+      </w:r>
+      <w:r>
+        <w:t>，频次</w:t>
+      </w:r>
+      <w:r>
+        <w:t xml:space="preserve"> 2,600~5,400</w:t>
+      </w:r>
+      <w:r>
+        <w:t>）与</w:t>
+      </w:r>
+      <w:r>
+        <w:t xml:space="preserve"> Tail </w:t>
+      </w:r>
+      <w:r>
+        <w:t>尾部（后</w:t>
+      </w:r>
+      <w:r>
+        <w:t xml:space="preserve"> 50%</w:t>
+      </w:r>
+      <w:r>
+        <w:t>，频次</w:t>
+      </w:r>
+      <w:r>
+        <w:t xml:space="preserve"> &lt;2,600</w:t>
+      </w:r>
+      <w:r>
+        <w:t>）三个层级，并对比各模型的逐层宏</w:t>
+      </w:r>
+      <w:r>
+        <w:t xml:space="preserve"> F1 </w:t>
+      </w:r>
+      <w:r>
+        <w:t>表现，如图</w:t>
+      </w:r>
+      <w:r>
+        <w:t xml:space="preserve"> 5.4 </w:t>
+      </w:r>
+      <w:r>
+        <w:t>所示。</w:t>
+      </w:r>
+    </w:p>
+    <w:p>
+      <w:pPr>
+        <w:keepNext/>
+        <w:spacing w:before="180" w:after="100" w:line="240" w:lineRule="auto"/>
+        <w:jc w:val="center"/>
+      </w:pPr>
+      <w:r>
+        <w:rPr>
+          <w:noProof/>
+        </w:rPr>
+        <w:drawing>
+          <wp:inline distT="0" distB="0" distL="0" distR="0" wp14:anchorId="616019AF" wp14:editId="3EC637EC">
+            <wp:extent cx="4572000" cy="2286000"/>
+            <wp:effectExtent l="0" t="0" r="0" b="0"/>
+            <wp:docPr id="2086461924" name="图片 2086461924"/>
+            <wp:cNvGraphicFramePr>
+              <a:graphicFrameLocks xmlns:a="http://schemas.openxmlformats.org/drawingml/2006/main" noChangeAspect="1"/>
+            </wp:cNvGraphicFramePr>
+            <a:graphic xmlns:a="http://schemas.openxmlformats.org/drawingml/2006/main">
+              <a:graphicData uri="http://schemas.openxmlformats.org/drawingml/2006/picture">
+                <pic:pic xmlns:pic="http://schemas.openxmlformats.org/drawingml/2006/picture">
+                  <pic:nvPicPr>
+                    <pic:cNvPr id="0" name=""/>
+                    <pic:cNvPicPr>
+                      <a:picLocks noChangeAspect="1" noChangeArrowheads="1"/>
+                    </pic:cNvPicPr>
+                  </pic:nvPicPr>
+                  <pic:blipFill>
+                    <a:blip r:embed="rId14"/>
+                    <a:srcRect/>
+                    <a:stretch>
+                      <a:fillRect/>
+                    </a:stretch>
+                  </pic:blipFill>
+                  <pic:spPr bwMode="auto">
+                    <a:xfrm>
+                      <a:off x="0" y="0"/>
                       <a:ext cx="4572000" cy="2286000"/>
                     </a:xfrm>
                     <a:prstGeom prst="rect">
@@ -16256,7 +16121,7 @@
         <w:pStyle w:val="2"/>
         <w:keepNext/>
       </w:pPr>
-      <w:bookmarkStart w:id="23" w:name="_Toc240817763"/>
+      <w:bookmarkStart w:id="23" w:name="_Toc241140372"/>
       <w:r>
         <w:t>5.5</w:t>
       </w:r>
@@ -16377,7 +16242,7 @@
         <w:pStyle w:val="2"/>
         <w:keepNext/>
       </w:pPr>
-      <w:bookmarkStart w:id="24" w:name="_Toc240817764"/>
+      <w:bookmarkStart w:id="24" w:name="_Toc241140373"/>
       <w:r>
         <w:t>5.6</w:t>
       </w:r>
@@ -16576,7 +16441,7 @@
           <w:left w:w="10" w:type="dxa"/>
           <w:right w:w="10" w:type="dxa"/>
         </w:tblCellMar>
-        <w:tblLook w:val="04A0" w:firstRow="1" w:lastRow="0" w:firstColumn="1" w:lastColumn="0" w:noHBand="0" w:noVBand="1"/>
+        <w:tblLook w:val="0000" w:firstRow="0" w:lastRow="0" w:firstColumn="0" w:lastColumn="0" w:noHBand="0" w:noVBand="0"/>
       </w:tblPr>
       <w:tblGrid>
         <w:gridCol w:w="3504"/>
@@ -16790,13 +16655,6 @@
               </w:rPr>
               <w:t>基线</w:t>
             </w:r>
-            <w:r>
-              <w:rPr>
-                <w:sz w:val="21"/>
-                <w:szCs w:val="21"/>
-              </w:rPr>
-              <w:t xml:space="preserve"> (C011a)</w:t>
-            </w:r>
           </w:p>
         </w:tc>
         <w:tc>
@@ -16839,14 +16697,14 @@
                 <w:sz w:val="21"/>
                 <w:szCs w:val="21"/>
               </w:rPr>
-              <w:t xml:space="preserve"> = C002b×C005 </w:t>
+              <w:t xml:space="preserve"> = </w:t>
             </w:r>
             <w:r>
               <w:rPr>
                 <w:sz w:val="21"/>
                 <w:szCs w:val="21"/>
               </w:rPr>
-              <w:t>概率平均</w:t>
+              <w:t>双卷积概率平均</w:t>
             </w:r>
           </w:p>
         </w:tc>
@@ -16944,7 +16802,7 @@
                 <w:sz w:val="21"/>
                 <w:szCs w:val="21"/>
               </w:rPr>
-              <w:t xml:space="preserve">I060: +PLM </w:t>
+              <w:t xml:space="preserve">PLM </w:t>
             </w:r>
             <w:r>
               <w:rPr>
@@ -17100,7 +16958,7 @@
                 <w:sz w:val="21"/>
                 <w:szCs w:val="21"/>
               </w:rPr>
-              <w:t xml:space="preserve">I064: PLM </w:t>
+              <w:t xml:space="preserve">PLM </w:t>
             </w:r>
             <w:r>
               <w:rPr>
@@ -17256,7 +17114,7 @@
                 <w:sz w:val="21"/>
                 <w:szCs w:val="21"/>
               </w:rPr>
-              <w:t xml:space="preserve">I064: PLM </w:t>
+              <w:t xml:space="preserve">PLM </w:t>
             </w:r>
             <w:r>
               <w:rPr>
@@ -17405,7 +17263,7 @@
                 <w:sz w:val="21"/>
                 <w:szCs w:val="21"/>
               </w:rPr>
-              <w:t xml:space="preserve">I081: PLM </w:t>
+              <w:t xml:space="preserve">PLM </w:t>
             </w:r>
             <w:r>
               <w:rPr>
@@ -17557,7 +17415,7 @@
           <w:sz w:val="19"/>
           <w:szCs w:val="19"/>
         </w:rPr>
-        <w:t>模型结果；其收益作用于无法本地验证的测试侧，与当前最优提交</w:t>
+        <w:t>模型结果；其收益作用于无法本地验证的测试侧，与当前最优提交的差异集中在</w:t>
       </w:r>
       <w:r>
         <w:rPr>
@@ -17565,7 +17423,7 @@
           <w:sz w:val="19"/>
           <w:szCs w:val="19"/>
         </w:rPr>
-        <w:t xml:space="preserve"> I065 </w:t>
+        <w:t xml:space="preserve"> 0.23% </w:t>
       </w:r>
       <w:r>
         <w:rPr>
@@ -17573,7 +17431,7 @@
           <w:sz w:val="19"/>
           <w:szCs w:val="19"/>
         </w:rPr>
-        <w:t>的差异集中在</w:t>
+        <w:t>的判定边界格。本表</w:t>
       </w:r>
       <w:r>
         <w:rPr>
@@ -17581,7 +17439,7 @@
           <w:sz w:val="19"/>
           <w:szCs w:val="19"/>
         </w:rPr>
-        <w:t xml:space="preserve"> 0.23% </w:t>
+        <w:t xml:space="preserve"> M7 </w:t>
       </w:r>
       <w:r>
         <w:rPr>
@@ -17589,7 +17447,7 @@
           <w:sz w:val="19"/>
           <w:szCs w:val="19"/>
         </w:rPr>
-        <w:t>的判定边界格。</w:t>
+        <w:t>基线（</w:t>
       </w:r>
       <w:r>
         <w:rPr>
@@ -17597,7 +17455,7 @@
           <w:sz w:val="19"/>
           <w:szCs w:val="19"/>
         </w:rPr>
-        <w:t xml:space="preserve">C011a </w:t>
+        <w:t>0.4453</w:t>
       </w:r>
       <w:r>
         <w:rPr>
@@ -17605,7 +17463,7 @@
           <w:sz w:val="19"/>
           <w:szCs w:val="19"/>
         </w:rPr>
-        <w:t>在表</w:t>
+        <w:t>）在表</w:t>
       </w:r>
       <w:r>
         <w:rPr>
@@ -17613,7 +17471,7 @@
           <w:sz w:val="19"/>
           <w:szCs w:val="19"/>
         </w:rPr>
-        <w:t xml:space="preserve"> 1 </w:t>
+        <w:t xml:space="preserve"> 5.1 </w:t>
       </w:r>
       <w:r>
         <w:rPr>
@@ -17685,7 +17543,7 @@
           <w:sz w:val="19"/>
           <w:szCs w:val="19"/>
         </w:rPr>
-        <w:t>路的聚合方式：</w:t>
+        <w:t>路的聚合方式：基线将</w:t>
       </w:r>
       <w:r>
         <w:rPr>
@@ -17693,7 +17551,7 @@
           <w:sz w:val="19"/>
           <w:szCs w:val="19"/>
         </w:rPr>
-        <w:t xml:space="preserve">C011a </w:t>
+        <w:t xml:space="preserve"> CNN </w:t>
       </w:r>
       <w:r>
         <w:rPr>
@@ -17701,23 +17559,7 @@
           <w:sz w:val="19"/>
           <w:szCs w:val="19"/>
         </w:rPr>
-        <w:t>将其替换为</w:t>
-      </w:r>
-      <w:r>
-        <w:rPr>
-          <w:color w:val="444444"/>
-          <w:sz w:val="19"/>
-          <w:szCs w:val="19"/>
-        </w:rPr>
-        <w:t xml:space="preserve"> C002b×C005 </w:t>
-      </w:r>
-      <w:r>
-        <w:rPr>
-          <w:color w:val="444444"/>
-          <w:sz w:val="19"/>
-          <w:szCs w:val="19"/>
-        </w:rPr>
-        <w:t>概率平均。</w:t>
+        <w:t>路替换为双卷积概率平均。</w:t>
       </w:r>
     </w:p>
     <w:p>
@@ -17787,7 +17629,7 @@
         <w:pStyle w:val="2"/>
         <w:keepNext/>
       </w:pPr>
-      <w:bookmarkStart w:id="25" w:name="_Toc240817765"/>
+      <w:bookmarkStart w:id="25" w:name="_Toc241140374"/>
       <w:r>
         <w:t>5.7</w:t>
       </w:r>
@@ -17936,337 +17778,10 @@
           <w:noProof/>
         </w:rPr>
         <w:drawing>
-          <wp:inline distT="0" distB="0" distL="0" distR="0" wp14:anchorId="0E8915C2" wp14:editId="3C1461DC">
-            <wp:extent cx="5143500" cy="2066925"/>
+          <wp:inline distT="0" distB="0" distL="0" distR="0" wp14:anchorId="555C4169" wp14:editId="4F462978">
+            <wp:extent cx="5143500" cy="2038350"/>
             <wp:effectExtent l="0" t="0" r="0" b="0"/>
-            <wp:docPr id="1195362265" name="图片 1195362265"/>
-            <wp:cNvGraphicFramePr>
-              <a:graphicFrameLocks xmlns:a="http://schemas.openxmlformats.org/drawingml/2006/main" noChangeAspect="1"/>
-            </wp:cNvGraphicFramePr>
-            <a:graphic xmlns:a="http://schemas.openxmlformats.org/drawingml/2006/main">
-              <a:graphicData uri="http://schemas.openxmlformats.org/drawingml/2006/picture">
-                <pic:pic xmlns:pic="http://schemas.openxmlformats.org/drawingml/2006/picture">
-                  <pic:nvPicPr>
-                    <pic:cNvPr id="0" name=""/>
-                    <pic:cNvPicPr>
-                      <a:picLocks noChangeAspect="1" noChangeArrowheads="1"/>
-                    </pic:cNvPicPr>
-                  </pic:nvPicPr>
-                  <pic:blipFill>
-                    <a:blip r:embed="rId14"/>
-                    <a:srcRect/>
-                    <a:stretch>
-                      <a:fillRect/>
-                    </a:stretch>
-                  </pic:blipFill>
-                  <pic:spPr bwMode="auto">
-                    <a:xfrm>
-                      <a:off x="0" y="0"/>
-                      <a:ext cx="5143500" cy="2066925"/>
-                    </a:xfrm>
-                    <a:prstGeom prst="rect">
-                      <a:avLst/>
-                    </a:prstGeom>
-                  </pic:spPr>
-                </pic:pic>
-              </a:graphicData>
-            </a:graphic>
-          </wp:inline>
-        </w:drawing>
-      </w:r>
-    </w:p>
-    <w:p>
-      <w:pPr>
-        <w:keepNext/>
-        <w:keepLines/>
-        <w:spacing w:before="100" w:after="20"/>
-        <w:jc w:val="center"/>
-      </w:pPr>
-      <w:r>
-        <w:rPr>
-          <w:rFonts w:eastAsia="黑体"/>
-          <w:sz w:val="21"/>
-          <w:szCs w:val="21"/>
-        </w:rPr>
-        <w:t>图</w:t>
-      </w:r>
-      <w:r>
-        <w:rPr>
-          <w:b/>
-          <w:bCs/>
-          <w:sz w:val="21"/>
-          <w:szCs w:val="21"/>
-        </w:rPr>
-        <w:t>5.5</w:t>
-      </w:r>
-      <w:r>
-        <w:rPr>
-          <w:rFonts w:eastAsia="黑体"/>
-          <w:sz w:val="21"/>
-          <w:szCs w:val="21"/>
-        </w:rPr>
-        <w:t xml:space="preserve">　排序头部诊断：</w:t>
-      </w:r>
-      <w:r>
-        <w:rPr>
-          <w:rFonts w:eastAsia="黑体"/>
-          <w:sz w:val="21"/>
-          <w:szCs w:val="21"/>
-        </w:rPr>
-        <w:t xml:space="preserve">(a) </w:t>
-      </w:r>
-      <w:r>
-        <w:rPr>
-          <w:rFonts w:eastAsia="黑体"/>
-          <w:sz w:val="21"/>
-          <w:szCs w:val="21"/>
-        </w:rPr>
-        <w:t>各分支在假阳性率</w:t>
-      </w:r>
-      <w:r>
-        <w:rPr>
-          <w:rFonts w:eastAsia="黑体"/>
-          <w:sz w:val="21"/>
-          <w:szCs w:val="21"/>
-        </w:rPr>
-        <w:t xml:space="preserve"> ≤10% </w:t>
-      </w:r>
-      <w:r>
-        <w:rPr>
-          <w:rFonts w:eastAsia="黑体"/>
-          <w:sz w:val="21"/>
-          <w:szCs w:val="21"/>
-        </w:rPr>
-        <w:t>区间的平均</w:t>
-      </w:r>
-      <w:r>
-        <w:rPr>
-          <w:rFonts w:eastAsia="黑体"/>
-          <w:sz w:val="21"/>
-          <w:szCs w:val="21"/>
-        </w:rPr>
-        <w:t xml:space="preserve"> ROC </w:t>
-      </w:r>
-      <w:r>
-        <w:rPr>
-          <w:rFonts w:eastAsia="黑体"/>
-          <w:sz w:val="21"/>
-          <w:szCs w:val="21"/>
-        </w:rPr>
-        <w:t>曲线；</w:t>
-      </w:r>
-      <w:r>
-        <w:rPr>
-          <w:rFonts w:eastAsia="黑体"/>
-          <w:sz w:val="21"/>
-          <w:szCs w:val="21"/>
-        </w:rPr>
-        <w:t xml:space="preserve">(b) </w:t>
-      </w:r>
-      <w:r>
-        <w:rPr>
-          <w:rFonts w:eastAsia="黑体"/>
-          <w:sz w:val="21"/>
-          <w:szCs w:val="21"/>
-        </w:rPr>
-        <w:t>假阳性率</w:t>
-      </w:r>
-      <w:r>
-        <w:rPr>
-          <w:rFonts w:eastAsia="黑体"/>
-          <w:sz w:val="21"/>
-          <w:szCs w:val="21"/>
-        </w:rPr>
-        <w:t xml:space="preserve"> 6.9% </w:t>
-      </w:r>
-      <w:r>
-        <w:rPr>
-          <w:rFonts w:eastAsia="黑体"/>
-          <w:sz w:val="21"/>
-          <w:szCs w:val="21"/>
-        </w:rPr>
-        <w:t>处的召回率对比</w:t>
-      </w:r>
-    </w:p>
-    <w:p>
-      <w:pPr>
-        <w:keepLines/>
-        <w:spacing w:after="60"/>
-        <w:jc w:val="center"/>
-      </w:pPr>
-      <w:r>
-        <w:rPr>
-          <w:color w:val="333333"/>
-          <w:sz w:val="21"/>
-          <w:szCs w:val="21"/>
-        </w:rPr>
-        <w:t xml:space="preserve">Fig. </w:t>
-      </w:r>
-      <w:r>
-        <w:rPr>
-          <w:b/>
-          <w:bCs/>
-          <w:color w:val="333333"/>
-          <w:sz w:val="21"/>
-          <w:szCs w:val="21"/>
-        </w:rPr>
-        <w:t>5.5</w:t>
-      </w:r>
-      <w:r>
-        <w:rPr>
-          <w:color w:val="333333"/>
-          <w:sz w:val="21"/>
-          <w:szCs w:val="21"/>
-        </w:rPr>
-        <w:t xml:space="preserve">  Head-of-ranking diagnosis: (a) mean ROC curves; (b) recall at FPR = 6.9%</w:t>
-      </w:r>
-    </w:p>
-    <w:p>
-      <w:pPr>
-        <w:pStyle w:val="2"/>
-        <w:keepNext/>
-      </w:pPr>
-      <w:bookmarkStart w:id="26" w:name="_Toc240817766"/>
-      <w:r>
-        <w:t>5.8</w:t>
-      </w:r>
-      <w:r>
-        <w:t xml:space="preserve">　设计法则：独立增益不必然传导为融合增益</w:t>
-      </w:r>
-      <w:bookmarkEnd w:id="26"/>
-    </w:p>
-    <w:p>
-      <w:pPr>
-        <w:ind w:firstLine="480"/>
-        <w:jc w:val="both"/>
-      </w:pPr>
-      <w:r>
-        <w:t>在搭建上述系统的过程中，我们反复观察到同一现象：单独训练时更强的分支，接入融合后反而拖累整体。为排除巧合，我们设计了四组受控实验，如图</w:t>
-      </w:r>
-      <w:r>
-        <w:t xml:space="preserve"> 5.6 </w:t>
-      </w:r>
-      <w:r>
-        <w:t>所示。特征扩容（</w:t>
-      </w:r>
-      <w:r>
-        <w:t>I063</w:t>
-      </w:r>
-      <w:r>
-        <w:t>）把语言模型分支的输入从</w:t>
-      </w:r>
-      <w:r>
-        <w:t xml:space="preserve"> 1664 </w:t>
-      </w:r>
-      <w:r>
-        <w:t>维扩到</w:t>
-      </w:r>
-      <w:r>
-        <w:t xml:space="preserve"> 2176 </w:t>
-      </w:r>
-      <w:r>
-        <w:t>维，独立</w:t>
-      </w:r>
-      <w:r>
-        <w:t xml:space="preserve"> F1 </w:t>
-      </w:r>
-      <w:r>
-        <w:t>上升</w:t>
-      </w:r>
-      <w:r>
-        <w:t xml:space="preserve"> 0.0277</w:t>
-      </w:r>
-      <w:r>
-        <w:t>，融合分下降</w:t>
-      </w:r>
-      <w:r>
-        <w:t xml:space="preserve"> 0.0009</w:t>
-      </w:r>
-      <w:r>
-        <w:t>；倾向加权（</w:t>
-      </w:r>
-      <w:r>
-        <w:t>I074</w:t>
-      </w:r>
-      <w:r>
-        <w:t>）按标签频率的倒数上调稀有标签的正例权重，随权重强度增加，独立</w:t>
-      </w:r>
-      <w:r>
-        <w:t xml:space="preserve"> F1 </w:t>
-      </w:r>
-      <w:r>
-        <w:t>单调上升</w:t>
-      </w:r>
-      <w:r>
-        <w:t xml:space="preserve"> 0.0136</w:t>
-      </w:r>
-      <w:r>
-        <w:t>，融合分单调下降</w:t>
-      </w:r>
-      <w:r>
-        <w:t xml:space="preserve"> 0.0014</w:t>
-      </w:r>
-      <w:r>
-        <w:t>；单轮自训练（</w:t>
-      </w:r>
-      <w:r>
-        <w:t>I087</w:t>
-      </w:r>
-      <w:r>
-        <w:t>）让分支独立</w:t>
-      </w:r>
-      <w:r>
-        <w:t xml:space="preserve"> F1 </w:t>
-      </w:r>
-      <w:r>
-        <w:t>上升</w:t>
-      </w:r>
-      <w:r>
-        <w:t xml:space="preserve"> 0.0054</w:t>
-      </w:r>
-      <w:r>
-        <w:t>，融合分下降</w:t>
-      </w:r>
-      <w:r>
-        <w:t xml:space="preserve"> 0.0003</w:t>
-      </w:r>
-      <w:r>
-        <w:t>；分支分数标定（</w:t>
-      </w:r>
-      <w:r>
-        <w:t>I077</w:t>
-      </w:r>
-      <w:r>
-        <w:t>）则给出一个不变量：无论采用原始分、</w:t>
-      </w:r>
-      <w:r>
-        <w:t xml:space="preserve">min-max </w:t>
-      </w:r>
-      <w:r>
-        <w:t>还是秩融合注入，倾向加权的融合代价恒为</w:t>
-      </w:r>
-      <w:r>
-        <w:t xml:space="preserve"> 0.0007</w:t>
-      </w:r>
-      <w:r>
-        <w:t>，排除了尺度失配解释。</w:t>
-      </w:r>
-    </w:p>
-    <w:p>
-      <w:pPr>
-        <w:keepNext/>
-        <w:spacing w:before="180" w:after="100" w:line="240" w:lineRule="auto"/>
-        <w:jc w:val="center"/>
-      </w:pPr>
-      <w:r>
-        <w:rPr>
-          <w:noProof/>
-        </w:rPr>
-        <w:drawing>
-          <wp:inline distT="0" distB="0" distL="0" distR="0" wp14:anchorId="74FAF91B" wp14:editId="5B3365E3">
-            <wp:extent cx="3238500" cy="2876550"/>
-            <wp:effectExtent l="0" t="0" r="0" b="0"/>
-            <wp:docPr id="407557658" name="图片 407557658"/>
+            <wp:docPr id="2121771000" name="图片 2121771000"/>
             <wp:cNvGraphicFramePr>
               <a:graphicFrameLocks xmlns:a="http://schemas.openxmlformats.org/drawingml/2006/main" noChangeAspect="1"/>
             </wp:cNvGraphicFramePr>
@@ -18289,7 +17804,7 @@
                   <pic:spPr bwMode="auto">
                     <a:xfrm>
                       <a:off x="0" y="0"/>
-                      <a:ext cx="3238500" cy="2876550"/>
+                      <a:ext cx="5143500" cy="2038350"/>
                     </a:xfrm>
                     <a:prstGeom prst="rect">
                       <a:avLst/>
@@ -18324,7 +17839,7 @@
           <w:sz w:val="21"/>
           <w:szCs w:val="21"/>
         </w:rPr>
-        <w:t>5.6</w:t>
+        <w:t>5.5</w:t>
       </w:r>
       <w:r>
         <w:rPr>
@@ -18332,7 +17847,7 @@
           <w:sz w:val="21"/>
           <w:szCs w:val="21"/>
         </w:rPr>
-        <w:t xml:space="preserve">　独立增益与融合增益的关系：受控实验散点（橙虚线为倾向加权的单调扫描路径；标定不变量</w:t>
+        <w:t xml:space="preserve">　排序头部诊断：</w:t>
       </w:r>
       <w:r>
         <w:rPr>
@@ -18340,7 +17855,7 @@
           <w:sz w:val="21"/>
           <w:szCs w:val="21"/>
         </w:rPr>
-        <w:t xml:space="preserve"> I077 </w:t>
+        <w:t xml:space="preserve">(a) </w:t>
       </w:r>
       <w:r>
         <w:rPr>
@@ -18348,7 +17863,71 @@
           <w:sz w:val="21"/>
           <w:szCs w:val="21"/>
         </w:rPr>
-        <w:t>见正文）</w:t>
+        <w:t>各分支在假阳性率</w:t>
+      </w:r>
+      <w:r>
+        <w:rPr>
+          <w:rFonts w:eastAsia="黑体"/>
+          <w:sz w:val="21"/>
+          <w:szCs w:val="21"/>
+        </w:rPr>
+        <w:t xml:space="preserve"> ≤10% </w:t>
+      </w:r>
+      <w:r>
+        <w:rPr>
+          <w:rFonts w:eastAsia="黑体"/>
+          <w:sz w:val="21"/>
+          <w:szCs w:val="21"/>
+        </w:rPr>
+        <w:t>区间的平均</w:t>
+      </w:r>
+      <w:r>
+        <w:rPr>
+          <w:rFonts w:eastAsia="黑体"/>
+          <w:sz w:val="21"/>
+          <w:szCs w:val="21"/>
+        </w:rPr>
+        <w:t xml:space="preserve"> ROC </w:t>
+      </w:r>
+      <w:r>
+        <w:rPr>
+          <w:rFonts w:eastAsia="黑体"/>
+          <w:sz w:val="21"/>
+          <w:szCs w:val="21"/>
+        </w:rPr>
+        <w:t>曲线；</w:t>
+      </w:r>
+      <w:r>
+        <w:rPr>
+          <w:rFonts w:eastAsia="黑体"/>
+          <w:sz w:val="21"/>
+          <w:szCs w:val="21"/>
+        </w:rPr>
+        <w:t xml:space="preserve">(b) </w:t>
+      </w:r>
+      <w:r>
+        <w:rPr>
+          <w:rFonts w:eastAsia="黑体"/>
+          <w:sz w:val="21"/>
+          <w:szCs w:val="21"/>
+        </w:rPr>
+        <w:t>假阳性率</w:t>
+      </w:r>
+      <w:r>
+        <w:rPr>
+          <w:rFonts w:eastAsia="黑体"/>
+          <w:sz w:val="21"/>
+          <w:szCs w:val="21"/>
+        </w:rPr>
+        <w:t xml:space="preserve"> 6.9% </w:t>
+      </w:r>
+      <w:r>
+        <w:rPr>
+          <w:rFonts w:eastAsia="黑体"/>
+          <w:sz w:val="21"/>
+          <w:szCs w:val="21"/>
+        </w:rPr>
+        <w:t>处的召回率对比</w:t>
       </w:r>
     </w:p>
     <w:p>
@@ -18373,7 +17952,7 @@
           <w:sz w:val="21"/>
           <w:szCs w:val="21"/>
         </w:rPr>
-        <w:t>5.6</w:t>
+        <w:t>5.5</w:t>
       </w:r>
       <w:r>
         <w:rPr>
@@ -18381,185 +17960,114 @@
           <w:sz w:val="21"/>
           <w:szCs w:val="21"/>
         </w:rPr>
-        <w:t xml:space="preserve">  Standalone gain versus fused gain across controlled experiments</w:t>
+        <w:t xml:space="preserve">  Head-of-ranking diagnosis: (a) mean ROC curves; (b) recall at FPR = 6.9%</w:t>
       </w:r>
     </w:p>
     <w:p>
       <w:pPr>
+        <w:pStyle w:val="2"/>
+        <w:keepNext/>
+      </w:pPr>
+      <w:bookmarkStart w:id="26" w:name="_Toc241140375"/>
+      <w:r>
+        <w:t>5.8</w:t>
+      </w:r>
+      <w:r>
+        <w:t xml:space="preserve">　设计法则：独立增益不必然传导为融合增益</w:t>
+      </w:r>
+      <w:bookmarkEnd w:id="26"/>
+    </w:p>
+    <w:p>
+      <w:pPr>
         <w:ind w:firstLine="480"/>
         <w:jc w:val="both"/>
       </w:pPr>
       <w:r>
-        <w:t>这一法则与集成理论的警告一致：多数常用多样性度量与集成精度之间仅有微弱相关</w:t>
-      </w:r>
-      <w:r>
-        <w:rPr>
-          <w:sz w:val="21"/>
-          <w:szCs w:val="21"/>
-          <w:vertAlign w:val="superscript"/>
-        </w:rPr>
-        <w:t>[35]</w:t>
-      </w:r>
-      <w:r>
-        <w:t>，多样性只有在与集成误差结构不相关时才产生收益</w:t>
-      </w:r>
-      <w:r>
-        <w:rPr>
-          <w:sz w:val="21"/>
-          <w:szCs w:val="21"/>
-          <w:vertAlign w:val="superscript"/>
-        </w:rPr>
-        <w:t>[36]</w:t>
-      </w:r>
-      <w:r>
-        <w:t>。它的工程含义是，筛选候选分支的唯一可靠程序是直接度量融合后的宏</w:t>
-      </w:r>
-      <w:r>
-        <w:t xml:space="preserve"> F1</w:t>
-      </w:r>
-      <w:r>
-        <w:t>，独立指标只能用于诊断。</w:t>
-      </w:r>
-    </w:p>
-    <w:p>
-      <w:pPr>
-        <w:pStyle w:val="2"/>
-        <w:keepNext/>
-      </w:pPr>
-      <w:bookmarkStart w:id="27" w:name="_Toc240817767"/>
-      <w:r>
-        <w:t>5.9</w:t>
-      </w:r>
-      <w:r>
-        <w:t xml:space="preserve">　系统级算子消融与策略全景</w:t>
-      </w:r>
-      <w:bookmarkEnd w:id="27"/>
-    </w:p>
-    <w:p>
-      <w:pPr>
-        <w:ind w:firstLine="480"/>
-        <w:jc w:val="both"/>
-      </w:pPr>
-      <w:r>
-        <w:t>图</w:t>
-      </w:r>
-      <w:r>
-        <w:t xml:space="preserve"> 5.7a </w:t>
-      </w:r>
-      <w:r>
-        <w:t>对融合算子做受试者间消融：去除</w:t>
-      </w:r>
-      <w:r>
-        <w:t xml:space="preserve"> RRF </w:t>
-      </w:r>
-      <w:r>
-        <w:t>损失</w:t>
-      </w:r>
-      <w:r>
-        <w:t xml:space="preserve"> 0.0052</w:t>
-      </w:r>
-      <w:r>
-        <w:t>，去除</w:t>
-      </w:r>
-      <w:r>
-        <w:t xml:space="preserve"> Sinkhorn </w:t>
-      </w:r>
-      <w:r>
-        <w:t>损失</w:t>
-      </w:r>
-      <w:r>
-        <w:t xml:space="preserve"> 0.0008</w:t>
-      </w:r>
-      <w:r>
-        <w:t>，二者均在贡献；来自近期竞赛复盘的「等权算术平均」经验</w:t>
-      </w:r>
-      <w:r>
-        <w:rPr>
-          <w:sz w:val="21"/>
-          <w:szCs w:val="21"/>
-          <w:vertAlign w:val="superscript"/>
-        </w:rPr>
-        <w:t>[42]</w:t>
-      </w:r>
-      <w:r>
-        <w:t xml:space="preserve"> </w:t>
-      </w:r>
-      <w:r>
-        <w:t>在本任务不成立（</w:t>
-      </w:r>
-      <w:r>
-        <w:t>−</w:t>
-      </w:r>
-      <w:r>
-        <w:t>0.0068</w:t>
-      </w:r>
-      <w:r>
-        <w:t>），逐格</w:t>
-      </w:r>
-      <w:r>
-        <w:t xml:space="preserve"> max </w:t>
-      </w:r>
-      <w:r>
-        <w:t>组合的损失更大（</w:t>
-      </w:r>
-      <w:r>
-        <w:t>−</w:t>
-      </w:r>
-      <w:r>
-        <w:t>0.0411</w:t>
-      </w:r>
-      <w:r>
-        <w:t>）。图</w:t>
-      </w:r>
-      <w:r>
-        <w:t xml:space="preserve"> 5.7b </w:t>
-      </w:r>
-      <w:r>
-        <w:t>对同源聚合算子做同样检验：</w:t>
-      </w:r>
-      <w:r>
-        <w:t xml:space="preserve">CAFA5 </w:t>
-      </w:r>
-      <w:r>
-        <w:t>官方基线采用的逐标签最大序列同一性算子</w:t>
-      </w:r>
-      <w:r>
-        <w:rPr>
-          <w:sz w:val="21"/>
-          <w:szCs w:val="21"/>
-          <w:vertAlign w:val="superscript"/>
-        </w:rPr>
-        <w:t>[42]</w:t>
-      </w:r>
-      <w:r>
-        <w:t xml:space="preserve"> </w:t>
-      </w:r>
-      <w:r>
-        <w:t>在本任务损失</w:t>
-      </w:r>
-      <w:r>
-        <w:t xml:space="preserve"> 0.0073</w:t>
-      </w:r>
-      <w:r>
-        <w:t>，近重复命中去重投票损失</w:t>
-      </w:r>
-      <w:r>
-        <w:t xml:space="preserve"> 0.0006</w:t>
-      </w:r>
-      <w:r>
-        <w:t>；现行</w:t>
-      </w:r>
-      <w:r>
-        <w:t xml:space="preserve"> bitscore </w:t>
-      </w:r>
-      <w:r>
-        <w:t>加权</w:t>
-      </w:r>
-      <w:r>
-        <w:t xml:space="preserve"> top-3 </w:t>
-      </w:r>
-      <w:r>
-        <w:t>聚合抵抗住了全部替代方案。</w:t>
+        <w:t>在搭建上述系统的过程中，我们反复观察到同一现象：单独训练时更强的分支，接入融合后反而拖累整体。为排除巧合，我们设计了四组受控实验，如图</w:t>
+      </w:r>
+      <w:r>
+        <w:t xml:space="preserve"> 5.6 </w:t>
+      </w:r>
+      <w:r>
+        <w:t>所示。特征扩容把语言模型分支的输入从</w:t>
+      </w:r>
+      <w:r>
+        <w:t xml:space="preserve"> 1664 </w:t>
+      </w:r>
+      <w:r>
+        <w:t>维扩到</w:t>
+      </w:r>
+      <w:r>
+        <w:t xml:space="preserve"> 2176 </w:t>
+      </w:r>
+      <w:r>
+        <w:t>维，独立</w:t>
+      </w:r>
+      <w:r>
+        <w:t xml:space="preserve"> F1 </w:t>
+      </w:r>
+      <w:r>
+        <w:t>上升</w:t>
+      </w:r>
+      <w:r>
+        <w:t xml:space="preserve"> 0.0277</w:t>
+      </w:r>
+      <w:r>
+        <w:t>，融合分下降</w:t>
+      </w:r>
+      <w:r>
+        <w:t xml:space="preserve"> 0.0009</w:t>
+      </w:r>
+      <w:r>
+        <w:t>；倾向加权按标签频率的倒数上调稀有标签的正例权重，随权重强度增加，独立</w:t>
+      </w:r>
+      <w:r>
+        <w:t xml:space="preserve"> F1 </w:t>
+      </w:r>
+      <w:r>
+        <w:t>单调上升</w:t>
+      </w:r>
+      <w:r>
+        <w:t xml:space="preserve"> 0.0136</w:t>
+      </w:r>
+      <w:r>
+        <w:t>，融合分单调下降</w:t>
+      </w:r>
+      <w:r>
+        <w:t xml:space="preserve"> 0.0014</w:t>
+      </w:r>
+      <w:r>
+        <w:t>；单轮自训练让分支独立</w:t>
+      </w:r>
+      <w:r>
+        <w:t xml:space="preserve"> F1 </w:t>
+      </w:r>
+      <w:r>
+        <w:t>上升</w:t>
+      </w:r>
+      <w:r>
+        <w:t xml:space="preserve"> 0.0054</w:t>
+      </w:r>
+      <w:r>
+        <w:t>，融合分下降</w:t>
+      </w:r>
+      <w:r>
+        <w:t xml:space="preserve"> 0.0003</w:t>
+      </w:r>
+      <w:r>
+        <w:t>；分支分数标定则给出一个不变量：无论采用原始分、</w:t>
+      </w:r>
+      <w:r>
+        <w:t xml:space="preserve">min-max </w:t>
+      </w:r>
+      <w:r>
+        <w:t>还是秩融合注入，倾向加权的融合代价恒为</w:t>
+      </w:r>
+      <w:r>
+        <w:t xml:space="preserve"> 0.0007</w:t>
+      </w:r>
+      <w:r>
+        <w:t>，排除了尺度失配解释。</w:t>
       </w:r>
     </w:p>
     <w:p>
@@ -18573,10 +18081,10 @@
           <w:noProof/>
         </w:rPr>
         <w:drawing>
-          <wp:inline distT="0" distB="0" distL="0" distR="0" wp14:anchorId="5DD890A7" wp14:editId="583232AE">
-            <wp:extent cx="5143500" cy="1933575"/>
+          <wp:inline distT="0" distB="0" distL="0" distR="0" wp14:anchorId="51B1AFA4" wp14:editId="28AC189F">
+            <wp:extent cx="3238500" cy="2876550"/>
             <wp:effectExtent l="0" t="0" r="0" b="0"/>
-            <wp:docPr id="120852434" name="图片 120852434"/>
+            <wp:docPr id="678543136" name="图片 678543136"/>
             <wp:cNvGraphicFramePr>
               <a:graphicFrameLocks xmlns:a="http://schemas.openxmlformats.org/drawingml/2006/main" noChangeAspect="1"/>
             </wp:cNvGraphicFramePr>
@@ -18599,7 +18107,7 @@
                   <pic:spPr bwMode="auto">
                     <a:xfrm>
                       <a:off x="0" y="0"/>
-                      <a:ext cx="5143500" cy="1933575"/>
+                      <a:ext cx="3238500" cy="2876550"/>
                     </a:xfrm>
                     <a:prstGeom prst="rect">
                       <a:avLst/>
@@ -18634,7 +18142,7 @@
           <w:sz w:val="21"/>
           <w:szCs w:val="21"/>
         </w:rPr>
-        <w:t>5.7</w:t>
+        <w:t>5.6</w:t>
       </w:r>
       <w:r>
         <w:rPr>
@@ -18642,55 +18150,7 @@
           <w:sz w:val="21"/>
           <w:szCs w:val="21"/>
         </w:rPr>
-        <w:t xml:space="preserve">　系统级算子消融：</w:t>
-      </w:r>
-      <w:r>
-        <w:rPr>
-          <w:rFonts w:eastAsia="黑体"/>
-          <w:sz w:val="21"/>
-          <w:szCs w:val="21"/>
-        </w:rPr>
-        <w:t xml:space="preserve">(a) </w:t>
-      </w:r>
-      <w:r>
-        <w:rPr>
-          <w:rFonts w:eastAsia="黑体"/>
-          <w:sz w:val="21"/>
-          <w:szCs w:val="21"/>
-        </w:rPr>
-        <w:t>融合算子；</w:t>
-      </w:r>
-      <w:r>
-        <w:rPr>
-          <w:rFonts w:eastAsia="黑体"/>
-          <w:sz w:val="21"/>
-          <w:szCs w:val="21"/>
-        </w:rPr>
-        <w:t xml:space="preserve">(b) </w:t>
-      </w:r>
-      <w:r>
-        <w:rPr>
-          <w:rFonts w:eastAsia="黑体"/>
-          <w:sz w:val="21"/>
-          <w:szCs w:val="21"/>
-        </w:rPr>
-        <w:t>同源聚合算子（虚线为现行配置</w:t>
-      </w:r>
-      <w:r>
-        <w:rPr>
-          <w:rFonts w:eastAsia="黑体"/>
-          <w:sz w:val="21"/>
-          <w:szCs w:val="21"/>
-        </w:rPr>
-        <w:t xml:space="preserve"> 0.4475</w:t>
-      </w:r>
-      <w:r>
-        <w:rPr>
-          <w:rFonts w:eastAsia="黑体"/>
-          <w:sz w:val="21"/>
-          <w:szCs w:val="21"/>
-        </w:rPr>
-        <w:t>）</w:t>
+        <w:t xml:space="preserve">　独立增益与融合增益的关系：受控实验散点（橙虚线为倾向加权的单调扫描路径；标定不变量见正文）</w:t>
       </w:r>
     </w:p>
     <w:p>
@@ -18715,7 +18175,7 @@
           <w:sz w:val="21"/>
           <w:szCs w:val="21"/>
         </w:rPr>
-        <w:t>5.7</w:t>
+        <w:t>5.6</w:t>
       </w:r>
       <w:r>
         <w:rPr>
@@ -18723,7 +18183,7 @@
           <w:sz w:val="21"/>
           <w:szCs w:val="21"/>
         </w:rPr>
-        <w:t xml:space="preserve">  Operator ablation: (a) fusion operators; (b) homology aggregation operators</w:t>
+        <w:t xml:space="preserve">  Standalone gain versus fused gain across controlled experiments</w:t>
       </w:r>
     </w:p>
     <w:p>
@@ -18732,25 +18192,176 @@
         <w:jc w:val="both"/>
       </w:pPr>
       <w:r>
+        <w:t>这一法则与集成理论的警告一致：多数常用多样性度量与集成精度之间仅有微弱相关</w:t>
+      </w:r>
+      <w:r>
+        <w:rPr>
+          <w:sz w:val="21"/>
+          <w:szCs w:val="21"/>
+          <w:vertAlign w:val="superscript"/>
+        </w:rPr>
+        <w:t>[35]</w:t>
+      </w:r>
+      <w:r>
+        <w:t>，多样性只有在与集成误差结构不相关时才产生收益</w:t>
+      </w:r>
+      <w:r>
+        <w:rPr>
+          <w:sz w:val="21"/>
+          <w:szCs w:val="21"/>
+          <w:vertAlign w:val="superscript"/>
+        </w:rPr>
+        <w:t>[36]</w:t>
+      </w:r>
+      <w:r>
+        <w:t>。它的工程含义是，筛选候选分支的唯一可靠程序是直接度量融合后的宏</w:t>
+      </w:r>
+      <w:r>
+        <w:t xml:space="preserve"> F1</w:t>
+      </w:r>
+      <w:r>
+        <w:t>，独立指标只能用于诊断。</w:t>
+      </w:r>
+    </w:p>
+    <w:p>
+      <w:pPr>
+        <w:pStyle w:val="2"/>
+        <w:keepNext/>
+      </w:pPr>
+      <w:bookmarkStart w:id="27" w:name="_Toc241140376"/>
+      <w:r>
+        <w:t>5.9</w:t>
+      </w:r>
+      <w:r>
+        <w:t xml:space="preserve">　系统级算子消融与策略全景</w:t>
+      </w:r>
+      <w:bookmarkEnd w:id="27"/>
+    </w:p>
+    <w:p>
+      <w:pPr>
+        <w:ind w:firstLine="480"/>
+        <w:jc w:val="both"/>
+      </w:pPr>
+      <w:r>
         <w:t>图</w:t>
       </w:r>
       <w:r>
-        <w:t xml:space="preserve"> 5.8 </w:t>
-      </w:r>
-      <w:r>
-        <w:t>按训练频次四分位将</w:t>
-      </w:r>
-      <w:r>
-        <w:t xml:space="preserve"> 500 </w:t>
-      </w:r>
-      <w:r>
-        <w:t>个标签分为四带，考察各分支的分带平均精确率。同源分支在全部四个频带都是最强单支，包括尾带（</w:t>
-      </w:r>
-      <w:r>
-        <w:t>AP 0.331</w:t>
-      </w:r>
-      <w:r>
-        <w:t>）。这否定了「按频带分工互补」的直觉：融合增益并非来自频带上的专长划分，而来自同频带内的误差结构差异。</w:t>
+        <w:t xml:space="preserve"> 5.7a </w:t>
+      </w:r>
+      <w:r>
+        <w:t>对融合算子做受试者间消融：去除</w:t>
+      </w:r>
+      <w:r>
+        <w:t xml:space="preserve"> RRF </w:t>
+      </w:r>
+      <w:r>
+        <w:t>损失</w:t>
+      </w:r>
+      <w:r>
+        <w:t xml:space="preserve"> 0.0052</w:t>
+      </w:r>
+      <w:r>
+        <w:t>，去除</w:t>
+      </w:r>
+      <w:r>
+        <w:t xml:space="preserve"> Sinkhorn </w:t>
+      </w:r>
+      <w:r>
+        <w:t>损失</w:t>
+      </w:r>
+      <w:r>
+        <w:t xml:space="preserve"> 0.0008</w:t>
+      </w:r>
+      <w:r>
+        <w:t>，二者均在贡献；来自近期竞赛复盘的「等权算术平均」经验</w:t>
+      </w:r>
+      <w:r>
+        <w:rPr>
+          <w:sz w:val="21"/>
+          <w:szCs w:val="21"/>
+          <w:vertAlign w:val="superscript"/>
+        </w:rPr>
+        <w:t>[42]</w:t>
+      </w:r>
+      <w:r>
+        <w:t xml:space="preserve"> </w:t>
+      </w:r>
+      <w:r>
+        <w:t>在本任务不成立（</w:t>
+      </w:r>
+      <w:r>
+        <w:t>−</w:t>
+      </w:r>
+      <w:r>
+        <w:t>0.0068</w:t>
+      </w:r>
+      <w:r>
+        <w:t>），逐格</w:t>
+      </w:r>
+      <w:r>
+        <w:t xml:space="preserve"> max </w:t>
+      </w:r>
+      <w:r>
+        <w:t>组合的损失更大（</w:t>
+      </w:r>
+      <w:r>
+        <w:t>−</w:t>
+      </w:r>
+      <w:r>
+        <w:t>0.0411</w:t>
+      </w:r>
+      <w:r>
+        <w:t>）。图</w:t>
+      </w:r>
+      <w:r>
+        <w:t xml:space="preserve"> 5.7b </w:t>
+      </w:r>
+      <w:r>
+        <w:t>对同源聚合算子做同样检验：</w:t>
+      </w:r>
+      <w:r>
+        <w:t xml:space="preserve">CAFA5 </w:t>
+      </w:r>
+      <w:r>
+        <w:t>官方基线采用的逐标签最大序列同一性算子</w:t>
+      </w:r>
+      <w:r>
+        <w:rPr>
+          <w:sz w:val="21"/>
+          <w:szCs w:val="21"/>
+          <w:vertAlign w:val="superscript"/>
+        </w:rPr>
+        <w:t>[42]</w:t>
+      </w:r>
+      <w:r>
+        <w:t xml:space="preserve"> </w:t>
+      </w:r>
+      <w:r>
+        <w:t>在本任务损失</w:t>
+      </w:r>
+      <w:r>
+        <w:t xml:space="preserve"> 0.0073</w:t>
+      </w:r>
+      <w:r>
+        <w:t>，近重复命中去重投票损失</w:t>
+      </w:r>
+      <w:r>
+        <w:t xml:space="preserve"> 0.0006</w:t>
+      </w:r>
+      <w:r>
+        <w:t>；现行</w:t>
+      </w:r>
+      <w:r>
+        <w:t xml:space="preserve"> bitscore </w:t>
+      </w:r>
+      <w:r>
+        <w:t>加权</w:t>
+      </w:r>
+      <w:r>
+        <w:t xml:space="preserve"> top-3 </w:t>
+      </w:r>
+      <w:r>
+        <w:t>聚合抵抗住了全部替代方案。</w:t>
       </w:r>
     </w:p>
     <w:p>
@@ -18764,10 +18375,10 @@
           <w:noProof/>
         </w:rPr>
         <w:drawing>
-          <wp:inline distT="0" distB="0" distL="0" distR="0" wp14:anchorId="18CF1927" wp14:editId="5C049BC6">
-            <wp:extent cx="3619500" cy="2781300"/>
+          <wp:inline distT="0" distB="0" distL="0" distR="0" wp14:anchorId="6D3950C5" wp14:editId="4ADC7A92">
+            <wp:extent cx="5143500" cy="1876425"/>
             <wp:effectExtent l="0" t="0" r="0" b="0"/>
-            <wp:docPr id="710920250" name="图片 710920250"/>
+            <wp:docPr id="1840918639" name="图片 1840918639"/>
             <wp:cNvGraphicFramePr>
               <a:graphicFrameLocks xmlns:a="http://schemas.openxmlformats.org/drawingml/2006/main" noChangeAspect="1"/>
             </wp:cNvGraphicFramePr>
@@ -18790,7 +18401,7 @@
                   <pic:spPr bwMode="auto">
                     <a:xfrm>
                       <a:off x="0" y="0"/>
-                      <a:ext cx="3619500" cy="2781300"/>
+                      <a:ext cx="5143500" cy="1876425"/>
                     </a:xfrm>
                     <a:prstGeom prst="rect">
                       <a:avLst/>
@@ -18825,7 +18436,7 @@
           <w:sz w:val="21"/>
           <w:szCs w:val="21"/>
         </w:rPr>
-        <w:t>5.8</w:t>
+        <w:t>5.7</w:t>
       </w:r>
       <w:r>
         <w:rPr>
@@ -18833,7 +18444,7 @@
           <w:sz w:val="21"/>
           <w:szCs w:val="21"/>
         </w:rPr>
-        <w:t xml:space="preserve">　各分支在标签训练频次四分位带上的平均精确率（</w:t>
+        <w:t xml:space="preserve">　系统级算子消融：</w:t>
       </w:r>
       <w:r>
         <w:rPr>
@@ -18841,7 +18452,7 @@
           <w:sz w:val="21"/>
           <w:szCs w:val="21"/>
         </w:rPr>
-        <w:t>AP</w:t>
+        <w:t xml:space="preserve">(a) </w:t>
       </w:r>
       <w:r>
         <w:rPr>
@@ -18849,7 +18460,39 @@
           <w:sz w:val="21"/>
           <w:szCs w:val="21"/>
         </w:rPr>
-        <w:t>），加粗为该行最优</w:t>
+        <w:t>融合算子；</w:t>
+      </w:r>
+      <w:r>
+        <w:rPr>
+          <w:rFonts w:eastAsia="黑体"/>
+          <w:sz w:val="21"/>
+          <w:szCs w:val="21"/>
+        </w:rPr>
+        <w:t xml:space="preserve">(b) </w:t>
+      </w:r>
+      <w:r>
+        <w:rPr>
+          <w:rFonts w:eastAsia="黑体"/>
+          <w:sz w:val="21"/>
+          <w:szCs w:val="21"/>
+        </w:rPr>
+        <w:t>同源聚合算子（虚线为现行配置</w:t>
+      </w:r>
+      <w:r>
+        <w:rPr>
+          <w:rFonts w:eastAsia="黑体"/>
+          <w:sz w:val="21"/>
+          <w:szCs w:val="21"/>
+        </w:rPr>
+        <w:t xml:space="preserve"> 0.4475</w:t>
+      </w:r>
+      <w:r>
+        <w:rPr>
+          <w:rFonts w:eastAsia="黑体"/>
+          <w:sz w:val="21"/>
+          <w:szCs w:val="21"/>
+        </w:rPr>
+        <w:t>）</w:t>
       </w:r>
     </w:p>
     <w:p>
@@ -18874,7 +18517,7 @@
           <w:sz w:val="21"/>
           <w:szCs w:val="21"/>
         </w:rPr>
-        <w:t>5.8</w:t>
+        <w:t>5.7</w:t>
       </w:r>
       <w:r>
         <w:rPr>
@@ -18882,7 +18525,7 @@
           <w:sz w:val="21"/>
           <w:szCs w:val="21"/>
         </w:rPr>
-        <w:t xml:space="preserve">  Branch AP by label-frequency quartile</w:t>
+        <w:t xml:space="preserve">  Operator ablation: (a) fusion operators; (b) homology aggregation operators</w:t>
       </w:r>
     </w:p>
     <w:p>
@@ -18891,98 +18534,25 @@
         <w:jc w:val="both"/>
       </w:pPr>
       <w:r>
-        <w:t>最后检验利用无标注测试序列的自训练路线。遵循文献护栏</w:t>
-      </w:r>
-      <w:r>
-        <w:rPr>
-          <w:sz w:val="21"/>
-          <w:szCs w:val="21"/>
-          <w:vertAlign w:val="superscript"/>
-        </w:rPr>
-        <w:t>[37,38,39,40]</w:t>
-      </w:r>
-      <w:r>
-        <w:t>，采用单轮、仅正例伪标签（按流行率分位截断）、负例侧不施加监督的设计，从头重训语言模型分支。图</w:t>
-      </w:r>
-      <w:r>
-        <w:t xml:space="preserve"> 5.9 </w:t>
-      </w:r>
-      <w:r>
-        <w:t>显示其独立宏</w:t>
-      </w:r>
-      <w:r>
-        <w:t xml:space="preserve"> F1 </w:t>
-      </w:r>
-      <w:r>
-        <w:t>从</w:t>
-      </w:r>
-      <w:r>
-        <w:t xml:space="preserve"> 0.2626 </w:t>
-      </w:r>
-      <w:r>
-        <w:t>升至</w:t>
-      </w:r>
-      <w:r>
-        <w:t xml:space="preserve"> 0.2681</w:t>
-      </w:r>
-      <w:r>
-        <w:t>（伪标签精度</w:t>
-      </w:r>
-      <w:r>
-        <w:t xml:space="preserve"> 32.9%</w:t>
-      </w:r>
-      <w:r>
-        <w:t>，为平均流行率的</w:t>
-      </w:r>
-      <w:r>
-        <w:t xml:space="preserve"> 6.5 </w:t>
-      </w:r>
-      <w:r>
-        <w:t>倍；若伪标签为真值，上限可达</w:t>
-      </w:r>
-      <w:r>
-        <w:t xml:space="preserve"> 0.3613</w:t>
-      </w:r>
-      <w:r>
-        <w:t>），但接入融合后反而下降</w:t>
-      </w:r>
-      <w:r>
-        <w:t xml:space="preserve"> 0.0003</w:t>
-      </w:r>
-      <w:r>
-        <w:t>。基于嵌入图的转导式标签传播</w:t>
-      </w:r>
-      <w:r>
-        <w:rPr>
-          <w:sz w:val="21"/>
-          <w:szCs w:val="21"/>
-          <w:vertAlign w:val="superscript"/>
-        </w:rPr>
-        <w:t>[44]</w:t>
-      </w:r>
-      <w:r>
-        <w:t xml:space="preserve"> </w:t>
-      </w:r>
-      <w:r>
-        <w:t>亦因近邻余弦过高（均值</w:t>
-      </w:r>
-      <w:r>
-        <w:t xml:space="preserve"> 0.99</w:t>
-      </w:r>
-      <w:r>
-        <w:t>）而远弱于比对同源。表</w:t>
-      </w:r>
-      <w:r>
-        <w:t xml:space="preserve"> 5.3 </w:t>
-      </w:r>
-      <w:r>
-        <w:t>汇总了全部</w:t>
-      </w:r>
-      <w:r>
-        <w:t xml:space="preserve"> 12 </w:t>
-      </w:r>
-      <w:r>
-        <w:t>条已实测关闭的策略轴，作为后续工作的边界地图。</w:t>
+        <w:t>图</w:t>
+      </w:r>
+      <w:r>
+        <w:t xml:space="preserve"> 5.8 </w:t>
+      </w:r>
+      <w:r>
+        <w:t>按训练频次四分位将</w:t>
+      </w:r>
+      <w:r>
+        <w:t xml:space="preserve"> 500 </w:t>
+      </w:r>
+      <w:r>
+        <w:t>个标签分为四带，考察各分支的分带平均精确率。同源分支在全部四个频带都是最强单支，包括尾带（</w:t>
+      </w:r>
+      <w:r>
+        <w:t>AP 0.331</w:t>
+      </w:r>
+      <w:r>
+        <w:t>）。这否定了「按频带分工互补」的直觉：融合增益并非来自频带上的专长划分，而来自同频带内的误差结构差异。</w:t>
       </w:r>
     </w:p>
     <w:p>
@@ -18996,10 +18566,10 @@
           <w:noProof/>
         </w:rPr>
         <w:drawing>
-          <wp:inline distT="0" distB="0" distL="0" distR="0" wp14:anchorId="37D8D405" wp14:editId="144A9C89">
-            <wp:extent cx="3619500" cy="2762250"/>
+          <wp:inline distT="0" distB="0" distL="0" distR="0" wp14:anchorId="07570730" wp14:editId="30BB6F3D">
+            <wp:extent cx="3619500" cy="2657475"/>
             <wp:effectExtent l="0" t="0" r="0" b="0"/>
-            <wp:docPr id="1305198494" name="图片 1305198494"/>
+            <wp:docPr id="679127121" name="图片 679127121"/>
             <wp:cNvGraphicFramePr>
               <a:graphicFrameLocks xmlns:a="http://schemas.openxmlformats.org/drawingml/2006/main" noChangeAspect="1"/>
             </wp:cNvGraphicFramePr>
@@ -19022,7 +18592,239 @@
                   <pic:spPr bwMode="auto">
                     <a:xfrm>
                       <a:off x="0" y="0"/>
-                      <a:ext cx="3619500" cy="2762250"/>
+                      <a:ext cx="3619500" cy="2657475"/>
+                    </a:xfrm>
+                    <a:prstGeom prst="rect">
+                      <a:avLst/>
+                    </a:prstGeom>
+                  </pic:spPr>
+                </pic:pic>
+              </a:graphicData>
+            </a:graphic>
+          </wp:inline>
+        </w:drawing>
+      </w:r>
+    </w:p>
+    <w:p>
+      <w:pPr>
+        <w:keepNext/>
+        <w:keepLines/>
+        <w:spacing w:before="100" w:after="20"/>
+        <w:jc w:val="center"/>
+      </w:pPr>
+      <w:r>
+        <w:rPr>
+          <w:rFonts w:eastAsia="黑体"/>
+          <w:sz w:val="21"/>
+          <w:szCs w:val="21"/>
+        </w:rPr>
+        <w:t>图</w:t>
+      </w:r>
+      <w:r>
+        <w:rPr>
+          <w:b/>
+          <w:bCs/>
+          <w:sz w:val="21"/>
+          <w:szCs w:val="21"/>
+        </w:rPr>
+        <w:t>5.8</w:t>
+      </w:r>
+      <w:r>
+        <w:rPr>
+          <w:rFonts w:eastAsia="黑体"/>
+          <w:sz w:val="21"/>
+          <w:szCs w:val="21"/>
+        </w:rPr>
+        <w:t xml:space="preserve">　各分支在标签训练频次四分位带上的平均精确率（</w:t>
+      </w:r>
+      <w:r>
+        <w:rPr>
+          <w:rFonts w:eastAsia="黑体"/>
+          <w:sz w:val="21"/>
+          <w:szCs w:val="21"/>
+        </w:rPr>
+        <w:t>AP</w:t>
+      </w:r>
+      <w:r>
+        <w:rPr>
+          <w:rFonts w:eastAsia="黑体"/>
+          <w:sz w:val="21"/>
+          <w:szCs w:val="21"/>
+        </w:rPr>
+        <w:t>），加粗为该行最优</w:t>
+      </w:r>
+    </w:p>
+    <w:p>
+      <w:pPr>
+        <w:keepLines/>
+        <w:spacing w:after="60"/>
+        <w:jc w:val="center"/>
+      </w:pPr>
+      <w:r>
+        <w:rPr>
+          <w:color w:val="333333"/>
+          <w:sz w:val="21"/>
+          <w:szCs w:val="21"/>
+        </w:rPr>
+        <w:t xml:space="preserve">Fig. </w:t>
+      </w:r>
+      <w:r>
+        <w:rPr>
+          <w:b/>
+          <w:bCs/>
+          <w:color w:val="333333"/>
+          <w:sz w:val="21"/>
+          <w:szCs w:val="21"/>
+        </w:rPr>
+        <w:t>5.8</w:t>
+      </w:r>
+      <w:r>
+        <w:rPr>
+          <w:color w:val="333333"/>
+          <w:sz w:val="21"/>
+          <w:szCs w:val="21"/>
+        </w:rPr>
+        <w:t xml:space="preserve">  Branch AP by label-frequency quartile</w:t>
+      </w:r>
+    </w:p>
+    <w:p>
+      <w:pPr>
+        <w:ind w:firstLine="480"/>
+        <w:jc w:val="both"/>
+      </w:pPr>
+      <w:r>
+        <w:t>最后检验利用无标注测试序列的自训练路线。遵循文献护栏</w:t>
+      </w:r>
+      <w:r>
+        <w:rPr>
+          <w:sz w:val="21"/>
+          <w:szCs w:val="21"/>
+          <w:vertAlign w:val="superscript"/>
+        </w:rPr>
+        <w:t>[37,38,39,40]</w:t>
+      </w:r>
+      <w:r>
+        <w:t>，采用单轮、仅正例伪标签（按流行率分位截断）、负例侧不施加监督的设计，从头重训语言模型分支。图</w:t>
+      </w:r>
+      <w:r>
+        <w:t xml:space="preserve"> 5.9 </w:t>
+      </w:r>
+      <w:r>
+        <w:t>显示其独立宏</w:t>
+      </w:r>
+      <w:r>
+        <w:t xml:space="preserve"> F1 </w:t>
+      </w:r>
+      <w:r>
+        <w:t>从</w:t>
+      </w:r>
+      <w:r>
+        <w:t xml:space="preserve"> 0.2626 </w:t>
+      </w:r>
+      <w:r>
+        <w:t>升至</w:t>
+      </w:r>
+      <w:r>
+        <w:t xml:space="preserve"> 0.2681</w:t>
+      </w:r>
+      <w:r>
+        <w:t>（伪标签精度</w:t>
+      </w:r>
+      <w:r>
+        <w:t xml:space="preserve"> 32.9%</w:t>
+      </w:r>
+      <w:r>
+        <w:t>，为平均流行率的</w:t>
+      </w:r>
+      <w:r>
+        <w:t xml:space="preserve"> 6.5 </w:t>
+      </w:r>
+      <w:r>
+        <w:t>倍；若伪标签为真值，上限可达</w:t>
+      </w:r>
+      <w:r>
+        <w:t xml:space="preserve"> 0.3613</w:t>
+      </w:r>
+      <w:r>
+        <w:t>），但接入融合后反而下降</w:t>
+      </w:r>
+      <w:r>
+        <w:t xml:space="preserve"> 0.0003</w:t>
+      </w:r>
+      <w:r>
+        <w:t>。基于嵌入图的转导式标签传播</w:t>
+      </w:r>
+      <w:r>
+        <w:rPr>
+          <w:sz w:val="21"/>
+          <w:szCs w:val="21"/>
+          <w:vertAlign w:val="superscript"/>
+        </w:rPr>
+        <w:t>[44]</w:t>
+      </w:r>
+      <w:r>
+        <w:t xml:space="preserve"> </w:t>
+      </w:r>
+      <w:r>
+        <w:t>亦因近邻余弦过高（均值</w:t>
+      </w:r>
+      <w:r>
+        <w:t xml:space="preserve"> 0.99</w:t>
+      </w:r>
+      <w:r>
+        <w:t>）而远弱于比对同源。表</w:t>
+      </w:r>
+      <w:r>
+        <w:t xml:space="preserve"> 5.3 </w:t>
+      </w:r>
+      <w:r>
+        <w:t>汇总了全部</w:t>
+      </w:r>
+      <w:r>
+        <w:t xml:space="preserve"> 12 </w:t>
+      </w:r>
+      <w:r>
+        <w:t>条已实测关闭的策略轴，作为后续工作的边界地图。</w:t>
+      </w:r>
+    </w:p>
+    <w:p>
+      <w:pPr>
+        <w:keepNext/>
+        <w:spacing w:before="180" w:after="100" w:line="240" w:lineRule="auto"/>
+        <w:jc w:val="center"/>
+      </w:pPr>
+      <w:r>
+        <w:rPr>
+          <w:noProof/>
+        </w:rPr>
+        <w:drawing>
+          <wp:inline distT="0" distB="0" distL="0" distR="0" wp14:anchorId="21A756D9" wp14:editId="2BBB7496">
+            <wp:extent cx="3619500" cy="2743200"/>
+            <wp:effectExtent l="0" t="0" r="0" b="0"/>
+            <wp:docPr id="1586702582" name="图片 1586702582"/>
+            <wp:cNvGraphicFramePr>
+              <a:graphicFrameLocks xmlns:a="http://schemas.openxmlformats.org/drawingml/2006/main" noChangeAspect="1"/>
+            </wp:cNvGraphicFramePr>
+            <a:graphic xmlns:a="http://schemas.openxmlformats.org/drawingml/2006/main">
+              <a:graphicData uri="http://schemas.openxmlformats.org/drawingml/2006/picture">
+                <pic:pic xmlns:pic="http://schemas.openxmlformats.org/drawingml/2006/picture">
+                  <pic:nvPicPr>
+                    <pic:cNvPr id="0" name=""/>
+                    <pic:cNvPicPr>
+                      <a:picLocks noChangeAspect="1" noChangeArrowheads="1"/>
+                    </pic:cNvPicPr>
+                  </pic:nvPicPr>
+                  <pic:blipFill>
+                    <a:blip r:embed="rId19"/>
+                    <a:srcRect/>
+                    <a:stretch>
+                      <a:fillRect/>
+                    </a:stretch>
+                  </pic:blipFill>
+                  <pic:spPr bwMode="auto">
+                    <a:xfrm>
+                      <a:off x="0" y="0"/>
+                      <a:ext cx="3619500" cy="2743200"/>
                     </a:xfrm>
                     <a:prstGeom prst="rect">
                       <a:avLst/>
@@ -19214,13 +19016,12 @@
           <w:left w:w="10" w:type="dxa"/>
           <w:right w:w="10" w:type="dxa"/>
         </w:tblCellMar>
-        <w:tblLook w:val="04A0" w:firstRow="1" w:lastRow="0" w:firstColumn="1" w:lastColumn="0" w:noHBand="0" w:noVBand="1"/>
+        <w:tblLook w:val="0000" w:firstRow="0" w:lastRow="0" w:firstColumn="0" w:lastColumn="0" w:noHBand="0" w:noVBand="0"/>
       </w:tblPr>
       <w:tblGrid>
-        <w:gridCol w:w="2216"/>
-        <w:gridCol w:w="1613"/>
-        <w:gridCol w:w="4031"/>
-        <w:gridCol w:w="1210"/>
+        <w:gridCol w:w="2418"/>
+        <w:gridCol w:w="5241"/>
+        <w:gridCol w:w="1411"/>
       </w:tblGrid>
       <w:tr>
         <w:tblPrEx>
@@ -19235,7 +19036,7 @@
         </w:trPr>
         <w:tc>
           <w:tcPr>
-            <w:tcW w:w="1100" w:type="pct"/>
+            <w:tcW w:w="1200" w:type="pct"/>
             <w:tcBorders>
               <w:top w:val="single" w:sz="12" w:space="0" w:color="000000"/>
               <w:left w:val="none" w:sz="0" w:space="0" w:color="FFFFFF"/>
@@ -19268,7 +19069,7 @@
         </w:tc>
         <w:tc>
           <w:tcPr>
-            <w:tcW w:w="800" w:type="pct"/>
+            <w:tcW w:w="2600" w:type="pct"/>
             <w:tcBorders>
               <w:top w:val="single" w:sz="12" w:space="0" w:color="000000"/>
               <w:left w:val="none" w:sz="0" w:space="0" w:color="FFFFFF"/>
@@ -19295,13 +19096,33 @@
                 <w:sz w:val="21"/>
                 <w:szCs w:val="21"/>
               </w:rPr>
-              <w:t>代表实验</w:t>
+              <w:t>融合</w:t>
+            </w:r>
+            <w:r>
+              <w:rPr>
+                <w:rFonts w:eastAsia="黑体"/>
+                <w:b/>
+                <w:bCs/>
+                <w:sz w:val="21"/>
+                <w:szCs w:val="21"/>
+              </w:rPr>
+              <w:t xml:space="preserve"> F1 </w:t>
+            </w:r>
+            <w:r>
+              <w:rPr>
+                <w:rFonts w:eastAsia="黑体"/>
+                <w:b/>
+                <w:bCs/>
+                <w:sz w:val="21"/>
+                <w:szCs w:val="21"/>
+              </w:rPr>
+              <w:t>变化</w:t>
             </w:r>
           </w:p>
         </w:tc>
         <w:tc>
           <w:tcPr>
-            <w:tcW w:w="2000" w:type="pct"/>
+            <w:tcW w:w="700" w:type="pct"/>
             <w:tcBorders>
               <w:top w:val="single" w:sz="12" w:space="0" w:color="000000"/>
               <w:left w:val="none" w:sz="0" w:space="0" w:color="FFFFFF"/>
@@ -19328,59 +19149,6 @@
                 <w:sz w:val="21"/>
                 <w:szCs w:val="21"/>
               </w:rPr>
-              <w:t>融合</w:t>
-            </w:r>
-            <w:r>
-              <w:rPr>
-                <w:rFonts w:eastAsia="黑体"/>
-                <w:b/>
-                <w:bCs/>
-                <w:sz w:val="21"/>
-                <w:szCs w:val="21"/>
-              </w:rPr>
-              <w:t xml:space="preserve"> F1 </w:t>
-            </w:r>
-            <w:r>
-              <w:rPr>
-                <w:rFonts w:eastAsia="黑体"/>
-                <w:b/>
-                <w:bCs/>
-                <w:sz w:val="21"/>
-                <w:szCs w:val="21"/>
-              </w:rPr>
-              <w:t>变化</w:t>
-            </w:r>
-          </w:p>
-        </w:tc>
-        <w:tc>
-          <w:tcPr>
-            <w:tcW w:w="600" w:type="pct"/>
-            <w:tcBorders>
-              <w:top w:val="single" w:sz="12" w:space="0" w:color="000000"/>
-              <w:left w:val="none" w:sz="0" w:space="0" w:color="FFFFFF"/>
-              <w:bottom w:val="single" w:sz="6" w:space="0" w:color="000000"/>
-              <w:right w:val="none" w:sz="0" w:space="0" w:color="FFFFFF"/>
-            </w:tcBorders>
-            <w:tcMar>
-              <w:top w:w="70" w:type="dxa"/>
-              <w:left w:w="80" w:type="dxa"/>
-              <w:bottom w:w="70" w:type="dxa"/>
-              <w:right w:w="80" w:type="dxa"/>
-            </w:tcMar>
-            <w:vAlign w:val="center"/>
-          </w:tcPr>
-          <w:p>
-            <w:pPr>
-              <w:jc w:val="center"/>
-            </w:pPr>
-            <w:r>
-              <w:rPr>
-                <w:rFonts w:eastAsia="黑体"/>
-                <w:b/>
-                <w:bCs/>
-                <w:sz w:val="21"/>
-                <w:szCs w:val="21"/>
-              </w:rPr>
               <w:t>结论</w:t>
             </w:r>
           </w:p>
@@ -19398,7 +19166,7 @@
         </w:trPr>
         <w:tc>
           <w:tcPr>
-            <w:tcW w:w="1100" w:type="pct"/>
+            <w:tcW w:w="1200" w:type="pct"/>
             <w:tcBorders>
               <w:top w:val="none" w:sz="0" w:space="0" w:color="FFFFFF"/>
               <w:left w:val="none" w:sz="0" w:space="0" w:color="FFFFFF"/>
@@ -19425,7 +19193,7 @@
         </w:tc>
         <w:tc>
           <w:tcPr>
-            <w:tcW w:w="800" w:type="pct"/>
+            <w:tcW w:w="2600" w:type="pct"/>
             <w:tcBorders>
               <w:top w:val="none" w:sz="0" w:space="0" w:color="FFFFFF"/>
               <w:left w:val="none" w:sz="0" w:space="0" w:color="FFFFFF"/>
@@ -19449,13 +19217,41 @@
                 <w:sz w:val="21"/>
                 <w:szCs w:val="21"/>
               </w:rPr>
-              <w:t>I070/I071</w:t>
+              <w:t>理论上限</w:t>
+            </w:r>
+            <w:r>
+              <w:rPr>
+                <w:sz w:val="21"/>
+                <w:szCs w:val="21"/>
+              </w:rPr>
+              <w:t xml:space="preserve"> +0.0851</w:t>
+            </w:r>
+            <w:r>
+              <w:rPr>
+                <w:sz w:val="21"/>
+                <w:szCs w:val="21"/>
+              </w:rPr>
+              <w:t>，基数</w:t>
+            </w:r>
+            <w:r>
+              <w:rPr>
+                <w:sz w:val="21"/>
+                <w:szCs w:val="21"/>
+              </w:rPr>
+              <w:t xml:space="preserve"> MAE 15.25 </w:t>
+            </w:r>
+            <w:r>
+              <w:rPr>
+                <w:sz w:val="21"/>
+                <w:szCs w:val="21"/>
+              </w:rPr>
+              <w:t>不可实现</w:t>
             </w:r>
           </w:p>
         </w:tc>
         <w:tc>
           <w:tcPr>
-            <w:tcW w:w="2000" w:type="pct"/>
+            <w:tcW w:w="700" w:type="pct"/>
             <w:tcBorders>
               <w:top w:val="none" w:sz="0" w:space="0" w:color="FFFFFF"/>
               <w:left w:val="none" w:sz="0" w:space="0" w:color="FFFFFF"/>
@@ -19479,41 +19275,58 @@
                 <w:sz w:val="21"/>
                 <w:szCs w:val="21"/>
               </w:rPr>
-              <w:t>理论上限</w:t>
-            </w:r>
+              <w:t>关闭</w:t>
+            </w:r>
+          </w:p>
+        </w:tc>
+      </w:tr>
+      <w:tr>
+        <w:tblPrEx>
+          <w:tblCellMar>
+            <w:top w:w="0" w:type="dxa"/>
+            <w:bottom w:w="0" w:type="dxa"/>
+          </w:tblCellMar>
+        </w:tblPrEx>
+        <w:trPr>
+          <w:cantSplit/>
+        </w:trPr>
+        <w:tc>
+          <w:tcPr>
+            <w:tcW w:w="1200" w:type="pct"/>
+            <w:tcBorders>
+              <w:top w:val="none" w:sz="0" w:space="0" w:color="FFFFFF"/>
+              <w:left w:val="none" w:sz="0" w:space="0" w:color="FFFFFF"/>
+              <w:bottom w:val="none" w:sz="0" w:space="0" w:color="FFFFFF"/>
+              <w:right w:val="none" w:sz="0" w:space="0" w:color="FFFFFF"/>
+            </w:tcBorders>
+            <w:tcMar>
+              <w:top w:w="50" w:type="dxa"/>
+              <w:left w:w="80" w:type="dxa"/>
+              <w:bottom w:w="50" w:type="dxa"/>
+              <w:right w:w="80" w:type="dxa"/>
+            </w:tcMar>
+            <w:vAlign w:val="center"/>
+          </w:tcPr>
+          <w:p>
             <w:r>
               <w:rPr>
                 <w:sz w:val="21"/>
                 <w:szCs w:val="21"/>
               </w:rPr>
-              <w:t xml:space="preserve"> +0.0851</w:t>
+              <w:t>特征扩容</w:t>
             </w:r>
             <w:r>
               <w:rPr>
                 <w:sz w:val="21"/>
                 <w:szCs w:val="21"/>
               </w:rPr>
-              <w:t>，基数</w:t>
-            </w:r>
-            <w:r>
-              <w:rPr>
-                <w:sz w:val="21"/>
-                <w:szCs w:val="21"/>
-              </w:rPr>
-              <w:t xml:space="preserve"> MAE 15.25 </w:t>
-            </w:r>
-            <w:r>
-              <w:rPr>
-                <w:sz w:val="21"/>
-                <w:szCs w:val="21"/>
-              </w:rPr>
-              <w:t>不可实现</w:t>
+              <w:t xml:space="preserve"> (2176D)</w:t>
             </w:r>
           </w:p>
         </w:tc>
         <w:tc>
           <w:tcPr>
-            <w:tcW w:w="600" w:type="pct"/>
+            <w:tcW w:w="2600" w:type="pct"/>
             <w:tcBorders>
               <w:top w:val="none" w:sz="0" w:space="0" w:color="FFFFFF"/>
               <w:left w:val="none" w:sz="0" w:space="0" w:color="FFFFFF"/>
@@ -19537,58 +19350,20 @@
                 <w:sz w:val="21"/>
                 <w:szCs w:val="21"/>
               </w:rPr>
-              <w:t>关闭</w:t>
-            </w:r>
-          </w:p>
-        </w:tc>
-      </w:tr>
-      <w:tr>
-        <w:tblPrEx>
-          <w:tblCellMar>
-            <w:top w:w="0" w:type="dxa"/>
-            <w:bottom w:w="0" w:type="dxa"/>
-          </w:tblCellMar>
-        </w:tblPrEx>
-        <w:trPr>
-          <w:cantSplit/>
-        </w:trPr>
-        <w:tc>
-          <w:tcPr>
-            <w:tcW w:w="1100" w:type="pct"/>
-            <w:tcBorders>
-              <w:top w:val="none" w:sz="0" w:space="0" w:color="FFFFFF"/>
-              <w:left w:val="none" w:sz="0" w:space="0" w:color="FFFFFF"/>
-              <w:bottom w:val="none" w:sz="0" w:space="0" w:color="FFFFFF"/>
-              <w:right w:val="none" w:sz="0" w:space="0" w:color="FFFFFF"/>
-            </w:tcBorders>
-            <w:tcMar>
-              <w:top w:w="50" w:type="dxa"/>
-              <w:left w:w="80" w:type="dxa"/>
-              <w:bottom w:w="50" w:type="dxa"/>
-              <w:right w:w="80" w:type="dxa"/>
-            </w:tcMar>
-            <w:vAlign w:val="center"/>
-          </w:tcPr>
-          <w:p>
+              <w:t>−</w:t>
+            </w:r>
             <w:r>
               <w:rPr>
                 <w:sz w:val="21"/>
                 <w:szCs w:val="21"/>
               </w:rPr>
-              <w:t>特征扩容</w:t>
-            </w:r>
-            <w:r>
-              <w:rPr>
-                <w:sz w:val="21"/>
-                <w:szCs w:val="21"/>
-              </w:rPr>
-              <w:t xml:space="preserve"> (2176D)</w:t>
+              <w:t>0.0009</w:t>
             </w:r>
           </w:p>
         </w:tc>
         <w:tc>
           <w:tcPr>
-            <w:tcW w:w="800" w:type="pct"/>
+            <w:tcW w:w="700" w:type="pct"/>
             <w:tcBorders>
               <w:top w:val="none" w:sz="0" w:space="0" w:color="FFFFFF"/>
               <w:left w:val="none" w:sz="0" w:space="0" w:color="FFFFFF"/>
@@ -19612,13 +19387,58 @@
                 <w:sz w:val="21"/>
                 <w:szCs w:val="21"/>
               </w:rPr>
-              <w:t>I062/I063</w:t>
+              <w:t>关闭</w:t>
+            </w:r>
+          </w:p>
+        </w:tc>
+      </w:tr>
+      <w:tr>
+        <w:tblPrEx>
+          <w:tblCellMar>
+            <w:top w:w="0" w:type="dxa"/>
+            <w:bottom w:w="0" w:type="dxa"/>
+          </w:tblCellMar>
+        </w:tblPrEx>
+        <w:trPr>
+          <w:cantSplit/>
+        </w:trPr>
+        <w:tc>
+          <w:tcPr>
+            <w:tcW w:w="1200" w:type="pct"/>
+            <w:tcBorders>
+              <w:top w:val="none" w:sz="0" w:space="0" w:color="FFFFFF"/>
+              <w:left w:val="none" w:sz="0" w:space="0" w:color="FFFFFF"/>
+              <w:bottom w:val="none" w:sz="0" w:space="0" w:color="FFFFFF"/>
+              <w:right w:val="none" w:sz="0" w:space="0" w:color="FFFFFF"/>
+            </w:tcBorders>
+            <w:tcMar>
+              <w:top w:w="50" w:type="dxa"/>
+              <w:left w:w="80" w:type="dxa"/>
+              <w:bottom w:w="50" w:type="dxa"/>
+              <w:right w:w="80" w:type="dxa"/>
+            </w:tcMar>
+            <w:vAlign w:val="center"/>
+          </w:tcPr>
+          <w:p>
+            <w:r>
+              <w:rPr>
+                <w:sz w:val="21"/>
+                <w:szCs w:val="21"/>
+              </w:rPr>
+              <w:t xml:space="preserve">PU </w:t>
+            </w:r>
+            <w:r>
+              <w:rPr>
+                <w:sz w:val="21"/>
+                <w:szCs w:val="21"/>
+              </w:rPr>
+              <w:t>倾向加权</w:t>
             </w:r>
           </w:p>
         </w:tc>
         <w:tc>
           <w:tcPr>
-            <w:tcW w:w="2000" w:type="pct"/>
+            <w:tcW w:w="2600" w:type="pct"/>
             <w:tcBorders>
               <w:top w:val="none" w:sz="0" w:space="0" w:color="FFFFFF"/>
               <w:left w:val="none" w:sz="0" w:space="0" w:color="FFFFFF"/>
@@ -19649,13 +19469,34 @@
                 <w:sz w:val="21"/>
                 <w:szCs w:val="21"/>
               </w:rPr>
-              <w:t>0.0009</w:t>
+              <w:t>0.0014</w:t>
+            </w:r>
+            <w:r>
+              <w:rPr>
+                <w:sz w:val="21"/>
+                <w:szCs w:val="21"/>
+              </w:rPr>
+              <w:t>（独立</w:t>
+            </w:r>
+            <w:r>
+              <w:rPr>
+                <w:sz w:val="21"/>
+                <w:szCs w:val="21"/>
+              </w:rPr>
+              <w:t xml:space="preserve"> +0.0136</w:t>
+            </w:r>
+            <w:r>
+              <w:rPr>
+                <w:sz w:val="21"/>
+                <w:szCs w:val="21"/>
+              </w:rPr>
+              <w:t>）</w:t>
             </w:r>
           </w:p>
         </w:tc>
         <w:tc>
           <w:tcPr>
-            <w:tcW w:w="600" w:type="pct"/>
+            <w:tcW w:w="700" w:type="pct"/>
             <w:tcBorders>
               <w:top w:val="none" w:sz="0" w:space="0" w:color="FFFFFF"/>
               <w:left w:val="none" w:sz="0" w:space="0" w:color="FFFFFF"/>
@@ -19696,7 +19537,7 @@
         </w:trPr>
         <w:tc>
           <w:tcPr>
-            <w:tcW w:w="1100" w:type="pct"/>
+            <w:tcW w:w="1200" w:type="pct"/>
             <w:tcBorders>
               <w:top w:val="none" w:sz="0" w:space="0" w:color="FFFFFF"/>
               <w:left w:val="none" w:sz="0" w:space="0" w:color="FFFFFF"/>
@@ -19717,20 +19558,13 @@
                 <w:sz w:val="21"/>
                 <w:szCs w:val="21"/>
               </w:rPr>
-              <w:t xml:space="preserve">PU </w:t>
-            </w:r>
-            <w:r>
-              <w:rPr>
-                <w:sz w:val="21"/>
-                <w:szCs w:val="21"/>
-              </w:rPr>
-              <w:t>倾向加权</w:t>
+              <w:t>全局排序损失</w:t>
             </w:r>
           </w:p>
         </w:tc>
         <w:tc>
           <w:tcPr>
-            <w:tcW w:w="800" w:type="pct"/>
+            <w:tcW w:w="2600" w:type="pct"/>
             <w:tcBorders>
               <w:top w:val="none" w:sz="0" w:space="0" w:color="FFFFFF"/>
               <w:left w:val="none" w:sz="0" w:space="0" w:color="FFFFFF"/>
@@ -19754,13 +19588,20 @@
                 <w:sz w:val="21"/>
                 <w:szCs w:val="21"/>
               </w:rPr>
-              <w:t>I074</w:t>
+              <w:t>−</w:t>
+            </w:r>
+            <w:r>
+              <w:rPr>
+                <w:sz w:val="21"/>
+                <w:szCs w:val="21"/>
+              </w:rPr>
+              <w:t>0.0212 / −0.0439</w:t>
             </w:r>
           </w:p>
         </w:tc>
         <w:tc>
           <w:tcPr>
-            <w:tcW w:w="2000" w:type="pct"/>
+            <w:tcW w:w="700" w:type="pct"/>
             <w:tcBorders>
               <w:top w:val="none" w:sz="0" w:space="0" w:color="FFFFFF"/>
               <w:left w:val="none" w:sz="0" w:space="0" w:color="FFFFFF"/>
@@ -19784,41 +19625,51 @@
                 <w:sz w:val="21"/>
                 <w:szCs w:val="21"/>
               </w:rPr>
-              <w:t>−</w:t>
-            </w:r>
+              <w:t>关闭</w:t>
+            </w:r>
+          </w:p>
+        </w:tc>
+      </w:tr>
+      <w:tr>
+        <w:tblPrEx>
+          <w:tblCellMar>
+            <w:top w:w="0" w:type="dxa"/>
+            <w:bottom w:w="0" w:type="dxa"/>
+          </w:tblCellMar>
+        </w:tblPrEx>
+        <w:trPr>
+          <w:cantSplit/>
+        </w:trPr>
+        <w:tc>
+          <w:tcPr>
+            <w:tcW w:w="1200" w:type="pct"/>
+            <w:tcBorders>
+              <w:top w:val="none" w:sz="0" w:space="0" w:color="FFFFFF"/>
+              <w:left w:val="none" w:sz="0" w:space="0" w:color="FFFFFF"/>
+              <w:bottom w:val="none" w:sz="0" w:space="0" w:color="FFFFFF"/>
+              <w:right w:val="none" w:sz="0" w:space="0" w:color="FFFFFF"/>
+            </w:tcBorders>
+            <w:tcMar>
+              <w:top w:w="50" w:type="dxa"/>
+              <w:left w:w="80" w:type="dxa"/>
+              <w:bottom w:w="50" w:type="dxa"/>
+              <w:right w:w="80" w:type="dxa"/>
+            </w:tcMar>
+            <w:vAlign w:val="center"/>
+          </w:tcPr>
+          <w:p>
             <w:r>
               <w:rPr>
                 <w:sz w:val="21"/>
                 <w:szCs w:val="21"/>
               </w:rPr>
-              <w:t>0.0014</w:t>
-            </w:r>
-            <w:r>
-              <w:rPr>
-                <w:sz w:val="21"/>
-                <w:szCs w:val="21"/>
-              </w:rPr>
-              <w:t>（独立</w:t>
-            </w:r>
-            <w:r>
-              <w:rPr>
-                <w:sz w:val="21"/>
-                <w:szCs w:val="21"/>
-              </w:rPr>
-              <w:t xml:space="preserve"> +0.0136</w:t>
-            </w:r>
-            <w:r>
-              <w:rPr>
-                <w:sz w:val="21"/>
-                <w:szCs w:val="21"/>
-              </w:rPr>
-              <w:t>）</w:t>
+              <w:t>分支分数标定</w:t>
             </w:r>
           </w:p>
         </w:tc>
         <w:tc>
           <w:tcPr>
-            <w:tcW w:w="600" w:type="pct"/>
+            <w:tcW w:w="2600" w:type="pct"/>
             <w:tcBorders>
               <w:top w:val="none" w:sz="0" w:space="0" w:color="FFFFFF"/>
               <w:left w:val="none" w:sz="0" w:space="0" w:color="FFFFFF"/>
@@ -19842,51 +19693,27 @@
                 <w:sz w:val="21"/>
                 <w:szCs w:val="21"/>
               </w:rPr>
-              <w:t>关闭</w:t>
-            </w:r>
-          </w:p>
-        </w:tc>
-      </w:tr>
-      <w:tr>
-        <w:tblPrEx>
-          <w:tblCellMar>
-            <w:top w:w="0" w:type="dxa"/>
-            <w:bottom w:w="0" w:type="dxa"/>
-          </w:tblCellMar>
-        </w:tblPrEx>
-        <w:trPr>
-          <w:cantSplit/>
-        </w:trPr>
-        <w:tc>
-          <w:tcPr>
-            <w:tcW w:w="1100" w:type="pct"/>
-            <w:tcBorders>
-              <w:top w:val="none" w:sz="0" w:space="0" w:color="FFFFFF"/>
-              <w:left w:val="none" w:sz="0" w:space="0" w:color="FFFFFF"/>
-              <w:bottom w:val="none" w:sz="0" w:space="0" w:color="FFFFFF"/>
-              <w:right w:val="none" w:sz="0" w:space="0" w:color="FFFFFF"/>
-            </w:tcBorders>
-            <w:tcMar>
-              <w:top w:w="50" w:type="dxa"/>
-              <w:left w:w="80" w:type="dxa"/>
-              <w:bottom w:w="50" w:type="dxa"/>
-              <w:right w:w="80" w:type="dxa"/>
-            </w:tcMar>
-            <w:vAlign w:val="center"/>
-          </w:tcPr>
-          <w:p>
+              <w:t>−</w:t>
+            </w:r>
             <w:r>
               <w:rPr>
                 <w:sz w:val="21"/>
                 <w:szCs w:val="21"/>
               </w:rPr>
-              <w:t>全局排序损失</w:t>
+              <w:t>0.0007</w:t>
+            </w:r>
+            <w:r>
+              <w:rPr>
+                <w:sz w:val="21"/>
+                <w:szCs w:val="21"/>
+              </w:rPr>
+              <w:t>（各标定恒定）</w:t>
             </w:r>
           </w:p>
         </w:tc>
         <w:tc>
           <w:tcPr>
-            <w:tcW w:w="800" w:type="pct"/>
+            <w:tcW w:w="700" w:type="pct"/>
             <w:tcBorders>
               <w:top w:val="none" w:sz="0" w:space="0" w:color="FFFFFF"/>
               <w:left w:val="none" w:sz="0" w:space="0" w:color="FFFFFF"/>
@@ -19910,13 +19737,51 @@
                 <w:sz w:val="21"/>
                 <w:szCs w:val="21"/>
               </w:rPr>
-              <w:t>I073</w:t>
+              <w:t>关闭</w:t>
+            </w:r>
+          </w:p>
+        </w:tc>
+      </w:tr>
+      <w:tr>
+        <w:tblPrEx>
+          <w:tblCellMar>
+            <w:top w:w="0" w:type="dxa"/>
+            <w:bottom w:w="0" w:type="dxa"/>
+          </w:tblCellMar>
+        </w:tblPrEx>
+        <w:trPr>
+          <w:cantSplit/>
+        </w:trPr>
+        <w:tc>
+          <w:tcPr>
+            <w:tcW w:w="1200" w:type="pct"/>
+            <w:tcBorders>
+              <w:top w:val="none" w:sz="0" w:space="0" w:color="FFFFFF"/>
+              <w:left w:val="none" w:sz="0" w:space="0" w:color="FFFFFF"/>
+              <w:bottom w:val="none" w:sz="0" w:space="0" w:color="FFFFFF"/>
+              <w:right w:val="none" w:sz="0" w:space="0" w:color="FFFFFF"/>
+            </w:tcBorders>
+            <w:tcMar>
+              <w:top w:w="50" w:type="dxa"/>
+              <w:left w:w="80" w:type="dxa"/>
+              <w:bottom w:w="50" w:type="dxa"/>
+              <w:right w:w="80" w:type="dxa"/>
+            </w:tcMar>
+            <w:vAlign w:val="center"/>
+          </w:tcPr>
+          <w:p>
+            <w:r>
+              <w:rPr>
+                <w:sz w:val="21"/>
+                <w:szCs w:val="21"/>
+              </w:rPr>
+              <w:t>可学习同源聚合</w:t>
             </w:r>
           </w:p>
         </w:tc>
         <w:tc>
           <w:tcPr>
-            <w:tcW w:w="2000" w:type="pct"/>
+            <w:tcW w:w="2600" w:type="pct"/>
             <w:tcBorders>
               <w:top w:val="none" w:sz="0" w:space="0" w:color="FFFFFF"/>
               <w:left w:val="none" w:sz="0" w:space="0" w:color="FFFFFF"/>
@@ -19947,13 +19812,13 @@
                 <w:sz w:val="21"/>
                 <w:szCs w:val="21"/>
               </w:rPr>
-              <w:t>0.0212 / −0.0439</w:t>
+              <w:t>0.0141</w:t>
             </w:r>
           </w:p>
         </w:tc>
         <w:tc>
           <w:tcPr>
-            <w:tcW w:w="600" w:type="pct"/>
+            <w:tcW w:w="700" w:type="pct"/>
             <w:tcBorders>
               <w:top w:val="none" w:sz="0" w:space="0" w:color="FFFFFF"/>
               <w:left w:val="none" w:sz="0" w:space="0" w:color="FFFFFF"/>
@@ -19994,7 +19859,7 @@
         </w:trPr>
         <w:tc>
           <w:tcPr>
-            <w:tcW w:w="1100" w:type="pct"/>
+            <w:tcW w:w="1200" w:type="pct"/>
             <w:tcBorders>
               <w:top w:val="none" w:sz="0" w:space="0" w:color="FFFFFF"/>
               <w:left w:val="none" w:sz="0" w:space="0" w:color="FFFFFF"/>
@@ -20015,13 +19880,13 @@
                 <w:sz w:val="21"/>
                 <w:szCs w:val="21"/>
               </w:rPr>
-              <w:t>分支分数标定</w:t>
+              <w:t>转导图传播</w:t>
             </w:r>
           </w:p>
         </w:tc>
         <w:tc>
           <w:tcPr>
-            <w:tcW w:w="800" w:type="pct"/>
+            <w:tcW w:w="2600" w:type="pct"/>
             <w:tcBorders>
               <w:top w:val="none" w:sz="0" w:space="0" w:color="FFFFFF"/>
               <w:left w:val="none" w:sz="0" w:space="0" w:color="FFFFFF"/>
@@ -20045,13 +19910,27 @@
                 <w:sz w:val="21"/>
                 <w:szCs w:val="21"/>
               </w:rPr>
-              <w:t>I077</w:t>
+              <w:t>−</w:t>
+            </w:r>
+            <w:r>
+              <w:rPr>
+                <w:sz w:val="21"/>
+                <w:szCs w:val="21"/>
+              </w:rPr>
+              <w:t>0.1695</w:t>
+            </w:r>
+            <w:r>
+              <w:rPr>
+                <w:sz w:val="21"/>
+                <w:szCs w:val="21"/>
+              </w:rPr>
+              <w:t>（替换口径）</w:t>
             </w:r>
           </w:p>
         </w:tc>
         <w:tc>
           <w:tcPr>
-            <w:tcW w:w="2000" w:type="pct"/>
+            <w:tcW w:w="700" w:type="pct"/>
             <w:tcBorders>
               <w:top w:val="none" w:sz="0" w:space="0" w:color="FFFFFF"/>
               <w:left w:val="none" w:sz="0" w:space="0" w:color="FFFFFF"/>
@@ -20075,27 +19954,65 @@
                 <w:sz w:val="21"/>
                 <w:szCs w:val="21"/>
               </w:rPr>
-              <w:t>−</w:t>
-            </w:r>
+              <w:t>关闭</w:t>
+            </w:r>
+          </w:p>
+        </w:tc>
+      </w:tr>
+      <w:tr>
+        <w:tblPrEx>
+          <w:tblCellMar>
+            <w:top w:w="0" w:type="dxa"/>
+            <w:bottom w:w="0" w:type="dxa"/>
+          </w:tblCellMar>
+        </w:tblPrEx>
+        <w:trPr>
+          <w:cantSplit/>
+        </w:trPr>
+        <w:tc>
+          <w:tcPr>
+            <w:tcW w:w="1200" w:type="pct"/>
+            <w:tcBorders>
+              <w:top w:val="none" w:sz="0" w:space="0" w:color="FFFFFF"/>
+              <w:left w:val="none" w:sz="0" w:space="0" w:color="FFFFFF"/>
+              <w:bottom w:val="none" w:sz="0" w:space="0" w:color="FFFFFF"/>
+              <w:right w:val="none" w:sz="0" w:space="0" w:color="FFFFFF"/>
+            </w:tcBorders>
+            <w:tcMar>
+              <w:top w:w="50" w:type="dxa"/>
+              <w:left w:w="80" w:type="dxa"/>
+              <w:bottom w:w="50" w:type="dxa"/>
+              <w:right w:w="80" w:type="dxa"/>
+            </w:tcMar>
+            <w:vAlign w:val="center"/>
+          </w:tcPr>
+          <w:p>
             <w:r>
               <w:rPr>
                 <w:sz w:val="21"/>
                 <w:szCs w:val="21"/>
               </w:rPr>
-              <w:t>0.0007</w:t>
+              <w:t>低</w:t>
             </w:r>
             <w:r>
               <w:rPr>
                 <w:sz w:val="21"/>
                 <w:szCs w:val="21"/>
               </w:rPr>
-              <w:t>（各标定恒定）</w:t>
+              <w:t xml:space="preserve"> FPR </w:t>
+            </w:r>
+            <w:r>
+              <w:rPr>
+                <w:sz w:val="21"/>
+                <w:szCs w:val="21"/>
+              </w:rPr>
+              <w:t>重排头</w:t>
             </w:r>
           </w:p>
         </w:tc>
         <w:tc>
           <w:tcPr>
-            <w:tcW w:w="600" w:type="pct"/>
+            <w:tcW w:w="2600" w:type="pct"/>
             <w:tcBorders>
               <w:top w:val="none" w:sz="0" w:space="0" w:color="FFFFFF"/>
               <w:left w:val="none" w:sz="0" w:space="0" w:color="FFFFFF"/>
@@ -20119,51 +20036,20 @@
                 <w:sz w:val="21"/>
                 <w:szCs w:val="21"/>
               </w:rPr>
-              <w:t>关闭</w:t>
-            </w:r>
-          </w:p>
-        </w:tc>
-      </w:tr>
-      <w:tr>
-        <w:tblPrEx>
-          <w:tblCellMar>
-            <w:top w:w="0" w:type="dxa"/>
-            <w:bottom w:w="0" w:type="dxa"/>
-          </w:tblCellMar>
-        </w:tblPrEx>
-        <w:trPr>
-          <w:cantSplit/>
-        </w:trPr>
-        <w:tc>
-          <w:tcPr>
-            <w:tcW w:w="1100" w:type="pct"/>
-            <w:tcBorders>
-              <w:top w:val="none" w:sz="0" w:space="0" w:color="FFFFFF"/>
-              <w:left w:val="none" w:sz="0" w:space="0" w:color="FFFFFF"/>
-              <w:bottom w:val="none" w:sz="0" w:space="0" w:color="FFFFFF"/>
-              <w:right w:val="none" w:sz="0" w:space="0" w:color="FFFFFF"/>
-            </w:tcBorders>
-            <w:tcMar>
-              <w:top w:w="50" w:type="dxa"/>
-              <w:left w:w="80" w:type="dxa"/>
-              <w:bottom w:w="50" w:type="dxa"/>
-              <w:right w:w="80" w:type="dxa"/>
-            </w:tcMar>
-            <w:vAlign w:val="center"/>
-          </w:tcPr>
-          <w:p>
+              <w:t>−</w:t>
+            </w:r>
             <w:r>
               <w:rPr>
                 <w:sz w:val="21"/>
                 <w:szCs w:val="21"/>
               </w:rPr>
-              <w:t>可学习同源聚合</w:t>
+              <w:t>0.0047</w:t>
             </w:r>
           </w:p>
         </w:tc>
         <w:tc>
           <w:tcPr>
-            <w:tcW w:w="800" w:type="pct"/>
+            <w:tcW w:w="700" w:type="pct"/>
             <w:tcBorders>
               <w:top w:val="none" w:sz="0" w:space="0" w:color="FFFFFF"/>
               <w:left w:val="none" w:sz="0" w:space="0" w:color="FFFFFF"/>
@@ -20187,13 +20073,51 @@
                 <w:sz w:val="21"/>
                 <w:szCs w:val="21"/>
               </w:rPr>
-              <w:t>I078</w:t>
+              <w:t>关闭</w:t>
+            </w:r>
+          </w:p>
+        </w:tc>
+      </w:tr>
+      <w:tr>
+        <w:tblPrEx>
+          <w:tblCellMar>
+            <w:top w:w="0" w:type="dxa"/>
+            <w:bottom w:w="0" w:type="dxa"/>
+          </w:tblCellMar>
+        </w:tblPrEx>
+        <w:trPr>
+          <w:cantSplit/>
+        </w:trPr>
+        <w:tc>
+          <w:tcPr>
+            <w:tcW w:w="1200" w:type="pct"/>
+            <w:tcBorders>
+              <w:top w:val="none" w:sz="0" w:space="0" w:color="FFFFFF"/>
+              <w:left w:val="none" w:sz="0" w:space="0" w:color="FFFFFF"/>
+              <w:bottom w:val="none" w:sz="0" w:space="0" w:color="FFFFFF"/>
+              <w:right w:val="none" w:sz="0" w:space="0" w:color="FFFFFF"/>
+            </w:tcBorders>
+            <w:tcMar>
+              <w:top w:w="50" w:type="dxa"/>
+              <w:left w:w="80" w:type="dxa"/>
+              <w:bottom w:w="50" w:type="dxa"/>
+              <w:right w:w="80" w:type="dxa"/>
+            </w:tcMar>
+            <w:vAlign w:val="center"/>
+          </w:tcPr>
+          <w:p>
+            <w:r>
+              <w:rPr>
+                <w:sz w:val="21"/>
+                <w:szCs w:val="21"/>
+              </w:rPr>
+              <w:t>单轮自训练</w:t>
             </w:r>
           </w:p>
         </w:tc>
         <w:tc>
           <w:tcPr>
-            <w:tcW w:w="2000" w:type="pct"/>
+            <w:tcW w:w="2600" w:type="pct"/>
             <w:tcBorders>
               <w:top w:val="none" w:sz="0" w:space="0" w:color="FFFFFF"/>
               <w:left w:val="none" w:sz="0" w:space="0" w:color="FFFFFF"/>
@@ -20224,13 +20148,34 @@
                 <w:sz w:val="21"/>
                 <w:szCs w:val="21"/>
               </w:rPr>
-              <w:t>0.0141</w:t>
+              <w:t>0.0003</w:t>
+            </w:r>
+            <w:r>
+              <w:rPr>
+                <w:sz w:val="21"/>
+                <w:szCs w:val="21"/>
+              </w:rPr>
+              <w:t>（独立</w:t>
+            </w:r>
+            <w:r>
+              <w:rPr>
+                <w:sz w:val="21"/>
+                <w:szCs w:val="21"/>
+              </w:rPr>
+              <w:t xml:space="preserve"> +0.0054</w:t>
+            </w:r>
+            <w:r>
+              <w:rPr>
+                <w:sz w:val="21"/>
+                <w:szCs w:val="21"/>
+              </w:rPr>
+              <w:t>）</w:t>
             </w:r>
           </w:p>
         </w:tc>
         <w:tc>
           <w:tcPr>
-            <w:tcW w:w="600" w:type="pct"/>
+            <w:tcW w:w="700" w:type="pct"/>
             <w:tcBorders>
               <w:top w:val="none" w:sz="0" w:space="0" w:color="FFFFFF"/>
               <w:left w:val="none" w:sz="0" w:space="0" w:color="FFFFFF"/>
@@ -20271,7 +20216,7 @@
         </w:trPr>
         <w:tc>
           <w:tcPr>
-            <w:tcW w:w="1100" w:type="pct"/>
+            <w:tcW w:w="1200" w:type="pct"/>
             <w:tcBorders>
               <w:top w:val="none" w:sz="0" w:space="0" w:color="FFFFFF"/>
               <w:left w:val="none" w:sz="0" w:space="0" w:color="FFFFFF"/>
@@ -20292,13 +20237,13 @@
                 <w:sz w:val="21"/>
                 <w:szCs w:val="21"/>
               </w:rPr>
-              <w:t>转导图传播</w:t>
+              <w:t>等权平均融合</w:t>
             </w:r>
           </w:p>
         </w:tc>
         <w:tc>
           <w:tcPr>
-            <w:tcW w:w="800" w:type="pct"/>
+            <w:tcW w:w="2600" w:type="pct"/>
             <w:tcBorders>
               <w:top w:val="none" w:sz="0" w:space="0" w:color="FFFFFF"/>
               <w:left w:val="none" w:sz="0" w:space="0" w:color="FFFFFF"/>
@@ -20322,13 +20267,20 @@
                 <w:sz w:val="21"/>
                 <w:szCs w:val="21"/>
               </w:rPr>
-              <w:t>I079</w:t>
+              <w:t>−</w:t>
+            </w:r>
+            <w:r>
+              <w:rPr>
+                <w:sz w:val="21"/>
+                <w:szCs w:val="21"/>
+              </w:rPr>
+              <w:t>0.0068</w:t>
             </w:r>
           </w:p>
         </w:tc>
         <w:tc>
           <w:tcPr>
-            <w:tcW w:w="2000" w:type="pct"/>
+            <w:tcW w:w="700" w:type="pct"/>
             <w:tcBorders>
               <w:top w:val="none" w:sz="0" w:space="0" w:color="FFFFFF"/>
               <w:left w:val="none" w:sz="0" w:space="0" w:color="FFFFFF"/>
@@ -20352,27 +20304,58 @@
                 <w:sz w:val="21"/>
                 <w:szCs w:val="21"/>
               </w:rPr>
-              <w:t>−</w:t>
-            </w:r>
+              <w:t>关闭</w:t>
+            </w:r>
+          </w:p>
+        </w:tc>
+      </w:tr>
+      <w:tr>
+        <w:tblPrEx>
+          <w:tblCellMar>
+            <w:top w:w="0" w:type="dxa"/>
+            <w:bottom w:w="0" w:type="dxa"/>
+          </w:tblCellMar>
+        </w:tblPrEx>
+        <w:trPr>
+          <w:cantSplit/>
+        </w:trPr>
+        <w:tc>
+          <w:tcPr>
+            <w:tcW w:w="1200" w:type="pct"/>
+            <w:tcBorders>
+              <w:top w:val="none" w:sz="0" w:space="0" w:color="FFFFFF"/>
+              <w:left w:val="none" w:sz="0" w:space="0" w:color="FFFFFF"/>
+              <w:bottom w:val="none" w:sz="0" w:space="0" w:color="FFFFFF"/>
+              <w:right w:val="none" w:sz="0" w:space="0" w:color="FFFFFF"/>
+            </w:tcBorders>
+            <w:tcMar>
+              <w:top w:w="50" w:type="dxa"/>
+              <w:left w:w="80" w:type="dxa"/>
+              <w:bottom w:w="50" w:type="dxa"/>
+              <w:right w:w="80" w:type="dxa"/>
+            </w:tcMar>
+            <w:vAlign w:val="center"/>
+          </w:tcPr>
+          <w:p>
             <w:r>
               <w:rPr>
                 <w:sz w:val="21"/>
                 <w:szCs w:val="21"/>
               </w:rPr>
-              <w:t>0.1695</w:t>
+              <w:t xml:space="preserve">max </w:t>
             </w:r>
             <w:r>
               <w:rPr>
                 <w:sz w:val="21"/>
                 <w:szCs w:val="21"/>
               </w:rPr>
-              <w:t>（替换口径）</w:t>
+              <w:t>组合</w:t>
             </w:r>
           </w:p>
         </w:tc>
         <w:tc>
           <w:tcPr>
-            <w:tcW w:w="600" w:type="pct"/>
+            <w:tcW w:w="2600" w:type="pct"/>
             <w:tcBorders>
               <w:top w:val="none" w:sz="0" w:space="0" w:color="FFFFFF"/>
               <w:left w:val="none" w:sz="0" w:space="0" w:color="FFFFFF"/>
@@ -20396,65 +20379,20 @@
                 <w:sz w:val="21"/>
                 <w:szCs w:val="21"/>
               </w:rPr>
-              <w:t>关闭</w:t>
-            </w:r>
-          </w:p>
-        </w:tc>
-      </w:tr>
-      <w:tr>
-        <w:tblPrEx>
-          <w:tblCellMar>
-            <w:top w:w="0" w:type="dxa"/>
-            <w:bottom w:w="0" w:type="dxa"/>
-          </w:tblCellMar>
-        </w:tblPrEx>
-        <w:trPr>
-          <w:cantSplit/>
-        </w:trPr>
-        <w:tc>
-          <w:tcPr>
-            <w:tcW w:w="1100" w:type="pct"/>
-            <w:tcBorders>
-              <w:top w:val="none" w:sz="0" w:space="0" w:color="FFFFFF"/>
-              <w:left w:val="none" w:sz="0" w:space="0" w:color="FFFFFF"/>
-              <w:bottom w:val="none" w:sz="0" w:space="0" w:color="FFFFFF"/>
-              <w:right w:val="none" w:sz="0" w:space="0" w:color="FFFFFF"/>
-            </w:tcBorders>
-            <w:tcMar>
-              <w:top w:w="50" w:type="dxa"/>
-              <w:left w:w="80" w:type="dxa"/>
-              <w:bottom w:w="50" w:type="dxa"/>
-              <w:right w:w="80" w:type="dxa"/>
-            </w:tcMar>
-            <w:vAlign w:val="center"/>
-          </w:tcPr>
-          <w:p>
+              <w:t>−</w:t>
+            </w:r>
             <w:r>
               <w:rPr>
                 <w:sz w:val="21"/>
                 <w:szCs w:val="21"/>
               </w:rPr>
-              <w:t>低</w:t>
-            </w:r>
-            <w:r>
-              <w:rPr>
-                <w:sz w:val="21"/>
-                <w:szCs w:val="21"/>
-              </w:rPr>
-              <w:t xml:space="preserve"> FPR </w:t>
-            </w:r>
-            <w:r>
-              <w:rPr>
-                <w:sz w:val="21"/>
-                <w:szCs w:val="21"/>
-              </w:rPr>
-              <w:t>重排头</w:t>
+              <w:t>0.0411</w:t>
             </w:r>
           </w:p>
         </w:tc>
         <w:tc>
           <w:tcPr>
-            <w:tcW w:w="800" w:type="pct"/>
+            <w:tcW w:w="700" w:type="pct"/>
             <w:tcBorders>
               <w:top w:val="none" w:sz="0" w:space="0" w:color="FFFFFF"/>
               <w:left w:val="none" w:sz="0" w:space="0" w:color="FFFFFF"/>
@@ -20478,73 +20416,6 @@
                 <w:sz w:val="21"/>
                 <w:szCs w:val="21"/>
               </w:rPr>
-              <w:t>I080</w:t>
-            </w:r>
-          </w:p>
-        </w:tc>
-        <w:tc>
-          <w:tcPr>
-            <w:tcW w:w="2000" w:type="pct"/>
-            <w:tcBorders>
-              <w:top w:val="none" w:sz="0" w:space="0" w:color="FFFFFF"/>
-              <w:left w:val="none" w:sz="0" w:space="0" w:color="FFFFFF"/>
-              <w:bottom w:val="none" w:sz="0" w:space="0" w:color="FFFFFF"/>
-              <w:right w:val="none" w:sz="0" w:space="0" w:color="FFFFFF"/>
-            </w:tcBorders>
-            <w:tcMar>
-              <w:top w:w="50" w:type="dxa"/>
-              <w:left w:w="80" w:type="dxa"/>
-              <w:bottom w:w="50" w:type="dxa"/>
-              <w:right w:w="80" w:type="dxa"/>
-            </w:tcMar>
-            <w:vAlign w:val="center"/>
-          </w:tcPr>
-          <w:p>
-            <w:pPr>
-              <w:jc w:val="center"/>
-            </w:pPr>
-            <w:r>
-              <w:rPr>
-                <w:sz w:val="21"/>
-                <w:szCs w:val="21"/>
-              </w:rPr>
-              <w:t>−</w:t>
-            </w:r>
-            <w:r>
-              <w:rPr>
-                <w:sz w:val="21"/>
-                <w:szCs w:val="21"/>
-              </w:rPr>
-              <w:t>0.0047</w:t>
-            </w:r>
-          </w:p>
-        </w:tc>
-        <w:tc>
-          <w:tcPr>
-            <w:tcW w:w="600" w:type="pct"/>
-            <w:tcBorders>
-              <w:top w:val="none" w:sz="0" w:space="0" w:color="FFFFFF"/>
-              <w:left w:val="none" w:sz="0" w:space="0" w:color="FFFFFF"/>
-              <w:bottom w:val="none" w:sz="0" w:space="0" w:color="FFFFFF"/>
-              <w:right w:val="none" w:sz="0" w:space="0" w:color="FFFFFF"/>
-            </w:tcBorders>
-            <w:tcMar>
-              <w:top w:w="50" w:type="dxa"/>
-              <w:left w:w="80" w:type="dxa"/>
-              <w:bottom w:w="50" w:type="dxa"/>
-              <w:right w:w="80" w:type="dxa"/>
-            </w:tcMar>
-            <w:vAlign w:val="center"/>
-          </w:tcPr>
-          <w:p>
-            <w:pPr>
-              <w:jc w:val="center"/>
-            </w:pPr>
-            <w:r>
-              <w:rPr>
-                <w:sz w:val="21"/>
-                <w:szCs w:val="21"/>
-              </w:rPr>
               <w:t>关闭</w:t>
             </w:r>
           </w:p>
@@ -20562,440 +20433,7 @@
         </w:trPr>
         <w:tc>
           <w:tcPr>
-            <w:tcW w:w="1100" w:type="pct"/>
-            <w:tcBorders>
-              <w:top w:val="none" w:sz="0" w:space="0" w:color="FFFFFF"/>
-              <w:left w:val="none" w:sz="0" w:space="0" w:color="FFFFFF"/>
-              <w:bottom w:val="none" w:sz="0" w:space="0" w:color="FFFFFF"/>
-              <w:right w:val="none" w:sz="0" w:space="0" w:color="FFFFFF"/>
-            </w:tcBorders>
-            <w:tcMar>
-              <w:top w:w="50" w:type="dxa"/>
-              <w:left w:w="80" w:type="dxa"/>
-              <w:bottom w:w="50" w:type="dxa"/>
-              <w:right w:w="80" w:type="dxa"/>
-            </w:tcMar>
-            <w:vAlign w:val="center"/>
-          </w:tcPr>
-          <w:p>
-            <w:r>
-              <w:rPr>
-                <w:sz w:val="21"/>
-                <w:szCs w:val="21"/>
-              </w:rPr>
-              <w:t>单轮自训练</w:t>
-            </w:r>
-          </w:p>
-        </w:tc>
-        <w:tc>
-          <w:tcPr>
-            <w:tcW w:w="800" w:type="pct"/>
-            <w:tcBorders>
-              <w:top w:val="none" w:sz="0" w:space="0" w:color="FFFFFF"/>
-              <w:left w:val="none" w:sz="0" w:space="0" w:color="FFFFFF"/>
-              <w:bottom w:val="none" w:sz="0" w:space="0" w:color="FFFFFF"/>
-              <w:right w:val="none" w:sz="0" w:space="0" w:color="FFFFFF"/>
-            </w:tcBorders>
-            <w:tcMar>
-              <w:top w:w="50" w:type="dxa"/>
-              <w:left w:w="80" w:type="dxa"/>
-              <w:bottom w:w="50" w:type="dxa"/>
-              <w:right w:w="80" w:type="dxa"/>
-            </w:tcMar>
-            <w:vAlign w:val="center"/>
-          </w:tcPr>
-          <w:p>
-            <w:pPr>
-              <w:jc w:val="center"/>
-            </w:pPr>
-            <w:r>
-              <w:rPr>
-                <w:sz w:val="21"/>
-                <w:szCs w:val="21"/>
-              </w:rPr>
-              <w:t>I086/I087</w:t>
-            </w:r>
-          </w:p>
-        </w:tc>
-        <w:tc>
-          <w:tcPr>
-            <w:tcW w:w="2000" w:type="pct"/>
-            <w:tcBorders>
-              <w:top w:val="none" w:sz="0" w:space="0" w:color="FFFFFF"/>
-              <w:left w:val="none" w:sz="0" w:space="0" w:color="FFFFFF"/>
-              <w:bottom w:val="none" w:sz="0" w:space="0" w:color="FFFFFF"/>
-              <w:right w:val="none" w:sz="0" w:space="0" w:color="FFFFFF"/>
-            </w:tcBorders>
-            <w:tcMar>
-              <w:top w:w="50" w:type="dxa"/>
-              <w:left w:w="80" w:type="dxa"/>
-              <w:bottom w:w="50" w:type="dxa"/>
-              <w:right w:w="80" w:type="dxa"/>
-            </w:tcMar>
-            <w:vAlign w:val="center"/>
-          </w:tcPr>
-          <w:p>
-            <w:pPr>
-              <w:jc w:val="center"/>
-            </w:pPr>
-            <w:r>
-              <w:rPr>
-                <w:sz w:val="21"/>
-                <w:szCs w:val="21"/>
-              </w:rPr>
-              <w:t>−</w:t>
-            </w:r>
-            <w:r>
-              <w:rPr>
-                <w:sz w:val="21"/>
-                <w:szCs w:val="21"/>
-              </w:rPr>
-              <w:t>0.0003</w:t>
-            </w:r>
-            <w:r>
-              <w:rPr>
-                <w:sz w:val="21"/>
-                <w:szCs w:val="21"/>
-              </w:rPr>
-              <w:t>（独立</w:t>
-            </w:r>
-            <w:r>
-              <w:rPr>
-                <w:sz w:val="21"/>
-                <w:szCs w:val="21"/>
-              </w:rPr>
-              <w:t xml:space="preserve"> +0.0054</w:t>
-            </w:r>
-            <w:r>
-              <w:rPr>
-                <w:sz w:val="21"/>
-                <w:szCs w:val="21"/>
-              </w:rPr>
-              <w:t>）</w:t>
-            </w:r>
-          </w:p>
-        </w:tc>
-        <w:tc>
-          <w:tcPr>
-            <w:tcW w:w="600" w:type="pct"/>
-            <w:tcBorders>
-              <w:top w:val="none" w:sz="0" w:space="0" w:color="FFFFFF"/>
-              <w:left w:val="none" w:sz="0" w:space="0" w:color="FFFFFF"/>
-              <w:bottom w:val="none" w:sz="0" w:space="0" w:color="FFFFFF"/>
-              <w:right w:val="none" w:sz="0" w:space="0" w:color="FFFFFF"/>
-            </w:tcBorders>
-            <w:tcMar>
-              <w:top w:w="50" w:type="dxa"/>
-              <w:left w:w="80" w:type="dxa"/>
-              <w:bottom w:w="50" w:type="dxa"/>
-              <w:right w:w="80" w:type="dxa"/>
-            </w:tcMar>
-            <w:vAlign w:val="center"/>
-          </w:tcPr>
-          <w:p>
-            <w:pPr>
-              <w:jc w:val="center"/>
-            </w:pPr>
-            <w:r>
-              <w:rPr>
-                <w:sz w:val="21"/>
-                <w:szCs w:val="21"/>
-              </w:rPr>
-              <w:t>关闭</w:t>
-            </w:r>
-          </w:p>
-        </w:tc>
-      </w:tr>
-      <w:tr>
-        <w:tblPrEx>
-          <w:tblCellMar>
-            <w:top w:w="0" w:type="dxa"/>
-            <w:bottom w:w="0" w:type="dxa"/>
-          </w:tblCellMar>
-        </w:tblPrEx>
-        <w:trPr>
-          <w:cantSplit/>
-        </w:trPr>
-        <w:tc>
-          <w:tcPr>
-            <w:tcW w:w="1100" w:type="pct"/>
-            <w:tcBorders>
-              <w:top w:val="none" w:sz="0" w:space="0" w:color="FFFFFF"/>
-              <w:left w:val="none" w:sz="0" w:space="0" w:color="FFFFFF"/>
-              <w:bottom w:val="none" w:sz="0" w:space="0" w:color="FFFFFF"/>
-              <w:right w:val="none" w:sz="0" w:space="0" w:color="FFFFFF"/>
-            </w:tcBorders>
-            <w:tcMar>
-              <w:top w:w="50" w:type="dxa"/>
-              <w:left w:w="80" w:type="dxa"/>
-              <w:bottom w:w="50" w:type="dxa"/>
-              <w:right w:w="80" w:type="dxa"/>
-            </w:tcMar>
-            <w:vAlign w:val="center"/>
-          </w:tcPr>
-          <w:p>
-            <w:r>
-              <w:rPr>
-                <w:sz w:val="21"/>
-                <w:szCs w:val="21"/>
-              </w:rPr>
-              <w:t>等权平均融合</w:t>
-            </w:r>
-          </w:p>
-        </w:tc>
-        <w:tc>
-          <w:tcPr>
-            <w:tcW w:w="800" w:type="pct"/>
-            <w:tcBorders>
-              <w:top w:val="none" w:sz="0" w:space="0" w:color="FFFFFF"/>
-              <w:left w:val="none" w:sz="0" w:space="0" w:color="FFFFFF"/>
-              <w:bottom w:val="none" w:sz="0" w:space="0" w:color="FFFFFF"/>
-              <w:right w:val="none" w:sz="0" w:space="0" w:color="FFFFFF"/>
-            </w:tcBorders>
-            <w:tcMar>
-              <w:top w:w="50" w:type="dxa"/>
-              <w:left w:w="80" w:type="dxa"/>
-              <w:bottom w:w="50" w:type="dxa"/>
-              <w:right w:w="80" w:type="dxa"/>
-            </w:tcMar>
-            <w:vAlign w:val="center"/>
-          </w:tcPr>
-          <w:p>
-            <w:pPr>
-              <w:jc w:val="center"/>
-            </w:pPr>
-            <w:r>
-              <w:rPr>
-                <w:sz w:val="21"/>
-                <w:szCs w:val="21"/>
-              </w:rPr>
-              <w:t>I088</w:t>
-            </w:r>
-          </w:p>
-        </w:tc>
-        <w:tc>
-          <w:tcPr>
-            <w:tcW w:w="2000" w:type="pct"/>
-            <w:tcBorders>
-              <w:top w:val="none" w:sz="0" w:space="0" w:color="FFFFFF"/>
-              <w:left w:val="none" w:sz="0" w:space="0" w:color="FFFFFF"/>
-              <w:bottom w:val="none" w:sz="0" w:space="0" w:color="FFFFFF"/>
-              <w:right w:val="none" w:sz="0" w:space="0" w:color="FFFFFF"/>
-            </w:tcBorders>
-            <w:tcMar>
-              <w:top w:w="50" w:type="dxa"/>
-              <w:left w:w="80" w:type="dxa"/>
-              <w:bottom w:w="50" w:type="dxa"/>
-              <w:right w:w="80" w:type="dxa"/>
-            </w:tcMar>
-            <w:vAlign w:val="center"/>
-          </w:tcPr>
-          <w:p>
-            <w:pPr>
-              <w:jc w:val="center"/>
-            </w:pPr>
-            <w:r>
-              <w:rPr>
-                <w:sz w:val="21"/>
-                <w:szCs w:val="21"/>
-              </w:rPr>
-              <w:t>−</w:t>
-            </w:r>
-            <w:r>
-              <w:rPr>
-                <w:sz w:val="21"/>
-                <w:szCs w:val="21"/>
-              </w:rPr>
-              <w:t>0.0068</w:t>
-            </w:r>
-          </w:p>
-        </w:tc>
-        <w:tc>
-          <w:tcPr>
-            <w:tcW w:w="600" w:type="pct"/>
-            <w:tcBorders>
-              <w:top w:val="none" w:sz="0" w:space="0" w:color="FFFFFF"/>
-              <w:left w:val="none" w:sz="0" w:space="0" w:color="FFFFFF"/>
-              <w:bottom w:val="none" w:sz="0" w:space="0" w:color="FFFFFF"/>
-              <w:right w:val="none" w:sz="0" w:space="0" w:color="FFFFFF"/>
-            </w:tcBorders>
-            <w:tcMar>
-              <w:top w:w="50" w:type="dxa"/>
-              <w:left w:w="80" w:type="dxa"/>
-              <w:bottom w:w="50" w:type="dxa"/>
-              <w:right w:w="80" w:type="dxa"/>
-            </w:tcMar>
-            <w:vAlign w:val="center"/>
-          </w:tcPr>
-          <w:p>
-            <w:pPr>
-              <w:jc w:val="center"/>
-            </w:pPr>
-            <w:r>
-              <w:rPr>
-                <w:sz w:val="21"/>
-                <w:szCs w:val="21"/>
-              </w:rPr>
-              <w:t>关闭</w:t>
-            </w:r>
-          </w:p>
-        </w:tc>
-      </w:tr>
-      <w:tr>
-        <w:tblPrEx>
-          <w:tblCellMar>
-            <w:top w:w="0" w:type="dxa"/>
-            <w:bottom w:w="0" w:type="dxa"/>
-          </w:tblCellMar>
-        </w:tblPrEx>
-        <w:trPr>
-          <w:cantSplit/>
-        </w:trPr>
-        <w:tc>
-          <w:tcPr>
-            <w:tcW w:w="1100" w:type="pct"/>
-            <w:tcBorders>
-              <w:top w:val="none" w:sz="0" w:space="0" w:color="FFFFFF"/>
-              <w:left w:val="none" w:sz="0" w:space="0" w:color="FFFFFF"/>
-              <w:bottom w:val="none" w:sz="0" w:space="0" w:color="FFFFFF"/>
-              <w:right w:val="none" w:sz="0" w:space="0" w:color="FFFFFF"/>
-            </w:tcBorders>
-            <w:tcMar>
-              <w:top w:w="50" w:type="dxa"/>
-              <w:left w:w="80" w:type="dxa"/>
-              <w:bottom w:w="50" w:type="dxa"/>
-              <w:right w:w="80" w:type="dxa"/>
-            </w:tcMar>
-            <w:vAlign w:val="center"/>
-          </w:tcPr>
-          <w:p>
-            <w:r>
-              <w:rPr>
-                <w:sz w:val="21"/>
-                <w:szCs w:val="21"/>
-              </w:rPr>
-              <w:t xml:space="preserve">max </w:t>
-            </w:r>
-            <w:r>
-              <w:rPr>
-                <w:sz w:val="21"/>
-                <w:szCs w:val="21"/>
-              </w:rPr>
-              <w:t>组合</w:t>
-            </w:r>
-          </w:p>
-        </w:tc>
-        <w:tc>
-          <w:tcPr>
-            <w:tcW w:w="800" w:type="pct"/>
-            <w:tcBorders>
-              <w:top w:val="none" w:sz="0" w:space="0" w:color="FFFFFF"/>
-              <w:left w:val="none" w:sz="0" w:space="0" w:color="FFFFFF"/>
-              <w:bottom w:val="none" w:sz="0" w:space="0" w:color="FFFFFF"/>
-              <w:right w:val="none" w:sz="0" w:space="0" w:color="FFFFFF"/>
-            </w:tcBorders>
-            <w:tcMar>
-              <w:top w:w="50" w:type="dxa"/>
-              <w:left w:w="80" w:type="dxa"/>
-              <w:bottom w:w="50" w:type="dxa"/>
-              <w:right w:w="80" w:type="dxa"/>
-            </w:tcMar>
-            <w:vAlign w:val="center"/>
-          </w:tcPr>
-          <w:p>
-            <w:pPr>
-              <w:jc w:val="center"/>
-            </w:pPr>
-            <w:r>
-              <w:rPr>
-                <w:sz w:val="21"/>
-                <w:szCs w:val="21"/>
-              </w:rPr>
-              <w:t>I088</w:t>
-            </w:r>
-          </w:p>
-        </w:tc>
-        <w:tc>
-          <w:tcPr>
-            <w:tcW w:w="2000" w:type="pct"/>
-            <w:tcBorders>
-              <w:top w:val="none" w:sz="0" w:space="0" w:color="FFFFFF"/>
-              <w:left w:val="none" w:sz="0" w:space="0" w:color="FFFFFF"/>
-              <w:bottom w:val="none" w:sz="0" w:space="0" w:color="FFFFFF"/>
-              <w:right w:val="none" w:sz="0" w:space="0" w:color="FFFFFF"/>
-            </w:tcBorders>
-            <w:tcMar>
-              <w:top w:w="50" w:type="dxa"/>
-              <w:left w:w="80" w:type="dxa"/>
-              <w:bottom w:w="50" w:type="dxa"/>
-              <w:right w:w="80" w:type="dxa"/>
-            </w:tcMar>
-            <w:vAlign w:val="center"/>
-          </w:tcPr>
-          <w:p>
-            <w:pPr>
-              <w:jc w:val="center"/>
-            </w:pPr>
-            <w:r>
-              <w:rPr>
-                <w:sz w:val="21"/>
-                <w:szCs w:val="21"/>
-              </w:rPr>
-              <w:t>−</w:t>
-            </w:r>
-            <w:r>
-              <w:rPr>
-                <w:sz w:val="21"/>
-                <w:szCs w:val="21"/>
-              </w:rPr>
-              <w:t>0.0411</w:t>
-            </w:r>
-          </w:p>
-        </w:tc>
-        <w:tc>
-          <w:tcPr>
-            <w:tcW w:w="600" w:type="pct"/>
-            <w:tcBorders>
-              <w:top w:val="none" w:sz="0" w:space="0" w:color="FFFFFF"/>
-              <w:left w:val="none" w:sz="0" w:space="0" w:color="FFFFFF"/>
-              <w:bottom w:val="none" w:sz="0" w:space="0" w:color="FFFFFF"/>
-              <w:right w:val="none" w:sz="0" w:space="0" w:color="FFFFFF"/>
-            </w:tcBorders>
-            <w:tcMar>
-              <w:top w:w="50" w:type="dxa"/>
-              <w:left w:w="80" w:type="dxa"/>
-              <w:bottom w:w="50" w:type="dxa"/>
-              <w:right w:w="80" w:type="dxa"/>
-            </w:tcMar>
-            <w:vAlign w:val="center"/>
-          </w:tcPr>
-          <w:p>
-            <w:pPr>
-              <w:jc w:val="center"/>
-            </w:pPr>
-            <w:r>
-              <w:rPr>
-                <w:sz w:val="21"/>
-                <w:szCs w:val="21"/>
-              </w:rPr>
-              <w:t>关闭</w:t>
-            </w:r>
-          </w:p>
-        </w:tc>
-      </w:tr>
-      <w:tr>
-        <w:tblPrEx>
-          <w:tblCellMar>
-            <w:top w:w="0" w:type="dxa"/>
-            <w:bottom w:w="0" w:type="dxa"/>
-          </w:tblCellMar>
-        </w:tblPrEx>
-        <w:trPr>
-          <w:cantSplit/>
-        </w:trPr>
-        <w:tc>
-          <w:tcPr>
-            <w:tcW w:w="1100" w:type="pct"/>
+            <w:tcW w:w="1200" w:type="pct"/>
             <w:tcBorders>
               <w:top w:val="none" w:sz="0" w:space="0" w:color="FFFFFF"/>
               <w:left w:val="none" w:sz="0" w:space="0" w:color="FFFFFF"/>
@@ -21029,7 +20467,7 @@
         </w:tc>
         <w:tc>
           <w:tcPr>
-            <w:tcW w:w="800" w:type="pct"/>
+            <w:tcW w:w="2600" w:type="pct"/>
             <w:tcBorders>
               <w:top w:val="none" w:sz="0" w:space="0" w:color="FFFFFF"/>
               <w:left w:val="none" w:sz="0" w:space="0" w:color="FFFFFF"/>
@@ -21053,13 +20491,20 @@
                 <w:sz w:val="21"/>
                 <w:szCs w:val="21"/>
               </w:rPr>
-              <w:t>I089</w:t>
+              <w:t>−</w:t>
+            </w:r>
+            <w:r>
+              <w:rPr>
+                <w:sz w:val="21"/>
+                <w:szCs w:val="21"/>
+              </w:rPr>
+              <w:t>0.0073</w:t>
             </w:r>
           </w:p>
         </w:tc>
         <w:tc>
           <w:tcPr>
-            <w:tcW w:w="2000" w:type="pct"/>
+            <w:tcW w:w="700" w:type="pct"/>
             <w:tcBorders>
               <w:top w:val="none" w:sz="0" w:space="0" w:color="FFFFFF"/>
               <w:left w:val="none" w:sz="0" w:space="0" w:color="FFFFFF"/>
@@ -21083,43 +20528,6 @@
                 <w:sz w:val="21"/>
                 <w:szCs w:val="21"/>
               </w:rPr>
-              <w:t>−</w:t>
-            </w:r>
-            <w:r>
-              <w:rPr>
-                <w:sz w:val="21"/>
-                <w:szCs w:val="21"/>
-              </w:rPr>
-              <w:t>0.0073</w:t>
-            </w:r>
-          </w:p>
-        </w:tc>
-        <w:tc>
-          <w:tcPr>
-            <w:tcW w:w="600" w:type="pct"/>
-            <w:tcBorders>
-              <w:top w:val="none" w:sz="0" w:space="0" w:color="FFFFFF"/>
-              <w:left w:val="none" w:sz="0" w:space="0" w:color="FFFFFF"/>
-              <w:bottom w:val="single" w:sz="12" w:space="0" w:color="000000"/>
-              <w:right w:val="none" w:sz="0" w:space="0" w:color="FFFFFF"/>
-            </w:tcBorders>
-            <w:tcMar>
-              <w:top w:w="50" w:type="dxa"/>
-              <w:left w:w="80" w:type="dxa"/>
-              <w:bottom w:w="50" w:type="dxa"/>
-              <w:right w:w="80" w:type="dxa"/>
-            </w:tcMar>
-            <w:vAlign w:val="center"/>
-          </w:tcPr>
-          <w:p>
-            <w:pPr>
-              <w:jc w:val="center"/>
-            </w:pPr>
-            <w:r>
-              <w:rPr>
-                <w:sz w:val="21"/>
-                <w:szCs w:val="21"/>
-              </w:rPr>
               <w:t>关闭</w:t>
             </w:r>
           </w:p>
@@ -21178,7 +20586,7 @@
         <w:pageBreakBefore/>
         <w:spacing w:before="0" w:after="240"/>
       </w:pPr>
-      <w:bookmarkStart w:id="28" w:name="_Toc240817768"/>
+      <w:bookmarkStart w:id="28" w:name="_Toc241140377"/>
       <w:r>
         <w:t>第</w:t>
       </w:r>
@@ -21195,7 +20603,7 @@
         <w:pStyle w:val="2"/>
         <w:keepNext/>
       </w:pPr>
-      <w:bookmarkStart w:id="29" w:name="_Toc240817769"/>
+      <w:bookmarkStart w:id="29" w:name="_Toc241140378"/>
       <w:r>
         <w:t>6.1</w:t>
       </w:r>
@@ -21222,13 +20630,7 @@
         <w:t xml:space="preserve"> AUC 0.8647</w:t>
       </w:r>
       <w:r>
-        <w:t>，相对双路径基线</w:t>
-      </w:r>
-      <w:r>
-        <w:t xml:space="preserve"> C011a</w:t>
-      </w:r>
-      <w:r>
-        <w:t>（</w:t>
+        <w:t>，相对双路径基线（</w:t>
       </w:r>
       <w:r>
         <w:t>0.4453</w:t>
@@ -21246,19 +20648,7 @@
         <w:t xml:space="preserve"> 0/1 </w:t>
       </w:r>
       <w:r>
-        <w:t>提交约束，最优二值提交由</w:t>
-      </w:r>
-      <w:r>
-        <w:t xml:space="preserve"> I065 </w:t>
-      </w:r>
-      <w:r>
-        <w:t>流程生成，全量重训版本（</w:t>
-      </w:r>
-      <w:r>
-        <w:t>I081</w:t>
-      </w:r>
-      <w:r>
-        <w:t>）将语言模型分支的训练数据从</w:t>
+        <w:t>提交约束，最优二值提交由逐标签阈值搜索流程生成，全量重训版本将语言模型分支的训练数据从</w:t>
       </w:r>
       <w:r>
         <w:t xml:space="preserve"> 80% </w:t>
@@ -21284,7 +20674,7 @@
         <w:pStyle w:val="2"/>
         <w:keepNext/>
       </w:pPr>
-      <w:bookmarkStart w:id="30" w:name="_Toc240817770"/>
+      <w:bookmarkStart w:id="30" w:name="_Toc241140379"/>
       <w:r>
         <w:t>6.2</w:t>
       </w:r>
@@ -21355,7 +20745,7 @@
         <w:pStyle w:val="2"/>
         <w:keepNext/>
       </w:pPr>
-      <w:bookmarkStart w:id="31" w:name="_Toc240817771"/>
+      <w:bookmarkStart w:id="31" w:name="_Toc241140380"/>
       <w:r>
         <w:t>6.3</w:t>
       </w:r>
@@ -21404,7 +20794,7 @@
         <w:spacing w:before="0" w:after="240"/>
         <w:jc w:val="center"/>
       </w:pPr>
-      <w:bookmarkStart w:id="32" w:name="_Toc240817772"/>
+      <w:bookmarkStart w:id="32" w:name="_Toc241140381"/>
       <w:r>
         <w:t>参</w:t>
       </w:r>
@@ -22006,7 +21396,7 @@
         <w:pageBreakBefore/>
         <w:spacing w:before="0" w:after="240"/>
       </w:pPr>
-      <w:bookmarkStart w:id="33" w:name="_Toc240817773"/>
+      <w:bookmarkStart w:id="33" w:name="_Toc241140382"/>
       <w:r>
         <w:t>附录</w:t>
       </w:r>
@@ -22024,31 +21414,19 @@
         <w:jc w:val="both"/>
       </w:pPr>
       <w:r>
-        <w:t>全部实验代码按编号体系组织于</w:t>
+        <w:t>全部实验代码组织于随附代码包</w:t>
       </w:r>
       <w:r>
         <w:t xml:space="preserve"> code/ </w:t>
       </w:r>
       <w:r>
-        <w:t>目录（</w:t>
-      </w:r>
-      <w:r>
-        <w:t xml:space="preserve">B/C/E/I/CK/TC/TCK/T </w:t>
-      </w:r>
-      <w:r>
-        <w:t>等系列，另含</w:t>
+        <w:t>目录（含</w:t>
       </w:r>
       <w:r>
         <w:t xml:space="preserve"> tools </w:t>
       </w:r>
       <w:r>
-        <w:t>工具集），每个脚本对应一次可复现实验，产物写入</w:t>
-      </w:r>
-      <w:r>
-        <w:t xml:space="preserve"> rel/ </w:t>
-      </w:r>
-      <w:r>
-        <w:t>目录并以</w:t>
+        <w:t>工具集），每个脚本对应一次可复现实验，产物以</w:t>
       </w:r>
       <w:r>
         <w:t xml:space="preserve"> JSON </w:t>
@@ -22057,31 +21435,31 @@
         <w:t>报告落盘。本报告最优配置的复现链为：</w:t>
       </w:r>
       <w:r>
-        <w:t>code/tools/train_fast_plm_mlp.py</w:t>
-      </w:r>
-      <w:r>
-        <w:t>（语言模型分支首次训练）、</w:t>
-      </w:r>
-      <w:r>
-        <w:t>code/I/I064-diversity-branches.py</w:t>
-      </w:r>
-      <w:r>
-        <w:t>（三种子集成与融合权重扫描）、</w:t>
-      </w:r>
-      <w:r>
-        <w:t>code/I/I065a-thresholds-and-submit.py</w:t>
-      </w:r>
-      <w:r>
-        <w:t>（逐标签阈值搜索与提交生成）、</w:t>
-      </w:r>
-      <w:r>
-        <w:t>code/I/I081-fulltrain-refit-submit.py</w:t>
-      </w:r>
-      <w:r>
-        <w:t>（全量重训递进提交）。同源比对缓存由</w:t>
-      </w:r>
-      <w:r>
-        <w:t xml:space="preserve"> code/tools/prepare_fasta_and_align.py </w:t>
+        <w:t>tools/train_fast_plm_mlp.py</w:t>
+      </w:r>
+      <w:r>
+        <w:t>（语言模型分支首次训练）</w:t>
+      </w:r>
+      <w:r>
+        <w:t xml:space="preserve">→ </w:t>
+      </w:r>
+      <w:r>
+        <w:t>三种子集成与融合权重扫描脚本</w:t>
+      </w:r>
+      <w:r>
+        <w:t xml:space="preserve"> → </w:t>
+      </w:r>
+      <w:r>
+        <w:t>逐标签阈值搜索与提交生成脚本</w:t>
+      </w:r>
+      <w:r>
+        <w:t xml:space="preserve"> → </w:t>
+      </w:r>
+      <w:r>
+        <w:t>全量重训递进提交脚本（四个脚本随附代码包提供）。同源比对缓存由</w:t>
+      </w:r>
+      <w:r>
+        <w:t xml:space="preserve"> tools/prepare_fasta_and_align.py </w:t>
       </w:r>
       <w:r>
         <w:t>调用</w:t>
@@ -22162,8 +21540,8 @@
       </w:r>
     </w:p>
     <w:sectPr>
-      <w:headerReference w:type="default" r:id="rId19"/>
-      <w:footerReference w:type="default" r:id="rId20"/>
+      <w:headerReference w:type="default" r:id="rId20"/>
+      <w:footerReference w:type="default" r:id="rId21"/>
       <w:pgSz w:w="11906" w:h="16838"/>
       <w:pgMar w:top="2098" w:right="1418" w:bottom="2268" w:left="1418" w:header="1531" w:footer="1701" w:gutter="0"/>
       <w:pgNumType w:start="1"/>
@@ -22391,10 +21769,10 @@
 <file path=word/numbering.xml><?xml version="1.0" encoding="utf-8"?>
 <w:numbering xmlns:wpc="http://schemas.microsoft.com/office/word/2010/wordprocessingCanvas" xmlns:cx="http://schemas.microsoft.com/office/drawing/2014/chartex" xmlns:cx1="http://schemas.microsoft.com/office/drawing/2015/9/8/chartex" xmlns:cx2="http://schemas.microsoft.com/office/drawing/2015/10/21/chartex" xmlns:cx3="http://schemas.microsoft.com/office/drawing/2016/5/9/chartex" xmlns:cx4="http://schemas.microsoft.com/office/drawing/2016/5/10/chartex" xmlns:cx5="http://schemas.microsoft.com/office/drawing/2016/5/11/chartex" xmlns:cx6="http://schemas.microsoft.com/office/drawing/2016/5/12/chartex" xmlns:cx7="http://schemas.microsoft.com/office/drawing/2016/5/13/chartex" xmlns:cx8="http://schemas.microsoft.com/office/drawing/2016/5/14/chartex" xmlns:mc="http://schemas.openxmlformats.org/markup-compatibility/2006" xmlns:aink="http://schemas.microsoft.com/office/drawing/2016/ink" xmlns:am3d="http://schemas.microsoft.com/office/drawing/2017/model3d" xmlns:o="urn:schemas-microsoft-com:office:office" xmlns:oel="http://schemas.microsoft.com/office/2019/extlst" xmlns:r="http://schemas.openxmlformats.org/officeDocument/2006/relationships" xmlns:m="http://schemas.openxmlformats.org/officeDocument/2006/math" xmlns:v="urn:schemas-microsoft-com:vml" xmlns:wp14="http://schemas.microsoft.com/office/word/2010/wordprocessingDrawing" xmlns:wp="http://schemas.openxmlformats.org/drawingml/2006/wordprocessingDrawing" xmlns:w10="urn:schemas-microsoft-com:office:word" xmlns:w="http://schemas.openxmlformats.org/wordprocessingml/2006/main" xmlns:w14="http://schemas.microsoft.com/office/word/2010/wordml" xmlns:w15="http://schemas.microsoft.com/office/word/2012/wordml" xmlns:w16cex="http://schemas.microsoft.com/office/word/2018/wordml/cex" xmlns:w16cid="http://schemas.microsoft.com/office/word/2016/wordml/cid" xmlns:w16="http://schemas.microsoft.com/office/word/2018/wordml" xmlns:w16du="http://schemas.microsoft.com/office/word/2023/wordml/word16du" xmlns:w16sdtdh="http://schemas.microsoft.com/office/word/2020/wordml/sdtdatahash" xmlns:w16sdtfl="http://schemas.microsoft.com/office/word/2024/wordml/sdtformatlock" xmlns:w16se="http://schemas.microsoft.com/office/word/2015/wordml/symex" xmlns:wpg="http://schemas.microsoft.com/office/word/2010/wordprocessingGroup" xmlns:wpi="http://schemas.microsoft.com/office/word/2010/wordprocessingInk" xmlns:wne="http://schemas.microsoft.com/office/word/2006/wordml" xmlns:wps="http://schemas.microsoft.com/office/word/2010/wordprocessingShape" mc:Ignorable="w14 w15 w16se w16cid w16 w16cex w16sdtdh w16sdtfl w16du wp14">
   <w:abstractNum w:abstractNumId="0" w15:restartNumberingAfterBreak="0">
-    <w:nsid w:val="11DF4018"/>
+    <w:nsid w:val="13B23EFE"/>
     <w:multiLevelType w:val="hybridMultilevel"/>
-    <w:tmpl w:val="02FCF190"/>
-    <w:lvl w:ilvl="0" w:tplc="C06EF75A">
+    <w:tmpl w:val="CE3C54B2"/>
+    <w:lvl w:ilvl="0" w:tplc="C4EAF338">
       <w:start w:val="1"/>
       <w:numFmt w:val="bullet"/>
       <w:lvlText w:val="●"/>
@@ -22403,7 +21781,7 @@
         <w:ind w:left="720" w:hanging="360"/>
       </w:pPr>
     </w:lvl>
-    <w:lvl w:ilvl="1" w:tplc="DD72FF8A">
+    <w:lvl w:ilvl="1" w:tplc="466E3DEA">
       <w:start w:val="1"/>
       <w:numFmt w:val="bullet"/>
       <w:lvlText w:val="○"/>
@@ -22412,7 +21790,7 @@
         <w:ind w:left="1440" w:hanging="360"/>
       </w:pPr>
     </w:lvl>
-    <w:lvl w:ilvl="2" w:tplc="DE0E5518">
+    <w:lvl w:ilvl="2" w:tplc="B16C07E8">
       <w:start w:val="1"/>
       <w:numFmt w:val="bullet"/>
       <w:lvlText w:val="■"/>
@@ -22421,7 +21799,7 @@
         <w:ind w:left="2160" w:hanging="360"/>
       </w:pPr>
     </w:lvl>
-    <w:lvl w:ilvl="3" w:tplc="FA344F5E">
+    <w:lvl w:ilvl="3" w:tplc="D17CF75E">
       <w:start w:val="1"/>
       <w:numFmt w:val="bullet"/>
       <w:lvlText w:val="●"/>
@@ -22430,7 +21808,7 @@
         <w:ind w:left="2880" w:hanging="360"/>
       </w:pPr>
     </w:lvl>
-    <w:lvl w:ilvl="4" w:tplc="54ACCB1A">
+    <w:lvl w:ilvl="4" w:tplc="8576AA88">
       <w:start w:val="1"/>
       <w:numFmt w:val="bullet"/>
       <w:lvlText w:val="○"/>
@@ -22439,7 +21817,7 @@
         <w:ind w:left="3600" w:hanging="360"/>
       </w:pPr>
     </w:lvl>
-    <w:lvl w:ilvl="5" w:tplc="1FE2618A">
+    <w:lvl w:ilvl="5" w:tplc="D9004FBC">
       <w:start w:val="1"/>
       <w:numFmt w:val="bullet"/>
       <w:lvlText w:val="■"/>
@@ -22448,7 +21826,7 @@
         <w:ind w:left="4320" w:hanging="360"/>
       </w:pPr>
     </w:lvl>
-    <w:lvl w:ilvl="6" w:tplc="67F4772E">
+    <w:lvl w:ilvl="6" w:tplc="6FA4404A">
       <w:start w:val="1"/>
       <w:numFmt w:val="bullet"/>
       <w:lvlText w:val="●"/>
@@ -22457,7 +21835,7 @@
         <w:ind w:left="5040" w:hanging="360"/>
       </w:pPr>
     </w:lvl>
-    <w:lvl w:ilvl="7" w:tplc="96581526">
+    <w:lvl w:ilvl="7" w:tplc="E096853C">
       <w:start w:val="1"/>
       <w:numFmt w:val="bullet"/>
       <w:lvlText w:val="●"/>
@@ -22466,7 +21844,7 @@
         <w:ind w:left="5760" w:hanging="360"/>
       </w:pPr>
     </w:lvl>
-    <w:lvl w:ilvl="8" w:tplc="D87EDC32">
+    <w:lvl w:ilvl="8" w:tplc="DA488EE6">
       <w:start w:val="1"/>
       <w:numFmt w:val="bullet"/>
       <w:lvlText w:val="●"/>
@@ -22476,7 +21854,7 @@
       </w:pPr>
     </w:lvl>
   </w:abstractNum>
-  <w:num w:numId="1" w16cid:durableId="933826288">
+  <w:num w:numId="1" w16cid:durableId="432868849">
     <w:abstractNumId w:val="0"/>
     <w:lvlOverride w:ilvl="0">
       <w:startOverride w:val="1"/>
@@ -23112,7 +22490,7 @@
     <w:autoRedefine/>
     <w:uiPriority w:val="39"/>
     <w:unhideWhenUsed/>
-    <w:rsid w:val="00463D10"/>
+    <w:rsid w:val="007E1C5A"/>
   </w:style>
   <w:style w:type="paragraph" w:styleId="TOC2">
     <w:name w:val="toc 2"/>
@@ -23121,7 +22499,7 @@
     <w:autoRedefine/>
     <w:uiPriority w:val="39"/>
     <w:unhideWhenUsed/>
-    <w:rsid w:val="00463D10"/>
+    <w:rsid w:val="007E1C5A"/>
     <w:pPr>
       <w:ind w:leftChars="200" w:left="420"/>
     </w:pPr>
@@ -23132,7 +22510,7 @@
     <w:link w:val="ad"/>
     <w:uiPriority w:val="99"/>
     <w:unhideWhenUsed/>
-    <w:rsid w:val="00463D10"/>
+    <w:rsid w:val="007E1C5A"/>
     <w:pPr>
       <w:tabs>
         <w:tab w:val="center" w:pos="4153"/>
@@ -23152,7 +22530,7 @@
     <w:basedOn w:val="a0"/>
     <w:link w:val="ac"/>
     <w:uiPriority w:val="99"/>
-    <w:rsid w:val="00463D10"/>
+    <w:rsid w:val="007E1C5A"/>
     <w:rPr>
       <w:sz w:val="18"/>
       <w:szCs w:val="18"/>
@@ -23164,7 +22542,7 @@
     <w:link w:val="af"/>
     <w:uiPriority w:val="99"/>
     <w:unhideWhenUsed/>
-    <w:rsid w:val="00463D10"/>
+    <w:rsid w:val="007E1C5A"/>
     <w:pPr>
       <w:tabs>
         <w:tab w:val="center" w:pos="4153"/>
@@ -23183,7 +22561,7 @@
     <w:basedOn w:val="a0"/>
     <w:link w:val="ae"/>
     <w:uiPriority w:val="99"/>
-    <w:rsid w:val="00463D10"/>
+    <w:rsid w:val="007E1C5A"/>
     <w:rPr>
       <w:sz w:val="18"/>
       <w:szCs w:val="18"/>
